--- a/manuscript/RustyClean_Manuscript_Draft.docx
+++ b/manuscript/RustyClean_Manuscript_Draft.docx
@@ -2,7 +2,7 @@
 <file path=word/document.xml><?xml version="1.0" encoding="utf-8"?>
 <w:document xmlns:w="http://schemas.openxmlformats.org/wordprocessingml/2006/main" xmlns:m="http://schemas.openxmlformats.org/officeDocument/2006/math" xmlns:r="http://schemas.openxmlformats.org/officeDocument/2006/relationships" xmlns:o="urn:schemas-microsoft-com:office:office" xmlns:v="urn:schemas-microsoft-com:vml" xmlns:w10="urn:schemas-microsoft-com:office:word" xmlns:a="http://schemas.openxmlformats.org/drawingml/2006/main" xmlns:pic="http://schemas.openxmlformats.org/drawingml/2006/picture" xmlns:wp="http://schemas.openxmlformats.org/drawingml/2006/wordprocessingDrawing">
   <w:body>
-    <w:bookmarkStart w:id="68" w:name="X1f41abe522e2527c906708466c70b4418eacb53"/>
+    <w:bookmarkStart w:id="54" w:name="X1f41abe522e2527c906708466c70b4418eacb53"/>
     <w:p>
       <w:pPr>
         <w:pStyle w:val="Heading1"/>
@@ -219,73 +219,73 @@
         <w:t xml:space="preserve"> </w:t>
       </w:r>
       <w:r>
-        <w:t xml:space="preserve">4.8 GB, 3.4-fold below the legacy Kraken2-based path, though</w:t>
-      </w:r>
-      <w:r>
-        <w:t xml:space="preserve"> </w:t>
-      </w:r>
-      <w:r>
-        <w:t xml:space="preserve">above KneadData’s 1.2 GB. Sample-level parallelism scaled</w:t>
-      </w:r>
-      <w:r>
-        <w:t xml:space="preserve"> </w:t>
-      </w:r>
-      <w:r>
-        <w:t xml:space="preserve">near-linearly (7.84× on 8 workers, 98% parallel efficiency) with a</w:t>
-      </w:r>
-      <w:r>
-        <w:t xml:space="preserve"> </w:t>
-      </w:r>
-      <w:r>
-        <w:t xml:space="preserve">flat per-worker memory footprint, because all workers share a single</w:t>
-      </w:r>
-      <w:r>
-        <w:t xml:space="preserve"> </w:t>
-      </w:r>
-      <w:r>
-        <w:t xml:space="preserve">memory-mapped copy of the index. Because deacon’s published prebuilt indexes</w:t>
-      </w:r>
-      <w:r>
-        <w:t xml:space="preserve"> </w:t>
-      </w:r>
-      <w:r>
-        <w:t xml:space="preserve">cover human and mouse only, we built and validated species-matched</w:t>
-      </w:r>
-      <w:r>
-        <w:t xml:space="preserve"> </w:t>
-      </w:r>
-      <w:r>
-        <w:t xml:space="preserve">indexes for human (T2T), monkey, mouse, pig, rat and rice (build time</w:t>
-      </w:r>
-      <w:r>
-        <w:t xml:space="preserve"> </w:t>
-      </w:r>
-      <w:r>
-        <w:t xml:space="preserve">4–52 s each): each species’ own index achieved F1 0.99986–0.99998,</w:t>
-      </w:r>
-      <w:r>
-        <w:t xml:space="preserve"> </w:t>
-      </w:r>
-      <w:r>
-        <w:t xml:space="preserve">whereas the human panhuman-1 index wrongly depleted 46.8% of the</w:t>
-      </w:r>
-      <w:r>
-        <w:t xml:space="preserve"> </w:t>
-      </w:r>
-      <w:r>
-        <w:t xml:space="preserve">microbial reads in monkey-host samples and 97–99.8% in mouse, pig,</w:t>
-      </w:r>
-      <w:r>
-        <w:t xml:space="preserve"> </w:t>
-      </w:r>
-      <w:r>
-        <w:t xml:space="preserve">rat and rice samples, showing that species-matched or pan-host indexes</w:t>
-      </w:r>
-      <w:r>
-        <w:t xml:space="preserve"> </w:t>
-      </w:r>
-      <w:r>
-        <w:t xml:space="preserve">are mandatory outside human. RustyClean is a single Rust binary with</w:t>
+        <w:t xml:space="preserve">4.8 GB, above KneadData’s 1.2 GB but bounded by index size rather</w:t>
+      </w:r>
+      <w:r>
+        <w:t xml:space="preserve"> </w:t>
+      </w:r>
+      <w:r>
+        <w:t xml:space="preserve">than sample size. Sample-level parallelism scaled near-linearly (7.84×</w:t>
+      </w:r>
+      <w:r>
+        <w:t xml:space="preserve"> </w:t>
+      </w:r>
+      <w:r>
+        <w:t xml:space="preserve">on 8 workers, 98% parallel efficiency) with a flat per-worker memory</w:t>
+      </w:r>
+      <w:r>
+        <w:t xml:space="preserve"> </w:t>
+      </w:r>
+      <w:r>
+        <w:t xml:space="preserve">footprint, because all workers share a single memory-mapped copy of the</w:t>
+      </w:r>
+      <w:r>
+        <w:t xml:space="preserve"> </w:t>
+      </w:r>
+      <w:r>
+        <w:t xml:space="preserve">index. Because deacon’s published prebuilt indexes cover human and</w:t>
+      </w:r>
+      <w:r>
+        <w:t xml:space="preserve"> </w:t>
+      </w:r>
+      <w:r>
+        <w:t xml:space="preserve">mouse only, we built and validated species-matched indexes for human</w:t>
+      </w:r>
+      <w:r>
+        <w:t xml:space="preserve"> </w:t>
+      </w:r>
+      <w:r>
+        <w:t xml:space="preserve">(T2T), monkey, mouse, pig, rat and rice (build time 4–52 s each):</w:t>
+      </w:r>
+      <w:r>
+        <w:t xml:space="preserve"> </w:t>
+      </w:r>
+      <w:r>
+        <w:t xml:space="preserve">each species’ own index achieved F1 0.99986–0.99998, whereas the</w:t>
+      </w:r>
+      <w:r>
+        <w:t xml:space="preserve"> </w:t>
+      </w:r>
+      <w:r>
+        <w:t xml:space="preserve">human panhuman-1 index wrongly depleted 46.8% of the microbial reads</w:t>
+      </w:r>
+      <w:r>
+        <w:t xml:space="preserve"> </w:t>
+      </w:r>
+      <w:r>
+        <w:t xml:space="preserve">in monkey-host samples and 97–99.8% in mouse, pig, rat and rice</w:t>
+      </w:r>
+      <w:r>
+        <w:t xml:space="preserve"> </w:t>
+      </w:r>
+      <w:r>
+        <w:t xml:space="preserve">samples, showing that species-matched or pan-host indexes are</w:t>
+      </w:r>
+      <w:r>
+        <w:t xml:space="preserve"> </w:t>
+      </w:r>
+      <w:r>
+        <w:t xml:space="preserve">mandatory outside human. RustyClean is a single Rust binary with</w:t>
       </w:r>
       <w:r>
         <w:t xml:space="preserve"> </w:t>
@@ -539,19 +539,13 @@
         <w:t xml:space="preserve"> </w:t>
       </w:r>
       <w:r>
-        <w:t xml:space="preserve">against 209–582 minutes for alignment-based tools, and 0.3 GB against</w:t>
-      </w:r>
-      <w:r>
-        <w:t xml:space="preserve"> </w:t>
-      </w:r>
-      <w:r>
-        <w:t xml:space="preserve">~18 GB to index the human genome — and that its advantage is most</w:t>
-      </w:r>
-      <w:r>
-        <w:t xml:space="preserve"> </w:t>
-      </w:r>
-      <w:r>
-        <w:t xml:space="preserve">pronounced under high contamination (90%).</w:t>
+        <w:t xml:space="preserve">against 209–582 minutes for alignment-based tools — and that its</w:t>
+      </w:r>
+      <w:r>
+        <w:t xml:space="preserve"> </w:t>
+      </w:r>
+      <w:r>
+        <w:t xml:space="preserve">advantage is most pronounced under high contamination (90%).</w:t>
       </w:r>
     </w:p>
     <w:p>
@@ -559,85 +553,103 @@
         <w:pStyle w:val="BodyText"/>
       </w:pPr>
       <w:r>
-        <w:t xml:space="preserve">That benchmark motivated a natural engineering question: if Kraken2 is</w:t>
-      </w:r>
-      <w:r>
-        <w:t xml:space="preserve"> </w:t>
-      </w:r>
-      <w:r>
-        <w:t xml:space="preserve">both accurate enough and dramatically faster for host depletion, can it</w:t>
-      </w:r>
-      <w:r>
-        <w:t xml:space="preserve"> </w:t>
-      </w:r>
-      <w:r>
-        <w:t xml:space="preserve">replace the alignment step in production pipelines? Our initial answer</w:t>
-      </w:r>
-      <w:r>
-        <w:t xml:space="preserve"> </w:t>
-      </w:r>
-      <w:r>
-        <w:t xml:space="preserve">was a straightforward substitution. KneadData (McIver et al., 2018),</w:t>
-      </w:r>
-      <w:r>
-        <w:t xml:space="preserve"> </w:t>
-      </w:r>
-      <w:r>
-        <w:t xml:space="preserve">the de facto standard, chains Trimmomatic for quality control, Tandem</w:t>
-      </w:r>
-      <w:r>
-        <w:t xml:space="preserve"> </w:t>
-      </w:r>
-      <w:r>
-        <w:t xml:space="preserve">Repeat Finder for repeat masking, and Bowtie2 for host alignment,</w:t>
-      </w:r>
-      <w:r>
-        <w:t xml:space="preserve"> </w:t>
-      </w:r>
-      <w:r>
-        <w:t xml:space="preserve">orchestrated by a Python wrapper. We replaced this with a two-stage</w:t>
-      </w:r>
-      <w:r>
-        <w:t xml:space="preserve"> </w:t>
-      </w:r>
-      <w:r>
-        <w:t xml:space="preserve">pipeline — fastp for quality control and Kraken2 for host depletion</w:t>
-      </w:r>
-      <w:r>
-        <w:t xml:space="preserve"> </w:t>
-      </w:r>
-      <w:r>
-        <w:t xml:space="preserve">— implemented as a single Rust binary. That Kraken2-based design is</w:t>
-      </w:r>
-      <w:r>
-        <w:t xml:space="preserve"> </w:t>
-      </w:r>
-      <w:r>
-        <w:t xml:space="preserve">retained in RustyClean as a documented legacy fallback (Section 2.10)</w:t>
-      </w:r>
-      <w:r>
-        <w:t xml:space="preserve"> </w:t>
-      </w:r>
-      <w:r>
-        <w:t xml:space="preserve">and its evaluation is summarised in Section 3.5, but it is no longer</w:t>
-      </w:r>
-      <w:r>
-        <w:t xml:space="preserve"> </w:t>
-      </w:r>
-      <w:r>
-        <w:t xml:space="preserve">the default: its memory footprint (~16 GB resident database) and its</w:t>
-      </w:r>
-      <w:r>
-        <w:t xml:space="preserve"> </w:t>
-      </w:r>
-      <w:r>
-        <w:t xml:space="preserve">host-fraction-dependent failure modes motivated the redesign described</w:t>
-      </w:r>
-      <w:r>
-        <w:t xml:space="preserve"> </w:t>
-      </w:r>
-      <w:r>
-        <w:t xml:space="preserve">below.</w:t>
+        <w:t xml:space="preserve">Most recently, deacon — a minimizer-based sequence filter evaluated</w:t>
+      </w:r>
+      <w:r>
+        <w:t xml:space="preserve"> </w:t>
+      </w:r>
+      <w:r>
+        <w:t xml:space="preserve">against a pangenome index (Constantinides, Lees and Crook, bioRxiv</w:t>
+      </w:r>
+      <w:r>
+        <w:t xml:space="preserve"> </w:t>
+      </w:r>
+      <w:r>
+        <w:t xml:space="preserve">preprint, 2025; not yet peer-reviewed at the time of writing) — was</w:t>
+      </w:r>
+      <w:r>
+        <w:t xml:space="preserve"> </w:t>
+      </w:r>
+      <w:r>
+        <w:t xml:space="preserve">reported to combine near-alignment accuracy with classification-grade</w:t>
+      </w:r>
+      <w:r>
+        <w:t xml:space="preserve"> </w:t>
+      </w:r>
+      <w:r>
+        <w:t xml:space="preserve">speed. Its per-read cost is essentially independent of host fraction:</w:t>
+      </w:r>
+      <w:r>
+        <w:t xml:space="preserve"> </w:t>
+      </w:r>
+      <w:r>
+        <w:t xml:space="preserve">unlike alignment it does not slow down when most reads must be fully</w:t>
+      </w:r>
+      <w:r>
+        <w:t xml:space="preserve"> </w:t>
+      </w:r>
+      <w:r>
+        <w:t xml:space="preserve">aligned, and unlike k-mer classification it does not become fast only</w:t>
+      </w:r>
+      <w:r>
+        <w:t xml:space="preserve"> </w:t>
+      </w:r>
+      <w:r>
+        <w:t xml:space="preserve">when most reads are host. If that behaviour replicates, the classical</w:t>
+      </w:r>
+      <w:r>
+        <w:t xml:space="preserve"> </w:t>
+      </w:r>
+      <w:r>
+        <w:t xml:space="preserve">routing between backends dissolves — but the tool as published is a</w:t>
+      </w:r>
+      <w:r>
+        <w:t xml:space="preserve"> </w:t>
+      </w:r>
+      <w:r>
+        <w:t xml:space="preserve">bare filter, and several problems remain unsolved: it has no</w:t>
+      </w:r>
+      <w:r>
+        <w:t xml:space="preserve"> </w:t>
+      </w:r>
+      <w:r>
+        <w:t xml:space="preserve">verification tier, so a small structural residue of host reads is</w:t>
+      </w:r>
+      <w:r>
+        <w:t xml:space="preserve"> </w:t>
+      </w:r>
+      <w:r>
+        <w:t xml:space="preserve">retained; its officially published prebuilt indexes cover human and</w:t>
+      </w:r>
+      <w:r>
+        <w:t xml:space="preserve"> </w:t>
+      </w:r>
+      <w:r>
+        <w:t xml:space="preserve">mouse only; it performs no quality control and offers no orchestration</w:t>
+      </w:r>
+      <w:r>
+        <w:t xml:space="preserve"> </w:t>
+      </w:r>
+      <w:r>
+        <w:t xml:space="preserve">for cohort-scale sample processing; and it ships no decision logic for</w:t>
+      </w:r>
+      <w:r>
+        <w:t xml:space="preserve"> </w:t>
+      </w:r>
+      <w:r>
+        <w:t xml:space="preserve">deciding when an expensive verification pass is worth its cost.</w:t>
+      </w:r>
+      <w:r>
+        <w:t xml:space="preserve"> </w:t>
+      </w:r>
+      <w:r>
+        <w:t xml:space="preserve">Resolving those gaps, rather than re-implementing the filter, is the</w:t>
+      </w:r>
+      <w:r>
+        <w:t xml:space="preserve"> </w:t>
+      </w:r>
+      <w:r>
+        <w:t xml:space="preserve">subject of this paper.</w:t>
       </w:r>
     </w:p>
     <w:p>
@@ -645,123 +657,7 @@
         <w:pStyle w:val="BodyText"/>
       </w:pPr>
       <w:r>
-        <w:t xml:space="preserve">Most recently, deacon — a minimizer-based sequence filter evaluated</w:t>
-      </w:r>
-      <w:r>
-        <w:t xml:space="preserve"> </w:t>
-      </w:r>
-      <w:r>
-        <w:t xml:space="preserve">against a pangenome index (Constantinides, Lees and Crook, bioRxiv</w:t>
-      </w:r>
-      <w:r>
-        <w:t xml:space="preserve"> </w:t>
-      </w:r>
-      <w:r>
-        <w:t xml:space="preserve">preprint, 2025; not yet peer-reviewed at the time of writing) — was</w:t>
-      </w:r>
-      <w:r>
-        <w:t xml:space="preserve"> </w:t>
-      </w:r>
-      <w:r>
-        <w:t xml:space="preserve">reported to combine near-alignment accuracy with classification-grade</w:t>
-      </w:r>
-      <w:r>
-        <w:t xml:space="preserve"> </w:t>
-      </w:r>
-      <w:r>
-        <w:t xml:space="preserve">speed. Its per-read cost is essentially independent of host fraction:</w:t>
-      </w:r>
-      <w:r>
-        <w:t xml:space="preserve"> </w:t>
-      </w:r>
-      <w:r>
-        <w:t xml:space="preserve">unlike alignment it does not slow down when most reads must be fully</w:t>
-      </w:r>
-      <w:r>
-        <w:t xml:space="preserve"> </w:t>
-      </w:r>
-      <w:r>
-        <w:t xml:space="preserve">aligned, and unlike k-mer classification it does not become fast only</w:t>
-      </w:r>
-      <w:r>
-        <w:t xml:space="preserve"> </w:t>
-      </w:r>
-      <w:r>
-        <w:t xml:space="preserve">when most reads are host. If that behaviour replicates, the classical</w:t>
-      </w:r>
-      <w:r>
-        <w:t xml:space="preserve"> </w:t>
-      </w:r>
-      <w:r>
-        <w:t xml:space="preserve">routing between backends dissolves — but the tool as published is a</w:t>
-      </w:r>
-      <w:r>
-        <w:t xml:space="preserve"> </w:t>
-      </w:r>
-      <w:r>
-        <w:t xml:space="preserve">bare filter, and several problems remain unsolved: it has no</w:t>
-      </w:r>
-      <w:r>
-        <w:t xml:space="preserve"> </w:t>
-      </w:r>
-      <w:r>
-        <w:t xml:space="preserve">verification tier, so a small structural residue of host reads is</w:t>
-      </w:r>
-      <w:r>
-        <w:t xml:space="preserve"> </w:t>
-      </w:r>
-      <w:r>
-        <w:t xml:space="preserve">retained; its officially published prebuilt indexes cover human and</w:t>
-      </w:r>
-      <w:r>
-        <w:t xml:space="preserve"> </w:t>
-      </w:r>
-      <w:r>
-        <w:t xml:space="preserve">mouse only; it performs no quality control and offers no orchestration</w:t>
-      </w:r>
-      <w:r>
-        <w:t xml:space="preserve"> </w:t>
-      </w:r>
-      <w:r>
-        <w:t xml:space="preserve">for cohort-scale sample processing; and it ships no decision logic for</w:t>
-      </w:r>
-      <w:r>
-        <w:t xml:space="preserve"> </w:t>
-      </w:r>
-      <w:r>
-        <w:t xml:space="preserve">deciding when an expensive verification pass is worth its cost.</w:t>
-      </w:r>
-      <w:r>
-        <w:t xml:space="preserve"> </w:t>
-      </w:r>
-      <w:r>
-        <w:t xml:space="preserve">Resolving those gaps, rather than re-implementing the filter, is the</w:t>
-      </w:r>
-      <w:r>
-        <w:t xml:space="preserve"> </w:t>
-      </w:r>
-      <w:r>
-        <w:t xml:space="preserve">subject of this paper.</w:t>
-      </w:r>
-    </w:p>
-    <w:p>
-      <w:pPr>
-        <w:pStyle w:val="BodyText"/>
-      </w:pPr>
-      <w:r>
-        <w:t xml:space="preserve">Two findings from the initial Kraken2-based design carry over, and a</w:t>
-      </w:r>
-      <w:r>
-        <w:t xml:space="preserve"> </w:t>
-      </w:r>
-      <w:r>
-        <w:t xml:space="preserve">third is added by the minimizer-based redesign; together they define</w:t>
-      </w:r>
-      <w:r>
-        <w:t xml:space="preserve"> </w:t>
-      </w:r>
-      <w:r>
-        <w:t xml:space="preserve">the contribution of this paper.</w:t>
+        <w:t xml:space="preserve">Two findings define the contribution of this paper.</w:t>
       </w:r>
     </w:p>
     <w:p>
@@ -773,129 +669,55 @@
           <w:b/>
           <w:bCs/>
         </w:rPr>
-        <w:t xml:space="preserve">First, the efficiency advantage of any single classical backend is</w:t>
-      </w:r>
+        <w:t xml:space="preserve">First, the false negative rate is not uniformly acceptable.</w:t>
+      </w:r>
+      <w:r>
+        <w:t xml:space="preserve"> </w:t>
+      </w:r>
+      <w:r>
+        <w:t xml:space="preserve">At high</w:t>
+      </w:r>
+      <w:r>
+        <w:t xml:space="preserve"> </w:t>
+      </w:r>
+      <w:r>
+        <w:t xml:space="preserve">host fractions, the residual host retained by k-mer classification —</w:t>
+      </w:r>
+      <w:r>
+        <w:t xml:space="preserve"> </w:t>
+      </w:r>
+      <w:r>
+        <w:t xml:space="preserve">and, at a much smaller level, by minimizer depletion — becomes large</w:t>
+      </w:r>
+      <w:r>
+        <w:t xml:space="preserve"> </w:t>
+      </w:r>
+      <w:r>
+        <w:t xml:space="preserve">in absolute terms even when its rate is modest, because the pool of</w:t>
+      </w:r>
+      <w:r>
+        <w:t xml:space="preserve"> </w:t>
+      </w:r>
+      <w:r>
+        <w:t xml:space="preserve">host reads is large. In this regime, Tier-1 depletion alone does not</w:t>
+      </w:r>
+      <w:r>
+        <w:t xml:space="preserve"> </w:t>
+      </w:r>
+      <w:r>
+        <w:t xml:space="preserve">deliver a sufficiently clean library.</w:t>
+      </w:r>
+    </w:p>
+    <w:p>
+      <w:pPr>
+        <w:pStyle w:val="BodyText"/>
+      </w:pPr>
       <w:r>
         <w:rPr>
           <w:b/>
           <w:bCs/>
         </w:rPr>
-        <w:t xml:space="preserve"> </w:t>
-      </w:r>
-      <w:r>
-        <w:rPr>
-          <w:b/>
-          <w:bCs/>
-        </w:rPr>
-        <w:t xml:space="preserve">conditional on host fraction.</w:t>
-      </w:r>
-      <w:r>
-        <w:t xml:space="preserve"> </w:t>
-      </w:r>
-      <w:r>
-        <w:t xml:space="preserve">Kraken2's cost is essentially fixed</w:t>
-      </w:r>
-      <w:r>
-        <w:t xml:space="preserve"> </w:t>
-      </w:r>
-      <w:r>
-        <w:t xml:space="preserve">per read, whereas Bowtie2's cost depends on how many reads must be</w:t>
-      </w:r>
-      <w:r>
-        <w:t xml:space="preserve"> </w:t>
-      </w:r>
-      <w:r>
-        <w:t xml:space="preserve">fully aligned rather than rejected early. At low host fractions,</w:t>
-      </w:r>
-      <w:r>
-        <w:t xml:space="preserve"> </w:t>
-      </w:r>
-      <w:r>
-        <w:t xml:space="preserve">alignment rejects most microbial reads quickly and its index is smaller</w:t>
-      </w:r>
-      <w:r>
-        <w:t xml:space="preserve"> </w:t>
-      </w:r>
-      <w:r>
-        <w:t xml:space="preserve">than a Kraken2 database, so the alignment route is competitive or</w:t>
-      </w:r>
-      <w:r>
-        <w:t xml:space="preserve"> </w:t>
-      </w:r>
-      <w:r>
-        <w:t xml:space="preserve">faster. The advantage inverts as host fraction rises. A pipeline that</w:t>
-      </w:r>
-      <w:r>
-        <w:t xml:space="preserve"> </w:t>
-      </w:r>
-      <w:r>
-        <w:t xml:space="preserve">commits to either method unconditionally is therefore slower than</w:t>
-      </w:r>
-      <w:r>
-        <w:t xml:space="preserve"> </w:t>
-      </w:r>
-      <w:r>
-        <w:t xml:space="preserve">necessary on some fraction of any real cohort.</w:t>
-      </w:r>
-    </w:p>
-    <w:p>
-      <w:pPr>
-        <w:pStyle w:val="BodyText"/>
-      </w:pPr>
-      <w:r>
-        <w:rPr>
-          <w:b/>
-          <w:bCs/>
-        </w:rPr>
-        <w:t xml:space="preserve">Second, the false negative rate is not uniformly acceptable.</w:t>
-      </w:r>
-      <w:r>
-        <w:t xml:space="preserve"> </w:t>
-      </w:r>
-      <w:r>
-        <w:t xml:space="preserve">At</w:t>
-      </w:r>
-      <w:r>
-        <w:t xml:space="preserve"> </w:t>
-      </w:r>
-      <w:r>
-        <w:t xml:space="preserve">high host fractions, the residual host retained by k-mer classification</w:t>
-      </w:r>
-      <w:r>
-        <w:t xml:space="preserve"> </w:t>
-      </w:r>
-      <w:r>
-        <w:t xml:space="preserve">— and, at a much smaller level, by minimizer depletion — becomes</w:t>
-      </w:r>
-      <w:r>
-        <w:t xml:space="preserve"> </w:t>
-      </w:r>
-      <w:r>
-        <w:t xml:space="preserve">large in absolute terms even when its rate is modest, because the pool</w:t>
-      </w:r>
-      <w:r>
-        <w:t xml:space="preserve"> </w:t>
-      </w:r>
-      <w:r>
-        <w:t xml:space="preserve">of host reads is large. In this regime, Tier-1 classification or</w:t>
-      </w:r>
-      <w:r>
-        <w:t xml:space="preserve"> </w:t>
-      </w:r>
-      <w:r>
-        <w:t xml:space="preserve">depletion alone does not deliver a sufficiently clean library.</w:t>
-      </w:r>
-    </w:p>
-    <w:p>
-      <w:pPr>
-        <w:pStyle w:val="BodyText"/>
-      </w:pPr>
-      <w:r>
-        <w:rPr>
-          <w:b/>
-          <w:bCs/>
-        </w:rPr>
-        <w:t xml:space="preserve">Third, minimizer-based depletion dissolves the routing problem but</w:t>
+        <w:t xml:space="preserve">Second, minimizer-based depletion dissolves the routing problem but</w:t>
       </w:r>
       <w:r>
         <w:rPr>
@@ -921,49 +743,37 @@
         <w:t xml:space="preserve"> </w:t>
       </w:r>
       <w:r>
-        <w:t xml:space="preserve">host-fraction-independent, a single Tier-1 backend now suffices across</w:t>
-      </w:r>
-      <w:r>
-        <w:t xml:space="preserve"> </w:t>
-      </w:r>
-      <w:r>
-        <w:t xml:space="preserve">the whole host-fraction spectrum, and the per-sample routing scheme of</w:t>
-      </w:r>
-      <w:r>
-        <w:t xml:space="preserve"> </w:t>
-      </w:r>
-      <w:r>
-        <w:t xml:space="preserve">the original design is needed only as a fallback. What remains is</w:t>
-      </w:r>
-      <w:r>
-        <w:t xml:space="preserve"> </w:t>
-      </w:r>
-      <w:r>
-        <w:t xml:space="preserve">verification-budget allocation: deacon alone leaves a structural</w:t>
-      </w:r>
-      <w:r>
-        <w:t xml:space="preserve"> </w:t>
-      </w:r>
-      <w:r>
-        <w:t xml:space="preserve">residue of host reads (~0.004% of retained output on our panel), and</w:t>
-      </w:r>
-      <w:r>
-        <w:t xml:space="preserve"> </w:t>
-      </w:r>
-      <w:r>
-        <w:t xml:space="preserve">deciding when a Bowtie2 verification pass over the retained reads is</w:t>
-      </w:r>
-      <w:r>
-        <w:t xml:space="preserve"> </w:t>
-      </w:r>
-      <w:r>
-        <w:t xml:space="preserve">worth its cost requires a decision rule that the bare tool does not</w:t>
-      </w:r>
-      <w:r>
-        <w:t xml:space="preserve"> </w:t>
-      </w:r>
-      <w:r>
-        <w:t xml:space="preserve">provide.</w:t>
+        <w:t xml:space="preserve">host-fraction-independent, a single Tier-1 backend suffices across the</w:t>
+      </w:r>
+      <w:r>
+        <w:t xml:space="preserve"> </w:t>
+      </w:r>
+      <w:r>
+        <w:t xml:space="preserve">whole host-fraction spectrum. What remains is verification-budget</w:t>
+      </w:r>
+      <w:r>
+        <w:t xml:space="preserve"> </w:t>
+      </w:r>
+      <w:r>
+        <w:t xml:space="preserve">allocation: deacon alone leaves a structural residue of host reads</w:t>
+      </w:r>
+      <w:r>
+        <w:t xml:space="preserve"> </w:t>
+      </w:r>
+      <w:r>
+        <w:t xml:space="preserve">(~0.004% of retained output on our panel), and deciding when a Bowtie2</w:t>
+      </w:r>
+      <w:r>
+        <w:t xml:space="preserve"> </w:t>
+      </w:r>
+      <w:r>
+        <w:t xml:space="preserve">verification pass over the retained reads is worth its cost requires a</w:t>
+      </w:r>
+      <w:r>
+        <w:t xml:space="preserve"> </w:t>
+      </w:r>
+      <w:r>
+        <w:t xml:space="preserve">decision rule that the bare tool does not provide.</w:t>
       </w:r>
     </w:p>
     <w:p>
@@ -977,13 +787,13 @@
         <w:t xml:space="preserve"> </w:t>
       </w:r>
       <w:r>
-        <w:t xml:space="preserve">default Tier-1 depletion backend behind the existing quality-control</w:t>
-      </w:r>
-      <w:r>
-        <w:t xml:space="preserve"> </w:t>
-      </w:r>
-      <w:r>
-        <w:t xml:space="preserve">and orchestration layers, and it adds an adaptive verification tier:</w:t>
+        <w:t xml:space="preserve">default Tier-1 depletion backend behind a quality-control and</w:t>
+      </w:r>
+      <w:r>
+        <w:t xml:space="preserve"> </w:t>
+      </w:r>
+      <w:r>
+        <w:t xml:space="preserve">orchestration layer, and it adds an adaptive verification tier:</w:t>
       </w:r>
       <w:r>
         <w:t xml:space="preserve"> </w:t>
@@ -1065,24 +875,6 @@
       </w:r>
       <w:r>
         <w:t xml:space="preserve">host content makes both the residue and the pass cost proportionate.</w:t>
-      </w:r>
-      <w:r>
-        <w:t xml:space="preserve"> </w:t>
-      </w:r>
-      <w:r>
-        <w:t xml:space="preserve">The legacy host-fraction routing between Kraken2 and Bowtie2 is</w:t>
-      </w:r>
-      <w:r>
-        <w:t xml:space="preserve"> </w:t>
-      </w:r>
-      <w:r>
-        <w:t xml:space="preserve">retained as a documented fallback for deployments without a deacon</w:t>
-      </w:r>
-      <w:r>
-        <w:t xml:space="preserve"> </w:t>
-      </w:r>
-      <w:r>
-        <w:t xml:space="preserve">index (Section 2.10).</w:t>
       </w:r>
     </w:p>
     <w:p>
@@ -1288,47 +1080,17 @@
         <w:t xml:space="preserve"> </w:t>
       </w:r>
       <w:r>
-        <w:t xml:space="preserve">five-way comparison against KneadData, Hostile and the legacy</w:t>
-      </w:r>
-      <w:r>
-        <w:t xml:space="preserve"> </w:t>
-      </w:r>
-      <w:r>
-        <w:t xml:space="preserve">backend, a six-host cross-species panel, and a real-data cohort.</w:t>
-      </w:r>
-    </w:p>
-    <w:p>
-      <w:pPr>
-        <w:pStyle w:val="Compact"/>
-        <w:numPr>
-          <w:ilvl w:val="0"/>
-          <w:numId w:val="1001"/>
-        </w:numPr>
-      </w:pPr>
-      <w:r>
-        <w:t xml:space="preserve">The legacy per-sample routing scheme, retained as a documented</w:t>
-      </w:r>
-      <w:r>
-        <w:t xml:space="preserve"> </w:t>
-      </w:r>
-      <w:r>
-        <w:t xml:space="preserve">fallback when no deacon index is configured, together with the</w:t>
-      </w:r>
-      <w:r>
-        <w:t xml:space="preserve"> </w:t>
-      </w:r>
-      <w:r>
-        <w:t xml:space="preserve">targeted alignment verification pass that corrects the false</w:t>
-      </w:r>
-      <w:r>
-        <w:t xml:space="preserve"> </w:t>
-      </w:r>
-      <w:r>
-        <w:t xml:space="preserve">negative bias of the legacy Kraken2 classification path.</w:t>
+        <w:t xml:space="preserve">four-way comparison against KneadData and Hostile, a six-host</w:t>
+      </w:r>
+      <w:r>
+        <w:t xml:space="preserve"> </w:t>
+      </w:r>
+      <w:r>
+        <w:t xml:space="preserve">cross-species panel, and a real-data cohort.</w:t>
       </w:r>
     </w:p>
     <w:bookmarkEnd w:id="10"/>
-    <w:bookmarkStart w:id="23" w:name="methods"/>
+    <w:bookmarkStart w:id="22" w:name="methods"/>
     <w:p>
       <w:pPr>
         <w:pStyle w:val="Heading2"/>
@@ -1519,37 +1281,31 @@
         <w:pStyle w:val="FirstParagraph"/>
       </w:pPr>
       <w:r>
-        <w:t xml:space="preserve">When no deacon index is configured, AUTO mode falls back to the legacy</w:t>
-      </w:r>
-      <w:r>
-        <w:t xml:space="preserve"> </w:t>
-      </w:r>
-      <w:r>
-        <w:t xml:space="preserve">scheme: a rapid alignment survey estimates each sample’s host fraction</w:t>
-      </w:r>
-      <w:r>
-        <w:t xml:space="preserve"> </w:t>
-      </w:r>
-      <w:r>
-        <w:t xml:space="preserve">and routes the sample to the alignment path or the Kraken2</w:t>
-      </w:r>
-      <w:r>
-        <w:t xml:space="preserve"> </w:t>
-      </w:r>
-      <w:r>
-        <w:t xml:space="preserve">classification path, optionally followed by the Bowtie2 recheck</w:t>
-      </w:r>
-      <w:r>
-        <w:t xml:space="preserve"> </w:t>
-      </w:r>
-      <w:r>
-        <w:t xml:space="preserve">(Sections 2.10 and 2.5). Kraken2, Bowtie2, sylph and Centrifuge</w:t>
-      </w:r>
-      <w:r>
-        <w:t xml:space="preserve"> </w:t>
-      </w:r>
-      <w:r>
-        <w:t xml:space="preserve">remain available as explicit backends (</w:t>
+        <w:t xml:space="preserve">Samples may be supplied individually or as a tab-separated sample</w:t>
+      </w:r>
+      <w:r>
+        <w:t xml:space="preserve"> </w:t>
+      </w:r>
+      <w:r>
+        <w:t xml:space="preserve">manifest; single-end and paired-end layouts are detected automatically</w:t>
+      </w:r>
+      <w:r>
+        <w:t xml:space="preserve"> </w:t>
+      </w:r>
+      <w:r>
+        <w:t xml:space="preserve">and handled throughout. Alternative depletion backends (Bowtie2,</w:t>
+      </w:r>
+      <w:r>
+        <w:t xml:space="preserve"> </w:t>
+      </w:r>
+      <w:r>
+        <w:t xml:space="preserve">minimap2, Kraken2, sylph, Centrifuge) remain available as explicit</w:t>
+      </w:r>
+      <w:r>
+        <w:t xml:space="preserve"> </w:t>
+      </w:r>
+      <w:r>
+        <w:t xml:space="preserve">options (</w:t>
       </w:r>
       <w:r>
         <w:rPr>
@@ -1558,33 +1314,13 @@
         <w:t xml:space="preserve">--host-removal-mode</w:t>
       </w:r>
       <w:r>
-        <w:t xml:space="preserve">) for users</w:t>
-      </w:r>
-      <w:r>
-        <w:t xml:space="preserve"> </w:t>
-      </w:r>
-      <w:r>
-        <w:t xml:space="preserve">who do not wish to use deacon.</w:t>
-      </w:r>
-    </w:p>
-    <w:p>
-      <w:pPr>
-        <w:pStyle w:val="BodyText"/>
-      </w:pPr>
-      <w:r>
-        <w:t xml:space="preserve">Samples may be supplied individually or as a tab-separated sample</w:t>
-      </w:r>
-      <w:r>
-        <w:t xml:space="preserve"> </w:t>
-      </w:r>
-      <w:r>
-        <w:t xml:space="preserve">manifest; single-end and paired-end layouts are detected automatically</w:t>
-      </w:r>
-      <w:r>
-        <w:t xml:space="preserve"> </w:t>
-      </w:r>
-      <w:r>
-        <w:t xml:space="preserve">and handled throughout.</w:t>
+        <w:t xml:space="preserve">) but are not used by the default</w:t>
+      </w:r>
+      <w:r>
+        <w:t xml:space="preserve"> </w:t>
+      </w:r>
+      <w:r>
+        <w:t xml:space="preserve">AUTO configuration (Sections 2.10 and 3.5).</w:t>
       </w:r>
     </w:p>
     <w:bookmarkEnd w:id="11"/>
@@ -1969,18 +1705,6 @@
       <w:r>
         <w:t xml:space="preserve">large. Both the threshold and the pass itself are user-configurable.</w:t>
       </w:r>
-      <w:r>
-        <w:t xml:space="preserve"> </w:t>
-      </w:r>
-      <w:r>
-        <w:t xml:space="preserve">The legacy survey-based routing rule used when no deacon index is</w:t>
-      </w:r>
-      <w:r>
-        <w:t xml:space="preserve"> </w:t>
-      </w:r>
-      <w:r>
-        <w:t xml:space="preserve">configured is described in Section 2.10.</w:t>
-      </w:r>
     </w:p>
     <w:bookmarkEnd w:id="14"/>
     <w:bookmarkStart w:id="15" w:name="bowtie2-verification-pass"/>
@@ -2009,13 +1733,7 @@
         <w:t xml:space="preserve"> </w:t>
       </w:r>
       <w:r>
-        <w:t xml:space="preserve">on our panel), and k-mer classification under-detects host reads far</w:t>
-      </w:r>
-      <w:r>
-        <w:t xml:space="preserve"> </w:t>
-      </w:r>
-      <w:r>
-        <w:t xml:space="preserve">more severely. RustyClean therefore implements a verification pass</w:t>
+        <w:t xml:space="preserve">on our panel). RustyClean therefore implements a verification pass</w:t>
       </w:r>
       <w:r>
         <w:t xml:space="preserve"> </w:t>
@@ -2068,13 +1786,7 @@
         <w:t xml:space="preserve"> </w:t>
       </w:r>
       <w:r>
-        <w:t xml:space="preserve">0.3); on the legacy Kraken2 classification path it is enabled by</w:t>
-      </w:r>
-      <w:r>
-        <w:t xml:space="preserve"> </w:t>
-      </w:r>
-      <w:r>
-        <w:t xml:space="preserve">default whenever that path is selected. It can be disabled with</w:t>
+        <w:t xml:space="preserve">0.3). It can be disabled with</w:t>
       </w:r>
       <w:r>
         <w:t xml:space="preserve"> </w:t>
@@ -2089,7 +1801,13 @@
         <w:t xml:space="preserve"> </w:t>
       </w:r>
       <w:r>
-        <w:t xml:space="preserve">for users who prefer raw Tier-1 output.</w:t>
+        <w:t xml:space="preserve">for users who</w:t>
+      </w:r>
+      <w:r>
+        <w:t xml:space="preserve"> </w:t>
+      </w:r>
+      <w:r>
+        <w:t xml:space="preserve">prefer raw Tier-1 output.</w:t>
       </w:r>
     </w:p>
     <w:p>
@@ -2127,31 +1845,19 @@
         <w:t xml:space="preserve"> </w:t>
       </w:r>
       <w:r>
-        <w:t xml:space="preserve">samples fall below the recheck threshold in the default configuration</w:t>
-      </w:r>
-      <w:r>
-        <w:t xml:space="preserve"> </w:t>
-      </w:r>
-      <w:r>
-        <w:t xml:space="preserve">and are routed to the alignment path in the legacy configuration</w:t>
-      </w:r>
-      <w:r>
-        <w:t xml:space="preserve"> </w:t>
-      </w:r>
-      <w:r>
-        <w:t xml:space="preserve">(Section 2.10), so they never reach this stage. The two mechanisms are</w:t>
-      </w:r>
-      <w:r>
-        <w:t xml:space="preserve"> </w:t>
-      </w:r>
-      <w:r>
-        <w:t xml:space="preserve">therefore complementary rather than merely additive, and the worst-case</w:t>
-      </w:r>
-      <w:r>
-        <w:t xml:space="preserve"> </w:t>
-      </w:r>
-      <w:r>
-        <w:t xml:space="preserve">cost of verification is bounded by the size of the retained set.</w:t>
+        <w:t xml:space="preserve">samples fall below the recheck threshold in the default configuration,</w:t>
+      </w:r>
+      <w:r>
+        <w:t xml:space="preserve"> </w:t>
+      </w:r>
+      <w:r>
+        <w:t xml:space="preserve">so they never reach this stage. The worst-case cost of verification is</w:t>
+      </w:r>
+      <w:r>
+        <w:t xml:space="preserve"> </w:t>
+      </w:r>
+      <w:r>
+        <w:t xml:space="preserve">therefore bounded by the size of the retained set.</w:t>
       </w:r>
     </w:p>
     <w:bookmarkEnd w:id="15"/>
@@ -2798,13 +2504,7 @@
         <w:t xml:space="preserve"> </w:t>
       </w:r>
       <w:r>
-        <w:t xml:space="preserve">communities. The full evaluation panel comprises 18 datasets</w:t>
-      </w:r>
-      <w:r>
-        <w:t xml:space="preserve"> </w:t>
-      </w:r>
-      <w:r>
-        <w:t xml:space="preserve">(Supplementary Table S2).</w:t>
+        <w:t xml:space="preserve">communities. The full evaluation panel comprises 18 datasets.</w:t>
       </w:r>
     </w:p>
     <w:tbl>
@@ -3511,49 +3211,55 @@
         <w:pStyle w:val="BodyText"/>
       </w:pPr>
       <w:r>
-        <w:t xml:space="preserve">Reference databases: by default a human-only Kraken2 index built from</w:t>
-      </w:r>
-      <w:r>
-        <w:t xml:space="preserve"> </w:t>
-      </w:r>
-      <w:r>
-        <w:t xml:space="preserve">T2T-CHM13v2.0, and a Bowtie2 index of T2T-CHM13v2.0 plus HLA sequences</w:t>
-      </w:r>
-      <w:r>
-        <w:t xml:space="preserve"> </w:t>
-      </w:r>
-      <w:r>
-        <w:t xml:space="preserve">(the Hostile human-t2t-hla index). A mixed Kraken2 index (kraken16:</w:t>
-      </w:r>
-      <w:r>
-        <w:t xml:space="preserve"> </w:t>
-      </w:r>
-      <w:r>
-        <w:t xml:space="preserve">GRCh38 + T2T + ~73,000 microbial genomes) was additionally evaluated</w:t>
-      </w:r>
-      <w:r>
-        <w:t xml:space="preserve"> </w:t>
-      </w:r>
-      <w:r>
-        <w:t xml:space="preserve">as an optional taxonomy-aware mode. The legacy comparisons used 8</w:t>
-      </w:r>
-      <w:r>
-        <w:t xml:space="preserve"> </w:t>
-      </w:r>
-      <w:r>
-        <w:t xml:space="preserve">threads per tool on the HKU HPC2021 cluster, with three replicates per</w:t>
-      </w:r>
-      <w:r>
-        <w:t xml:space="preserve"> </w:t>
-      </w:r>
-      <w:r>
-        <w:t xml:space="preserve">condition for RustyClean timing. Wall-clock time and peak resident set</w:t>
-      </w:r>
-      <w:r>
-        <w:t xml:space="preserve"> </w:t>
-      </w:r>
-      <w:r>
-        <w:t xml:space="preserve">size were recorded with GNU</w:t>
+        <w:t xml:space="preserve">Reference databases: the deacon panhuman-1 pangenome index (k31w15) for</w:t>
+      </w:r>
+      <w:r>
+        <w:t xml:space="preserve"> </w:t>
+      </w:r>
+      <w:r>
+        <w:t xml:space="preserve">Tier-1 depletion, and a Bowtie2 index of T2T-CHM13v2.0 plus HLA</w:t>
+      </w:r>
+      <w:r>
+        <w:t xml:space="preserve"> </w:t>
+      </w:r>
+      <w:r>
+        <w:t xml:space="preserve">sequences (the Hostile human-t2t-hla index) for the verification pass.</w:t>
+      </w:r>
+      <w:r>
+        <w:t xml:space="preserve"> </w:t>
+      </w:r>
+      <w:r>
+        <w:t xml:space="preserve">KneadData and Hostile + fastp comparators used their own default</w:t>
+      </w:r>
+      <w:r>
+        <w:t xml:space="preserve"> </w:t>
+      </w:r>
+      <w:r>
+        <w:t xml:space="preserve">references (KneadData hg39 Bowtie2 index; Hostile human-t2t-hla index).</w:t>
+      </w:r>
+      <w:r>
+        <w:t xml:space="preserve"> </w:t>
+      </w:r>
+      <w:r>
+        <w:t xml:space="preserve">KneadData and Hostile + fastp runs used 8 threads per tool on the HKU</w:t>
+      </w:r>
+      <w:r>
+        <w:t xml:space="preserve"> </w:t>
+      </w:r>
+      <w:r>
+        <w:t xml:space="preserve">HPC2021 cluster; deacon and AUTO runs used 16 threads, with three</w:t>
+      </w:r>
+      <w:r>
+        <w:t xml:space="preserve"> </w:t>
+      </w:r>
+      <w:r>
+        <w:t xml:space="preserve">replicates per condition for RustyClean timing. Wall-clock time and peak</w:t>
+      </w:r>
+      <w:r>
+        <w:t xml:space="preserve"> </w:t>
+      </w:r>
+      <w:r>
+        <w:t xml:space="preserve">resident set size were recorded with GNU</w:t>
       </w:r>
       <w:r>
         <w:t xml:space="preserve"> </w:t>
@@ -3646,25 +3352,13 @@
         <w:t xml:space="preserve"> </w:t>
       </w:r>
       <w:r>
-        <w:t xml:space="preserve">recording was used. KneadData and Hostile+fastp figures in the five-way</w:t>
-      </w:r>
-      <w:r>
-        <w:t xml:space="preserve"> </w:t>
-      </w:r>
-      <w:r>
-        <w:t xml:space="preserve">comparison are the full-pipeline runs described above (8 threads);</w:t>
-      </w:r>
-      <w:r>
-        <w:t xml:space="preserve"> </w:t>
-      </w:r>
-      <w:r>
-        <w:t xml:space="preserve">runtime bases (full pipeline versus depletion-only) are stated wherever</w:t>
-      </w:r>
-      <w:r>
-        <w:t xml:space="preserve"> </w:t>
-      </w:r>
-      <w:r>
-        <w:t xml:space="preserve">the numbers are compared.</w:t>
+        <w:t xml:space="preserve">recording was used. Runtime bases (full pipeline versus depletion-only)</w:t>
+      </w:r>
+      <w:r>
+        <w:t xml:space="preserve"> </w:t>
+      </w:r>
+      <w:r>
+        <w:t xml:space="preserve">are stated wherever the numbers are compared.</w:t>
       </w:r>
     </w:p>
     <w:p>
@@ -3968,426 +3662,13 @@
       </w:r>
     </w:p>
     <w:bookmarkEnd w:id="20"/>
-    <w:bookmarkStart w:id="21" w:name="Xb70bdce5288e26881b289221728fd245f6492b2"/>
+    <w:bookmarkStart w:id="21" w:name="X02790c100138da5ba27e3f1223791b195d5fedc"/>
     <w:p>
       <w:pPr>
         <w:pStyle w:val="Heading3"/>
       </w:pPr>
       <w:r>
-        <w:t xml:space="preserve">2.10 Legacy fallback: routing, alignment and Kraken2 classification</w:t>
-      </w:r>
-    </w:p>
-    <w:p>
-      <w:pPr>
-        <w:pStyle w:val="FirstParagraph"/>
-      </w:pPr>
-      <w:r>
-        <w:t xml:space="preserve">Without a deacon index, RustyClean selects one depletion strategy per</w:t>
-      </w:r>
-      <w:r>
-        <w:t xml:space="preserve"> </w:t>
-      </w:r>
-      <w:r>
-        <w:t xml:space="preserve">sample rather than globally; this is the configuration evaluated in our</w:t>
-      </w:r>
-      <w:r>
-        <w:t xml:space="preserve"> </w:t>
-      </w:r>
-      <w:r>
-        <w:t xml:space="preserve">earlier Kraken2-based design and is retained as a documented fallback.</w:t>
-      </w:r>
-    </w:p>
-    <w:p>
-      <w:pPr>
-        <w:pStyle w:val="BodyText"/>
-      </w:pPr>
-      <w:r>
-        <w:rPr>
-          <w:b/>
-          <w:bCs/>
-        </w:rPr>
-        <w:t xml:space="preserve">Host-fraction survey and routing.</w:t>
-      </w:r>
-      <w:r>
-        <w:t xml:space="preserve"> </w:t>
-      </w:r>
-      <w:r>
-        <w:t xml:space="preserve">A random subsample of n reads</w:t>
-      </w:r>
-      <w:r>
-        <w:t xml:space="preserve"> </w:t>
-      </w:r>
-      <w:r>
-        <w:t xml:space="preserve">(default n = 100,000, drawn with seqtk using a fixed seed for</w:t>
-      </w:r>
-      <w:r>
-        <w:t xml:space="preserve"> </w:t>
-      </w:r>
-      <w:r>
-        <w:t xml:space="preserve">reproducibility) is taken from the quality-controlled library and</w:t>
-      </w:r>
-      <w:r>
-        <w:t xml:space="preserve"> </w:t>
-      </w:r>
-      <w:r>
-        <w:t xml:space="preserve">aligned against the host Bowtie2 index in a fast, low-sensitivity mode</w:t>
-      </w:r>
-      <w:r>
-        <w:t xml:space="preserve"> </w:t>
-      </w:r>
-      <w:r>
-        <w:t xml:space="preserve">(--very-fast-local). The host fraction is estimated as the proportion</w:t>
-      </w:r>
-      <w:r>
-        <w:t xml:space="preserve"> </w:t>
-      </w:r>
-      <w:r>
-        <w:t xml:space="preserve">of surveyed reads that align. Because the subsample is small and the</w:t>
-      </w:r>
-      <w:r>
-        <w:t xml:space="preserve"> </w:t>
-      </w:r>
-      <w:r>
-        <w:t xml:space="preserve">alignment is deliberately insensitive, the survey completes in seconds</w:t>
-      </w:r>
-      <w:r>
-        <w:t xml:space="preserve"> </w:t>
-      </w:r>
-      <w:r>
-        <w:t xml:space="preserve">and its cost is negligible relative to either depletion path. A</w:t>
-      </w:r>
-      <w:r>
-        <w:t xml:space="preserve"> </w:t>
-      </w:r>
-      <w:r>
-        <w:t xml:space="preserve">user-supplied estimate (--host-pct) bypasses the survey entirely.</w:t>
-      </w:r>
-    </w:p>
-    <w:p>
-      <w:pPr>
-        <w:pStyle w:val="BodyText"/>
-      </w:pPr>
-      <w:r>
-        <w:t xml:space="preserve">The estimated host fraction ĥ is combined with the library size N in a</w:t>
-      </w:r>
-      <w:r>
-        <w:t xml:space="preserve"> </w:t>
-      </w:r>
-      <w:r>
-        <w:t xml:space="preserve">two-part rule:</w:t>
-      </w:r>
-    </w:p>
-    <w:p>
-      <w:pPr>
-        <w:pStyle w:val="Compact"/>
-        <w:numPr>
-          <w:ilvl w:val="0"/>
-          <w:numId w:val="1005"/>
-        </w:numPr>
-      </w:pPr>
-      <w:r>
-        <w:t xml:space="preserve">ĥ &lt; ĥ_low (default 10%) → alignment path. At low host</w:t>
-      </w:r>
-      <w:r>
-        <w:t xml:space="preserve"> </w:t>
-      </w:r>
-      <w:r>
-        <w:t xml:space="preserve">fractions alignment rejects the microbial majority quickly and retains</w:t>
-      </w:r>
-      <w:r>
-        <w:t xml:space="preserve"> </w:t>
-      </w:r>
-      <w:r>
-        <w:t xml:space="preserve">its lower false negative rate.</w:t>
-      </w:r>
-    </w:p>
-    <w:p>
-      <w:pPr>
-        <w:pStyle w:val="Compact"/>
-        <w:numPr>
-          <w:ilvl w:val="0"/>
-          <w:numId w:val="1005"/>
-        </w:numPr>
-      </w:pPr>
-      <w:r>
-        <w:t xml:space="preserve">ĥ &gt; ĥ_high (default 30%) and N is large (default &gt; 20 M reads) →</w:t>
-      </w:r>
-      <w:r>
-        <w:t xml:space="preserve"> </w:t>
-      </w:r>
-      <w:r>
-        <w:t xml:space="preserve">Kraken2 classification path with Bowtie2 recheck (Section 2.5).</w:t>
-      </w:r>
-      <w:r>
-        <w:t xml:space="preserve"> </w:t>
-      </w:r>
-      <w:r>
-        <w:t xml:space="preserve">Kraken2 removes the host majority rapidly, and the recheck pass</w:t>
-      </w:r>
-      <w:r>
-        <w:t xml:space="preserve"> </w:t>
-      </w:r>
-      <w:r>
-        <w:t xml:space="preserve">re-screens the smaller retained set to recover missed host reads.</w:t>
-      </w:r>
-    </w:p>
-    <w:p>
-      <w:pPr>
-        <w:pStyle w:val="Compact"/>
-        <w:numPr>
-          <w:ilvl w:val="0"/>
-          <w:numId w:val="1005"/>
-        </w:numPr>
-      </w:pPr>
-      <w:r>
-        <w:t xml:space="preserve">Otherwise → alignment path. The rule is deliberately conservative:</w:t>
-      </w:r>
-      <w:r>
-        <w:t xml:space="preserve"> </w:t>
-      </w:r>
-      <w:r>
-        <w:t xml:space="preserve">any sample that does not clearly exceed the high-host threshold is</w:t>
-      </w:r>
-      <w:r>
-        <w:t xml:space="preserve"> </w:t>
-      </w:r>
-      <w:r>
-        <w:t xml:space="preserve">routed to alignment, whose error profile is the safer default.</w:t>
-      </w:r>
-    </w:p>
-    <w:p>
-      <w:pPr>
-        <w:pStyle w:val="FirstParagraph"/>
-      </w:pPr>
-      <w:r>
-        <w:t xml:space="preserve">The classification path can also be selected explicitly with</w:t>
-      </w:r>
-      <w:r>
-        <w:t xml:space="preserve"> </w:t>
-      </w:r>
-      <w:r>
-        <w:rPr>
-          <w:rStyle w:val="VerbatimChar"/>
-        </w:rPr>
-        <w:t xml:space="preserve">--host-removal-mode kraken2</w:t>
-      </w:r>
-      <w:r>
-        <w:t xml:space="preserve">;</w:t>
-      </w:r>
-      <w:r>
-        <w:t xml:space="preserve"> </w:t>
-      </w:r>
-      <w:r>
-        <w:rPr>
-          <w:rStyle w:val="VerbatimChar"/>
-        </w:rPr>
-        <w:t xml:space="preserve">--bowtie2-recheck</w:t>
-      </w:r>
-      <w:r>
-        <w:t xml:space="preserve"> </w:t>
-      </w:r>
-      <w:r>
-        <w:t xml:space="preserve">toggles the</w:t>
-      </w:r>
-      <w:r>
-        <w:t xml:space="preserve"> </w:t>
-      </w:r>
-      <w:r>
-        <w:t xml:space="preserve">verification pass. Legacy defaults were set from the measured runtime</w:t>
-      </w:r>
-      <w:r>
-        <w:t xml:space="preserve"> </w:t>
-      </w:r>
-      <w:r>
-        <w:t xml:space="preserve">behaviour of the two backends. Users may force either path</w:t>
-      </w:r>
-      <w:r>
-        <w:t xml:space="preserve"> </w:t>
-      </w:r>
-      <w:r>
-        <w:t xml:space="preserve">(--host-removal-mode kraken2|bowtie2) or override any threshold.</w:t>
-      </w:r>
-      <w:r>
-        <w:t xml:space="preserve"> </w:t>
-      </w:r>
-      <w:r>
-        <w:t xml:space="preserve">Routing tolerates considerable estimation error, since the decision</w:t>
-      </w:r>
-      <w:r>
-        <w:t xml:space="preserve"> </w:t>
-      </w:r>
-      <w:r>
-        <w:t xml:space="preserve">requires only that ĥ fall on the correct side of a threshold rather than</w:t>
-      </w:r>
-      <w:r>
-        <w:t xml:space="preserve"> </w:t>
-      </w:r>
-      <w:r>
-        <w:t xml:space="preserve">that it be accurate (Section 3.5).</w:t>
-      </w:r>
-    </w:p>
-    <w:p>
-      <w:pPr>
-        <w:pStyle w:val="BodyText"/>
-      </w:pPr>
-      <w:r>
-        <w:rPr>
-          <w:b/>
-          <w:bCs/>
-        </w:rPr>
-        <w:t xml:space="preserve">Alignment path.</w:t>
-      </w:r>
-      <w:r>
-        <w:t xml:space="preserve"> </w:t>
-      </w:r>
-      <w:r>
-        <w:t xml:space="preserve">The alignment path aligns quality-controlled reads</w:t>
-      </w:r>
-      <w:r>
-        <w:t xml:space="preserve"> </w:t>
-      </w:r>
-      <w:r>
-        <w:t xml:space="preserve">against a Bowtie2 [Ref] index of the host reference genome</w:t>
-      </w:r>
-      <w:r>
-        <w:t xml:space="preserve"> </w:t>
-      </w:r>
-      <w:r>
-        <w:t xml:space="preserve">(T2T-CHM13v2.0 by default), retaining unaligned reads. Paired-end reads</w:t>
-      </w:r>
-      <w:r>
-        <w:t xml:space="preserve"> </w:t>
-      </w:r>
-      <w:r>
-        <w:t xml:space="preserve">are handled with concordant-pair semantics so that a pair is retained</w:t>
-      </w:r>
-      <w:r>
-        <w:t xml:space="preserve"> </w:t>
-      </w:r>
-      <w:r>
-        <w:t xml:space="preserve">only if neither mate aligns. This path is functionally equivalent to</w:t>
-      </w:r>
-      <w:r>
-        <w:t xml:space="preserve"> </w:t>
-      </w:r>
-      <w:r>
-        <w:t xml:space="preserve">KneadData's host-removal stage but without the intervening</w:t>
-      </w:r>
-      <w:r>
-        <w:t xml:space="preserve"> </w:t>
-      </w:r>
-      <w:r>
-        <w:t xml:space="preserve">repeat-masking and identifier-reformatting steps.</w:t>
-      </w:r>
-    </w:p>
-    <w:p>
-      <w:pPr>
-        <w:pStyle w:val="BodyText"/>
-      </w:pPr>
-      <w:r>
-        <w:rPr>
-          <w:b/>
-          <w:bCs/>
-        </w:rPr>
-        <w:t xml:space="preserve">Kraken2 classification path.</w:t>
-      </w:r>
-      <w:r>
-        <w:t xml:space="preserve"> </w:t>
-      </w:r>
-      <w:r>
-        <w:t xml:space="preserve">The classification path uses Kraken2</w:t>
-      </w:r>
-      <w:r>
-        <w:t xml:space="preserve"> </w:t>
-      </w:r>
-      <w:r>
-        <w:t xml:space="preserve">[Ref] against a</w:t>
-      </w:r>
-      <w:r>
-        <w:t xml:space="preserve"> </w:t>
-      </w:r>
-      <w:r>
-        <w:rPr>
-          <w:b/>
-          <w:bCs/>
-        </w:rPr>
-        <w:t xml:space="preserve">human-only</w:t>
-      </w:r>
-      <w:r>
-        <w:t xml:space="preserve"> </w:t>
-      </w:r>
-      <w:r>
-        <w:t xml:space="preserve">index. By default this index is built</w:t>
-      </w:r>
-      <w:r>
-        <w:t xml:space="preserve"> </w:t>
-      </w:r>
-      <w:r>
-        <w:t xml:space="preserve">from the T2T-CHM13v2.0 human reference; reads that Kraken2 does not</w:t>
-      </w:r>
-      <w:r>
-        <w:t xml:space="preserve"> </w:t>
-      </w:r>
-      <w:r>
-        <w:t xml:space="preserve">assign are retained as the provisional decontaminated library. Mixed</w:t>
-      </w:r>
-      <w:r>
-        <w:t xml:space="preserve"> </w:t>
-      </w:r>
-      <w:r>
-        <w:t xml:space="preserve">Kraken2 databases that also contain microbial genomes can be supplied</w:t>
-      </w:r>
-      <w:r>
-        <w:t xml:space="preserve"> </w:t>
-      </w:r>
-      <w:r>
-        <w:t xml:space="preserve">for users who additionally want taxonomic profiling, but they are not</w:t>
-      </w:r>
-      <w:r>
-        <w:t xml:space="preserve"> </w:t>
-      </w:r>
-      <w:r>
-        <w:t xml:space="preserve">used by default because they increase memory use without improving</w:t>
-      </w:r>
-      <w:r>
-        <w:t xml:space="preserve"> </w:t>
-      </w:r>
-      <w:r>
-        <w:t xml:space="preserve">host-depletion accuracy. Kraken2 is invoked with a confidence threshold</w:t>
-      </w:r>
-      <w:r>
-        <w:t xml:space="preserve"> </w:t>
-      </w:r>
-      <w:r>
-        <w:t xml:space="preserve">(default 0.0) and a minimum hit-group requirement (default 2), both</w:t>
-      </w:r>
-      <w:r>
-        <w:t xml:space="preserve"> </w:t>
-      </w:r>
-      <w:r>
-        <w:t xml:space="preserve">configurable; the Kraken2 report is parsed into a typed metrics record</w:t>
-      </w:r>
-      <w:r>
-        <w:t xml:space="preserve"> </w:t>
-      </w:r>
-      <w:r>
-        <w:t xml:space="preserve">capturing classified and unclassified read counts, host read counts,</w:t>
-      </w:r>
-      <w:r>
-        <w:t xml:space="preserve"> </w:t>
-      </w:r>
-      <w:r>
-        <w:t xml:space="preserve">and the implied contamination rate.</w:t>
-      </w:r>
-    </w:p>
-    <w:bookmarkEnd w:id="21"/>
-    <w:bookmarkStart w:id="22" w:name="X02790c100138da5ba27e3f1223791b195d5fedc"/>
-    <w:p>
-      <w:pPr>
-        <w:pStyle w:val="Heading3"/>
-      </w:pPr>
-      <w:r>
-        <w:t xml:space="preserve">2.11 Alternative backends evaluated and not retained</w:t>
+        <w:t xml:space="preserve">2.10 Alternative backends evaluated and not retained</w:t>
       </w:r>
     </w:p>
     <w:p>
@@ -4470,25 +3751,19 @@
         <w:t xml:space="preserve"> </w:t>
       </w:r>
       <w:r>
-        <w:t xml:space="preserve">therefore cannot be used as a direct substitute for Kraken2 or Bowtie2</w:t>
-      </w:r>
-      <w:r>
-        <w:t xml:space="preserve"> </w:t>
-      </w:r>
-      <w:r>
-        <w:t xml:space="preserve">in a host-depletion pipeline. Consequently, sylph is retained only as an</w:t>
-      </w:r>
-      <w:r>
-        <w:t xml:space="preserve"> </w:t>
-      </w:r>
-      <w:r>
-        <w:t xml:space="preserve">optional explicit backend and is not used by the default auto-mode</w:t>
-      </w:r>
-      <w:r>
-        <w:t xml:space="preserve"> </w:t>
-      </w:r>
-      <w:r>
-        <w:t xml:space="preserve">router.</w:t>
+        <w:t xml:space="preserve">therefore cannot be used as a direct substitute for a per-read depletion</w:t>
+      </w:r>
+      <w:r>
+        <w:t xml:space="preserve"> </w:t>
+      </w:r>
+      <w:r>
+        <w:t xml:space="preserve">backend. Consequently, sylph is retained only as an optional explicit</w:t>
+      </w:r>
+      <w:r>
+        <w:t xml:space="preserve"> </w:t>
+      </w:r>
+      <w:r>
+        <w:t xml:space="preserve">backend and is not used by the default auto-mode router.</w:t>
       </w:r>
     </w:p>
     <w:p>
@@ -4577,9 +3852,41 @@
         <w:t xml:space="preserve">supplementary data (Section S1).</w:t>
       </w:r>
     </w:p>
+    <w:p>
+      <w:pPr>
+        <w:pStyle w:val="BodyText"/>
+      </w:pPr>
+      <w:r>
+        <w:t xml:space="preserve">Alternative per-read backends were also compared directly: Bowtie2,</w:t>
+      </w:r>
+      <w:r>
+        <w:t xml:space="preserve"> </w:t>
+      </w:r>
+      <w:r>
+        <w:t xml:space="preserve">minimap2 and Centrifuge (Section 3.5 and Figure S1). Bowtie2 and</w:t>
+      </w:r>
+      <w:r>
+        <w:t xml:space="preserve"> </w:t>
+      </w:r>
+      <w:r>
+        <w:t xml:space="preserve">minimap2 were closely matched on accuracy, while Centrifuge showed</w:t>
+      </w:r>
+      <w:r>
+        <w:t xml:space="preserve"> </w:t>
+      </w:r>
+      <w:r>
+        <w:t xml:space="preserve">substantially higher host carry-over at high host fractions and was not</w:t>
+      </w:r>
+      <w:r>
+        <w:t xml:space="preserve"> </w:t>
+      </w:r>
+      <w:r>
+        <w:t xml:space="preserve">retained as a recommended backend.</w:t>
+      </w:r>
+    </w:p>
+    <w:bookmarkEnd w:id="21"/>
     <w:bookmarkEnd w:id="22"/>
-    <w:bookmarkEnd w:id="23"/>
-    <w:bookmarkStart w:id="48" w:name="results"/>
+    <w:bookmarkStart w:id="43" w:name="results"/>
     <w:p>
       <w:pPr>
         <w:pStyle w:val="Heading2"/>
@@ -4588,7 +3895,7 @@
         <w:t xml:space="preserve">3. Results</w:t>
       </w:r>
     </w:p>
-    <w:bookmarkStart w:id="33" w:name="Xc98824d6eb60bf0815db37cf1d2ac5cb1b09071"/>
+    <w:bookmarkStart w:id="32" w:name="Xc98824d6eb60bf0815db37cf1d2ac5cb1b09071"/>
     <w:p>
       <w:pPr>
         <w:pStyle w:val="Heading3"/>
@@ -4608,7 +3915,7 @@
         <w:t xml:space="preserve"> </w:t>
       </w:r>
       <w:r>
-        <w:t xml:space="preserve">five-way comparison in Table 2 required no per-sample routing: every</w:t>
+        <w:t xml:space="preserve">four-way comparison in Table 2 required no per-sample routing: every</w:t>
       </w:r>
       <w:r>
         <w:t xml:space="preserve"> </w:t>
@@ -4627,12 +3934,6 @@
       </w:r>
       <w:r>
         <w:t xml:space="preserve">table reports, per dataset, KneadData (full pipeline), fastp + Hostile</w:t>
-      </w:r>
-      <w:r>
-        <w:t xml:space="preserve"> </w:t>
-      </w:r>
-      <w:r>
-        <w:t xml:space="preserve">(full pipeline), the legacy RustyClean Kraken2 + recheck configuration</w:t>
       </w:r>
       <w:r>
         <w:t xml:space="preserve"> </w:t>
@@ -4660,20 +3961,20 @@
       <w:r>
         <w:drawing>
           <wp:inline>
-            <wp:extent cx="5334000" cy="2891684"/>
+            <wp:extent cx="5334000" cy="3479400"/>
             <wp:effectExtent b="0" l="0" r="0" t="0"/>
-            <wp:docPr descr="" title="" id="25" name="Picture"/>
+            <wp:docPr descr="" title="" id="24" name="Picture"/>
             <a:graphic>
               <a:graphicData uri="http://schemas.openxmlformats.org/drawingml/2006/picture">
                 <pic:pic>
                   <pic:nvPicPr>
-                    <pic:cNvPr descr="figures/fig2_deacon_panel.png" id="26" name="Picture"/>
+                    <pic:cNvPr descr="figures/fig2_deacon_panel.png" id="25" name="Picture"/>
                     <pic:cNvPicPr>
                       <a:picLocks noChangeArrowheads="1" noChangeAspect="1"/>
                     </pic:cNvPicPr>
                   </pic:nvPicPr>
                   <pic:blipFill>
-                    <a:blip r:embed="rId24"/>
+                    <a:blip r:embed="rId23"/>
                     <a:stretch>
                       <a:fillRect/>
                     </a:stretch>
@@ -4681,7 +3982,7 @@
                   <pic:spPr bwMode="auto">
                     <a:xfrm>
                       <a:off x="0" y="0"/>
-                      <a:ext cx="5334000" cy="2891684"/>
+                      <a:ext cx="5334000" cy="3479400"/>
                     </a:xfrm>
                     <a:prstGeom prst="rect">
                       <a:avLst/>
@@ -4715,7 +4016,7 @@
         <w:t xml:space="preserve"> </w:t>
       </w:r>
       <w:r>
-        <w:t xml:space="preserve">Five-way comparison on the simulated panel.</w:t>
+        <w:t xml:space="preserve">Four-way comparison on the simulated panel.</w:t>
       </w:r>
       <w:r>
         <w:t xml:space="preserve"> </w:t>
@@ -4727,7 +4028,7 @@
         <w:t xml:space="preserve"> </w:t>
       </w:r>
       <w:r>
-        <w:t xml:space="preserve">for KneadData, Hostile + fastp and both RustyClean configurations;</w:t>
+        <w:t xml:space="preserve">for KneadData, Hostile + fastp and the AUTO configuration;</w:t>
       </w:r>
       <w:r>
         <w:t xml:space="preserve"> </w:t>
@@ -4757,7 +4058,7 @@
         <w:t xml:space="preserve"> </w:t>
       </w:r>
       <w:r>
-        <w:t xml:space="preserve">Five-way comparison on the simulated panel. Runtime and</w:t>
+        <w:t xml:space="preserve">Four-way comparison on the simulated panel. Runtime and</w:t>
       </w:r>
       <w:r>
         <w:t xml:space="preserve"> </w:t>
@@ -4775,7 +4076,7 @@
         <w:t xml:space="preserve"> </w:t>
       </w:r>
       <w:r>
-        <w:t xml:space="preserve">Basis: KneadData, Hostile + fastp and both RustyClean configurations</w:t>
+        <w:t xml:space="preserve">Basis: KneadData, Hostile + fastp and the AUTO configuration</w:t>
       </w:r>
       <w:r>
         <w:t xml:space="preserve"> </w:t>
@@ -4808,13 +4109,7 @@
         <w:t xml:space="preserve"> </w:t>
       </w:r>
       <w:r>
-        <w:t xml:space="preserve">marks conditions that were not run (KneadData and Hostile were not run</w:t>
-      </w:r>
-      <w:r>
-        <w:t xml:space="preserve"> </w:t>
-      </w:r>
-      <w:r>
-        <w:t xml:space="preserve">on the 100 M datasets in this comparison).</w:t>
+        <w:t xml:space="preserve">marks conditions that were not run.</w:t>
       </w:r>
     </w:p>
     <w:tbl>
@@ -5752,62 +5047,62 @@
               <w:pStyle w:val="Compact"/>
             </w:pPr>
             <w:r>
-              <w:t xml:space="preserve">RustyClean (legacy Kraken2 + recheck)</w:t>
-            </w:r>
-          </w:p>
-        </w:tc>
-        <w:tc>
-          <w:tcPr/>
-          <w:p>
-            <w:pPr>
-              <w:pStyle w:val="Compact"/>
-            </w:pPr>
-            <w:r>
-              <w:t xml:space="preserve">596.2</w:t>
-            </w:r>
-          </w:p>
-        </w:tc>
-        <w:tc>
-          <w:tcPr/>
-          <w:p>
-            <w:pPr>
-              <w:pStyle w:val="Compact"/>
-            </w:pPr>
-            <w:r>
-              <w:t xml:space="preserve">16.19</w:t>
-            </w:r>
-          </w:p>
-        </w:tc>
-        <w:tc>
-          <w:tcPr/>
-          <w:p>
-            <w:pPr>
-              <w:pStyle w:val="Compact"/>
-            </w:pPr>
-            <w:r>
-              <w:t xml:space="preserve">0.99743</w:t>
-            </w:r>
-          </w:p>
-        </w:tc>
-        <w:tc>
-          <w:tcPr/>
-          <w:p>
-            <w:pPr>
-              <w:pStyle w:val="Compact"/>
-            </w:pPr>
-            <w:r>
-              <w:t xml:space="preserve">0.408</w:t>
-            </w:r>
-          </w:p>
-        </w:tc>
-        <w:tc>
-          <w:tcPr/>
-          <w:p>
-            <w:pPr>
-              <w:pStyle w:val="Compact"/>
-            </w:pPr>
-            <w:r>
-              <w:t xml:space="preserve">0.0717</w:t>
+              <w:t xml:space="preserve">deacon (depletion only)</w:t>
+            </w:r>
+          </w:p>
+        </w:tc>
+        <w:tc>
+          <w:tcPr/>
+          <w:p>
+            <w:pPr>
+              <w:pStyle w:val="Compact"/>
+            </w:pPr>
+            <w:r>
+              <w:t xml:space="preserve">28.6</w:t>
+            </w:r>
+          </w:p>
+        </w:tc>
+        <w:tc>
+          <w:tcPr/>
+          <w:p>
+            <w:pPr>
+              <w:pStyle w:val="Compact"/>
+            </w:pPr>
+            <w:r>
+              <w:t xml:space="preserve">4.76</w:t>
+            </w:r>
+          </w:p>
+        </w:tc>
+        <w:tc>
+          <w:tcPr/>
+          <w:p>
+            <w:pPr>
+              <w:pStyle w:val="Compact"/>
+            </w:pPr>
+            <w:r>
+              <w:t xml:space="preserve">0.99997</w:t>
+            </w:r>
+          </w:p>
+        </w:tc>
+        <w:tc>
+          <w:tcPr/>
+          <w:p>
+            <w:pPr>
+              <w:pStyle w:val="Compact"/>
+            </w:pPr>
+            <w:r>
+              <w:t xml:space="preserve">0.000</w:t>
+            </w:r>
+          </w:p>
+        </w:tc>
+        <w:tc>
+          <w:tcPr/>
+          <w:p>
+            <w:pPr>
+              <w:pStyle w:val="Compact"/>
+            </w:pPr>
+            <w:r>
+              <w:t xml:space="preserve">0.0037</w:t>
             </w:r>
           </w:p>
         </w:tc>
@@ -5831,18 +5126,18 @@
               <w:pStyle w:val="Compact"/>
             </w:pPr>
             <w:r>
-              <w:t xml:space="preserve">deacon (depletion only)</w:t>
-            </w:r>
-          </w:p>
-        </w:tc>
-        <w:tc>
-          <w:tcPr/>
-          <w:p>
-            <w:pPr>
-              <w:pStyle w:val="Compact"/>
-            </w:pPr>
-            <w:r>
-              <w:t xml:space="preserve">28.6</w:t>
+              <w:t xml:space="preserve">RustyClean AUTO (deacon)</w:t>
+            </w:r>
+          </w:p>
+        </w:tc>
+        <w:tc>
+          <w:tcPr/>
+          <w:p>
+            <w:pPr>
+              <w:pStyle w:val="Compact"/>
+            </w:pPr>
+            <w:r>
+              <w:t xml:space="preserve">622.3</w:t>
             </w:r>
           </w:p>
         </w:tc>
@@ -5864,7 +5159,7 @@
               <w:pStyle w:val="Compact"/>
             </w:pPr>
             <w:r>
-              <w:t xml:space="preserve">0.99997</w:t>
+              <w:t xml:space="preserve">1.00000</w:t>
             </w:r>
           </w:p>
         </w:tc>
@@ -5886,7 +5181,7 @@
               <w:pStyle w:val="Compact"/>
             </w:pPr>
             <w:r>
-              <w:t xml:space="preserve">0.0037</w:t>
+              <w:t xml:space="preserve">0.0000</w:t>
             </w:r>
           </w:p>
         </w:tc>
@@ -5899,73 +5194,73 @@
               <w:pStyle w:val="Compact"/>
             </w:pPr>
             <w:r>
-              <w:t xml:space="preserve">30M / 50%</w:t>
-            </w:r>
-          </w:p>
-        </w:tc>
-        <w:tc>
-          <w:tcPr/>
-          <w:p>
-            <w:pPr>
-              <w:pStyle w:val="Compact"/>
-            </w:pPr>
-            <w:r>
-              <w:t xml:space="preserve">RustyClean AUTO (deacon)</w:t>
-            </w:r>
-          </w:p>
-        </w:tc>
-        <w:tc>
-          <w:tcPr/>
-          <w:p>
-            <w:pPr>
-              <w:pStyle w:val="Compact"/>
-            </w:pPr>
-            <w:r>
-              <w:t xml:space="preserve">622.3</w:t>
-            </w:r>
-          </w:p>
-        </w:tc>
-        <w:tc>
-          <w:tcPr/>
-          <w:p>
-            <w:pPr>
-              <w:pStyle w:val="Compact"/>
-            </w:pPr>
-            <w:r>
-              <w:t xml:space="preserve">4.76</w:t>
-            </w:r>
-          </w:p>
-        </w:tc>
-        <w:tc>
-          <w:tcPr/>
-          <w:p>
-            <w:pPr>
-              <w:pStyle w:val="Compact"/>
-            </w:pPr>
-            <w:r>
-              <w:t xml:space="preserve">1.00000</w:t>
-            </w:r>
-          </w:p>
-        </w:tc>
-        <w:tc>
-          <w:tcPr/>
-          <w:p>
-            <w:pPr>
-              <w:pStyle w:val="Compact"/>
-            </w:pPr>
-            <w:r>
-              <w:t xml:space="preserve">0.000</w:t>
-            </w:r>
-          </w:p>
-        </w:tc>
-        <w:tc>
-          <w:tcPr/>
-          <w:p>
-            <w:pPr>
-              <w:pStyle w:val="Compact"/>
-            </w:pPr>
-            <w:r>
-              <w:t xml:space="preserve">0.0000</w:t>
+              <w:t xml:space="preserve">60M / 90%</w:t>
+            </w:r>
+          </w:p>
+        </w:tc>
+        <w:tc>
+          <w:tcPr/>
+          <w:p>
+            <w:pPr>
+              <w:pStyle w:val="Compact"/>
+            </w:pPr>
+            <w:r>
+              <w:t xml:space="preserve">KneadData</w:t>
+            </w:r>
+          </w:p>
+        </w:tc>
+        <w:tc>
+          <w:tcPr/>
+          <w:p>
+            <w:pPr>
+              <w:pStyle w:val="Compact"/>
+            </w:pPr>
+            <w:r>
+              <w:t xml:space="preserve">6822.0</w:t>
+            </w:r>
+          </w:p>
+        </w:tc>
+        <w:tc>
+          <w:tcPr/>
+          <w:p>
+            <w:pPr>
+              <w:pStyle w:val="Compact"/>
+            </w:pPr>
+            <w:r>
+              <w:t xml:space="preserve">1.16</w:t>
+            </w:r>
+          </w:p>
+        </w:tc>
+        <w:tc>
+          <w:tcPr/>
+          <w:p>
+            <w:pPr>
+              <w:pStyle w:val="Compact"/>
+            </w:pPr>
+            <w:r>
+              <w:t xml:space="preserve">0.97603</w:t>
+            </w:r>
+          </w:p>
+        </w:tc>
+        <w:tc>
+          <w:tcPr/>
+          <w:p>
+            <w:pPr>
+              <w:pStyle w:val="Compact"/>
+            </w:pPr>
+            <w:r>
+              <w:t xml:space="preserve">2.154</w:t>
+            </w:r>
+          </w:p>
+        </w:tc>
+        <w:tc>
+          <w:tcPr/>
+          <w:p>
+            <w:pPr>
+              <w:pStyle w:val="Compact"/>
+            </w:pPr>
+            <w:r>
+              <w:t xml:space="preserve">0.2496</w:t>
             </w:r>
           </w:p>
         </w:tc>
@@ -5989,62 +5284,62 @@
               <w:pStyle w:val="Compact"/>
             </w:pPr>
             <w:r>
-              <w:t xml:space="preserve">KneadData</w:t>
-            </w:r>
-          </w:p>
-        </w:tc>
-        <w:tc>
-          <w:tcPr/>
-          <w:p>
-            <w:pPr>
-              <w:pStyle w:val="Compact"/>
-            </w:pPr>
-            <w:r>
-              <w:t xml:space="preserve">6822.0</w:t>
-            </w:r>
-          </w:p>
-        </w:tc>
-        <w:tc>
-          <w:tcPr/>
-          <w:p>
-            <w:pPr>
-              <w:pStyle w:val="Compact"/>
-            </w:pPr>
-            <w:r>
-              <w:t xml:space="preserve">1.16</w:t>
-            </w:r>
-          </w:p>
-        </w:tc>
-        <w:tc>
-          <w:tcPr/>
-          <w:p>
-            <w:pPr>
-              <w:pStyle w:val="Compact"/>
-            </w:pPr>
-            <w:r>
-              <w:t xml:space="preserve">0.97603</w:t>
-            </w:r>
-          </w:p>
-        </w:tc>
-        <w:tc>
-          <w:tcPr/>
-          <w:p>
-            <w:pPr>
-              <w:pStyle w:val="Compact"/>
-            </w:pPr>
-            <w:r>
-              <w:t xml:space="preserve">2.154</w:t>
-            </w:r>
-          </w:p>
-        </w:tc>
-        <w:tc>
-          <w:tcPr/>
-          <w:p>
-            <w:pPr>
-              <w:pStyle w:val="Compact"/>
-            </w:pPr>
-            <w:r>
-              <w:t xml:space="preserve">0.2496</w:t>
+              <w:t xml:space="preserve">Hostile + fastp</w:t>
+            </w:r>
+          </w:p>
+        </w:tc>
+        <w:tc>
+          <w:tcPr/>
+          <w:p>
+            <w:pPr>
+              <w:pStyle w:val="Compact"/>
+            </w:pPr>
+            <w:r>
+              <w:t xml:space="preserve">1456.4</w:t>
+            </w:r>
+          </w:p>
+        </w:tc>
+        <w:tc>
+          <w:tcPr/>
+          <w:p>
+            <w:pPr>
+              <w:pStyle w:val="Compact"/>
+            </w:pPr>
+            <w:r>
+              <w:t xml:space="preserve">3.78</w:t>
+            </w:r>
+          </w:p>
+        </w:tc>
+        <w:tc>
+          <w:tcPr/>
+          <w:p>
+            <w:pPr>
+              <w:pStyle w:val="Compact"/>
+            </w:pPr>
+            <w:r>
+              <w:t xml:space="preserve">0.96522</w:t>
+            </w:r>
+          </w:p>
+        </w:tc>
+        <w:tc>
+          <w:tcPr/>
+          <w:p>
+            <w:pPr>
+              <w:pStyle w:val="Compact"/>
+            </w:pPr>
+            <w:r>
+              <w:t xml:space="preserve">0.039</w:t>
+            </w:r>
+          </w:p>
+        </w:tc>
+        <w:tc>
+          <w:tcPr/>
+          <w:p>
+            <w:pPr>
+              <w:pStyle w:val="Compact"/>
+            </w:pPr>
+            <w:r>
+              <w:t xml:space="preserve">0.6745</w:t>
             </w:r>
           </w:p>
         </w:tc>
@@ -6068,62 +5363,62 @@
               <w:pStyle w:val="Compact"/>
             </w:pPr>
             <w:r>
-              <w:t xml:space="preserve">Hostile + fastp</w:t>
-            </w:r>
-          </w:p>
-        </w:tc>
-        <w:tc>
-          <w:tcPr/>
-          <w:p>
-            <w:pPr>
-              <w:pStyle w:val="Compact"/>
-            </w:pPr>
-            <w:r>
-              <w:t xml:space="preserve">1456.4</w:t>
-            </w:r>
-          </w:p>
-        </w:tc>
-        <w:tc>
-          <w:tcPr/>
-          <w:p>
-            <w:pPr>
-              <w:pStyle w:val="Compact"/>
-            </w:pPr>
-            <w:r>
-              <w:t xml:space="preserve">3.78</w:t>
-            </w:r>
-          </w:p>
-        </w:tc>
-        <w:tc>
-          <w:tcPr/>
-          <w:p>
-            <w:pPr>
-              <w:pStyle w:val="Compact"/>
-            </w:pPr>
-            <w:r>
-              <w:t xml:space="preserve">0.96522</w:t>
-            </w:r>
-          </w:p>
-        </w:tc>
-        <w:tc>
-          <w:tcPr/>
-          <w:p>
-            <w:pPr>
-              <w:pStyle w:val="Compact"/>
-            </w:pPr>
-            <w:r>
-              <w:t xml:space="preserve">0.039</w:t>
-            </w:r>
-          </w:p>
-        </w:tc>
-        <w:tc>
-          <w:tcPr/>
-          <w:p>
-            <w:pPr>
-              <w:pStyle w:val="Compact"/>
-            </w:pPr>
-            <w:r>
-              <w:t xml:space="preserve">0.6745</w:t>
+              <w:t xml:space="preserve">deacon (depletion only)</w:t>
+            </w:r>
+          </w:p>
+        </w:tc>
+        <w:tc>
+          <w:tcPr/>
+          <w:p>
+            <w:pPr>
+              <w:pStyle w:val="Compact"/>
+            </w:pPr>
+            <w:r>
+              <w:t xml:space="preserve">52.4</w:t>
+            </w:r>
+          </w:p>
+        </w:tc>
+        <w:tc>
+          <w:tcPr/>
+          <w:p>
+            <w:pPr>
+              <w:pStyle w:val="Compact"/>
+            </w:pPr>
+            <w:r>
+              <w:t xml:space="preserve">4.76</w:t>
+            </w:r>
+          </w:p>
+        </w:tc>
+        <w:tc>
+          <w:tcPr/>
+          <w:p>
+            <w:pPr>
+              <w:pStyle w:val="Compact"/>
+            </w:pPr>
+            <w:r>
+              <w:t xml:space="preserve">0.99921</w:t>
+            </w:r>
+          </w:p>
+        </w:tc>
+        <w:tc>
+          <w:tcPr/>
+          <w:p>
+            <w:pPr>
+              <w:pStyle w:val="Compact"/>
+            </w:pPr>
+            <w:r>
+              <w:t xml:space="preserve">0.120</w:t>
+            </w:r>
+          </w:p>
+        </w:tc>
+        <w:tc>
+          <w:tcPr/>
+          <w:p>
+            <w:pPr>
+              <w:pStyle w:val="Compact"/>
+            </w:pPr>
+            <w:r>
+              <w:t xml:space="preserve">0.0036</w:t>
             </w:r>
           </w:p>
         </w:tc>
@@ -6147,62 +5442,62 @@
               <w:pStyle w:val="Compact"/>
             </w:pPr>
             <w:r>
-              <w:t xml:space="preserve">RustyClean (legacy Kraken2 + recheck)</w:t>
-            </w:r>
-          </w:p>
-        </w:tc>
-        <w:tc>
-          <w:tcPr/>
-          <w:p>
-            <w:pPr>
-              <w:pStyle w:val="Compact"/>
-            </w:pPr>
-            <w:r>
-              <w:t xml:space="preserve">1221.1</w:t>
-            </w:r>
-          </w:p>
-        </w:tc>
-        <w:tc>
-          <w:tcPr/>
-          <w:p>
-            <w:pPr>
-              <w:pStyle w:val="Compact"/>
-            </w:pPr>
-            <w:r>
-              <w:t xml:space="preserve">16.24</w:t>
-            </w:r>
-          </w:p>
-        </w:tc>
-        <w:tc>
-          <w:tcPr/>
-          <w:p>
-            <w:pPr>
-              <w:pStyle w:val="Compact"/>
-            </w:pPr>
-            <w:r>
-              <w:t xml:space="preserve">0.99423</w:t>
-            </w:r>
-          </w:p>
-        </w:tc>
-        <w:tc>
-          <w:tcPr/>
-          <w:p>
-            <w:pPr>
-              <w:pStyle w:val="Compact"/>
-            </w:pPr>
-            <w:r>
-              <w:t xml:space="preserve">0.396</w:t>
-            </w:r>
-          </w:p>
-        </w:tc>
-        <w:tc>
-          <w:tcPr/>
-          <w:p>
-            <w:pPr>
-              <w:pStyle w:val="Compact"/>
-            </w:pPr>
-            <w:r>
-              <w:t xml:space="preserve">0.0715</w:t>
+              <w:t xml:space="preserve">RustyClean AUTO (deacon)</w:t>
+            </w:r>
+          </w:p>
+        </w:tc>
+        <w:tc>
+          <w:tcPr/>
+          <w:p>
+            <w:pPr>
+              <w:pStyle w:val="Compact"/>
+            </w:pPr>
+            <w:r>
+              <w:t xml:space="preserve">669.5</w:t>
+            </w:r>
+          </w:p>
+        </w:tc>
+        <w:tc>
+          <w:tcPr/>
+          <w:p>
+            <w:pPr>
+              <w:pStyle w:val="Compact"/>
+            </w:pPr>
+            <w:r>
+              <w:t xml:space="preserve">4.76</w:t>
+            </w:r>
+          </w:p>
+        </w:tc>
+        <w:tc>
+          <w:tcPr/>
+          <w:p>
+            <w:pPr>
+              <w:pStyle w:val="Compact"/>
+            </w:pPr>
+            <w:r>
+              <w:t xml:space="preserve">0.99845</w:t>
+            </w:r>
+          </w:p>
+        </w:tc>
+        <w:tc>
+          <w:tcPr/>
+          <w:p>
+            <w:pPr>
+              <w:pStyle w:val="Compact"/>
+            </w:pPr>
+            <w:r>
+              <w:t xml:space="preserve">0.309</w:t>
+            </w:r>
+          </w:p>
+        </w:tc>
+        <w:tc>
+          <w:tcPr/>
+          <w:p>
+            <w:pPr>
+              <w:pStyle w:val="Compact"/>
+            </w:pPr>
+            <w:r>
+              <w:t xml:space="preserve">0.0000</w:t>
             </w:r>
           </w:p>
         </w:tc>
@@ -6215,7 +5510,7 @@
               <w:pStyle w:val="Compact"/>
             </w:pPr>
             <w:r>
-              <w:t xml:space="preserve">60M / 90%</w:t>
+              <w:t xml:space="preserve">100M / 50%</w:t>
             </w:r>
           </w:p>
         </w:tc>
@@ -6237,7 +5532,7 @@
               <w:pStyle w:val="Compact"/>
             </w:pPr>
             <w:r>
-              <w:t xml:space="preserve">52.4</w:t>
+              <w:t xml:space="preserve">153.4</w:t>
             </w:r>
           </w:p>
         </w:tc>
@@ -6259,29 +5554,29 @@
               <w:pStyle w:val="Compact"/>
             </w:pPr>
             <w:r>
-              <w:t xml:space="preserve">0.99921</w:t>
-            </w:r>
-          </w:p>
-        </w:tc>
-        <w:tc>
-          <w:tcPr/>
-          <w:p>
-            <w:pPr>
-              <w:pStyle w:val="Compact"/>
-            </w:pPr>
-            <w:r>
-              <w:t xml:space="preserve">0.120</w:t>
-            </w:r>
-          </w:p>
-        </w:tc>
-        <w:tc>
-          <w:tcPr/>
-          <w:p>
-            <w:pPr>
-              <w:pStyle w:val="Compact"/>
-            </w:pPr>
-            <w:r>
-              <w:t xml:space="preserve">0.0036</w:t>
+              <w:t xml:space="preserve">0.99937</w:t>
+            </w:r>
+          </w:p>
+        </w:tc>
+        <w:tc>
+          <w:tcPr/>
+          <w:p>
+            <w:pPr>
+              <w:pStyle w:val="Compact"/>
+            </w:pPr>
+            <w:r>
+              <w:t xml:space="preserve">0.121</w:t>
+            </w:r>
+          </w:p>
+        </w:tc>
+        <w:tc>
+          <w:tcPr/>
+          <w:p>
+            <w:pPr>
+              <w:pStyle w:val="Compact"/>
+            </w:pPr>
+            <w:r>
+              <w:t xml:space="preserve">0.0035</w:t>
             </w:r>
           </w:p>
         </w:tc>
@@ -6294,7 +5589,7 @@
               <w:pStyle w:val="Compact"/>
             </w:pPr>
             <w:r>
-              <w:t xml:space="preserve">60M / 90%</w:t>
+              <w:t xml:space="preserve">100M / 50%</w:t>
             </w:r>
           </w:p>
         </w:tc>
@@ -6316,7 +5611,7 @@
               <w:pStyle w:val="Compact"/>
             </w:pPr>
             <w:r>
-              <w:t xml:space="preserve">669.5</w:t>
+              <w:t xml:space="preserve">1684.9</w:t>
             </w:r>
           </w:p>
         </w:tc>
@@ -6349,7 +5644,7 @@
               <w:pStyle w:val="Compact"/>
             </w:pPr>
             <w:r>
-              <w:t xml:space="preserve">0.309</w:t>
+              <w:t xml:space="preserve">0.310</w:t>
             </w:r>
           </w:p>
         </w:tc>
@@ -6373,73 +5668,73 @@
               <w:pStyle w:val="Compact"/>
             </w:pPr>
             <w:r>
-              <w:t xml:space="preserve">100M / 50%</w:t>
-            </w:r>
-          </w:p>
-        </w:tc>
-        <w:tc>
-          <w:tcPr/>
-          <w:p>
-            <w:pPr>
-              <w:pStyle w:val="Compact"/>
-            </w:pPr>
-            <w:r>
-              <w:t xml:space="preserve">RustyClean (legacy Kraken2 + recheck)</w:t>
-            </w:r>
-          </w:p>
-        </w:tc>
-        <w:tc>
-          <w:tcPr/>
-          <w:p>
-            <w:pPr>
-              <w:pStyle w:val="Compact"/>
-            </w:pPr>
-            <w:r>
-              <w:t xml:space="preserve">1792.0</w:t>
-            </w:r>
-          </w:p>
-        </w:tc>
-        <w:tc>
-          <w:tcPr/>
-          <w:p>
-            <w:pPr>
-              <w:pStyle w:val="Compact"/>
-            </w:pPr>
-            <w:r>
-              <w:t xml:space="preserve">16.28</w:t>
-            </w:r>
-          </w:p>
-        </w:tc>
-        <w:tc>
-          <w:tcPr/>
-          <w:p>
-            <w:pPr>
-              <w:pStyle w:val="Compact"/>
-            </w:pPr>
-            <w:r>
-              <w:t xml:space="preserve">0.99758</w:t>
-            </w:r>
-          </w:p>
-        </w:tc>
-        <w:tc>
-          <w:tcPr/>
-          <w:p>
-            <w:pPr>
-              <w:pStyle w:val="Compact"/>
-            </w:pPr>
-            <w:r>
-              <w:t xml:space="preserve">0.398</w:t>
-            </w:r>
-          </w:p>
-        </w:tc>
-        <w:tc>
-          <w:tcPr/>
-          <w:p>
-            <w:pPr>
-              <w:pStyle w:val="Compact"/>
-            </w:pPr>
-            <w:r>
-              <w:t xml:space="preserve">0.0716</w:t>
+              <w:t xml:space="preserve">100M / 90%</w:t>
+            </w:r>
+          </w:p>
+        </w:tc>
+        <w:tc>
+          <w:tcPr/>
+          <w:p>
+            <w:pPr>
+              <w:pStyle w:val="Compact"/>
+            </w:pPr>
+            <w:r>
+              <w:t xml:space="preserve">deacon (depletion only)</w:t>
+            </w:r>
+          </w:p>
+        </w:tc>
+        <w:tc>
+          <w:tcPr/>
+          <w:p>
+            <w:pPr>
+              <w:pStyle w:val="Compact"/>
+            </w:pPr>
+            <w:r>
+              <w:t xml:space="preserve">202.4</w:t>
+            </w:r>
+          </w:p>
+        </w:tc>
+        <w:tc>
+          <w:tcPr/>
+          <w:p>
+            <w:pPr>
+              <w:pStyle w:val="Compact"/>
+            </w:pPr>
+            <w:r>
+              <w:t xml:space="preserve">4.76</w:t>
+            </w:r>
+          </w:p>
+        </w:tc>
+        <w:tc>
+          <w:tcPr/>
+          <w:p>
+            <w:pPr>
+              <w:pStyle w:val="Compact"/>
+            </w:pPr>
+            <w:r>
+              <w:t xml:space="preserve">0.99920</w:t>
+            </w:r>
+          </w:p>
+        </w:tc>
+        <w:tc>
+          <w:tcPr/>
+          <w:p>
+            <w:pPr>
+              <w:pStyle w:val="Compact"/>
+            </w:pPr>
+            <w:r>
+              <w:t xml:space="preserve">0.120</w:t>
+            </w:r>
+          </w:p>
+        </w:tc>
+        <w:tc>
+          <w:tcPr/>
+          <w:p>
+            <w:pPr>
+              <w:pStyle w:val="Compact"/>
+            </w:pPr>
+            <w:r>
+              <w:t xml:space="preserve">0.0037</w:t>
             </w:r>
           </w:p>
         </w:tc>
@@ -6452,322 +5747,6 @@
               <w:pStyle w:val="Compact"/>
             </w:pPr>
             <w:r>
-              <w:t xml:space="preserve">100M / 50%</w:t>
-            </w:r>
-          </w:p>
-        </w:tc>
-        <w:tc>
-          <w:tcPr/>
-          <w:p>
-            <w:pPr>
-              <w:pStyle w:val="Compact"/>
-            </w:pPr>
-            <w:r>
-              <w:t xml:space="preserve">deacon (depletion only)</w:t>
-            </w:r>
-          </w:p>
-        </w:tc>
-        <w:tc>
-          <w:tcPr/>
-          <w:p>
-            <w:pPr>
-              <w:pStyle w:val="Compact"/>
-            </w:pPr>
-            <w:r>
-              <w:t xml:space="preserve">153.4</w:t>
-            </w:r>
-          </w:p>
-        </w:tc>
-        <w:tc>
-          <w:tcPr/>
-          <w:p>
-            <w:pPr>
-              <w:pStyle w:val="Compact"/>
-            </w:pPr>
-            <w:r>
-              <w:t xml:space="preserve">4.76</w:t>
-            </w:r>
-          </w:p>
-        </w:tc>
-        <w:tc>
-          <w:tcPr/>
-          <w:p>
-            <w:pPr>
-              <w:pStyle w:val="Compact"/>
-            </w:pPr>
-            <w:r>
-              <w:t xml:space="preserve">0.99937</w:t>
-            </w:r>
-          </w:p>
-        </w:tc>
-        <w:tc>
-          <w:tcPr/>
-          <w:p>
-            <w:pPr>
-              <w:pStyle w:val="Compact"/>
-            </w:pPr>
-            <w:r>
-              <w:t xml:space="preserve">0.121</w:t>
-            </w:r>
-          </w:p>
-        </w:tc>
-        <w:tc>
-          <w:tcPr/>
-          <w:p>
-            <w:pPr>
-              <w:pStyle w:val="Compact"/>
-            </w:pPr>
-            <w:r>
-              <w:t xml:space="preserve">0.0035</w:t>
-            </w:r>
-          </w:p>
-        </w:tc>
-      </w:tr>
-      <w:tr>
-        <w:tc>
-          <w:tcPr/>
-          <w:p>
-            <w:pPr>
-              <w:pStyle w:val="Compact"/>
-            </w:pPr>
-            <w:r>
-              <w:t xml:space="preserve">100M / 50%</w:t>
-            </w:r>
-          </w:p>
-        </w:tc>
-        <w:tc>
-          <w:tcPr/>
-          <w:p>
-            <w:pPr>
-              <w:pStyle w:val="Compact"/>
-            </w:pPr>
-            <w:r>
-              <w:t xml:space="preserve">RustyClean AUTO (deacon)</w:t>
-            </w:r>
-          </w:p>
-        </w:tc>
-        <w:tc>
-          <w:tcPr/>
-          <w:p>
-            <w:pPr>
-              <w:pStyle w:val="Compact"/>
-            </w:pPr>
-            <w:r>
-              <w:t xml:space="preserve">1684.9</w:t>
-            </w:r>
-          </w:p>
-        </w:tc>
-        <w:tc>
-          <w:tcPr/>
-          <w:p>
-            <w:pPr>
-              <w:pStyle w:val="Compact"/>
-            </w:pPr>
-            <w:r>
-              <w:t xml:space="preserve">4.76</w:t>
-            </w:r>
-          </w:p>
-        </w:tc>
-        <w:tc>
-          <w:tcPr/>
-          <w:p>
-            <w:pPr>
-              <w:pStyle w:val="Compact"/>
-            </w:pPr>
-            <w:r>
-              <w:t xml:space="preserve">0.99845</w:t>
-            </w:r>
-          </w:p>
-        </w:tc>
-        <w:tc>
-          <w:tcPr/>
-          <w:p>
-            <w:pPr>
-              <w:pStyle w:val="Compact"/>
-            </w:pPr>
-            <w:r>
-              <w:t xml:space="preserve">0.310</w:t>
-            </w:r>
-          </w:p>
-        </w:tc>
-        <w:tc>
-          <w:tcPr/>
-          <w:p>
-            <w:pPr>
-              <w:pStyle w:val="Compact"/>
-            </w:pPr>
-            <w:r>
-              <w:t xml:space="preserve">0.0000</w:t>
-            </w:r>
-          </w:p>
-        </w:tc>
-      </w:tr>
-      <w:tr>
-        <w:tc>
-          <w:tcPr/>
-          <w:p>
-            <w:pPr>
-              <w:pStyle w:val="Compact"/>
-            </w:pPr>
-            <w:r>
-              <w:t xml:space="preserve">100M / 90%</w:t>
-            </w:r>
-          </w:p>
-        </w:tc>
-        <w:tc>
-          <w:tcPr/>
-          <w:p>
-            <w:pPr>
-              <w:pStyle w:val="Compact"/>
-            </w:pPr>
-            <w:r>
-              <w:t xml:space="preserve">RustyClean (legacy Kraken2 + recheck)</w:t>
-            </w:r>
-          </w:p>
-        </w:tc>
-        <w:tc>
-          <w:tcPr/>
-          <w:p>
-            <w:pPr>
-              <w:pStyle w:val="Compact"/>
-            </w:pPr>
-            <w:r>
-              <w:t xml:space="preserve">1753.9</w:t>
-            </w:r>
-          </w:p>
-        </w:tc>
-        <w:tc>
-          <w:tcPr/>
-          <w:p>
-            <w:pPr>
-              <w:pStyle w:val="Compact"/>
-            </w:pPr>
-            <w:r>
-              <w:t xml:space="preserve">16.25</w:t>
-            </w:r>
-          </w:p>
-        </w:tc>
-        <w:tc>
-          <w:tcPr/>
-          <w:p>
-            <w:pPr>
-              <w:pStyle w:val="Compact"/>
-            </w:pPr>
-            <w:r>
-              <w:t xml:space="preserve">0.99425</w:t>
-            </w:r>
-          </w:p>
-        </w:tc>
-        <w:tc>
-          <w:tcPr/>
-          <w:p>
-            <w:pPr>
-              <w:pStyle w:val="Compact"/>
-            </w:pPr>
-            <w:r>
-              <w:t xml:space="preserve">0.395</w:t>
-            </w:r>
-          </w:p>
-        </w:tc>
-        <w:tc>
-          <w:tcPr/>
-          <w:p>
-            <w:pPr>
-              <w:pStyle w:val="Compact"/>
-            </w:pPr>
-            <w:r>
-              <w:t xml:space="preserve">0.0712</w:t>
-            </w:r>
-          </w:p>
-        </w:tc>
-      </w:tr>
-      <w:tr>
-        <w:tc>
-          <w:tcPr/>
-          <w:p>
-            <w:pPr>
-              <w:pStyle w:val="Compact"/>
-            </w:pPr>
-            <w:r>
-              <w:t xml:space="preserve">100M / 90%</w:t>
-            </w:r>
-          </w:p>
-        </w:tc>
-        <w:tc>
-          <w:tcPr/>
-          <w:p>
-            <w:pPr>
-              <w:pStyle w:val="Compact"/>
-            </w:pPr>
-            <w:r>
-              <w:t xml:space="preserve">deacon (depletion only)</w:t>
-            </w:r>
-          </w:p>
-        </w:tc>
-        <w:tc>
-          <w:tcPr/>
-          <w:p>
-            <w:pPr>
-              <w:pStyle w:val="Compact"/>
-            </w:pPr>
-            <w:r>
-              <w:t xml:space="preserve">202.4</w:t>
-            </w:r>
-          </w:p>
-        </w:tc>
-        <w:tc>
-          <w:tcPr/>
-          <w:p>
-            <w:pPr>
-              <w:pStyle w:val="Compact"/>
-            </w:pPr>
-            <w:r>
-              <w:t xml:space="preserve">4.76</w:t>
-            </w:r>
-          </w:p>
-        </w:tc>
-        <w:tc>
-          <w:tcPr/>
-          <w:p>
-            <w:pPr>
-              <w:pStyle w:val="Compact"/>
-            </w:pPr>
-            <w:r>
-              <w:t xml:space="preserve">0.99920</w:t>
-            </w:r>
-          </w:p>
-        </w:tc>
-        <w:tc>
-          <w:tcPr/>
-          <w:p>
-            <w:pPr>
-              <w:pStyle w:val="Compact"/>
-            </w:pPr>
-            <w:r>
-              <w:t xml:space="preserve">0.120</w:t>
-            </w:r>
-          </w:p>
-        </w:tc>
-        <w:tc>
-          <w:tcPr/>
-          <w:p>
-            <w:pPr>
-              <w:pStyle w:val="Compact"/>
-            </w:pPr>
-            <w:r>
-              <w:t xml:space="preserve">0.0037</w:t>
-            </w:r>
-          </w:p>
-        </w:tc>
-      </w:tr>
-      <w:tr>
-        <w:tc>
-          <w:tcPr/>
-          <w:p>
-            <w:pPr>
-              <w:pStyle w:val="Compact"/>
-            </w:pPr>
-            <w:r>
               <w:t xml:space="preserve">100M / 90%</w:t>
             </w:r>
           </w:p>
@@ -7007,20 +5986,20 @@
       <w:r>
         <w:drawing>
           <wp:inline>
-            <wp:extent cx="5334000" cy="2891684"/>
+            <wp:extent cx="5334000" cy="3173766"/>
             <wp:effectExtent b="0" l="0" r="0" t="0"/>
-            <wp:docPr descr="" title="" id="28" name="Picture"/>
+            <wp:docPr descr="" title="" id="27" name="Picture"/>
             <a:graphic>
               <a:graphicData uri="http://schemas.openxmlformats.org/drawingml/2006/picture">
                 <pic:pic>
                   <pic:nvPicPr>
-                    <pic:cNvPr descr="figures/fig3_deacon_accuracy.png" id="29" name="Picture"/>
+                    <pic:cNvPr descr="figures/fig3_deacon_accuracy.png" id="28" name="Picture"/>
                     <pic:cNvPicPr>
                       <a:picLocks noChangeArrowheads="1" noChangeAspect="1"/>
                     </pic:cNvPicPr>
                   </pic:nvPicPr>
                   <pic:blipFill>
-                    <a:blip r:embed="rId27"/>
+                    <a:blip r:embed="rId26"/>
                     <a:stretch>
                       <a:fillRect/>
                     </a:stretch>
@@ -7028,7 +6007,7 @@
                   <pic:spPr bwMode="auto">
                     <a:xfrm>
                       <a:off x="0" y="0"/>
-                      <a:ext cx="5334000" cy="2891684"/>
+                      <a:ext cx="5334000" cy="3173766"/>
                     </a:xfrm>
                     <a:prstGeom prst="rect">
                       <a:avLst/>
@@ -7062,7 +6041,7 @@
         <w:t xml:space="preserve"> </w:t>
       </w:r>
       <w:r>
-        <w:t xml:space="preserve">Accuracy of the five-way comparison. (a) F1 score per</w:t>
+        <w:t xml:space="preserve">Accuracy of the four-way comparison. (a) F1 score per</w:t>
       </w:r>
       <w:r>
         <w:t xml:space="preserve"> </w:t>
@@ -7098,18 +6077,18 @@
           <wp:inline>
             <wp:extent cx="4293704" cy="2844120"/>
             <wp:effectExtent b="0" l="0" r="0" t="0"/>
-            <wp:docPr descr="" title="" id="31" name="Picture"/>
+            <wp:docPr descr="" title="" id="30" name="Picture"/>
             <a:graphic>
               <a:graphicData uri="http://schemas.openxmlformats.org/drawingml/2006/picture">
                 <pic:pic>
                   <pic:nvPicPr>
-                    <pic:cNvPr descr="figures/fig6_verification.png" id="32" name="Picture"/>
+                    <pic:cNvPr descr="figures/fig6_verification.png" id="31" name="Picture"/>
                     <pic:cNvPicPr>
                       <a:picLocks noChangeArrowheads="1" noChangeAspect="1"/>
                     </pic:cNvPicPr>
                   </pic:nvPicPr>
                   <pic:blipFill>
-                    <a:blip r:embed="rId30"/>
+                    <a:blip r:embed="rId29"/>
                     <a:stretch>
                       <a:fillRect/>
                     </a:stretch>
@@ -7183,19 +6162,13 @@
         <w:t xml:space="preserve"> </w:t>
       </w:r>
       <w:r>
-        <w:t xml:space="preserve">index plus working set — 3.4-fold below the legacy Kraken2 path</w:t>
-      </w:r>
-      <w:r>
-        <w:t xml:space="preserve"> </w:t>
-      </w:r>
-      <w:r>
-        <w:t xml:space="preserve">(16.2–16.3 GB) and close to fastp + Hostile (3.5–3.8 GB), though</w:t>
-      </w:r>
-      <w:r>
-        <w:t xml:space="preserve"> </w:t>
-      </w:r>
-      <w:r>
-        <w:t xml:space="preserve">above KneadData’s 1.16 GB, which remains the lowest-memory option</w:t>
+        <w:t xml:space="preserve">index plus working set — close to fastp + Hostile (3.5–3.8 GB),</w:t>
+      </w:r>
+      <w:r>
+        <w:t xml:space="preserve"> </w:t>
+      </w:r>
+      <w:r>
+        <w:t xml:space="preserve">though above KneadData’s 1.16 GB, which remains the lowest-memory option</w:t>
       </w:r>
       <w:r>
         <w:t xml:space="preserve"> </w:t>
@@ -7272,8 +6245,8 @@
         <w:t xml:space="preserve">cross-species index work in Section 3.2.</w:t>
       </w:r>
     </w:p>
-    <w:bookmarkEnd w:id="33"/>
-    <w:bookmarkStart w:id="37" w:name="cross-species-host-depletion"/>
+    <w:bookmarkEnd w:id="32"/>
+    <w:bookmarkStart w:id="36" w:name="cross-species-host-depletion"/>
     <w:p>
       <w:pPr>
         <w:pStyle w:val="Heading3"/>
@@ -7477,18 +6450,18 @@
           <wp:inline>
             <wp:extent cx="4101038" cy="2844120"/>
             <wp:effectExtent b="0" l="0" r="0" t="0"/>
-            <wp:docPr descr="" title="" id="35" name="Picture"/>
+            <wp:docPr descr="" title="" id="34" name="Picture"/>
             <a:graphic>
               <a:graphicData uri="http://schemas.openxmlformats.org/drawingml/2006/picture">
                 <pic:pic>
                   <pic:nvPicPr>
-                    <pic:cNvPr descr="figures/fig5_cross_species.png" id="36" name="Picture"/>
+                    <pic:cNvPr descr="figures/fig5_cross_species.png" id="35" name="Picture"/>
                     <pic:cNvPicPr>
                       <a:picLocks noChangeArrowheads="1" noChangeAspect="1"/>
                     </pic:cNvPicPr>
                   </pic:nvPicPr>
                   <pic:blipFill>
-                    <a:blip r:embed="rId34"/>
+                    <a:blip r:embed="rId33"/>
                     <a:stretch>
                       <a:fillRect/>
                     </a:stretch>
@@ -8236,86 +7209,86 @@
         </w:tc>
       </w:tr>
     </w:tbl>
+    <w:bookmarkEnd w:id="36"/>
+    <w:bookmarkStart w:id="37" w:name="real-data-performance"/>
+    <w:p>
+      <w:pPr>
+        <w:pStyle w:val="Heading3"/>
+      </w:pPr>
+      <w:r>
+        <w:t xml:space="preserve">3.3 Real-data performance</w:t>
+      </w:r>
+    </w:p>
+    <w:p>
+      <w:pPr>
+        <w:pStyle w:val="FirstParagraph"/>
+      </w:pPr>
+      <w:r>
+        <w:t xml:space="preserve">We applied RustyClean to 11 human oral microbiome samples from the LU</w:t>
+      </w:r>
+      <w:r>
+        <w:t xml:space="preserve"> </w:t>
+      </w:r>
+      <w:r>
+        <w:t xml:space="preserve">cohort (paired-end, 5–45 million reads per sample) to confirm that the</w:t>
+      </w:r>
+      <w:r>
+        <w:t xml:space="preserve"> </w:t>
+      </w:r>
+      <w:r>
+        <w:t xml:space="preserve">simulated-panel performance translates to real data. This cohort was</w:t>
+      </w:r>
+      <w:r>
+        <w:t xml:space="preserve"> </w:t>
+      </w:r>
+      <w:r>
+        <w:t xml:space="preserve">processed with the routing-based auto mode of an earlier release;</w:t>
+      </w:r>
+      <w:r>
+        <w:t xml:space="preserve"> </w:t>
+      </w:r>
+      <w:r>
+        <w:t xml:space="preserve">current releases default to the deacon Tier-1 backend whenever an index</w:t>
+      </w:r>
+      <w:r>
+        <w:t xml:space="preserve"> </w:t>
+      </w:r>
+      <w:r>
+        <w:t xml:space="preserve">is configured. All samples completed successfully. Runtime ranged from</w:t>
+      </w:r>
+      <w:r>
+        <w:t xml:space="preserve"> </w:t>
+      </w:r>
+      <w:r>
+        <w:t xml:space="preserve">9 to 46 min per sample (mean 18.6 min, median 13.6 min) and peak memory</w:t>
+      </w:r>
+      <w:r>
+        <w:t xml:space="preserve"> </w:t>
+      </w:r>
+      <w:r>
+        <w:t xml:space="preserve">ranged from 3.4 to 6.5 GB (mean 4.1 GB, median 3.6 GB). The total wall</w:t>
+      </w:r>
+      <w:r>
+        <w:t xml:space="preserve"> </w:t>
+      </w:r>
+      <w:r>
+        <w:t xml:space="preserve">clock for the 11-sample cohort was 3.4 h. These numbers are consistent</w:t>
+      </w:r>
+      <w:r>
+        <w:t xml:space="preserve"> </w:t>
+      </w:r>
+      <w:r>
+        <w:t xml:space="preserve">with the simulated-panel throughput and demonstrate that the pipeline is</w:t>
+      </w:r>
+      <w:r>
+        <w:t xml:space="preserve"> </w:t>
+      </w:r>
+      <w:r>
+        <w:t xml:space="preserve">ready for production cohorts.</w:t>
+      </w:r>
+    </w:p>
     <w:bookmarkEnd w:id="37"/>
-    <w:bookmarkStart w:id="38" w:name="real-data-performance"/>
-    <w:p>
-      <w:pPr>
-        <w:pStyle w:val="Heading3"/>
-      </w:pPr>
-      <w:r>
-        <w:t xml:space="preserve">3.3 Real-data performance</w:t>
-      </w:r>
-    </w:p>
-    <w:p>
-      <w:pPr>
-        <w:pStyle w:val="FirstParagraph"/>
-      </w:pPr>
-      <w:r>
-        <w:t xml:space="preserve">We applied RustyClean to 11 human oral microbiome samples from the LU</w:t>
-      </w:r>
-      <w:r>
-        <w:t xml:space="preserve"> </w:t>
-      </w:r>
-      <w:r>
-        <w:t xml:space="preserve">cohort (paired-end, 5–45 million reads per sample) to confirm that the</w:t>
-      </w:r>
-      <w:r>
-        <w:t xml:space="preserve"> </w:t>
-      </w:r>
-      <w:r>
-        <w:t xml:space="preserve">simulated-panel performance translates to real data. This cohort was</w:t>
-      </w:r>
-      <w:r>
-        <w:t xml:space="preserve"> </w:t>
-      </w:r>
-      <w:r>
-        <w:t xml:space="preserve">processed with the legacy routing-based auto mode; current releases</w:t>
-      </w:r>
-      <w:r>
-        <w:t xml:space="preserve"> </w:t>
-      </w:r>
-      <w:r>
-        <w:t xml:space="preserve">default to the deacon Tier-1 backend whenever an index is configured.</w:t>
-      </w:r>
-      <w:r>
-        <w:t xml:space="preserve"> </w:t>
-      </w:r>
-      <w:r>
-        <w:t xml:space="preserve">All samples completed successfully. Runtime ranged from</w:t>
-      </w:r>
-      <w:r>
-        <w:t xml:space="preserve"> </w:t>
-      </w:r>
-      <w:r>
-        <w:t xml:space="preserve">9 to 46 min per sample (mean 18.6 min, median 13.6 min) and peak memory</w:t>
-      </w:r>
-      <w:r>
-        <w:t xml:space="preserve"> </w:t>
-      </w:r>
-      <w:r>
-        <w:t xml:space="preserve">ranged from 3.4 to 6.5 GB (mean 4.1 GB, median 3.6 GB). The total wall</w:t>
-      </w:r>
-      <w:r>
-        <w:t xml:space="preserve"> </w:t>
-      </w:r>
-      <w:r>
-        <w:t xml:space="preserve">clock for the 11-sample cohort was 3.4 h. These numbers are consistent</w:t>
-      </w:r>
-      <w:r>
-        <w:t xml:space="preserve"> </w:t>
-      </w:r>
-      <w:r>
-        <w:t xml:space="preserve">with the simulated-panel throughput and demonstrate that the pipeline is</w:t>
-      </w:r>
-      <w:r>
-        <w:t xml:space="preserve"> </w:t>
-      </w:r>
-      <w:r>
-        <w:t xml:space="preserve">ready for production cohorts.</w:t>
-      </w:r>
-    </w:p>
-    <w:bookmarkEnd w:id="38"/>
-    <w:bookmarkStart w:id="42" w:name="Xaa73ed9a56919e0c56c8b121598818ff89279a6"/>
+    <w:bookmarkStart w:id="41" w:name="Xaa73ed9a56919e0c56c8b121598818ff89279a6"/>
     <w:p>
       <w:pPr>
         <w:pStyle w:val="Heading3"/>
@@ -8561,37 +7534,31 @@
         <w:t xml:space="preserve"> </w:t>
       </w:r>
       <w:r>
-        <w:t xml:space="preserve">accounting explicit). No alignment- or classification-based competitor in</w:t>
-      </w:r>
-      <w:r>
-        <w:t xml:space="preserve"> </w:t>
-      </w:r>
-      <w:r>
-        <w:t xml:space="preserve">our comparison offers this combination: their per-sample memory footprint</w:t>
-      </w:r>
-      <w:r>
-        <w:t xml:space="preserve"> </w:t>
-      </w:r>
-      <w:r>
-        <w:t xml:space="preserve">is either CPU-scaled private copies (Kraken2, ~16 GB per sample) or a</w:t>
-      </w:r>
-      <w:r>
-        <w:t xml:space="preserve"> </w:t>
-      </w:r>
-      <w:r>
-        <w:t xml:space="preserve">per-sample alignment index (Bowtie2, ~3–5 GB per sample), so the same</w:t>
-      </w:r>
-      <w:r>
-        <w:t xml:space="preserve"> </w:t>
-      </w:r>
-      <w:r>
-        <w:t xml:space="preserve">8-sample concurrency would require roughly an order of magnitude more RAM</w:t>
-      </w:r>
-      <w:r>
-        <w:t xml:space="preserve"> </w:t>
-      </w:r>
-      <w:r>
-        <w:t xml:space="preserve">for the same throughput gain.</w:t>
+        <w:t xml:space="preserve">accounting explicit). No alignment-based competitor in our comparison</w:t>
+      </w:r>
+      <w:r>
+        <w:t xml:space="preserve"> </w:t>
+      </w:r>
+      <w:r>
+        <w:t xml:space="preserve">offers this combination: the per-sample memory footprint of an alignment</w:t>
+      </w:r>
+      <w:r>
+        <w:t xml:space="preserve"> </w:t>
+      </w:r>
+      <w:r>
+        <w:t xml:space="preserve">index (Bowtie2, ~3–5 GB per sample) means the same 8-sample concurrency</w:t>
+      </w:r>
+      <w:r>
+        <w:t xml:space="preserve"> </w:t>
+      </w:r>
+      <w:r>
+        <w:t xml:space="preserve">would require roughly an order of magnitude more RAM for the same</w:t>
+      </w:r>
+      <w:r>
+        <w:t xml:space="preserve"> </w:t>
+      </w:r>
+      <w:r>
+        <w:t xml:space="preserve">throughput gain.</w:t>
       </w:r>
     </w:p>
     <w:p>
@@ -8629,18 +7596,18 @@
           <wp:inline>
             <wp:extent cx="5334000" cy="1584831"/>
             <wp:effectExtent b="0" l="0" r="0" t="0"/>
-            <wp:docPr descr="" title="" id="40" name="Picture"/>
+            <wp:docPr descr="" title="" id="39" name="Picture"/>
             <a:graphic>
               <a:graphicData uri="http://schemas.openxmlformats.org/drawingml/2006/picture">
                 <pic:pic>
                   <pic:nvPicPr>
-                    <pic:cNvPr descr="figures/fig7_parallel_scaling.png" id="41" name="Picture"/>
+                    <pic:cNvPr descr="figures/fig7_parallel_scaling.png" id="40" name="Picture"/>
                     <pic:cNvPicPr>
                       <a:picLocks noChangeArrowheads="1" noChangeAspect="1"/>
                     </pic:cNvPicPr>
                   </pic:nvPicPr>
                   <pic:blipFill>
-                    <a:blip r:embed="rId39"/>
+                    <a:blip r:embed="rId38"/>
                     <a:stretch>
                       <a:fillRect/>
                     </a:stretch>
@@ -8765,14 +7732,93 @@
         <w:t xml:space="preserve">physical usage.</w:t>
       </w:r>
     </w:p>
+    <w:bookmarkEnd w:id="41"/>
+    <w:bookmarkStart w:id="42" w:name="the-depletion-backend-is-interchangeable"/>
+    <w:p>
+      <w:pPr>
+        <w:pStyle w:val="Heading3"/>
+      </w:pPr>
+      <w:r>
+        <w:t xml:space="preserve">3.5 The depletion backend is interchangeable</w:t>
+      </w:r>
+    </w:p>
+    <w:p>
+      <w:pPr>
+        <w:pStyle w:val="FirstParagraph"/>
+      </w:pPr>
+      <w:r>
+        <w:t xml:space="preserve">Because the pipeline treats the depletion step as a replaceable</w:t>
+      </w:r>
+      <w:r>
+        <w:t xml:space="preserve"> </w:t>
+      </w:r>
+      <w:r>
+        <w:t xml:space="preserve">component, alternative backends can be substituted without changing the</w:t>
+      </w:r>
+      <w:r>
+        <w:t xml:space="preserve"> </w:t>
+      </w:r>
+      <w:r>
+        <w:t xml:space="preserve">surrounding orchestration. We evaluated Bowtie2, minimap2 and Centrifuge</w:t>
+      </w:r>
+      <w:r>
+        <w:t xml:space="preserve"> </w:t>
+      </w:r>
+      <w:r>
+        <w:t xml:space="preserve">on the full enhanced panel. Bowtie2 and minimap2 were closely matched on</w:t>
+      </w:r>
+      <w:r>
+        <w:t xml:space="preserve"> </w:t>
+      </w:r>
+      <w:r>
+        <w:t xml:space="preserve">accuracy, while Centrifuge showed substantially higher host carry-over</w:t>
+      </w:r>
+      <w:r>
+        <w:t xml:space="preserve"> </w:t>
+      </w:r>
+      <w:r>
+        <w:t xml:space="preserve">at high host fractions (F1 0.745 at 99% host) and was not retained as a</w:t>
+      </w:r>
+      <w:r>
+        <w:t xml:space="preserve"> </w:t>
+      </w:r>
+      <w:r>
+        <w:t xml:space="preserve">recommended backend (Figure S1). Peak memory differed substantially</w:t>
+      </w:r>
+      <w:r>
+        <w:t xml:space="preserve"> </w:t>
+      </w:r>
+      <w:r>
+        <w:t xml:space="preserve">between backends, which is the practical consideration when choosing</w:t>
+      </w:r>
+      <w:r>
+        <w:t xml:space="preserve"> </w:t>
+      </w:r>
+      <w:r>
+        <w:t xml:space="preserve">between Bowtie2 and minimap2. The default Tier-1 backend is deacon</w:t>
+      </w:r>
+      <w:r>
+        <w:t xml:space="preserve"> </w:t>
+      </w:r>
+      <w:r>
+        <w:t xml:space="preserve">(Section 3.1), and the same interchangeability applies to it;</w:t>
+      </w:r>
+      <w:r>
+        <w:t xml:space="preserve"> </w:t>
+      </w:r>
+      <w:r>
+        <w:t xml:space="preserve">FracMinHash sketching was evaluated and rejected (Section 2.10).</w:t>
+      </w:r>
+    </w:p>
     <w:bookmarkEnd w:id="42"/>
-    <w:bookmarkStart w:id="46" w:name="the-legacy-kraken2-fallback"/>
-    <w:p>
-      <w:pPr>
-        <w:pStyle w:val="Heading3"/>
-      </w:pPr>
-      <w:r>
-        <w:t xml:space="preserve">3.5 The legacy Kraken2 fallback</w:t>
+    <w:bookmarkEnd w:id="43"/>
+    <w:bookmarkStart w:id="44" w:name="discussion"/>
+    <w:p>
+      <w:pPr>
+        <w:pStyle w:val="Heading2"/>
+      </w:pPr>
+      <w:r>
+        <w:t xml:space="preserve">4. Discussion</w:t>
       </w:r>
     </w:p>
     <w:p>
@@ -8780,25 +7826,61 @@
         <w:pStyle w:val="FirstParagraph"/>
       </w:pPr>
       <w:r>
-        <w:t xml:space="preserve">The Kraken2-based design that preceded the deacon integration is</w:t>
-      </w:r>
-      <w:r>
-        <w:t xml:space="preserve"> </w:t>
-      </w:r>
-      <w:r>
-        <w:t xml:space="preserve">retained as a documented fallback for deployments without a deacon</w:t>
-      </w:r>
-      <w:r>
-        <w:t xml:space="preserve"> </w:t>
-      </w:r>
-      <w:r>
-        <w:t xml:space="preserve">index, and its evaluation is summarised here; it is not the recommended</w:t>
-      </w:r>
-      <w:r>
-        <w:t xml:space="preserve"> </w:t>
-      </w:r>
-      <w:r>
-        <w:t xml:space="preserve">configuration.</w:t>
+        <w:t xml:space="preserve">Neither error direction is universally preferable, which is why the</w:t>
+      </w:r>
+      <w:r>
+        <w:t xml:space="preserve"> </w:t>
+      </w:r>
+      <w:r>
+        <w:t xml:space="preserve">choice should not be made once for every sample and every study. For</w:t>
+      </w:r>
+      <w:r>
+        <w:t xml:space="preserve"> </w:t>
+      </w:r>
+      <w:r>
+        <w:t xml:space="preserve">taxonomic profiling, a small residual host fraction is close to harmless</w:t>
+      </w:r>
+      <w:r>
+        <w:t xml:space="preserve"> </w:t>
+      </w:r>
+      <w:r>
+        <w:t xml:space="preserve">because profilers leave those reads unassigned, whereas discarded</w:t>
+      </w:r>
+      <w:r>
+        <w:t xml:space="preserve"> </w:t>
+      </w:r>
+      <w:r>
+        <w:t xml:space="preserve">microbial reads are an irreversible loss that propagates into diversity</w:t>
+      </w:r>
+      <w:r>
+        <w:t xml:space="preserve"> </w:t>
+      </w:r>
+      <w:r>
+        <w:t xml:space="preserve">and abundance estimates. For assembly, for MAG recovery, and for data</w:t>
+      </w:r>
+      <w:r>
+        <w:t xml:space="preserve"> </w:t>
+      </w:r>
+      <w:r>
+        <w:t xml:space="preserve">released publicly — where residual human sequence is a consent and</w:t>
+      </w:r>
+      <w:r>
+        <w:t xml:space="preserve"> </w:t>
+      </w:r>
+      <w:r>
+        <w:t xml:space="preserve">privacy matter rather than a technical one — the calculus reverses.</w:t>
+      </w:r>
+      <w:r>
+        <w:t xml:space="preserve"> </w:t>
+      </w:r>
+      <w:r>
+        <w:t xml:space="preserve">RustyClean exposes the verification threshold and the verification pass</w:t>
+      </w:r>
+      <w:r>
+        <w:t xml:space="preserve"> </w:t>
+      </w:r>
+      <w:r>
+        <w:t xml:space="preserve">itself as user-facing settings for this reason.</w:t>
       </w:r>
     </w:p>
     <w:p>
@@ -8806,83 +7888,61 @@
         <w:pStyle w:val="BodyText"/>
       </w:pPr>
       <w:r>
-        <w:rPr>
-          <w:b/>
-          <w:bCs/>
-        </w:rPr>
-        <w:t xml:space="preserve">Error profiles of the two classical strategies.</w:t>
-      </w:r>
-      <w:r>
-        <w:t xml:space="preserve"> </w:t>
-      </w:r>
-      <w:r>
-        <w:t xml:space="preserve">Across the four</w:t>
-      </w:r>
-      <w:r>
-        <w:t xml:space="preserve"> </w:t>
-      </w:r>
-      <w:r>
-        <w:t xml:space="preserve">evaluation datasets the error profiles of the two strategy families</w:t>
-      </w:r>
-      <w:r>
-        <w:t xml:space="preserve"> </w:t>
-      </w:r>
-      <w:r>
-        <w:t xml:space="preserve">separated exactly as reported by Gao et al. (Figure 6, Table 4).</w:t>
-      </w:r>
-      <w:r>
-        <w:t xml:space="preserve"> </w:t>
-      </w:r>
-      <w:r>
-        <w:t xml:space="preserve">KneadData, which depletes by alignment, discarded a mean 2.58% of</w:t>
-      </w:r>
-      <w:r>
-        <w:t xml:space="preserve"> </w:t>
-      </w:r>
-      <w:r>
-        <w:t xml:space="preserve">genuine microbial reads, rising to 3.96% on the lowest-host dataset.</w:t>
-      </w:r>
-      <w:r>
-        <w:t xml:space="preserve"> </w:t>
-      </w:r>
-      <w:r>
-        <w:t xml:space="preserve">RustyClean with the legacy auto configuration, which depleted by k-mer</w:t>
-      </w:r>
-      <w:r>
-        <w:t xml:space="preserve"> </w:t>
-      </w:r>
-      <w:r>
-        <w:t xml:space="preserve">classification on its high-host path, discarded a mean 0.20% — 13-fold</w:t>
-      </w:r>
-      <w:r>
-        <w:t xml:space="preserve"> </w:t>
-      </w:r>
-      <w:r>
-        <w:t xml:space="preserve">less microbial signal — but retained a mean 0.90% of host reads</w:t>
-      </w:r>
-      <w:r>
-        <w:t xml:space="preserve"> </w:t>
-      </w:r>
-      <w:r>
-        <w:t xml:space="preserve">against 0.26% for KneadData. Because the two error types are unequal in</w:t>
-      </w:r>
-      <w:r>
-        <w:t xml:space="preserve"> </w:t>
-      </w:r>
-      <w:r>
-        <w:t xml:space="preserve">their downstream consequences, the balanced F1 score obscures this</w:t>
-      </w:r>
-      <w:r>
-        <w:t xml:space="preserve"> </w:t>
-      </w:r>
-      <w:r>
-        <w:t xml:space="preserve">structure (0.9790 versus 0.9831), so we report the two error rates</w:t>
-      </w:r>
-      <w:r>
-        <w:t xml:space="preserve"> </w:t>
-      </w:r>
-      <w:r>
-        <w:t xml:space="preserve">separately throughout.</w:t>
+        <w:t xml:space="preserve">The central result is that minimizer-based depletion removes the</w:t>
+      </w:r>
+      <w:r>
+        <w:t xml:space="preserve"> </w:t>
+      </w:r>
+      <w:r>
+        <w:t xml:space="preserve">per-sample backend choice: deacon’s per-read cost is</w:t>
+      </w:r>
+      <w:r>
+        <w:t xml:space="preserve"> </w:t>
+      </w:r>
+      <w:r>
+        <w:t xml:space="preserve">host-fraction-independent, so a single Tier-1 backend suffices across</w:t>
+      </w:r>
+      <w:r>
+        <w:t xml:space="preserve"> </w:t>
+      </w:r>
+      <w:r>
+        <w:t xml:space="preserve">the whole host-fraction spectrum, and the live decision becomes</w:t>
+      </w:r>
+      <w:r>
+        <w:t xml:space="preserve"> </w:t>
+      </w:r>
+      <w:r>
+        <w:t xml:space="preserve">verification-budget allocation. Minimizer depletion leaves a small</w:t>
+      </w:r>
+      <w:r>
+        <w:t xml:space="preserve"> </w:t>
+      </w:r>
+      <w:r>
+        <w:t xml:space="preserve">structural residue of host reads (0.0035–0.0042% of retained output on</w:t>
+      </w:r>
+      <w:r>
+        <w:t xml:space="preserve"> </w:t>
+      </w:r>
+      <w:r>
+        <w:t xml:space="preserve">our panel); the adaptive Bowtie2 verification tier removes it entirely</w:t>
+      </w:r>
+      <w:r>
+        <w:t xml:space="preserve"> </w:t>
+      </w:r>
+      <w:r>
+        <w:t xml:space="preserve">(0.0000% on every high-host dataset tested) whenever deacon’s removed</w:t>
+      </w:r>
+      <w:r>
+        <w:t xml:space="preserve"> </w:t>
+      </w:r>
+      <w:r>
+        <w:t xml:space="preserve">proportion crosses the threshold — precisely the samples in which the</w:t>
+      </w:r>
+      <w:r>
+        <w:t xml:space="preserve"> </w:t>
+      </w:r>
+      <w:r>
+        <w:t xml:space="preserve">residue is largest in absolute terms.</w:t>
       </w:r>
     </w:p>
     <w:p>
@@ -8890,3848 +7950,6 @@
         <w:pStyle w:val="BodyText"/>
       </w:pPr>
       <w:r>
-        <w:drawing>
-          <wp:inline>
-            <wp:extent cx="5334000" cy="2451861"/>
-            <wp:effectExtent b="0" l="0" r="0" t="0"/>
-            <wp:docPr descr="" title="" id="44" name="Picture"/>
-            <a:graphic>
-              <a:graphicData uri="http://schemas.openxmlformats.org/drawingml/2006/picture">
-                <pic:pic>
-                  <pic:nvPicPr>
-                    <pic:cNvPr descr="figures/fig1_error_profile.png" id="45" name="Picture"/>
-                    <pic:cNvPicPr>
-                      <a:picLocks noChangeArrowheads="1" noChangeAspect="1"/>
-                    </pic:cNvPicPr>
-                  </pic:nvPicPr>
-                  <pic:blipFill>
-                    <a:blip r:embed="rId43"/>
-                    <a:stretch>
-                      <a:fillRect/>
-                    </a:stretch>
-                  </pic:blipFill>
-                  <pic:spPr bwMode="auto">
-                    <a:xfrm>
-                      <a:off x="0" y="0"/>
-                      <a:ext cx="5334000" cy="2451861"/>
-                    </a:xfrm>
-                    <a:prstGeom prst="rect">
-                      <a:avLst/>
-                    </a:prstGeom>
-                    <a:noFill/>
-                    <a:ln w="9525">
-                      <a:noFill/>
-                      <a:headEnd/>
-                      <a:tailEnd/>
-                    </a:ln>
-                  </pic:spPr>
-                </pic:pic>
-              </a:graphicData>
-            </a:graphic>
-          </wp:inline>
-        </w:drawing>
-      </w:r>
-    </w:p>
-    <w:p>
-      <w:pPr>
-        <w:pStyle w:val="BodyText"/>
-      </w:pPr>
-      <w:r>
-        <w:rPr>
-          <w:b/>
-          <w:bCs/>
-        </w:rPr>
-        <w:t xml:space="preserve">Figure 6.</w:t>
-      </w:r>
-      <w:r>
-        <w:t xml:space="preserve"> </w:t>
-      </w:r>
-      <w:r>
-        <w:t xml:space="preserve">Alignment- and classification-based host depletion fail in</w:t>
-      </w:r>
-      <w:r>
-        <w:t xml:space="preserve"> </w:t>
-      </w:r>
-      <w:r>
-        <w:t xml:space="preserve">opposite directions. (a) Microbial reads incorrectly discarded, an</w:t>
-      </w:r>
-      <w:r>
-        <w:t xml:space="preserve"> </w:t>
-      </w:r>
-      <w:r>
-        <w:t xml:space="preserve">irreversible loss of signal. (b) Host reads incorrectly retained, a</w:t>
-      </w:r>
-      <w:r>
-        <w:t xml:space="preserve"> </w:t>
-      </w:r>
-      <w:r>
-        <w:t xml:space="preserve">recoverable contamination. Depletion is deterministic, so accuracy does</w:t>
-      </w:r>
-      <w:r>
-        <w:t xml:space="preserve"> </w:t>
-      </w:r>
-      <w:r>
-        <w:t xml:space="preserve">not vary between technical replicates; bars show a single evaluation per</w:t>
-      </w:r>
-      <w:r>
-        <w:t xml:space="preserve"> </w:t>
-      </w:r>
-      <w:r>
-        <w:t xml:space="preserve">dataset.</w:t>
-      </w:r>
-    </w:p>
-    <w:p>
-      <w:pPr>
-        <w:pStyle w:val="BodyText"/>
-      </w:pPr>
-      <w:r>
-        <w:rPr>
-          <w:b/>
-          <w:bCs/>
-        </w:rPr>
-        <w:t xml:space="preserve">Table 4.</w:t>
-      </w:r>
-      <w:r>
-        <w:t xml:space="preserve"> </w:t>
-      </w:r>
-      <w:r>
-        <w:t xml:space="preserve">Host-depletion accuracy, legacy Kraken2-based auto</w:t>
-      </w:r>
-      <w:r>
-        <w:t xml:space="preserve"> </w:t>
-      </w:r>
-      <w:r>
-        <w:t xml:space="preserve">configuration. Microbial loss is the proportion of true microbial reads</w:t>
-      </w:r>
-      <w:r>
-        <w:t xml:space="preserve"> </w:t>
-      </w:r>
-      <w:r>
-        <w:t xml:space="preserve">discarded; host carry-over is the percentage of the retained output that</w:t>
-      </w:r>
-      <w:r>
-        <w:t xml:space="preserve"> </w:t>
-      </w:r>
-      <w:r>
-        <w:t xml:space="preserve">is host (Section 2.9).</w:t>
-      </w:r>
-    </w:p>
-    <w:tbl>
-      <w:tblPr>
-        <w:tblStyle w:val="Table"/>
-        <w:tblW w:type="pct" w:w="5000"/>
-        <w:tblLayout w:type="fixed"/>
-        <w:tblLook w:firstRow="1" w:lastRow="0" w:firstColumn="0" w:lastColumn="0" w:noHBand="0" w:noVBand="0" w:val="0020"/>
-      </w:tblPr>
-      <w:tblGrid>
-        <w:gridCol w:w="887"/>
-        <w:gridCol w:w="1297"/>
-        <w:gridCol w:w="1024"/>
-        <w:gridCol w:w="819"/>
-        <w:gridCol w:w="546"/>
-        <w:gridCol w:w="1638"/>
-        <w:gridCol w:w="1706"/>
-      </w:tblGrid>
-      <w:tr>
-        <w:trPr>
-          <w:tblHeader w:val="on"/>
-        </w:trPr>
-        <w:tc>
-          <w:tcPr/>
-          <w:p>
-            <w:pPr>
-              <w:pStyle w:val="Compact"/>
-            </w:pPr>
-            <w:r>
-              <w:rPr>
-                <w:b/>
-                <w:bCs/>
-              </w:rPr>
-              <w:t xml:space="preserve">Dataset</w:t>
-            </w:r>
-          </w:p>
-        </w:tc>
-        <w:tc>
-          <w:tcPr/>
-          <w:p>
-            <w:pPr>
-              <w:pStyle w:val="Compact"/>
-            </w:pPr>
-            <w:r>
-              <w:rPr>
-                <w:b/>
-                <w:bCs/>
-              </w:rPr>
-              <w:t xml:space="preserve">Tool</w:t>
-            </w:r>
-          </w:p>
-        </w:tc>
-        <w:tc>
-          <w:tcPr/>
-          <w:p>
-            <w:pPr>
-              <w:pStyle w:val="Compact"/>
-            </w:pPr>
-            <w:r>
-              <w:rPr>
-                <w:b/>
-                <w:bCs/>
-              </w:rPr>
-              <w:t xml:space="preserve">Precision</w:t>
-            </w:r>
-          </w:p>
-        </w:tc>
-        <w:tc>
-          <w:tcPr/>
-          <w:p>
-            <w:pPr>
-              <w:pStyle w:val="Compact"/>
-            </w:pPr>
-            <w:r>
-              <w:rPr>
-                <w:b/>
-                <w:bCs/>
-              </w:rPr>
-              <w:t xml:space="preserve">Recall</w:t>
-            </w:r>
-          </w:p>
-        </w:tc>
-        <w:tc>
-          <w:tcPr/>
-          <w:p>
-            <w:pPr>
-              <w:pStyle w:val="Compact"/>
-            </w:pPr>
-            <w:r>
-              <w:rPr>
-                <w:b/>
-                <w:bCs/>
-              </w:rPr>
-              <w:t xml:space="preserve">F1</w:t>
-            </w:r>
-          </w:p>
-        </w:tc>
-        <w:tc>
-          <w:tcPr/>
-          <w:p>
-            <w:pPr>
-              <w:pStyle w:val="Compact"/>
-            </w:pPr>
-            <w:r>
-              <w:rPr>
-                <w:b/>
-                <w:bCs/>
-              </w:rPr>
-              <w:t xml:space="preserve">Microbial loss (%)</w:t>
-            </w:r>
-          </w:p>
-        </w:tc>
-        <w:tc>
-          <w:tcPr/>
-          <w:p>
-            <w:pPr>
-              <w:pStyle w:val="Compact"/>
-            </w:pPr>
-            <w:r>
-              <w:rPr>
-                <w:b/>
-                <w:bCs/>
-              </w:rPr>
-              <w:t xml:space="preserve">Host carry-over (%)</w:t>
-            </w:r>
-          </w:p>
-        </w:tc>
-      </w:tr>
-      <w:tr>
-        <w:tc>
-          <w:tcPr/>
-          <w:p>
-            <w:pPr>
-              <w:pStyle w:val="Compact"/>
-            </w:pPr>
-            <w:r>
-              <w:t xml:space="preserve">5M / 1%</w:t>
-            </w:r>
-          </w:p>
-        </w:tc>
-        <w:tc>
-          <w:tcPr/>
-          <w:p>
-            <w:pPr>
-              <w:pStyle w:val="Compact"/>
-            </w:pPr>
-            <w:r>
-              <w:t xml:space="preserve">RustyClean (legacy auto)</w:t>
-            </w:r>
-          </w:p>
-        </w:tc>
-        <w:tc>
-          <w:tcPr/>
-          <w:p>
-            <w:pPr>
-              <w:pStyle w:val="Compact"/>
-            </w:pPr>
-            <w:r>
-              <w:t xml:space="preserve">1.0000</w:t>
-            </w:r>
-          </w:p>
-        </w:tc>
-        <w:tc>
-          <w:tcPr/>
-          <w:p>
-            <w:pPr>
-              <w:pStyle w:val="Compact"/>
-            </w:pPr>
-            <w:r>
-              <w:t xml:space="preserve">1.0000</w:t>
-            </w:r>
-          </w:p>
-        </w:tc>
-        <w:tc>
-          <w:tcPr/>
-          <w:p>
-            <w:pPr>
-              <w:pStyle w:val="Compact"/>
-            </w:pPr>
-            <w:r>
-              <w:t xml:space="preserve">1.0000</w:t>
-            </w:r>
-          </w:p>
-        </w:tc>
-        <w:tc>
-          <w:tcPr/>
-          <w:p>
-            <w:pPr>
-              <w:pStyle w:val="Compact"/>
-            </w:pPr>
-            <w:r>
-              <w:t xml:space="preserve">0.000</w:t>
-            </w:r>
-          </w:p>
-        </w:tc>
-        <w:tc>
-          <w:tcPr/>
-          <w:p>
-            <w:pPr>
-              <w:pStyle w:val="Compact"/>
-            </w:pPr>
-            <w:r>
-              <w:t xml:space="preserve">0.387</w:t>
-            </w:r>
-          </w:p>
-        </w:tc>
-      </w:tr>
-      <w:tr>
-        <w:tc>
-          <w:tcPr/>
-          <w:p>
-            <w:pPr>
-              <w:pStyle w:val="Compact"/>
-            </w:pPr>
-            <w:r>
-              <w:t xml:space="preserve">5M / 1%</w:t>
-            </w:r>
-          </w:p>
-        </w:tc>
-        <w:tc>
-          <w:tcPr/>
-          <w:p>
-            <w:pPr>
-              <w:pStyle w:val="Compact"/>
-            </w:pPr>
-            <w:r>
-              <w:t xml:space="preserve">Hostile</w:t>
-            </w:r>
-          </w:p>
-        </w:tc>
-        <w:tc>
-          <w:tcPr/>
-          <w:p>
-            <w:pPr>
-              <w:pStyle w:val="Compact"/>
-            </w:pPr>
-            <w:r>
-              <w:t xml:space="preserve">0.9999</w:t>
-            </w:r>
-          </w:p>
-        </w:tc>
-        <w:tc>
-          <w:tcPr/>
-          <w:p>
-            <w:pPr>
-              <w:pStyle w:val="Compact"/>
-            </w:pPr>
-            <w:r>
-              <w:t xml:space="preserve">1.0000</w:t>
-            </w:r>
-          </w:p>
-        </w:tc>
-        <w:tc>
-          <w:tcPr/>
-          <w:p>
-            <w:pPr>
-              <w:pStyle w:val="Compact"/>
-            </w:pPr>
-            <w:r>
-              <w:t xml:space="preserve">1.0000</w:t>
-            </w:r>
-          </w:p>
-        </w:tc>
-        <w:tc>
-          <w:tcPr/>
-          <w:p>
-            <w:pPr>
-              <w:pStyle w:val="Compact"/>
-            </w:pPr>
-            <w:r>
-              <w:t xml:space="preserve">0.000</w:t>
-            </w:r>
-          </w:p>
-        </w:tc>
-        <w:tc>
-          <w:tcPr/>
-          <w:p>
-            <w:pPr>
-              <w:pStyle w:val="Compact"/>
-            </w:pPr>
-            <w:r>
-              <w:t xml:space="preserve">0.686</w:t>
-            </w:r>
-          </w:p>
-        </w:tc>
-      </w:tr>
-      <w:tr>
-        <w:tc>
-          <w:tcPr/>
-          <w:p>
-            <w:pPr>
-              <w:pStyle w:val="Compact"/>
-            </w:pPr>
-            <w:r>
-              <w:t xml:space="preserve">5M / 1%</w:t>
-            </w:r>
-          </w:p>
-        </w:tc>
-        <w:tc>
-          <w:tcPr/>
-          <w:p>
-            <w:pPr>
-              <w:pStyle w:val="Compact"/>
-            </w:pPr>
-            <w:r>
-              <w:t xml:space="preserve">KneadData</w:t>
-            </w:r>
-          </w:p>
-        </w:tc>
-        <w:tc>
-          <w:tcPr/>
-          <w:p>
-            <w:pPr>
-              <w:pStyle w:val="Compact"/>
-            </w:pPr>
-            <w:r>
-              <w:t xml:space="preserve">1.0000</w:t>
-            </w:r>
-          </w:p>
-        </w:tc>
-        <w:tc>
-          <w:tcPr/>
-          <w:p>
-            <w:pPr>
-              <w:pStyle w:val="Compact"/>
-            </w:pPr>
-            <w:r>
-              <w:t xml:space="preserve">0.9604</w:t>
-            </w:r>
-          </w:p>
-        </w:tc>
-        <w:tc>
-          <w:tcPr/>
-          <w:p>
-            <w:pPr>
-              <w:pStyle w:val="Compact"/>
-            </w:pPr>
-            <w:r>
-              <w:t xml:space="preserve">0.9798</w:t>
-            </w:r>
-          </w:p>
-        </w:tc>
-        <w:tc>
-          <w:tcPr/>
-          <w:p>
-            <w:pPr>
-              <w:pStyle w:val="Compact"/>
-            </w:pPr>
-            <w:r>
-              <w:t xml:space="preserve">3.956</w:t>
-            </w:r>
-          </w:p>
-        </w:tc>
-        <w:tc>
-          <w:tcPr/>
-          <w:p>
-            <w:pPr>
-              <w:pStyle w:val="Compact"/>
-            </w:pPr>
-            <w:r>
-              <w:t xml:space="preserve">0.269</w:t>
-            </w:r>
-          </w:p>
-        </w:tc>
-      </w:tr>
-      <w:tr>
-        <w:tc>
-          <w:tcPr/>
-          <w:p>
-            <w:pPr>
-              <w:pStyle w:val="Compact"/>
-            </w:pPr>
-            <w:r>
-              <w:t xml:space="preserve">10M / 10%</w:t>
-            </w:r>
-          </w:p>
-        </w:tc>
-        <w:tc>
-          <w:tcPr/>
-          <w:p>
-            <w:pPr>
-              <w:pStyle w:val="Compact"/>
-            </w:pPr>
-            <w:r>
-              <w:t xml:space="preserve">RustyClean (legacy auto)</w:t>
-            </w:r>
-          </w:p>
-        </w:tc>
-        <w:tc>
-          <w:tcPr/>
-          <w:p>
-            <w:pPr>
-              <w:pStyle w:val="Compact"/>
-            </w:pPr>
-            <w:r>
-              <w:t xml:space="preserve">0.9995</w:t>
-            </w:r>
-          </w:p>
-        </w:tc>
-        <w:tc>
-          <w:tcPr/>
-          <w:p>
-            <w:pPr>
-              <w:pStyle w:val="Compact"/>
-            </w:pPr>
-            <w:r>
-              <w:t xml:space="preserve">0.9943</w:t>
-            </w:r>
-          </w:p>
-        </w:tc>
-        <w:tc>
-          <w:tcPr/>
-          <w:p>
-            <w:pPr>
-              <w:pStyle w:val="Compact"/>
-            </w:pPr>
-            <w:r>
-              <w:t xml:space="preserve">0.9969</w:t>
-            </w:r>
-          </w:p>
-        </w:tc>
-        <w:tc>
-          <w:tcPr/>
-          <w:p>
-            <w:pPr>
-              <w:pStyle w:val="Compact"/>
-            </w:pPr>
-            <w:r>
-              <w:t xml:space="preserve">0.568</w:t>
-            </w:r>
-          </w:p>
-        </w:tc>
-        <w:tc>
-          <w:tcPr/>
-          <w:p>
-            <w:pPr>
-              <w:pStyle w:val="Compact"/>
-            </w:pPr>
-            <w:r>
-              <w:t xml:space="preserve">0.404</w:t>
-            </w:r>
-          </w:p>
-        </w:tc>
-      </w:tr>
-      <w:tr>
-        <w:tc>
-          <w:tcPr/>
-          <w:p>
-            <w:pPr>
-              <w:pStyle w:val="Compact"/>
-            </w:pPr>
-            <w:r>
-              <w:t xml:space="preserve">10M / 10%</w:t>
-            </w:r>
-          </w:p>
-        </w:tc>
-        <w:tc>
-          <w:tcPr/>
-          <w:p>
-            <w:pPr>
-              <w:pStyle w:val="Compact"/>
-            </w:pPr>
-            <w:r>
-              <w:t xml:space="preserve">Hostile</w:t>
-            </w:r>
-          </w:p>
-        </w:tc>
-        <w:tc>
-          <w:tcPr/>
-          <w:p>
-            <w:pPr>
-              <w:pStyle w:val="Compact"/>
-            </w:pPr>
-            <w:r>
-              <w:t xml:space="preserve">0.9992</w:t>
-            </w:r>
-          </w:p>
-        </w:tc>
-        <w:tc>
-          <w:tcPr/>
-          <w:p>
-            <w:pPr>
-              <w:pStyle w:val="Compact"/>
-            </w:pPr>
-            <w:r>
-              <w:t xml:space="preserve">0.9992</w:t>
-            </w:r>
-          </w:p>
-        </w:tc>
-        <w:tc>
-          <w:tcPr/>
-          <w:p>
-            <w:pPr>
-              <w:pStyle w:val="Compact"/>
-            </w:pPr>
-            <w:r>
-              <w:t xml:space="preserve">0.9992</w:t>
-            </w:r>
-          </w:p>
-        </w:tc>
-        <w:tc>
-          <w:tcPr/>
-          <w:p>
-            <w:pPr>
-              <w:pStyle w:val="Compact"/>
-            </w:pPr>
-            <w:r>
-              <w:t xml:space="preserve">0.079</w:t>
-            </w:r>
-          </w:p>
-        </w:tc>
-        <w:tc>
-          <w:tcPr/>
-          <w:p>
-            <w:pPr>
-              <w:pStyle w:val="Compact"/>
-            </w:pPr>
-            <w:r>
-              <w:t xml:space="preserve">0.674</w:t>
-            </w:r>
-          </w:p>
-        </w:tc>
-      </w:tr>
-      <w:tr>
-        <w:tc>
-          <w:tcPr/>
-          <w:p>
-            <w:pPr>
-              <w:pStyle w:val="Compact"/>
-            </w:pPr>
-            <w:r>
-              <w:t xml:space="preserve">10M / 10%</w:t>
-            </w:r>
-          </w:p>
-        </w:tc>
-        <w:tc>
-          <w:tcPr/>
-          <w:p>
-            <w:pPr>
-              <w:pStyle w:val="Compact"/>
-            </w:pPr>
-            <w:r>
-              <w:t xml:space="preserve">KneadData</w:t>
-            </w:r>
-          </w:p>
-        </w:tc>
-        <w:tc>
-          <w:tcPr/>
-          <w:p>
-            <w:pPr>
-              <w:pStyle w:val="Compact"/>
-            </w:pPr>
-            <w:r>
-              <w:t xml:space="preserve">0.9997</w:t>
-            </w:r>
-          </w:p>
-        </w:tc>
-        <w:tc>
-          <w:tcPr/>
-          <w:p>
-            <w:pPr>
-              <w:pStyle w:val="Compact"/>
-            </w:pPr>
-            <w:r>
-              <w:t xml:space="preserve">0.9721</w:t>
-            </w:r>
-          </w:p>
-        </w:tc>
-        <w:tc>
-          <w:tcPr/>
-          <w:p>
-            <w:pPr>
-              <w:pStyle w:val="Compact"/>
-            </w:pPr>
-            <w:r>
-              <w:t xml:space="preserve">0.9857</w:t>
-            </w:r>
-          </w:p>
-        </w:tc>
-        <w:tc>
-          <w:tcPr/>
-          <w:p>
-            <w:pPr>
-              <w:pStyle w:val="Compact"/>
-            </w:pPr>
-            <w:r>
-              <w:t xml:space="preserve">2.791</w:t>
-            </w:r>
-          </w:p>
-        </w:tc>
-        <w:tc>
-          <w:tcPr/>
-          <w:p>
-            <w:pPr>
-              <w:pStyle w:val="Compact"/>
-            </w:pPr>
-            <w:r>
-              <w:t xml:space="preserve">0.255</w:t>
-            </w:r>
-          </w:p>
-        </w:tc>
-      </w:tr>
-      <w:tr>
-        <w:tc>
-          <w:tcPr/>
-          <w:p>
-            <w:pPr>
-              <w:pStyle w:val="Compact"/>
-            </w:pPr>
-            <w:r>
-              <w:t xml:space="preserve">30M / 50%</w:t>
-            </w:r>
-          </w:p>
-        </w:tc>
-        <w:tc>
-          <w:tcPr/>
-          <w:p>
-            <w:pPr>
-              <w:pStyle w:val="Compact"/>
-            </w:pPr>
-            <w:r>
-              <w:t xml:space="preserve">RustyClean (legacy auto)</w:t>
-            </w:r>
-          </w:p>
-        </w:tc>
-        <w:tc>
-          <w:tcPr/>
-          <w:p>
-            <w:pPr>
-              <w:pStyle w:val="Compact"/>
-            </w:pPr>
-            <w:r>
-              <w:t xml:space="preserve">0.9795</w:t>
-            </w:r>
-          </w:p>
-        </w:tc>
-        <w:tc>
-          <w:tcPr/>
-          <w:p>
-            <w:pPr>
-              <w:pStyle w:val="Compact"/>
-            </w:pPr>
-            <w:r>
-              <w:t xml:space="preserve">0.9987</w:t>
-            </w:r>
-          </w:p>
-        </w:tc>
-        <w:tc>
-          <w:tcPr/>
-          <w:p>
-            <w:pPr>
-              <w:pStyle w:val="Compact"/>
-            </w:pPr>
-            <w:r>
-              <w:t xml:space="preserve">0.9890</w:t>
-            </w:r>
-          </w:p>
-        </w:tc>
-        <w:tc>
-          <w:tcPr/>
-          <w:p>
-            <w:pPr>
-              <w:pStyle w:val="Compact"/>
-            </w:pPr>
-            <w:r>
-              <w:t xml:space="preserve">0.130</w:t>
-            </w:r>
-          </w:p>
-        </w:tc>
-        <w:tc>
-          <w:tcPr/>
-          <w:p>
-            <w:pPr>
-              <w:pStyle w:val="Compact"/>
-            </w:pPr>
-            <w:r>
-              <w:t xml:space="preserve">1.411</w:t>
-            </w:r>
-          </w:p>
-        </w:tc>
-      </w:tr>
-      <w:tr>
-        <w:tc>
-          <w:tcPr/>
-          <w:p>
-            <w:pPr>
-              <w:pStyle w:val="Compact"/>
-            </w:pPr>
-            <w:r>
-              <w:t xml:space="preserve">30M / 50%</w:t>
-            </w:r>
-          </w:p>
-        </w:tc>
-        <w:tc>
-          <w:tcPr/>
-          <w:p>
-            <w:pPr>
-              <w:pStyle w:val="Compact"/>
-            </w:pPr>
-            <w:r>
-              <w:t xml:space="preserve">Hostile</w:t>
-            </w:r>
-          </w:p>
-        </w:tc>
-        <w:tc>
-          <w:tcPr/>
-          <w:p>
-            <w:pPr>
-              <w:pStyle w:val="Compact"/>
-            </w:pPr>
-            <w:r>
-              <w:t xml:space="preserve">0.9901</w:t>
-            </w:r>
-          </w:p>
-        </w:tc>
-        <w:tc>
-          <w:tcPr/>
-          <w:p>
-            <w:pPr>
-              <w:pStyle w:val="Compact"/>
-            </w:pPr>
-            <w:r>
-              <w:t xml:space="preserve">1.0000</w:t>
-            </w:r>
-          </w:p>
-        </w:tc>
-        <w:tc>
-          <w:tcPr/>
-          <w:p>
-            <w:pPr>
-              <w:pStyle w:val="Compact"/>
-            </w:pPr>
-            <w:r>
-              <w:t xml:space="preserve">0.9950</w:t>
-            </w:r>
-          </w:p>
-        </w:tc>
-        <w:tc>
-          <w:tcPr/>
-          <w:p>
-            <w:pPr>
-              <w:pStyle w:val="Compact"/>
-            </w:pPr>
-            <w:r>
-              <w:t xml:space="preserve">0.000</w:t>
-            </w:r>
-          </w:p>
-        </w:tc>
-        <w:tc>
-          <w:tcPr/>
-          <w:p>
-            <w:pPr>
-              <w:pStyle w:val="Compact"/>
-            </w:pPr>
-            <w:r>
-              <w:t xml:space="preserve">0.676</w:t>
-            </w:r>
-          </w:p>
-        </w:tc>
-      </w:tr>
-      <w:tr>
-        <w:tc>
-          <w:tcPr/>
-          <w:p>
-            <w:pPr>
-              <w:pStyle w:val="Compact"/>
-            </w:pPr>
-            <w:r>
-              <w:t xml:space="preserve">30M / 50%</w:t>
-            </w:r>
-          </w:p>
-        </w:tc>
-        <w:tc>
-          <w:tcPr/>
-          <w:p>
-            <w:pPr>
-              <w:pStyle w:val="Compact"/>
-            </w:pPr>
-            <w:r>
-              <w:t xml:space="preserve">KneadData</w:t>
-            </w:r>
-          </w:p>
-        </w:tc>
-        <w:tc>
-          <w:tcPr/>
-          <w:p>
-            <w:pPr>
-              <w:pStyle w:val="Compact"/>
-            </w:pPr>
-            <w:r>
-              <w:t xml:space="preserve">0.9963</w:t>
-            </w:r>
-          </w:p>
-        </w:tc>
-        <w:tc>
-          <w:tcPr/>
-          <w:p>
-            <w:pPr>
-              <w:pStyle w:val="Compact"/>
-            </w:pPr>
-            <w:r>
-              <w:t xml:space="preserve">0.9858</w:t>
-            </w:r>
-          </w:p>
-        </w:tc>
-        <w:tc>
-          <w:tcPr/>
-          <w:p>
-            <w:pPr>
-              <w:pStyle w:val="Compact"/>
-            </w:pPr>
-            <w:r>
-              <w:t xml:space="preserve">0.9910</w:t>
-            </w:r>
-          </w:p>
-        </w:tc>
-        <w:tc>
-          <w:tcPr/>
-          <w:p>
-            <w:pPr>
-              <w:pStyle w:val="Compact"/>
-            </w:pPr>
-            <w:r>
-              <w:t xml:space="preserve">1.425</w:t>
-            </w:r>
-          </w:p>
-        </w:tc>
-        <w:tc>
-          <w:tcPr/>
-          <w:p>
-            <w:pPr>
-              <w:pStyle w:val="Compact"/>
-            </w:pPr>
-            <w:r>
-              <w:t xml:space="preserve">0.250</w:t>
-            </w:r>
-          </w:p>
-        </w:tc>
-      </w:tr>
-      <w:tr>
-        <w:tc>
-          <w:tcPr/>
-          <w:p>
-            <w:pPr>
-              <w:pStyle w:val="Compact"/>
-            </w:pPr>
-            <w:r>
-              <w:t xml:space="preserve">60M / 90%</w:t>
-            </w:r>
-          </w:p>
-        </w:tc>
-        <w:tc>
-          <w:tcPr/>
-          <w:p>
-            <w:pPr>
-              <w:pStyle w:val="Compact"/>
-            </w:pPr>
-            <w:r>
-              <w:t xml:space="preserve">RustyClean (legacy auto)</w:t>
-            </w:r>
-          </w:p>
-        </w:tc>
-        <w:tc>
-          <w:tcPr/>
-          <w:p>
-            <w:pPr>
-              <w:pStyle w:val="Compact"/>
-            </w:pPr>
-            <w:r>
-              <w:t xml:space="preserve">0.8698</w:t>
-            </w:r>
-          </w:p>
-        </w:tc>
-        <w:tc>
-          <w:tcPr/>
-          <w:p>
-            <w:pPr>
-              <w:pStyle w:val="Compact"/>
-            </w:pPr>
-            <w:r>
-              <w:t xml:space="preserve">0.9989</w:t>
-            </w:r>
-          </w:p>
-        </w:tc>
-        <w:tc>
-          <w:tcPr/>
-          <w:p>
-            <w:pPr>
-              <w:pStyle w:val="Compact"/>
-            </w:pPr>
-            <w:r>
-              <w:t xml:space="preserve">0.9299</w:t>
-            </w:r>
-          </w:p>
-        </w:tc>
-        <w:tc>
-          <w:tcPr/>
-          <w:p>
-            <w:pPr>
-              <w:pStyle w:val="Compact"/>
-            </w:pPr>
-            <w:r>
-              <w:t xml:space="preserve">0.110</w:t>
-            </w:r>
-          </w:p>
-        </w:tc>
-        <w:tc>
-          <w:tcPr/>
-          <w:p>
-            <w:pPr>
-              <w:pStyle w:val="Compact"/>
-            </w:pPr>
-            <w:r>
-              <w:t xml:space="preserve">1.407</w:t>
-            </w:r>
-          </w:p>
-        </w:tc>
-      </w:tr>
-      <w:tr>
-        <w:tc>
-          <w:tcPr/>
-          <w:p>
-            <w:pPr>
-              <w:pStyle w:val="Compact"/>
-            </w:pPr>
-            <w:r>
-              <w:t xml:space="preserve">60M / 90%</w:t>
-            </w:r>
-          </w:p>
-        </w:tc>
-        <w:tc>
-          <w:tcPr/>
-          <w:p>
-            <w:pPr>
-              <w:pStyle w:val="Compact"/>
-            </w:pPr>
-            <w:r>
-              <w:t xml:space="preserve">Hostile</w:t>
-            </w:r>
-          </w:p>
-        </w:tc>
-        <w:tc>
-          <w:tcPr/>
-          <w:p>
-            <w:pPr>
-              <w:pStyle w:val="Compact"/>
-            </w:pPr>
-            <w:r>
-              <w:t xml:space="preserve">0.9331</w:t>
-            </w:r>
-          </w:p>
-        </w:tc>
-        <w:tc>
-          <w:tcPr/>
-          <w:p>
-            <w:pPr>
-              <w:pStyle w:val="Compact"/>
-            </w:pPr>
-            <w:r>
-              <w:t xml:space="preserve">0.9996</w:t>
-            </w:r>
-          </w:p>
-        </w:tc>
-        <w:tc>
-          <w:tcPr/>
-          <w:p>
-            <w:pPr>
-              <w:pStyle w:val="Compact"/>
-            </w:pPr>
-            <w:r>
-              <w:t xml:space="preserve">0.9652</w:t>
-            </w:r>
-          </w:p>
-        </w:tc>
-        <w:tc>
-          <w:tcPr/>
-          <w:p>
-            <w:pPr>
-              <w:pStyle w:val="Compact"/>
-            </w:pPr>
-            <w:r>
-              <w:t xml:space="preserve">0.039</w:t>
-            </w:r>
-          </w:p>
-        </w:tc>
-        <w:tc>
-          <w:tcPr/>
-          <w:p>
-            <w:pPr>
-              <w:pStyle w:val="Compact"/>
-            </w:pPr>
-            <w:r>
-              <w:t xml:space="preserve">0.674</w:t>
-            </w:r>
-          </w:p>
-        </w:tc>
-      </w:tr>
-      <w:tr>
-        <w:tc>
-          <w:tcPr/>
-          <w:p>
-            <w:pPr>
-              <w:pStyle w:val="Compact"/>
-            </w:pPr>
-            <w:r>
-              <w:t xml:space="preserve">60M / 90%</w:t>
-            </w:r>
-          </w:p>
-        </w:tc>
-        <w:tc>
-          <w:tcPr/>
-          <w:p>
-            <w:pPr>
-              <w:pStyle w:val="Compact"/>
-            </w:pPr>
-            <w:r>
-              <w:t xml:space="preserve">KneadData</w:t>
-            </w:r>
-          </w:p>
-        </w:tc>
-        <w:tc>
-          <w:tcPr/>
-          <w:p>
-            <w:pPr>
-              <w:pStyle w:val="Compact"/>
-            </w:pPr>
-            <w:r>
-              <w:t xml:space="preserve">0.9736</w:t>
-            </w:r>
-          </w:p>
-        </w:tc>
-        <w:tc>
-          <w:tcPr/>
-          <w:p>
-            <w:pPr>
-              <w:pStyle w:val="Compact"/>
-            </w:pPr>
-            <w:r>
-              <w:t xml:space="preserve">0.9785</w:t>
-            </w:r>
-          </w:p>
-        </w:tc>
-        <w:tc>
-          <w:tcPr/>
-          <w:p>
-            <w:pPr>
-              <w:pStyle w:val="Compact"/>
-            </w:pPr>
-            <w:r>
-              <w:t xml:space="preserve">0.9760</w:t>
-            </w:r>
-          </w:p>
-        </w:tc>
-        <w:tc>
-          <w:tcPr/>
-          <w:p>
-            <w:pPr>
-              <w:pStyle w:val="Compact"/>
-            </w:pPr>
-            <w:r>
-              <w:t xml:space="preserve">2.154</w:t>
-            </w:r>
-          </w:p>
-        </w:tc>
-        <w:tc>
-          <w:tcPr/>
-          <w:p>
-            <w:pPr>
-              <w:pStyle w:val="Compact"/>
-            </w:pPr>
-            <w:r>
-              <w:t xml:space="preserve">0.250</w:t>
-            </w:r>
-          </w:p>
-        </w:tc>
-      </w:tr>
-      <w:tr>
-        <w:tc>
-          <w:tcPr/>
-          <w:p>
-            <w:pPr>
-              <w:pStyle w:val="Compact"/>
-            </w:pPr>
-            <w:r>
-              <w:t xml:space="preserve">Mean</w:t>
-            </w:r>
-          </w:p>
-        </w:tc>
-        <w:tc>
-          <w:tcPr/>
-          <w:p>
-            <w:pPr>
-              <w:pStyle w:val="Compact"/>
-            </w:pPr>
-            <w:r>
-              <w:t xml:space="preserve">RustyClean (legacy auto)</w:t>
-            </w:r>
-          </w:p>
-        </w:tc>
-        <w:tc>
-          <w:tcPr/>
-          <w:p>
-            <w:pPr>
-              <w:pStyle w:val="Compact"/>
-            </w:pPr>
-            <w:r>
-              <w:t xml:space="preserve">—</w:t>
-            </w:r>
-          </w:p>
-        </w:tc>
-        <w:tc>
-          <w:tcPr/>
-          <w:p>
-            <w:pPr>
-              <w:pStyle w:val="Compact"/>
-            </w:pPr>
-            <w:r>
-              <w:t xml:space="preserve">—</w:t>
-            </w:r>
-          </w:p>
-        </w:tc>
-        <w:tc>
-          <w:tcPr/>
-          <w:p>
-            <w:pPr>
-              <w:pStyle w:val="Compact"/>
-            </w:pPr>
-            <w:r>
-              <w:t xml:space="preserve">0.9790</w:t>
-            </w:r>
-          </w:p>
-        </w:tc>
-        <w:tc>
-          <w:tcPr/>
-          <w:p>
-            <w:pPr>
-              <w:pStyle w:val="Compact"/>
-            </w:pPr>
-            <w:r>
-              <w:t xml:space="preserve">0.202</w:t>
-            </w:r>
-          </w:p>
-        </w:tc>
-        <w:tc>
-          <w:tcPr/>
-          <w:p>
-            <w:pPr>
-              <w:pStyle w:val="Compact"/>
-            </w:pPr>
-            <w:r>
-              <w:t xml:space="preserve">0.902</w:t>
-            </w:r>
-          </w:p>
-        </w:tc>
-      </w:tr>
-      <w:tr>
-        <w:tc>
-          <w:tcPr/>
-          <w:p>
-            <w:pPr>
-              <w:pStyle w:val="Compact"/>
-            </w:pPr>
-            <w:r>
-              <w:t xml:space="preserve">Mean</w:t>
-            </w:r>
-          </w:p>
-        </w:tc>
-        <w:tc>
-          <w:tcPr/>
-          <w:p>
-            <w:pPr>
-              <w:pStyle w:val="Compact"/>
-            </w:pPr>
-            <w:r>
-              <w:t xml:space="preserve">Hostile</w:t>
-            </w:r>
-          </w:p>
-        </w:tc>
-        <w:tc>
-          <w:tcPr/>
-          <w:p>
-            <w:pPr>
-              <w:pStyle w:val="Compact"/>
-            </w:pPr>
-            <w:r>
-              <w:t xml:space="preserve">—</w:t>
-            </w:r>
-          </w:p>
-        </w:tc>
-        <w:tc>
-          <w:tcPr/>
-          <w:p>
-            <w:pPr>
-              <w:pStyle w:val="Compact"/>
-            </w:pPr>
-            <w:r>
-              <w:t xml:space="preserve">—</w:t>
-            </w:r>
-          </w:p>
-        </w:tc>
-        <w:tc>
-          <w:tcPr/>
-          <w:p>
-            <w:pPr>
-              <w:pStyle w:val="Compact"/>
-            </w:pPr>
-            <w:r>
-              <w:t xml:space="preserve">0.9899</w:t>
-            </w:r>
-          </w:p>
-        </w:tc>
-        <w:tc>
-          <w:tcPr/>
-          <w:p>
-            <w:pPr>
-              <w:pStyle w:val="Compact"/>
-            </w:pPr>
-            <w:r>
-              <w:t xml:space="preserve">0.029</w:t>
-            </w:r>
-          </w:p>
-        </w:tc>
-        <w:tc>
-          <w:tcPr/>
-          <w:p>
-            <w:pPr>
-              <w:pStyle w:val="Compact"/>
-            </w:pPr>
-            <w:r>
-              <w:t xml:space="preserve">0.678</w:t>
-            </w:r>
-          </w:p>
-        </w:tc>
-      </w:tr>
-      <w:tr>
-        <w:tc>
-          <w:tcPr/>
-          <w:p>
-            <w:pPr>
-              <w:pStyle w:val="Compact"/>
-            </w:pPr>
-            <w:r>
-              <w:t xml:space="preserve">Mean</w:t>
-            </w:r>
-          </w:p>
-        </w:tc>
-        <w:tc>
-          <w:tcPr/>
-          <w:p>
-            <w:pPr>
-              <w:pStyle w:val="Compact"/>
-            </w:pPr>
-            <w:r>
-              <w:t xml:space="preserve">KneadData</w:t>
-            </w:r>
-          </w:p>
-        </w:tc>
-        <w:tc>
-          <w:tcPr/>
-          <w:p>
-            <w:pPr>
-              <w:pStyle w:val="Compact"/>
-            </w:pPr>
-            <w:r>
-              <w:t xml:space="preserve">—</w:t>
-            </w:r>
-          </w:p>
-        </w:tc>
-        <w:tc>
-          <w:tcPr/>
-          <w:p>
-            <w:pPr>
-              <w:pStyle w:val="Compact"/>
-            </w:pPr>
-            <w:r>
-              <w:t xml:space="preserve">—</w:t>
-            </w:r>
-          </w:p>
-        </w:tc>
-        <w:tc>
-          <w:tcPr/>
-          <w:p>
-            <w:pPr>
-              <w:pStyle w:val="Compact"/>
-            </w:pPr>
-            <w:r>
-              <w:t xml:space="preserve">0.9831</w:t>
-            </w:r>
-          </w:p>
-        </w:tc>
-        <w:tc>
-          <w:tcPr/>
-          <w:p>
-            <w:pPr>
-              <w:pStyle w:val="Compact"/>
-            </w:pPr>
-            <w:r>
-              <w:t xml:space="preserve">2.582</w:t>
-            </w:r>
-          </w:p>
-        </w:tc>
-        <w:tc>
-          <w:tcPr/>
-          <w:p>
-            <w:pPr>
-              <w:pStyle w:val="Compact"/>
-            </w:pPr>
-            <w:r>
-              <w:t xml:space="preserve">0.256</w:t>
-            </w:r>
-          </w:p>
-        </w:tc>
-      </w:tr>
-    </w:tbl>
-    <w:p>
-      <w:pPr>
-        <w:pStyle w:val="BodyText"/>
-      </w:pPr>
-      <w:r>
-        <w:rPr>
-          <w:b/>
-          <w:bCs/>
-        </w:rPr>
-        <w:t xml:space="preserve">Routing.</w:t>
-      </w:r>
-      <w:r>
-        <w:t xml:space="preserve"> </w:t>
-      </w:r>
-      <w:r>
-        <w:t xml:space="preserve">Host fraction estimated from a 100,000-read subsample</w:t>
-      </w:r>
-      <w:r>
-        <w:t xml:space="preserve"> </w:t>
-      </w:r>
-      <w:r>
-        <w:t xml:space="preserve">tracked the realised fraction closely on three of four datasets (0.93%</w:t>
-      </w:r>
-      <w:r>
-        <w:t xml:space="preserve"> </w:t>
-      </w:r>
-      <w:r>
-        <w:t xml:space="preserve">against 0.95% realised; 10.13% against 10.02%). On the skewed 30M</w:t>
-      </w:r>
-      <w:r>
-        <w:t xml:space="preserve"> </w:t>
-      </w:r>
-      <w:r>
-        <w:t xml:space="preserve">dataset the estimator underestimated by 10.8 percentage points (48.95%</w:t>
-      </w:r>
-      <w:r>
-        <w:t xml:space="preserve"> </w:t>
-      </w:r>
-      <w:r>
-        <w:t xml:space="preserve">against 59.73%), reflecting the difficulty of estimating composition</w:t>
-      </w:r>
-      <w:r>
-        <w:t xml:space="preserve"> </w:t>
-      </w:r>
-      <w:r>
-        <w:t xml:space="preserve">from a small subsample of a highly uneven community. Routing was</w:t>
-      </w:r>
-      <w:r>
-        <w:t xml:space="preserve"> </w:t>
-      </w:r>
-      <w:r>
-        <w:t xml:space="preserve">nevertheless correct in all four cases, because the decision requires</w:t>
-      </w:r>
-      <w:r>
-        <w:t xml:space="preserve"> </w:t>
-      </w:r>
-      <w:r>
-        <w:t xml:space="preserve">only that the estimate fall on the correct side of a threshold rather</w:t>
-      </w:r>
-      <w:r>
-        <w:t xml:space="preserve"> </w:t>
-      </w:r>
-      <w:r>
-        <w:t xml:space="preserve">than that it be accurate — a deliberate property of the design. Routing</w:t>
-      </w:r>
-      <w:r>
-        <w:t xml:space="preserve"> </w:t>
-      </w:r>
-      <w:r>
-        <w:t xml:space="preserve">sent the two low-host datasets to the alignment backend and the two</w:t>
-      </w:r>
-      <w:r>
-        <w:t xml:space="preserve"> </w:t>
-      </w:r>
-      <w:r>
-        <w:t xml:space="preserve">high-host datasets to the classification backend; against KneadData, the</w:t>
-      </w:r>
-      <w:r>
-        <w:t xml:space="preserve"> </w:t>
-      </w:r>
-      <w:r>
-        <w:t xml:space="preserve">legacy auto mode was faster on every dataset, by 2.5× to 4.6× (Table 5),</w:t>
-      </w:r>
-      <w:r>
-        <w:t xml:space="preserve"> </w:t>
-      </w:r>
-      <w:r>
-        <w:t xml:space="preserve">with the largest margin at the highest host fraction.</w:t>
-      </w:r>
-    </w:p>
-    <w:p>
-      <w:pPr>
-        <w:pStyle w:val="BodyText"/>
-      </w:pPr>
-      <w:r>
-        <w:rPr>
-          <w:b/>
-          <w:bCs/>
-        </w:rPr>
-        <w:t xml:space="preserve">Table 5.</w:t>
-      </w:r>
-      <w:r>
-        <w:t xml:space="preserve"> </w:t>
-      </w:r>
-      <w:r>
-        <w:t xml:space="preserve">Runtime and peak memory, legacy auto configuration. RC,</w:t>
-      </w:r>
-      <w:r>
-        <w:t xml:space="preserve"> </w:t>
-      </w:r>
-      <w:r>
-        <w:t xml:space="preserve">RustyClean in auto mode; KD, KneadData. The Hostile comparison is run</w:t>
-      </w:r>
-      <w:r>
-        <w:t xml:space="preserve"> </w:t>
-      </w:r>
-      <w:r>
-        <w:t xml:space="preserve">with quality control skipped on both sides (RC⁻ᵠᶜ) so that only the</w:t>
-      </w:r>
-      <w:r>
-        <w:t xml:space="preserve"> </w:t>
-      </w:r>
-      <w:r>
-        <w:t xml:space="preserve">depletion step is timed. Peak memory is the maximum resident set size of</w:t>
-      </w:r>
-      <w:r>
-        <w:t xml:space="preserve"> </w:t>
-      </w:r>
-      <w:r>
-        <w:t xml:space="preserve">the largest single process.</w:t>
-      </w:r>
-    </w:p>
-    <w:tbl>
-      <w:tblPr>
-        <w:tblStyle w:val="Table"/>
-        <w:tblW w:type="pct" w:w="5000"/>
-        <w:tblLayout w:type="fixed"/>
-        <w:tblLook w:firstRow="1" w:lastRow="0" w:firstColumn="0" w:lastColumn="0" w:noHBand="0" w:noVBand="0" w:val="0020"/>
-      </w:tblPr>
-      <w:tblGrid>
-        <w:gridCol w:w="635"/>
-        <w:gridCol w:w="635"/>
-        <w:gridCol w:w="928"/>
-        <w:gridCol w:w="586"/>
-        <w:gridCol w:w="586"/>
-        <w:gridCol w:w="537"/>
-        <w:gridCol w:w="733"/>
-        <w:gridCol w:w="831"/>
-        <w:gridCol w:w="782"/>
-        <w:gridCol w:w="831"/>
-        <w:gridCol w:w="831"/>
-      </w:tblGrid>
-      <w:tr>
-        <w:trPr>
-          <w:tblHeader w:val="on"/>
-        </w:trPr>
-        <w:tc>
-          <w:tcPr/>
-          <w:p>
-            <w:pPr>
-              <w:pStyle w:val="Compact"/>
-            </w:pPr>
-            <w:r>
-              <w:rPr>
-                <w:b/>
-                <w:bCs/>
-              </w:rPr>
-              <w:t xml:space="preserve">Dataset</w:t>
-            </w:r>
-          </w:p>
-        </w:tc>
-        <w:tc>
-          <w:tcPr/>
-          <w:p>
-            <w:pPr>
-              <w:pStyle w:val="Compact"/>
-            </w:pPr>
-            <w:r>
-              <w:rPr>
-                <w:b/>
-                <w:bCs/>
-              </w:rPr>
-              <w:t xml:space="preserve">Backend</w:t>
-            </w:r>
-          </w:p>
-        </w:tc>
-        <w:tc>
-          <w:tcPr/>
-          <w:p>
-            <w:pPr>
-              <w:pStyle w:val="Compact"/>
-            </w:pPr>
-            <w:r>
-              <w:rPr>
-                <w:b/>
-                <w:bCs/>
-              </w:rPr>
-              <w:t xml:space="preserve">Est. host (%)</w:t>
-            </w:r>
-          </w:p>
-        </w:tc>
-        <w:tc>
-          <w:tcPr/>
-          <w:p>
-            <w:pPr>
-              <w:pStyle w:val="Compact"/>
-            </w:pPr>
-            <w:r>
-              <w:rPr>
-                <w:b/>
-                <w:bCs/>
-              </w:rPr>
-              <w:t xml:space="preserve">RC (s)</w:t>
-            </w:r>
-          </w:p>
-        </w:tc>
-        <w:tc>
-          <w:tcPr/>
-          <w:p>
-            <w:pPr>
-              <w:pStyle w:val="Compact"/>
-            </w:pPr>
-            <w:r>
-              <w:rPr>
-                <w:b/>
-                <w:bCs/>
-              </w:rPr>
-              <w:t xml:space="preserve">KD (s)</w:t>
-            </w:r>
-          </w:p>
-        </w:tc>
-        <w:tc>
-          <w:tcPr/>
-          <w:p>
-            <w:pPr>
-              <w:pStyle w:val="Compact"/>
-            </w:pPr>
-            <w:r>
-              <w:rPr>
-                <w:b/>
-                <w:bCs/>
-              </w:rPr>
-              <w:t xml:space="preserve">vs KD</w:t>
-            </w:r>
-          </w:p>
-        </w:tc>
-        <w:tc>
-          <w:tcPr/>
-          <w:p>
-            <w:pPr>
-              <w:pStyle w:val="Compact"/>
-            </w:pPr>
-            <w:r>
-              <w:rPr>
-                <w:b/>
-                <w:bCs/>
-              </w:rPr>
-              <w:t xml:space="preserve">RC⁻ᵠᶜ (s)</w:t>
-            </w:r>
-          </w:p>
-        </w:tc>
-        <w:tc>
-          <w:tcPr/>
-          <w:p>
-            <w:pPr>
-              <w:pStyle w:val="Compact"/>
-            </w:pPr>
-            <w:r>
-              <w:rPr>
-                <w:b/>
-                <w:bCs/>
-              </w:rPr>
-              <w:t xml:space="preserve">Hostile (s)</w:t>
-            </w:r>
-          </w:p>
-        </w:tc>
-        <w:tc>
-          <w:tcPr/>
-          <w:p>
-            <w:pPr>
-              <w:pStyle w:val="Compact"/>
-            </w:pPr>
-            <w:r>
-              <w:rPr>
-                <w:b/>
-                <w:bCs/>
-              </w:rPr>
-              <w:t xml:space="preserve">vs Hostile</w:t>
-            </w:r>
-          </w:p>
-        </w:tc>
-        <w:tc>
-          <w:tcPr/>
-          <w:p>
-            <w:pPr>
-              <w:pStyle w:val="Compact"/>
-            </w:pPr>
-            <w:r>
-              <w:rPr>
-                <w:b/>
-                <w:bCs/>
-              </w:rPr>
-              <w:t xml:space="preserve">RC mem (GB)</w:t>
-            </w:r>
-          </w:p>
-        </w:tc>
-        <w:tc>
-          <w:tcPr/>
-          <w:p>
-            <w:pPr>
-              <w:pStyle w:val="Compact"/>
-            </w:pPr>
-            <w:r>
-              <w:rPr>
-                <w:b/>
-                <w:bCs/>
-              </w:rPr>
-              <w:t xml:space="preserve">KD mem (GB)</w:t>
-            </w:r>
-          </w:p>
-        </w:tc>
-      </w:tr>
-      <w:tr>
-        <w:tc>
-          <w:tcPr/>
-          <w:p>
-            <w:pPr>
-              <w:pStyle w:val="Compact"/>
-            </w:pPr>
-            <w:r>
-              <w:t xml:space="preserve">5M / 1%</w:t>
-            </w:r>
-          </w:p>
-        </w:tc>
-        <w:tc>
-          <w:tcPr/>
-          <w:p>
-            <w:pPr>
-              <w:pStyle w:val="Compact"/>
-            </w:pPr>
-            <w:r>
-              <w:t xml:space="preserve">bowtie2</w:t>
-            </w:r>
-          </w:p>
-        </w:tc>
-        <w:tc>
-          <w:tcPr/>
-          <w:p>
-            <w:pPr>
-              <w:pStyle w:val="Compact"/>
-            </w:pPr>
-            <w:r>
-              <w:t xml:space="preserve">0.93</w:t>
-            </w:r>
-          </w:p>
-        </w:tc>
-        <w:tc>
-          <w:tcPr/>
-          <w:p>
-            <w:pPr>
-              <w:pStyle w:val="Compact"/>
-            </w:pPr>
-            <w:r>
-              <w:t xml:space="preserve">170</w:t>
-            </w:r>
-          </w:p>
-        </w:tc>
-        <w:tc>
-          <w:tcPr/>
-          <w:p>
-            <w:pPr>
-              <w:pStyle w:val="Compact"/>
-            </w:pPr>
-            <w:r>
-              <w:t xml:space="preserve">420</w:t>
-            </w:r>
-          </w:p>
-        </w:tc>
-        <w:tc>
-          <w:tcPr/>
-          <w:p>
-            <w:pPr>
-              <w:pStyle w:val="Compact"/>
-            </w:pPr>
-            <w:r>
-              <w:t xml:space="preserve">2.47×</w:t>
-            </w:r>
-          </w:p>
-        </w:tc>
-        <w:tc>
-          <w:tcPr/>
-          <w:p>
-            <w:pPr>
-              <w:pStyle w:val="Compact"/>
-            </w:pPr>
-            <w:r>
-              <w:t xml:space="preserve">106</w:t>
-            </w:r>
-          </w:p>
-        </w:tc>
-        <w:tc>
-          <w:tcPr/>
-          <w:p>
-            <w:pPr>
-              <w:pStyle w:val="Compact"/>
-            </w:pPr>
-            <w:r>
-              <w:t xml:space="preserve">110</w:t>
-            </w:r>
-          </w:p>
-        </w:tc>
-        <w:tc>
-          <w:tcPr/>
-          <w:p>
-            <w:pPr>
-              <w:pStyle w:val="Compact"/>
-            </w:pPr>
-            <w:r>
-              <w:t xml:space="preserve">1.04×</w:t>
-            </w:r>
-          </w:p>
-        </w:tc>
-        <w:tc>
-          <w:tcPr/>
-          <w:p>
-            <w:pPr>
-              <w:pStyle w:val="Compact"/>
-            </w:pPr>
-            <w:r>
-              <w:t xml:space="preserve">3.3</w:t>
-            </w:r>
-          </w:p>
-        </w:tc>
-        <w:tc>
-          <w:tcPr/>
-          <w:p>
-            <w:pPr>
-              <w:pStyle w:val="Compact"/>
-            </w:pPr>
-            <w:r>
-              <w:t xml:space="preserve">1.1</w:t>
-            </w:r>
-          </w:p>
-        </w:tc>
-      </w:tr>
-      <w:tr>
-        <w:tc>
-          <w:tcPr/>
-          <w:p>
-            <w:pPr>
-              <w:pStyle w:val="Compact"/>
-            </w:pPr>
-            <w:r>
-              <w:t xml:space="preserve">10M / 10%</w:t>
-            </w:r>
-          </w:p>
-        </w:tc>
-        <w:tc>
-          <w:tcPr/>
-          <w:p>
-            <w:pPr>
-              <w:pStyle w:val="Compact"/>
-            </w:pPr>
-            <w:r>
-              <w:t xml:space="preserve">bowtie2</w:t>
-            </w:r>
-          </w:p>
-        </w:tc>
-        <w:tc>
-          <w:tcPr/>
-          <w:p>
-            <w:pPr>
-              <w:pStyle w:val="Compact"/>
-            </w:pPr>
-            <w:r>
-              <w:t xml:space="preserve">10.13</w:t>
-            </w:r>
-          </w:p>
-        </w:tc>
-        <w:tc>
-          <w:tcPr/>
-          <w:p>
-            <w:pPr>
-              <w:pStyle w:val="Compact"/>
-            </w:pPr>
-            <w:r>
-              <w:t xml:space="preserve">189</w:t>
-            </w:r>
-          </w:p>
-        </w:tc>
-        <w:tc>
-          <w:tcPr/>
-          <w:p>
-            <w:pPr>
-              <w:pStyle w:val="Compact"/>
-            </w:pPr>
-            <w:r>
-              <w:t xml:space="preserve">694</w:t>
-            </w:r>
-          </w:p>
-        </w:tc>
-        <w:tc>
-          <w:tcPr/>
-          <w:p>
-            <w:pPr>
-              <w:pStyle w:val="Compact"/>
-            </w:pPr>
-            <w:r>
-              <w:t xml:space="preserve">3.68×</w:t>
-            </w:r>
-          </w:p>
-        </w:tc>
-        <w:tc>
-          <w:tcPr/>
-          <w:p>
-            <w:pPr>
-              <w:pStyle w:val="Compact"/>
-            </w:pPr>
-            <w:r>
-              <w:t xml:space="preserve">116</w:t>
-            </w:r>
-          </w:p>
-        </w:tc>
-        <w:tc>
-          <w:tcPr/>
-          <w:p>
-            <w:pPr>
-              <w:pStyle w:val="Compact"/>
-            </w:pPr>
-            <w:r>
-              <w:t xml:space="preserve">212</w:t>
-            </w:r>
-          </w:p>
-        </w:tc>
-        <w:tc>
-          <w:tcPr/>
-          <w:p>
-            <w:pPr>
-              <w:pStyle w:val="Compact"/>
-            </w:pPr>
-            <w:r>
-              <w:t xml:space="preserve">1.83×</w:t>
-            </w:r>
-          </w:p>
-        </w:tc>
-        <w:tc>
-          <w:tcPr/>
-          <w:p>
-            <w:pPr>
-              <w:pStyle w:val="Compact"/>
-            </w:pPr>
-            <w:r>
-              <w:t xml:space="preserve">3.3</w:t>
-            </w:r>
-          </w:p>
-        </w:tc>
-        <w:tc>
-          <w:tcPr/>
-          <w:p>
-            <w:pPr>
-              <w:pStyle w:val="Compact"/>
-            </w:pPr>
-            <w:r>
-              <w:t xml:space="preserve">1.1</w:t>
-            </w:r>
-          </w:p>
-        </w:tc>
-      </w:tr>
-      <w:tr>
-        <w:tc>
-          <w:tcPr/>
-          <w:p>
-            <w:pPr>
-              <w:pStyle w:val="Compact"/>
-            </w:pPr>
-            <w:r>
-              <w:t xml:space="preserve">30M / 50%</w:t>
-            </w:r>
-          </w:p>
-        </w:tc>
-        <w:tc>
-          <w:tcPr/>
-          <w:p>
-            <w:pPr>
-              <w:pStyle w:val="Compact"/>
-            </w:pPr>
-            <w:r>
-              <w:t xml:space="preserve">kraken2</w:t>
-            </w:r>
-          </w:p>
-        </w:tc>
-        <w:tc>
-          <w:tcPr/>
-          <w:p>
-            <w:pPr>
-              <w:pStyle w:val="Compact"/>
-            </w:pPr>
-            <w:r>
-              <w:t xml:space="preserve">48.95</w:t>
-            </w:r>
-          </w:p>
-        </w:tc>
-        <w:tc>
-          <w:tcPr/>
-          <w:p>
-            <w:pPr>
-              <w:pStyle w:val="Compact"/>
-            </w:pPr>
-            <w:r>
-              <w:t xml:space="preserve">815</w:t>
-            </w:r>
-          </w:p>
-        </w:tc>
-        <w:tc>
-          <w:tcPr/>
-          <w:p>
-            <w:pPr>
-              <w:pStyle w:val="Compact"/>
-            </w:pPr>
-            <w:r>
-              <w:t xml:space="preserve">2317</w:t>
-            </w:r>
-          </w:p>
-        </w:tc>
-        <w:tc>
-          <w:tcPr/>
-          <w:p>
-            <w:pPr>
-              <w:pStyle w:val="Compact"/>
-            </w:pPr>
-            <w:r>
-              <w:t xml:space="preserve">2.84×</w:t>
-            </w:r>
-          </w:p>
-        </w:tc>
-        <w:tc>
-          <w:tcPr/>
-          <w:p>
-            <w:pPr>
-              <w:pStyle w:val="Compact"/>
-            </w:pPr>
-            <w:r>
-              <w:t xml:space="preserve">552</w:t>
-            </w:r>
-          </w:p>
-        </w:tc>
-        <w:tc>
-          <w:tcPr/>
-          <w:p>
-            <w:pPr>
-              <w:pStyle w:val="Compact"/>
-            </w:pPr>
-            <w:r>
-              <w:t xml:space="preserve">2385</w:t>
-            </w:r>
-          </w:p>
-        </w:tc>
-        <w:tc>
-          <w:tcPr/>
-          <w:p>
-            <w:pPr>
-              <w:pStyle w:val="Compact"/>
-            </w:pPr>
-            <w:r>
-              <w:t xml:space="preserve">4.32×</w:t>
-            </w:r>
-          </w:p>
-        </w:tc>
-        <w:tc>
-          <w:tcPr/>
-          <w:p>
-            <w:pPr>
-              <w:pStyle w:val="Compact"/>
-            </w:pPr>
-            <w:r>
-              <w:t xml:space="preserve">15.4</w:t>
-            </w:r>
-          </w:p>
-        </w:tc>
-        <w:tc>
-          <w:tcPr/>
-          <w:p>
-            <w:pPr>
-              <w:pStyle w:val="Compact"/>
-            </w:pPr>
-            <w:r>
-              <w:t xml:space="preserve">1.1</w:t>
-            </w:r>
-          </w:p>
-        </w:tc>
-      </w:tr>
-      <w:tr>
-        <w:tc>
-          <w:tcPr/>
-          <w:p>
-            <w:pPr>
-              <w:pStyle w:val="Compact"/>
-            </w:pPr>
-            <w:r>
-              <w:t xml:space="preserve">60M / 90%</w:t>
-            </w:r>
-          </w:p>
-        </w:tc>
-        <w:tc>
-          <w:tcPr/>
-          <w:p>
-            <w:pPr>
-              <w:pStyle w:val="Compact"/>
-            </w:pPr>
-            <w:r>
-              <w:t xml:space="preserve">kraken2</w:t>
-            </w:r>
-          </w:p>
-        </w:tc>
-        <w:tc>
-          <w:tcPr/>
-          <w:p>
-            <w:pPr>
-              <w:pStyle w:val="Compact"/>
-            </w:pPr>
-            <w:r>
-              <w:t xml:space="preserve">89.43</w:t>
-            </w:r>
-          </w:p>
-        </w:tc>
-        <w:tc>
-          <w:tcPr/>
-          <w:p>
-            <w:pPr>
-              <w:pStyle w:val="Compact"/>
-            </w:pPr>
-            <w:r>
-              <w:t xml:space="preserve">1470</w:t>
-            </w:r>
-          </w:p>
-        </w:tc>
-        <w:tc>
-          <w:tcPr/>
-          <w:p>
-            <w:pPr>
-              <w:pStyle w:val="Compact"/>
-            </w:pPr>
-            <w:r>
-              <w:t xml:space="preserve">6822</w:t>
-            </w:r>
-          </w:p>
-        </w:tc>
-        <w:tc>
-          <w:tcPr/>
-          <w:p>
-            <w:pPr>
-              <w:pStyle w:val="Compact"/>
-            </w:pPr>
-            <w:r>
-              <w:t xml:space="preserve">4.64×</w:t>
-            </w:r>
-          </w:p>
-        </w:tc>
-        <w:tc>
-          <w:tcPr/>
-          <w:p>
-            <w:pPr>
-              <w:pStyle w:val="Compact"/>
-            </w:pPr>
-            <w:r>
-              <w:t xml:space="preserve">858</w:t>
-            </w:r>
-          </w:p>
-        </w:tc>
-        <w:tc>
-          <w:tcPr/>
-          <w:p>
-            <w:pPr>
-              <w:pStyle w:val="Compact"/>
-            </w:pPr>
-            <w:r>
-              <w:t xml:space="preserve">4241</w:t>
-            </w:r>
-          </w:p>
-        </w:tc>
-        <w:tc>
-          <w:tcPr/>
-          <w:p>
-            <w:pPr>
-              <w:pStyle w:val="Compact"/>
-            </w:pPr>
-            <w:r>
-              <w:t xml:space="preserve">4.94×</w:t>
-            </w:r>
-          </w:p>
-        </w:tc>
-        <w:tc>
-          <w:tcPr/>
-          <w:p>
-            <w:pPr>
-              <w:pStyle w:val="Compact"/>
-            </w:pPr>
-            <w:r>
-              <w:t xml:space="preserve">15.4</w:t>
-            </w:r>
-          </w:p>
-        </w:tc>
-        <w:tc>
-          <w:tcPr/>
-          <w:p>
-            <w:pPr>
-              <w:pStyle w:val="Compact"/>
-            </w:pPr>
-            <w:r>
-              <w:t xml:space="preserve">1.1</w:t>
-            </w:r>
-          </w:p>
-        </w:tc>
-      </w:tr>
-    </w:tbl>
-    <w:p>
-      <w:pPr>
-        <w:pStyle w:val="BodyText"/>
-      </w:pPr>
-      <w:r>
-        <w:rPr>
-          <w:b/>
-          <w:bCs/>
-        </w:rPr>
-        <w:t xml:space="preserve">Verification pass.</w:t>
-      </w:r>
-      <w:r>
-        <w:t xml:space="preserve"> </w:t>
-      </w:r>
-      <w:r>
-        <w:t xml:space="preserve">On the legacy Kraken2 classification path the</w:t>
-      </w:r>
-      <w:r>
-        <w:t xml:space="preserve"> </w:t>
-      </w:r>
-      <w:r>
-        <w:t xml:space="preserve">verification pass is enabled by default, isolating its contribution</w:t>
-      </w:r>
-      <w:r>
-        <w:t xml:space="preserve"> </w:t>
-      </w:r>
-      <w:r>
-        <w:t xml:space="preserve">against a classification-only baseline. Aligning the reads retained by</w:t>
-      </w:r>
-      <w:r>
-        <w:t xml:space="preserve"> </w:t>
-      </w:r>
-      <w:r>
-        <w:t xml:space="preserve">Kraken2 against the host index and removing those that align reduced</w:t>
-      </w:r>
-      <w:r>
-        <w:t xml:space="preserve"> </w:t>
-      </w:r>
-      <w:r>
-        <w:t xml:space="preserve">host carry-over from a mean 1.409% to 0.0715% — a 19.7-fold reduction,</w:t>
-      </w:r>
-      <w:r>
-        <w:t xml:space="preserve"> </w:t>
-      </w:r>
-      <w:r>
-        <w:t xml:space="preserve">remarkably consistent across datasets. Microbial loss rose from 0.115%</w:t>
-      </w:r>
-      <w:r>
-        <w:t xml:space="preserve"> </w:t>
-      </w:r>
-      <w:r>
-        <w:t xml:space="preserve">to 0.399%, which remains 6.5-fold below KneadData. The pass removes</w:t>
-      </w:r>
-      <w:r>
-        <w:t xml:space="preserve"> </w:t>
-      </w:r>
-      <w:r>
-        <w:t xml:space="preserve">roughly twenty times more residual host than the microbial signal it</w:t>
-      </w:r>
-      <w:r>
-        <w:t xml:space="preserve"> </w:t>
-      </w:r>
-      <w:r>
-        <w:t xml:space="preserve">costs, and its effect is largest exactly where the baseline was weakest:</w:t>
-      </w:r>
-      <w:r>
-        <w:t xml:space="preserve"> </w:t>
-      </w:r>
-      <w:r>
-        <w:t xml:space="preserve">on the two 90%-host datasets F1 rose from 0.9299 to 0.9942–0.9943. Mean</w:t>
-      </w:r>
-      <w:r>
-        <w:t xml:space="preserve"> </w:t>
-      </w:r>
-      <w:r>
-        <w:t xml:space="preserve">runtime cost was 6.7%, consistent with the design expectation that the</w:t>
-      </w:r>
-      <w:r>
-        <w:t xml:space="preserve"> </w:t>
-      </w:r>
-      <w:r>
-        <w:t xml:space="preserve">verification set is small precisely when host content is high.</w:t>
-      </w:r>
-    </w:p>
-    <w:p>
-      <w:pPr>
-        <w:pStyle w:val="BodyText"/>
-      </w:pPr>
-      <w:r>
-        <w:rPr>
-          <w:b/>
-          <w:bCs/>
-        </w:rPr>
-        <w:t xml:space="preserve">Matched panel against Hostile.</w:t>
-      </w:r>
-      <w:r>
-        <w:t xml:space="preserve"> </w:t>
-      </w:r>
-      <w:r>
-        <w:t xml:space="preserve">On a matched panel of four</w:t>
-      </w:r>
-      <w:r>
-        <w:t xml:space="preserve"> </w:t>
-      </w:r>
-      <w:r>
-        <w:t xml:space="preserve">single-end datasets (30 M and 60 M reads at 50–90% host; 100 M reads at</w:t>
-      </w:r>
-      <w:r>
-        <w:t xml:space="preserve"> </w:t>
-      </w:r>
-      <w:r>
-        <w:t xml:space="preserve">50% and 90% host), with RustyClean run in the legacy auto mode with</w:t>
-      </w:r>
-      <w:r>
-        <w:t xml:space="preserve"> </w:t>
-      </w:r>
-      <w:r>
-        <w:rPr>
-          <w:rStyle w:val="VerbatimChar"/>
-        </w:rPr>
-        <w:t xml:space="preserve">--skip-qc</w:t>
-      </w:r>
-      <w:r>
-        <w:t xml:space="preserve"> </w:t>
-      </w:r>
-      <w:r>
-        <w:t xml:space="preserve">for a head-to-head depletion-step comparison and the Kraken2</w:t>
-      </w:r>
-      <w:r>
-        <w:t xml:space="preserve"> </w:t>
-      </w:r>
-      <w:r>
-        <w:t xml:space="preserve">database copied to node-local storage (Supplementary Figures S2 and</w:t>
-      </w:r>
-      <w:r>
-        <w:t xml:space="preserve"> </w:t>
-      </w:r>
-      <w:r>
-        <w:t xml:space="preserve">S3), the legacy configuration placed RustyClean between Hostile and</w:t>
-      </w:r>
-      <w:r>
-        <w:t xml:space="preserve"> </w:t>
-      </w:r>
-      <w:r>
-        <w:t xml:space="preserve">KneadData on accuracy but closer to Hostile (Table 6). Hostile achieved</w:t>
-      </w:r>
-      <w:r>
-        <w:t xml:space="preserve"> </w:t>
-      </w:r>
-      <w:r>
-        <w:t xml:space="preserve">the highest F1 on the 100 M subset (0.9989–0.9991), followed by</w:t>
-      </w:r>
-      <w:r>
-        <w:t xml:space="preserve"> </w:t>
-      </w:r>
-      <w:r>
-        <w:t xml:space="preserve">RustyClean (0.9970–0.9950) and KneadData (0.9872–0.9778); the gap</w:t>
-      </w:r>
-      <w:r>
-        <w:t xml:space="preserve"> </w:t>
-      </w:r>
-      <w:r>
-        <w:t xml:space="preserve">versus Hostile (ΔF1 ≈ 0.0019 at 50% host; ΔF1 ≈ 0.0041 at 90% host)</w:t>
-      </w:r>
-      <w:r>
-        <w:t xml:space="preserve"> </w:t>
-      </w:r>
-      <w:r>
-        <w:t xml:space="preserve">reflects the expected cost of k-mer classification, which the recheck</w:t>
-      </w:r>
-      <w:r>
-        <w:t xml:space="preserve"> </w:t>
-      </w:r>
-      <w:r>
-        <w:t xml:space="preserve">pass largely recovers. On throughput the legacy depletion-only step was</w:t>
-      </w:r>
-      <w:r>
-        <w:t xml:space="preserve"> </w:t>
-      </w:r>
-      <w:r>
-        <w:t xml:space="preserve">faster than Hostile on all four datasets (1.3–1.9×) and an order of</w:t>
-      </w:r>
-      <w:r>
-        <w:t xml:space="preserve"> </w:t>
-      </w:r>
-      <w:r>
-        <w:t xml:space="preserve">magnitude faster than KneadData (10–13×); with QC included, RustyClean</w:t>
-      </w:r>
-      <w:r>
-        <w:t xml:space="preserve"> </w:t>
-      </w:r>
-      <w:r>
-        <w:t xml:space="preserve">remained 5.7–6.1× faster than KneadData. With the deacon-based default</w:t>
-      </w:r>
-      <w:r>
-        <w:t xml:space="preserve"> </w:t>
-      </w:r>
-      <w:r>
-        <w:t xml:space="preserve">backend this residual accuracy gap closes entirely (Section 3.1).</w:t>
-      </w:r>
-    </w:p>
-    <w:p>
-      <w:pPr>
-        <w:pStyle w:val="BodyText"/>
-      </w:pPr>
-      <w:r>
-        <w:rPr>
-          <w:b/>
-          <w:bCs/>
-        </w:rPr>
-        <w:t xml:space="preserve">Table 6.</w:t>
-      </w:r>
-      <w:r>
-        <w:t xml:space="preserve"> </w:t>
-      </w:r>
-      <w:r>
-        <w:t xml:space="preserve">Matched-panel comparison on four single-end simulated</w:t>
-      </w:r>
-      <w:r>
-        <w:t xml:space="preserve"> </w:t>
-      </w:r>
-      <w:r>
-        <w:t xml:space="preserve">datasets. RC = RustyClean in the legacy auto mode with Kraken2 + Bowtie2</w:t>
-      </w:r>
-      <w:r>
-        <w:t xml:space="preserve"> </w:t>
-      </w:r>
-      <w:r>
-        <w:t xml:space="preserve">recheck for high-host samples and Bowtie2 for low-host samples</w:t>
-      </w:r>
-      <w:r>
-        <w:t xml:space="preserve"> </w:t>
-      </w:r>
-      <w:r>
-        <w:t xml:space="preserve">(</w:t>
-      </w:r>
-      <w:r>
-        <w:rPr>
-          <w:rStyle w:val="VerbatimChar"/>
-        </w:rPr>
-        <w:t xml:space="preserve">--skip-qc</w:t>
-      </w:r>
-      <w:r>
-        <w:t xml:space="preserve">, depletion only, Kraken2 database on node-local storage);</w:t>
-      </w:r>
-      <w:r>
-        <w:t xml:space="preserve"> </w:t>
-      </w:r>
-      <w:r>
-        <w:t xml:space="preserve">Hostile = default T2T+HLA Bowtie2 index; KD = KneadData with T2T Bowtie2</w:t>
-      </w:r>
-      <w:r>
-        <w:t xml:space="preserve"> </w:t>
-      </w:r>
-      <w:r>
-        <w:t xml:space="preserve">index. F1 is shown for the 100 M subset where Hostile accuracy was</w:t>
-      </w:r>
-      <w:r>
-        <w:t xml:space="preserve"> </w:t>
-      </w:r>
-      <w:r>
-        <w:t xml:space="preserve">measured; for the 30 M and 60 M datasets only RustyClean F1 is reported.</w:t>
-      </w:r>
-      <w:r>
-        <w:t xml:space="preserve"> </w:t>
-      </w:r>
-      <w:r>
-        <w:t xml:space="preserve">Runtime and memory are means over three replicates for RustyClean and</w:t>
-      </w:r>
-      <w:r>
-        <w:t xml:space="preserve"> </w:t>
-      </w:r>
-      <w:r>
-        <w:t xml:space="preserve">single runs for Hostile/KneadData.</w:t>
-      </w:r>
-    </w:p>
-    <w:tbl>
-      <w:tblPr>
-        <w:tblStyle w:val="Table"/>
-        <w:tblW w:type="pct" w:w="5000"/>
-        <w:tblLayout w:type="fixed"/>
-        <w:tblLook w:firstRow="1" w:lastRow="0" w:firstColumn="0" w:lastColumn="0" w:noHBand="0" w:noVBand="0" w:val="0020"/>
-      </w:tblPr>
-      <w:tblGrid>
-        <w:gridCol w:w="1131"/>
-        <w:gridCol w:w="870"/>
-        <w:gridCol w:w="696"/>
-        <w:gridCol w:w="1653"/>
-        <w:gridCol w:w="1479"/>
-        <w:gridCol w:w="2088"/>
-      </w:tblGrid>
-      <w:tr>
-        <w:trPr>
-          <w:tblHeader w:val="on"/>
-        </w:trPr>
-        <w:tc>
-          <w:tcPr/>
-          <w:p>
-            <w:pPr>
-              <w:pStyle w:val="Compact"/>
-            </w:pPr>
-            <w:r>
-              <w:rPr>
-                <w:b/>
-                <w:bCs/>
-              </w:rPr>
-              <w:t xml:space="preserve">Dataset</w:t>
-            </w:r>
-          </w:p>
-        </w:tc>
-        <w:tc>
-          <w:tcPr/>
-          <w:p>
-            <w:pPr>
-              <w:pStyle w:val="Compact"/>
-            </w:pPr>
-            <w:r>
-              <w:rPr>
-                <w:b/>
-                <w:bCs/>
-              </w:rPr>
-              <w:t xml:space="preserve">Tool</w:t>
-            </w:r>
-          </w:p>
-        </w:tc>
-        <w:tc>
-          <w:tcPr/>
-          <w:p>
-            <w:pPr>
-              <w:pStyle w:val="Compact"/>
-            </w:pPr>
-            <w:r>
-              <w:rPr>
-                <w:b/>
-                <w:bCs/>
-              </w:rPr>
-              <w:t xml:space="preserve">F1</w:t>
-            </w:r>
-          </w:p>
-        </w:tc>
-        <w:tc>
-          <w:tcPr/>
-          <w:p>
-            <w:pPr>
-              <w:pStyle w:val="Compact"/>
-            </w:pPr>
-            <w:r>
-              <w:rPr>
-                <w:b/>
-                <w:bCs/>
-              </w:rPr>
-              <w:t xml:space="preserve">Runtime (min)</w:t>
-            </w:r>
-          </w:p>
-        </w:tc>
-        <w:tc>
-          <w:tcPr/>
-          <w:p>
-            <w:pPr>
-              <w:pStyle w:val="Compact"/>
-            </w:pPr>
-            <w:r>
-              <w:rPr>
-                <w:b/>
-                <w:bCs/>
-              </w:rPr>
-              <w:t xml:space="preserve">Memory (GB)</w:t>
-            </w:r>
-          </w:p>
-        </w:tc>
-        <w:tc>
-          <w:tcPr/>
-          <w:p>
-            <w:pPr>
-              <w:pStyle w:val="Compact"/>
-            </w:pPr>
-            <w:r>
-              <w:rPr>
-                <w:b/>
-                <w:bCs/>
-              </w:rPr>
-              <w:t xml:space="preserve">vs Hostile runtime</w:t>
-            </w:r>
-          </w:p>
-        </w:tc>
-      </w:tr>
-      <w:tr>
-        <w:tc>
-          <w:tcPr/>
-          <w:p>
-            <w:pPr>
-              <w:pStyle w:val="Compact"/>
-            </w:pPr>
-            <w:r>
-              <w:t xml:space="preserve">30M / 50%</w:t>
-            </w:r>
-          </w:p>
-        </w:tc>
-        <w:tc>
-          <w:tcPr/>
-          <w:p>
-            <w:pPr>
-              <w:pStyle w:val="Compact"/>
-            </w:pPr>
-            <w:r>
-              <w:t xml:space="preserve">RC</w:t>
-            </w:r>
-          </w:p>
-        </w:tc>
-        <w:tc>
-          <w:tcPr/>
-          <w:p>
-            <w:pPr>
-              <w:pStyle w:val="Compact"/>
-            </w:pPr>
-            <w:r>
-              <w:t xml:space="preserve">0.9970</w:t>
-            </w:r>
-          </w:p>
-        </w:tc>
-        <w:tc>
-          <w:tcPr/>
-          <w:p>
-            <w:pPr>
-              <w:pStyle w:val="Compact"/>
-            </w:pPr>
-            <w:r>
-              <w:t xml:space="preserve">4.5</w:t>
-            </w:r>
-          </w:p>
-        </w:tc>
-        <w:tc>
-          <w:tcPr/>
-          <w:p>
-            <w:pPr>
-              <w:pStyle w:val="Compact"/>
-            </w:pPr>
-            <w:r>
-              <w:t xml:space="preserve">15.5</w:t>
-            </w:r>
-          </w:p>
-        </w:tc>
-        <w:tc>
-          <w:tcPr/>
-          <w:p>
-            <w:pPr>
-              <w:pStyle w:val="Compact"/>
-            </w:pPr>
-            <w:r>
-              <w:t xml:space="preserve">1.30× faster</w:t>
-            </w:r>
-          </w:p>
-        </w:tc>
-      </w:tr>
-      <w:tr>
-        <w:tc>
-          <w:tcPr/>
-          <w:p>
-            <w:pPr>
-              <w:pStyle w:val="Compact"/>
-            </w:pPr>
-            <w:r>
-              <w:t xml:space="preserve">30M / 50%</w:t>
-            </w:r>
-          </w:p>
-        </w:tc>
-        <w:tc>
-          <w:tcPr/>
-          <w:p>
-            <w:pPr>
-              <w:pStyle w:val="Compact"/>
-            </w:pPr>
-            <w:r>
-              <w:t xml:space="preserve">Hostile</w:t>
-            </w:r>
-          </w:p>
-        </w:tc>
-        <w:tc>
-          <w:tcPr/>
-          <w:p>
-            <w:pPr>
-              <w:pStyle w:val="Compact"/>
-            </w:pPr>
-            <w:r>
-              <w:t xml:space="preserve">—</w:t>
-            </w:r>
-          </w:p>
-        </w:tc>
-        <w:tc>
-          <w:tcPr/>
-          <w:p>
-            <w:pPr>
-              <w:pStyle w:val="Compact"/>
-            </w:pPr>
-            <w:r>
-              <w:t xml:space="preserve">5.8</w:t>
-            </w:r>
-          </w:p>
-        </w:tc>
-        <w:tc>
-          <w:tcPr/>
-          <w:p>
-            <w:pPr>
-              <w:pStyle w:val="Compact"/>
-            </w:pPr>
-            <w:r>
-              <w:t xml:space="preserve">3.6</w:t>
-            </w:r>
-          </w:p>
-        </w:tc>
-        <w:tc>
-          <w:tcPr/>
-          <w:p>
-            <w:pPr>
-              <w:pStyle w:val="Compact"/>
-            </w:pPr>
-            <w:r>
-              <w:t xml:space="preserve">—</w:t>
-            </w:r>
-          </w:p>
-        </w:tc>
-      </w:tr>
-      <w:tr>
-        <w:tc>
-          <w:tcPr/>
-          <w:p>
-            <w:pPr>
-              <w:pStyle w:val="Compact"/>
-            </w:pPr>
-            <w:r>
-              <w:t xml:space="preserve">30M / 50%</w:t>
-            </w:r>
-          </w:p>
-        </w:tc>
-        <w:tc>
-          <w:tcPr/>
-          <w:p>
-            <w:pPr>
-              <w:pStyle w:val="Compact"/>
-            </w:pPr>
-            <w:r>
-              <w:t xml:space="preserve">KD</w:t>
-            </w:r>
-          </w:p>
-        </w:tc>
-        <w:tc>
-          <w:tcPr/>
-          <w:p>
-            <w:pPr>
-              <w:pStyle w:val="Compact"/>
-            </w:pPr>
-            <w:r>
-              <w:t xml:space="preserve">—</w:t>
-            </w:r>
-          </w:p>
-        </w:tc>
-        <w:tc>
-          <w:tcPr/>
-          <w:p>
-            <w:pPr>
-              <w:pStyle w:val="Compact"/>
-            </w:pPr>
-            <w:r>
-              <w:t xml:space="preserve">38.0</w:t>
-            </w:r>
-          </w:p>
-        </w:tc>
-        <w:tc>
-          <w:tcPr/>
-          <w:p>
-            <w:pPr>
-              <w:pStyle w:val="Compact"/>
-            </w:pPr>
-            <w:r>
-              <w:t xml:space="preserve">1.1</w:t>
-            </w:r>
-          </w:p>
-        </w:tc>
-        <w:tc>
-          <w:tcPr/>
-          <w:p>
-            <w:pPr>
-              <w:pStyle w:val="Compact"/>
-            </w:pPr>
-            <w:r>
-              <w:t xml:space="preserve">6.55× slower</w:t>
-            </w:r>
-          </w:p>
-        </w:tc>
-      </w:tr>
-      <w:tr>
-        <w:tc>
-          <w:tcPr/>
-          <w:p>
-            <w:pPr>
-              <w:pStyle w:val="Compact"/>
-            </w:pPr>
-            <w:r>
-              <w:t xml:space="preserve">60M / 90%</w:t>
-            </w:r>
-          </w:p>
-        </w:tc>
-        <w:tc>
-          <w:tcPr/>
-          <w:p>
-            <w:pPr>
-              <w:pStyle w:val="Compact"/>
-            </w:pPr>
-            <w:r>
-              <w:t xml:space="preserve">RC</w:t>
-            </w:r>
-          </w:p>
-        </w:tc>
-        <w:tc>
-          <w:tcPr/>
-          <w:p>
-            <w:pPr>
-              <w:pStyle w:val="Compact"/>
-            </w:pPr>
-            <w:r>
-              <w:t xml:space="preserve">0.9951</w:t>
-            </w:r>
-          </w:p>
-        </w:tc>
-        <w:tc>
-          <w:tcPr/>
-          <w:p>
-            <w:pPr>
-              <w:pStyle w:val="Compact"/>
-            </w:pPr>
-            <w:r>
-              <w:t xml:space="preserve">8.2</w:t>
-            </w:r>
-          </w:p>
-        </w:tc>
-        <w:tc>
-          <w:tcPr/>
-          <w:p>
-            <w:pPr>
-              <w:pStyle w:val="Compact"/>
-            </w:pPr>
-            <w:r>
-              <w:t xml:space="preserve">15.5</w:t>
-            </w:r>
-          </w:p>
-        </w:tc>
-        <w:tc>
-          <w:tcPr/>
-          <w:p>
-            <w:pPr>
-              <w:pStyle w:val="Compact"/>
-            </w:pPr>
-            <w:r>
-              <w:t xml:space="preserve">1.45× faster</w:t>
-            </w:r>
-          </w:p>
-        </w:tc>
-      </w:tr>
-      <w:tr>
-        <w:tc>
-          <w:tcPr/>
-          <w:p>
-            <w:pPr>
-              <w:pStyle w:val="Compact"/>
-            </w:pPr>
-            <w:r>
-              <w:t xml:space="preserve">60M / 90%</w:t>
-            </w:r>
-          </w:p>
-        </w:tc>
-        <w:tc>
-          <w:tcPr/>
-          <w:p>
-            <w:pPr>
-              <w:pStyle w:val="Compact"/>
-            </w:pPr>
-            <w:r>
-              <w:t xml:space="preserve">Hostile</w:t>
-            </w:r>
-          </w:p>
-        </w:tc>
-        <w:tc>
-          <w:tcPr/>
-          <w:p>
-            <w:pPr>
-              <w:pStyle w:val="Compact"/>
-            </w:pPr>
-            <w:r>
-              <w:t xml:space="preserve">—</w:t>
-            </w:r>
-          </w:p>
-        </w:tc>
-        <w:tc>
-          <w:tcPr/>
-          <w:p>
-            <w:pPr>
-              <w:pStyle w:val="Compact"/>
-            </w:pPr>
-            <w:r>
-              <w:t xml:space="preserve">11.9</w:t>
-            </w:r>
-          </w:p>
-        </w:tc>
-        <w:tc>
-          <w:tcPr/>
-          <w:p>
-            <w:pPr>
-              <w:pStyle w:val="Compact"/>
-            </w:pPr>
-            <w:r>
-              <w:t xml:space="preserve">3.6</w:t>
-            </w:r>
-          </w:p>
-        </w:tc>
-        <w:tc>
-          <w:tcPr/>
-          <w:p>
-            <w:pPr>
-              <w:pStyle w:val="Compact"/>
-            </w:pPr>
-            <w:r>
-              <w:t xml:space="preserve">—</w:t>
-            </w:r>
-          </w:p>
-        </w:tc>
-      </w:tr>
-      <w:tr>
-        <w:tc>
-          <w:tcPr/>
-          <w:p>
-            <w:pPr>
-              <w:pStyle w:val="Compact"/>
-            </w:pPr>
-            <w:r>
-              <w:t xml:space="preserve">60M / 90%</w:t>
-            </w:r>
-          </w:p>
-        </w:tc>
-        <w:tc>
-          <w:tcPr/>
-          <w:p>
-            <w:pPr>
-              <w:pStyle w:val="Compact"/>
-            </w:pPr>
-            <w:r>
-              <w:t xml:space="preserve">KD</w:t>
-            </w:r>
-          </w:p>
-        </w:tc>
-        <w:tc>
-          <w:tcPr/>
-          <w:p>
-            <w:pPr>
-              <w:pStyle w:val="Compact"/>
-            </w:pPr>
-            <w:r>
-              <w:t xml:space="preserve">—</w:t>
-            </w:r>
-          </w:p>
-        </w:tc>
-        <w:tc>
-          <w:tcPr/>
-          <w:p>
-            <w:pPr>
-              <w:pStyle w:val="Compact"/>
-            </w:pPr>
-            <w:r>
-              <w:t xml:space="preserve">104.3</w:t>
-            </w:r>
-          </w:p>
-        </w:tc>
-        <w:tc>
-          <w:tcPr/>
-          <w:p>
-            <w:pPr>
-              <w:pStyle w:val="Compact"/>
-            </w:pPr>
-            <w:r>
-              <w:t xml:space="preserve">1.1</w:t>
-            </w:r>
-          </w:p>
-        </w:tc>
-        <w:tc>
-          <w:tcPr/>
-          <w:p>
-            <w:pPr>
-              <w:pStyle w:val="Compact"/>
-            </w:pPr>
-            <w:r>
-              <w:t xml:space="preserve">12.72× slower</w:t>
-            </w:r>
-          </w:p>
-        </w:tc>
-      </w:tr>
-      <w:tr>
-        <w:tc>
-          <w:tcPr/>
-          <w:p>
-            <w:pPr>
-              <w:pStyle w:val="Compact"/>
-            </w:pPr>
-            <w:r>
-              <w:t xml:space="preserve">100M / 50%</w:t>
-            </w:r>
-          </w:p>
-        </w:tc>
-        <w:tc>
-          <w:tcPr/>
-          <w:p>
-            <w:pPr>
-              <w:pStyle w:val="Compact"/>
-            </w:pPr>
-            <w:r>
-              <w:t xml:space="preserve">RC</w:t>
-            </w:r>
-          </w:p>
-        </w:tc>
-        <w:tc>
-          <w:tcPr/>
-          <w:p>
-            <w:pPr>
-              <w:pStyle w:val="Compact"/>
-            </w:pPr>
-            <w:r>
-              <w:t xml:space="preserve">0.9970</w:t>
-            </w:r>
-          </w:p>
-        </w:tc>
-        <w:tc>
-          <w:tcPr/>
-          <w:p>
-            <w:pPr>
-              <w:pStyle w:val="Compact"/>
-            </w:pPr>
-            <w:r>
-              <w:t xml:space="preserve">14.9</w:t>
-            </w:r>
-          </w:p>
-        </w:tc>
-        <w:tc>
-          <w:tcPr/>
-          <w:p>
-            <w:pPr>
-              <w:pStyle w:val="Compact"/>
-            </w:pPr>
-            <w:r>
-              <w:t xml:space="preserve">15.6</w:t>
-            </w:r>
-          </w:p>
-        </w:tc>
-        <w:tc>
-          <w:tcPr/>
-          <w:p>
-            <w:pPr>
-              <w:pStyle w:val="Compact"/>
-            </w:pPr>
-            <w:r>
-              <w:t xml:space="preserve">1.86× faster</w:t>
-            </w:r>
-          </w:p>
-        </w:tc>
-      </w:tr>
-      <w:tr>
-        <w:tc>
-          <w:tcPr/>
-          <w:p>
-            <w:pPr>
-              <w:pStyle w:val="Compact"/>
-            </w:pPr>
-            <w:r>
-              <w:t xml:space="preserve">100M / 50%</w:t>
-            </w:r>
-          </w:p>
-        </w:tc>
-        <w:tc>
-          <w:tcPr/>
-          <w:p>
-            <w:pPr>
-              <w:pStyle w:val="Compact"/>
-            </w:pPr>
-            <w:r>
-              <w:t xml:space="preserve">Hostile</w:t>
-            </w:r>
-          </w:p>
-        </w:tc>
-        <w:tc>
-          <w:tcPr/>
-          <w:p>
-            <w:pPr>
-              <w:pStyle w:val="Compact"/>
-            </w:pPr>
-            <w:r>
-              <w:t xml:space="preserve">0.9989</w:t>
-            </w:r>
-          </w:p>
-        </w:tc>
-        <w:tc>
-          <w:tcPr/>
-          <w:p>
-            <w:pPr>
-              <w:pStyle w:val="Compact"/>
-            </w:pPr>
-            <w:r>
-              <w:t xml:space="preserve">27.8</w:t>
-            </w:r>
-          </w:p>
-        </w:tc>
-        <w:tc>
-          <w:tcPr/>
-          <w:p>
-            <w:pPr>
-              <w:pStyle w:val="Compact"/>
-            </w:pPr>
-            <w:r>
-              <w:t xml:space="preserve">3.6</w:t>
-            </w:r>
-          </w:p>
-        </w:tc>
-        <w:tc>
-          <w:tcPr/>
-          <w:p>
-            <w:pPr>
-              <w:pStyle w:val="Compact"/>
-            </w:pPr>
-            <w:r>
-              <w:t xml:space="preserve">—</w:t>
-            </w:r>
-          </w:p>
-        </w:tc>
-      </w:tr>
-      <w:tr>
-        <w:tc>
-          <w:tcPr/>
-          <w:p>
-            <w:pPr>
-              <w:pStyle w:val="Compact"/>
-            </w:pPr>
-            <w:r>
-              <w:t xml:space="preserve">100M / 50%</w:t>
-            </w:r>
-          </w:p>
-        </w:tc>
-        <w:tc>
-          <w:tcPr/>
-          <w:p>
-            <w:pPr>
-              <w:pStyle w:val="Compact"/>
-            </w:pPr>
-            <w:r>
-              <w:t xml:space="preserve">KD</w:t>
-            </w:r>
-          </w:p>
-        </w:tc>
-        <w:tc>
-          <w:tcPr/>
-          <w:p>
-            <w:pPr>
-              <w:pStyle w:val="Compact"/>
-            </w:pPr>
-            <w:r>
-              <w:t xml:space="preserve">0.9872</w:t>
-            </w:r>
-          </w:p>
-        </w:tc>
-        <w:tc>
-          <w:tcPr/>
-          <w:p>
-            <w:pPr>
-              <w:pStyle w:val="Compact"/>
-            </w:pPr>
-            <w:r>
-              <w:t xml:space="preserve">224.9</w:t>
-            </w:r>
-          </w:p>
-        </w:tc>
-        <w:tc>
-          <w:tcPr/>
-          <w:p>
-            <w:pPr>
-              <w:pStyle w:val="Compact"/>
-            </w:pPr>
-            <w:r>
-              <w:t xml:space="preserve">1.1</w:t>
-            </w:r>
-          </w:p>
-        </w:tc>
-        <w:tc>
-          <w:tcPr/>
-          <w:p>
-            <w:pPr>
-              <w:pStyle w:val="Compact"/>
-            </w:pPr>
-            <w:r>
-              <w:t xml:space="preserve">8.09× slower</w:t>
-            </w:r>
-          </w:p>
-        </w:tc>
-      </w:tr>
-      <w:tr>
-        <w:tc>
-          <w:tcPr/>
-          <w:p>
-            <w:pPr>
-              <w:pStyle w:val="Compact"/>
-            </w:pPr>
-            <w:r>
-              <w:t xml:space="preserve">100M / 90%</w:t>
-            </w:r>
-          </w:p>
-        </w:tc>
-        <w:tc>
-          <w:tcPr/>
-          <w:p>
-            <w:pPr>
-              <w:pStyle w:val="Compact"/>
-            </w:pPr>
-            <w:r>
-              <w:t xml:space="preserve">RC</w:t>
-            </w:r>
-          </w:p>
-        </w:tc>
-        <w:tc>
-          <w:tcPr/>
-          <w:p>
-            <w:pPr>
-              <w:pStyle w:val="Compact"/>
-            </w:pPr>
-            <w:r>
-              <w:t xml:space="preserve">0.9950</w:t>
-            </w:r>
-          </w:p>
-        </w:tc>
-        <w:tc>
-          <w:tcPr/>
-          <w:p>
-            <w:pPr>
-              <w:pStyle w:val="Compact"/>
-            </w:pPr>
-            <w:r>
-              <w:t xml:space="preserve">13.4</w:t>
-            </w:r>
-          </w:p>
-        </w:tc>
-        <w:tc>
-          <w:tcPr/>
-          <w:p>
-            <w:pPr>
-              <w:pStyle w:val="Compact"/>
-            </w:pPr>
-            <w:r>
-              <w:t xml:space="preserve">15.5</w:t>
-            </w:r>
-          </w:p>
-        </w:tc>
-        <w:tc>
-          <w:tcPr/>
-          <w:p>
-            <w:pPr>
-              <w:pStyle w:val="Compact"/>
-            </w:pPr>
-            <w:r>
-              <w:t xml:space="preserve">1.68× faster</w:t>
-            </w:r>
-          </w:p>
-        </w:tc>
-      </w:tr>
-      <w:tr>
-        <w:tc>
-          <w:tcPr/>
-          <w:p>
-            <w:pPr>
-              <w:pStyle w:val="Compact"/>
-            </w:pPr>
-            <w:r>
-              <w:t xml:space="preserve">100M / 90%</w:t>
-            </w:r>
-          </w:p>
-        </w:tc>
-        <w:tc>
-          <w:tcPr/>
-          <w:p>
-            <w:pPr>
-              <w:pStyle w:val="Compact"/>
-            </w:pPr>
-            <w:r>
-              <w:t xml:space="preserve">Hostile</w:t>
-            </w:r>
-          </w:p>
-        </w:tc>
-        <w:tc>
-          <w:tcPr/>
-          <w:p>
-            <w:pPr>
-              <w:pStyle w:val="Compact"/>
-            </w:pPr>
-            <w:r>
-              <w:t xml:space="preserve">0.9991</w:t>
-            </w:r>
-          </w:p>
-        </w:tc>
-        <w:tc>
-          <w:tcPr/>
-          <w:p>
-            <w:pPr>
-              <w:pStyle w:val="Compact"/>
-            </w:pPr>
-            <w:r>
-              <w:t xml:space="preserve">22.5</w:t>
-            </w:r>
-          </w:p>
-        </w:tc>
-        <w:tc>
-          <w:tcPr/>
-          <w:p>
-            <w:pPr>
-              <w:pStyle w:val="Compact"/>
-            </w:pPr>
-            <w:r>
-              <w:t xml:space="preserve">3.6</w:t>
-            </w:r>
-          </w:p>
-        </w:tc>
-        <w:tc>
-          <w:tcPr/>
-          <w:p>
-            <w:pPr>
-              <w:pStyle w:val="Compact"/>
-            </w:pPr>
-            <w:r>
-              <w:t xml:space="preserve">—</w:t>
-            </w:r>
-          </w:p>
-        </w:tc>
-      </w:tr>
-      <w:tr>
-        <w:tc>
-          <w:tcPr/>
-          <w:p>
-            <w:pPr>
-              <w:pStyle w:val="Compact"/>
-            </w:pPr>
-            <w:r>
-              <w:t xml:space="preserve">100M / 90%</w:t>
-            </w:r>
-          </w:p>
-        </w:tc>
-        <w:tc>
-          <w:tcPr/>
-          <w:p>
-            <w:pPr>
-              <w:pStyle w:val="Compact"/>
-            </w:pPr>
-            <w:r>
-              <w:t xml:space="preserve">KD</w:t>
-            </w:r>
-          </w:p>
-        </w:tc>
-        <w:tc>
-          <w:tcPr/>
-          <w:p>
-            <w:pPr>
-              <w:pStyle w:val="Compact"/>
-            </w:pPr>
-            <w:r>
-              <w:t xml:space="preserve">0.9778</w:t>
-            </w:r>
-          </w:p>
-        </w:tc>
-        <w:tc>
-          <w:tcPr/>
-          <w:p>
-            <w:pPr>
-              <w:pStyle w:val="Compact"/>
-            </w:pPr>
-            <w:r>
-              <w:t xml:space="preserve">241.6</w:t>
-            </w:r>
-          </w:p>
-        </w:tc>
-        <w:tc>
-          <w:tcPr/>
-          <w:p>
-            <w:pPr>
-              <w:pStyle w:val="Compact"/>
-            </w:pPr>
-            <w:r>
-              <w:t xml:space="preserve">1.1</w:t>
-            </w:r>
-          </w:p>
-        </w:tc>
-        <w:tc>
-          <w:tcPr/>
-          <w:p>
-            <w:pPr>
-              <w:pStyle w:val="Compact"/>
-            </w:pPr>
-            <w:r>
-              <w:t xml:space="preserve">10.74× slower</w:t>
-            </w:r>
-          </w:p>
-        </w:tc>
-      </w:tr>
-    </w:tbl>
-    <w:p>
-      <w:pPr>
-        <w:pStyle w:val="BodyText"/>
-      </w:pPr>
-      <w:r>
-        <w:rPr>
-          <w:b/>
-          <w:bCs/>
-        </w:rPr>
-        <w:t xml:space="preserve">Full enhanced panel.</w:t>
-      </w:r>
-      <w:r>
-        <w:t xml:space="preserve"> </w:t>
-      </w:r>
-      <w:r>
-        <w:t xml:space="preserve">The full enhanced panel of 18 simulated</w:t>
-      </w:r>
-      <w:r>
-        <w:t xml:space="preserve"> </w:t>
-      </w:r>
-      <w:r>
-        <w:t xml:space="preserve">datasets (0–99% host fraction, 5–100 M reads, three abundance</w:t>
-      </w:r>
-      <w:r>
-        <w:t xml:space="preserve"> </w:t>
-      </w:r>
-      <w:r>
-        <w:t xml:space="preserve">distributions, SE and PE layouts; three replicates per dataset) was</w:t>
-      </w:r>
-      <w:r>
-        <w:t xml:space="preserve"> </w:t>
-      </w:r>
-      <w:r>
-        <w:t xml:space="preserve">evaluated with the legacy auto backend (Supplementary Figure S4;</w:t>
-      </w:r>
-      <w:r>
-        <w:t xml:space="preserve"> </w:t>
-      </w:r>
-      <w:r>
-        <w:t xml:space="preserve">per-dataset values in Supplementary Table S2). Across 0–90% host</w:t>
-      </w:r>
-      <w:r>
-        <w:t xml:space="preserve"> </w:t>
-      </w:r>
-      <w:r>
-        <w:t xml:space="preserve">content RustyClean maintained F1 ≥ 0.995; at 99% host F1 dropped to</w:t>
-      </w:r>
-      <w:r>
-        <w:t xml:space="preserve"> </w:t>
-      </w:r>
-      <w:r>
-        <w:t xml:space="preserve">0.980 as the absolute number of retained host reads increased. Runtime</w:t>
-      </w:r>
-      <w:r>
-        <w:t xml:space="preserve"> </w:t>
-      </w:r>
-      <w:r>
-        <w:t xml:space="preserve">scaled primarily with sample size and, for high-host samples, with the</w:t>
-      </w:r>
-      <w:r>
-        <w:t xml:space="preserve"> </w:t>
-      </w:r>
-      <w:r>
-        <w:t xml:space="preserve">Kraken2 classification step; peak memory was 3.4–4.8 GB on the low-host</w:t>
-      </w:r>
-      <w:r>
-        <w:t xml:space="preserve"> </w:t>
-      </w:r>
-      <w:r>
-        <w:t xml:space="preserve">Bowtie2 path and ~15.5 GB on the high-host Kraken2 path — the resident</w:t>
-      </w:r>
-      <w:r>
-        <w:t xml:space="preserve"> </w:t>
-      </w:r>
-      <w:r>
-        <w:t xml:space="preserve">human-only Kraken2 database rather than the read count. That database</w:t>
-      </w:r>
-      <w:r>
-        <w:t xml:space="preserve"> </w:t>
-      </w:r>
-      <w:r>
-        <w:t xml:space="preserve">resident size is the practical weakness of the legacy path: it is</w:t>
-      </w:r>
-      <w:r>
-        <w:t xml:space="preserve"> </w:t>
-      </w:r>
-      <w:r>
-        <w:t xml:space="preserve">bounded and predictable, but roughly an order of magnitude larger than</w:t>
-      </w:r>
-      <w:r>
-        <w:t xml:space="preserve"> </w:t>
-      </w:r>
-      <w:r>
-        <w:t xml:space="preserve">the deacon index (4.76 GB) and the Bowtie2 path (3–5 GB), and on</w:t>
-      </w:r>
-      <w:r>
-        <w:t xml:space="preserve"> </w:t>
-      </w:r>
-      <w:r>
-        <w:t xml:space="preserve">network filesystems such as Lustre the database must be copied to</w:t>
-      </w:r>
-      <w:r>
-        <w:t xml:space="preserve"> </w:t>
-      </w:r>
-      <w:r>
-        <w:t xml:space="preserve">node-local storage before each job for acceptable runtime.</w:t>
-      </w:r>
-    </w:p>
-    <w:bookmarkEnd w:id="46"/>
-    <w:bookmarkStart w:id="47" w:name="the-depletion-backend-is-interchangeable"/>
-    <w:p>
-      <w:pPr>
-        <w:pStyle w:val="Heading3"/>
-      </w:pPr>
-      <w:r>
-        <w:t xml:space="preserve">3.6 The depletion backend is interchangeable</w:t>
-      </w:r>
-    </w:p>
-    <w:p>
-      <w:pPr>
-        <w:pStyle w:val="FirstParagraph"/>
-      </w:pPr>
-      <w:r>
-        <w:t xml:space="preserve">Because the pipeline treats the depletion step as a replaceable</w:t>
-      </w:r>
-      <w:r>
-        <w:t xml:space="preserve"> </w:t>
-      </w:r>
-      <w:r>
-        <w:t xml:space="preserve">component, alternative backends can be substituted without changing the</w:t>
-      </w:r>
-      <w:r>
-        <w:t xml:space="preserve"> </w:t>
-      </w:r>
-      <w:r>
-        <w:t xml:space="preserve">surrounding orchestration. We evaluated Bowtie2, minimap2 and Centrifuge</w:t>
-      </w:r>
-      <w:r>
-        <w:t xml:space="preserve"> </w:t>
-      </w:r>
-      <w:r>
-        <w:t xml:space="preserve">on the full enhanced panel. Bowtie2 and minimap2 were closely matched on</w:t>
-      </w:r>
-      <w:r>
-        <w:t xml:space="preserve"> </w:t>
-      </w:r>
-      <w:r>
-        <w:t xml:space="preserve">accuracy, while Centrifuge showed substantially higher host carry-over</w:t>
-      </w:r>
-      <w:r>
-        <w:t xml:space="preserve"> </w:t>
-      </w:r>
-      <w:r>
-        <w:t xml:space="preserve">at high host fractions (F1 0.745 at 99% host versus 0.980 for the legacy</w:t>
-      </w:r>
-      <w:r>
-        <w:t xml:space="preserve"> </w:t>
-      </w:r>
-      <w:r>
-        <w:t xml:space="preserve">auto backend) and was not retained as a recommended backend (Figure S1).</w:t>
-      </w:r>
-      <w:r>
-        <w:t xml:space="preserve"> </w:t>
-      </w:r>
-      <w:r>
-        <w:t xml:space="preserve">Peak memory differed substantially between backends, which is the</w:t>
-      </w:r>
-      <w:r>
-        <w:t xml:space="preserve"> </w:t>
-      </w:r>
-      <w:r>
-        <w:t xml:space="preserve">practical consideration when choosing between Bowtie2 and minimap2. The</w:t>
-      </w:r>
-      <w:r>
-        <w:t xml:space="preserve"> </w:t>
-      </w:r>
-      <w:r>
-        <w:t xml:space="preserve">default Tier-1 backend is deacon (Section 3.1), and the same</w:t>
-      </w:r>
-      <w:r>
-        <w:t xml:space="preserve"> </w:t>
-      </w:r>
-      <w:r>
-        <w:t xml:space="preserve">interchangeability applies to it; FracMinHash sketching was evaluated</w:t>
-      </w:r>
-      <w:r>
-        <w:t xml:space="preserve"> </w:t>
-      </w:r>
-      <w:r>
-        <w:t xml:space="preserve">and rejected (Section 2.11).</w:t>
-      </w:r>
-    </w:p>
-    <w:bookmarkEnd w:id="47"/>
-    <w:bookmarkEnd w:id="48"/>
-    <w:bookmarkStart w:id="49" w:name="discussion"/>
-    <w:p>
-      <w:pPr>
-        <w:pStyle w:val="Heading2"/>
-      </w:pPr>
-      <w:r>
-        <w:t xml:space="preserve">4. Discussion</w:t>
-      </w:r>
-    </w:p>
-    <w:p>
-      <w:pPr>
-        <w:pStyle w:val="FirstParagraph"/>
-      </w:pPr>
-      <w:r>
-        <w:t xml:space="preserve">Neither error direction is universally preferable, which is why the</w:t>
-      </w:r>
-      <w:r>
-        <w:t xml:space="preserve"> </w:t>
-      </w:r>
-      <w:r>
-        <w:t xml:space="preserve">choice should not be made once for every sample and every study. For</w:t>
-      </w:r>
-      <w:r>
-        <w:t xml:space="preserve"> </w:t>
-      </w:r>
-      <w:r>
-        <w:t xml:space="preserve">taxonomic profiling, a small residual host fraction is close to harmless</w:t>
-      </w:r>
-      <w:r>
-        <w:t xml:space="preserve"> </w:t>
-      </w:r>
-      <w:r>
-        <w:t xml:space="preserve">because profilers leave those reads unassigned, whereas discarded</w:t>
-      </w:r>
-      <w:r>
-        <w:t xml:space="preserve"> </w:t>
-      </w:r>
-      <w:r>
-        <w:t xml:space="preserve">microbial reads are an irreversible loss that propagates into diversity</w:t>
-      </w:r>
-      <w:r>
-        <w:t xml:space="preserve"> </w:t>
-      </w:r>
-      <w:r>
-        <w:t xml:space="preserve">and abundance estimates. For assembly, for MAG recovery, and for data</w:t>
-      </w:r>
-      <w:r>
-        <w:t xml:space="preserve"> </w:t>
-      </w:r>
-      <w:r>
-        <w:t xml:space="preserve">released publicly — where residual human sequence is a consent and</w:t>
-      </w:r>
-      <w:r>
-        <w:t xml:space="preserve"> </w:t>
-      </w:r>
-      <w:r>
-        <w:t xml:space="preserve">privacy matter rather than a technical one — the calculus reverses.</w:t>
-      </w:r>
-      <w:r>
-        <w:t xml:space="preserve"> </w:t>
-      </w:r>
-      <w:r>
-        <w:t xml:space="preserve">RustyClean exposes the verification threshold and the verification pass</w:t>
-      </w:r>
-      <w:r>
-        <w:t xml:space="preserve"> </w:t>
-      </w:r>
-      <w:r>
-        <w:t xml:space="preserve">itself as user-facing settings for this reason.</w:t>
-      </w:r>
-    </w:p>
-    <w:p>
-      <w:pPr>
-        <w:pStyle w:val="BodyText"/>
-      </w:pPr>
-      <w:r>
-        <w:t xml:space="preserve">The central result is that, once minimizer-based depletion is available,</w:t>
-      </w:r>
-      <w:r>
-        <w:t xml:space="preserve"> </w:t>
-      </w:r>
-      <w:r>
-        <w:t xml:space="preserve">the per-sample backend choice largely disappears: deacon’s per-read cost</w:t>
-      </w:r>
-      <w:r>
-        <w:t xml:space="preserve"> </w:t>
-      </w:r>
-      <w:r>
-        <w:t xml:space="preserve">is host-fraction-independent, so a single Tier-1 backend suffices across</w:t>
-      </w:r>
-      <w:r>
-        <w:t xml:space="preserve"> </w:t>
-      </w:r>
-      <w:r>
-        <w:t xml:space="preserve">the whole host-fraction spectrum, and the live decision becomes</w:t>
-      </w:r>
-      <w:r>
-        <w:t xml:space="preserve"> </w:t>
-      </w:r>
-      <w:r>
-        <w:t xml:space="preserve">verification-budget allocation. Minimizer depletion leaves a small</w:t>
-      </w:r>
-      <w:r>
-        <w:t xml:space="preserve"> </w:t>
-      </w:r>
-      <w:r>
-        <w:t xml:space="preserve">structural residue of host reads (0.0035–0.0042% of retained output on</w:t>
-      </w:r>
-      <w:r>
-        <w:t xml:space="preserve"> </w:t>
-      </w:r>
-      <w:r>
-        <w:t xml:space="preserve">our panel); the adaptive Bowtie2 verification tier removes it entirely</w:t>
-      </w:r>
-      <w:r>
-        <w:t xml:space="preserve"> </w:t>
-      </w:r>
-      <w:r>
-        <w:t xml:space="preserve">(0.0000% on every high-host dataset tested) whenever deacon’s removed</w:t>
-      </w:r>
-      <w:r>
-        <w:t xml:space="preserve"> </w:t>
-      </w:r>
-      <w:r>
-        <w:t xml:space="preserve">proportion crosses the threshold — precisely the samples in which the</w:t>
-      </w:r>
-      <w:r>
-        <w:t xml:space="preserve"> </w:t>
-      </w:r>
-      <w:r>
-        <w:t xml:space="preserve">residue is largest in absolute terms. The legacy per-sample routing</w:t>
-      </w:r>
-      <w:r>
-        <w:t xml:space="preserve"> </w:t>
-      </w:r>
-      <w:r>
-        <w:t xml:space="preserve">scheme remains useful for deployments without a deacon index: it</w:t>
-      </w:r>
-      <w:r>
-        <w:t xml:space="preserve"> </w:t>
-      </w:r>
-      <w:r>
-        <w:t xml:space="preserve">addresses the runtime half of the asymmetry characterised by Gao et al.</w:t>
-      </w:r>
-      <w:r>
-        <w:t xml:space="preserve"> </w:t>
-      </w:r>
-      <w:r>
-        <w:t xml:space="preserve">(k-mer classification is fastest when most reads are host and can be</w:t>
-      </w:r>
-      <w:r>
-        <w:t xml:space="preserve"> </w:t>
-      </w:r>
-      <w:r>
-        <w:t xml:space="preserve">discarded in bulk, whereas direct alignment is competitive when most</w:t>
-      </w:r>
-      <w:r>
-        <w:t xml:space="preserve"> </w:t>
-      </w:r>
-      <w:r>
-        <w:t xml:space="preserve">reads are microbial and can be rejected early), and it retains the</w:t>
-      </w:r>
-      <w:r>
-        <w:t xml:space="preserve"> </w:t>
-      </w:r>
-      <w:r>
-        <w:t xml:space="preserve">conservative property that borderline samples are sent to the safer</w:t>
-      </w:r>
-      <w:r>
-        <w:t xml:space="preserve"> </w:t>
-      </w:r>
-      <w:r>
-        <w:t xml:space="preserve">alignment path. Its weakness is memory: the resident Kraken2 database</w:t>
-      </w:r>
-      <w:r>
-        <w:t xml:space="preserve"> </w:t>
-      </w:r>
-      <w:r>
-        <w:t xml:space="preserve">(~16 GB) is an order of magnitude larger than the deacon index, which is</w:t>
-      </w:r>
-      <w:r>
-        <w:t xml:space="preserve"> </w:t>
-      </w:r>
-      <w:r>
-        <w:t xml:space="preserve">why it is a fallback rather than the default.</w:t>
-      </w:r>
-    </w:p>
-    <w:p>
-      <w:pPr>
-        <w:pStyle w:val="BodyText"/>
-      </w:pPr>
-      <w:r>
         <w:t xml:space="preserve">Two comparisons deserve to be read carefully. First, RustyClean performs</w:t>
       </w:r>
       <w:r>
@@ -12762,46 +7980,13 @@
         <w:t xml:space="preserve"> </w:t>
       </w:r>
       <w:r>
-        <w:t xml:space="preserve">more demanding baseline. On the matched panel, the legacy Kraken2-based</w:t>
-      </w:r>
-      <w:r>
-        <w:t xml:space="preserve"> </w:t>
-      </w:r>
-      <w:r>
-        <w:t xml:space="preserve">configuration’s depletion-only step (</w:t>
-      </w:r>
-      <w:r>
-        <w:rPr>
-          <w:rStyle w:val="VerbatimChar"/>
-        </w:rPr>
-        <w:t xml:space="preserve">--skip-qc</w:t>
-      </w:r>
-      <w:r>
-        <w:t xml:space="preserve">) was 1.30–1.86× faster</w:t>
-      </w:r>
-      <w:r>
-        <w:t xml:space="preserve"> </w:t>
-      </w:r>
-      <w:r>
-        <w:t xml:space="preserve">than Hostile and an order of magnitude faster than KneadData, while the</w:t>
-      </w:r>
-      <w:r>
-        <w:t xml:space="preserve"> </w:t>
-      </w:r>
-      <w:r>
-        <w:t xml:space="preserve">accuracy gap versus Hostile remained small (ΔF1 ≈ 0.0019 at 50% host;</w:t>
-      </w:r>
-      <w:r>
-        <w:t xml:space="preserve"> </w:t>
-      </w:r>
-      <w:r>
-        <w:t xml:space="preserve">ΔF1 ≈ 0.0041 at 90% host). With the deacon-based default this gap</w:t>
-      </w:r>
-      <w:r>
-        <w:t xml:space="preserve"> </w:t>
-      </w:r>
-      <w:r>
-        <w:t xml:space="preserve">closes: the full AUTO pipeline is 1.3–2.2× faster than fastp + Hostile</w:t>
+        <w:t xml:space="preserve">more demanding baseline, and the deacon-based default meets it on both</w:t>
+      </w:r>
+      <w:r>
+        <w:t xml:space="preserve"> </w:t>
+      </w:r>
+      <w:r>
+        <w:t xml:space="preserve">axes: the full AUTO pipeline is 1.3–2.2× faster than fastp + Hostile</w:t>
       </w:r>
       <w:r>
         <w:t xml:space="preserve"> </w:t>
@@ -12969,19 +8154,13 @@
         <w:t xml:space="preserve"> </w:t>
       </w:r>
       <w:r>
-        <w:t xml:space="preserve">against KneadData, Hostile and the legacy backend. RustyClean</w:t>
-      </w:r>
-      <w:r>
-        <w:t xml:space="preserve"> </w:t>
-      </w:r>
-      <w:r>
-        <w:t xml:space="preserve">additionally pins deacon v0.17.0 so that the benchmarked behaviour is</w:t>
-      </w:r>
-      <w:r>
-        <w:t xml:space="preserve"> </w:t>
-      </w:r>
-      <w:r>
-        <w:t xml:space="preserve">reproducible.</w:t>
+        <w:t xml:space="preserve">against KneadData and Hostile. RustyClean additionally pins deacon</w:t>
+      </w:r>
+      <w:r>
+        <w:t xml:space="preserve"> </w:t>
+      </w:r>
+      <w:r>
+        <w:t xml:space="preserve">v0.17.0 so that the benchmarked behaviour is reproducible.</w:t>
       </w:r>
     </w:p>
     <w:p>
@@ -13063,13 +8242,13 @@
         <w:t xml:space="preserve"> </w:t>
       </w:r>
       <w:r>
-        <w:t xml:space="preserve">accuracy evaluation covers a matched 100 M-read panel and a broader 18</w:t>
-      </w:r>
-      <w:r>
-        <w:t xml:space="preserve"> </w:t>
-      </w:r>
-      <w:r>
-        <w:t xml:space="preserve">simulated-dataset panel; neither includes real sequencing artefacts. The</w:t>
+        <w:t xml:space="preserve">accuracy evaluation covers the simulated panel at 1–90% host content and</w:t>
+      </w:r>
+      <w:r>
+        <w:t xml:space="preserve"> </w:t>
+      </w:r>
+      <w:r>
+        <w:t xml:space="preserve">5–100 M reads; it does not include real sequencing artefacts, and the</w:t>
       </w:r>
       <w:r>
         <w:t xml:space="preserve"> </w:t>
@@ -13081,67 +8260,19 @@
         <w:t xml:space="preserve"> </w:t>
       </w:r>
       <w:r>
-        <w:t xml:space="preserve">accuracy, and downstream impact on taxonomic profiles and assemblies was</w:t>
-      </w:r>
-      <w:r>
-        <w:t xml:space="preserve"> </w:t>
-      </w:r>
-      <w:r>
-        <w:t xml:space="preserve">not systematically benchmarked. Paired-end libraries and intermediate</w:t>
-      </w:r>
-      <w:r>
-        <w:t xml:space="preserve"> </w:t>
-      </w:r>
-      <w:r>
-        <w:t xml:space="preserve">host fractions near the legacy routing threshold are represented in the</w:t>
-      </w:r>
-      <w:r>
-        <w:t xml:space="preserve"> </w:t>
-      </w:r>
-      <w:r>
-        <w:t xml:space="preserve">full panel, but behaviour very close to the threshold remains the regime</w:t>
-      </w:r>
-      <w:r>
-        <w:t xml:space="preserve"> </w:t>
-      </w:r>
-      <w:r>
-        <w:t xml:space="preserve">most likely to be mis-routed; the default deacon-based mode does not</w:t>
-      </w:r>
-      <w:r>
-        <w:t xml:space="preserve"> </w:t>
-      </w:r>
-      <w:r>
-        <w:t xml:space="preserve">route at all and is not subject to this failure mode. Depletion is</w:t>
-      </w:r>
-      <w:r>
-        <w:t xml:space="preserve"> </w:t>
-      </w:r>
-      <w:r>
-        <w:t xml:space="preserve">deterministic, so accuracy was evaluated once per dataset and replication</w:t>
-      </w:r>
-      <w:r>
-        <w:t xml:space="preserve"> </w:t>
-      </w:r>
-      <w:r>
-        <w:t xml:space="preserve">applies only to timing. Finally, host-fraction estimation from a small</w:t>
-      </w:r>
-      <w:r>
-        <w:t xml:space="preserve"> </w:t>
-      </w:r>
-      <w:r>
-        <w:t xml:space="preserve">subsample was substantially less accurate on a skewed community, and</w:t>
-      </w:r>
-      <w:r>
-        <w:t xml:space="preserve"> </w:t>
-      </w:r>
-      <w:r>
-        <w:t xml:space="preserve">while legacy routing tolerated that error, the margin is not guaranteed</w:t>
-      </w:r>
-      <w:r>
-        <w:t xml:space="preserve"> </w:t>
-      </w:r>
-      <w:r>
-        <w:t xml:space="preserve">for samples whose true host fraction lies near the threshold.</w:t>
+        <w:t xml:space="preserve">accuracy. Downstream impact on taxonomic profiles and assemblies was not</w:t>
+      </w:r>
+      <w:r>
+        <w:t xml:space="preserve"> </w:t>
+      </w:r>
+      <w:r>
+        <w:t xml:space="preserve">systematically benchmarked. Depletion is deterministic, so accuracy was</w:t>
+      </w:r>
+      <w:r>
+        <w:t xml:space="preserve"> </w:t>
+      </w:r>
+      <w:r>
+        <w:t xml:space="preserve">evaluated once per dataset and replication applies only to timing.</w:t>
       </w:r>
     </w:p>
     <w:p>
@@ -13239,53 +8370,41 @@
         <w:t xml:space="preserve"> </w:t>
       </w:r>
       <w:r>
-        <w:t xml:space="preserve">peer-reviewed validation are not yet established. For this reason the</w:t>
-      </w:r>
-      <w:r>
-        <w:t xml:space="preserve"> </w:t>
-      </w:r>
-      <w:r>
-        <w:t xml:space="preserve">peer-reviewed Kraken2-based path is retained as a fallback (Sections</w:t>
-      </w:r>
-      <w:r>
-        <w:t xml:space="preserve"> </w:t>
-      </w:r>
-      <w:r>
-        <w:t xml:space="preserve">2.10 and 3.5). Finally, the five-way panel mixes thread counts: the</w:t>
-      </w:r>
-      <w:r>
-        <w:t xml:space="preserve"> </w:t>
-      </w:r>
-      <w:r>
-        <w:t xml:space="preserve">deacon and AUTO runs used 16 threads, while the KneadData and Hostile</w:t>
-      </w:r>
-      <w:r>
-        <w:t xml:space="preserve"> </w:t>
-      </w:r>
-      <w:r>
-        <w:t xml:space="preserve">figures are the legacy 8-thread runs. A same-thread comparison would</w:t>
-      </w:r>
-      <w:r>
-        <w:t xml:space="preserve"> </w:t>
-      </w:r>
-      <w:r>
-        <w:t xml:space="preserve">narrow the speed ratios by at most the thread-count factor (~2×), far</w:t>
-      </w:r>
-      <w:r>
-        <w:t xml:space="preserve"> </w:t>
-      </w:r>
-      <w:r>
-        <w:t xml:space="preserve">smaller than the observed 44–130× gap for the deacon depletion step,</w:t>
-      </w:r>
-      <w:r>
-        <w:t xml:space="preserve"> </w:t>
-      </w:r>
-      <w:r>
-        <w:t xml:space="preserve">but we note the asymmetry for completeness.</w:t>
-      </w:r>
-    </w:p>
-    <w:bookmarkEnd w:id="49"/>
-    <w:bookmarkStart w:id="50" w:name="software-and-data-availability"/>
+        <w:t xml:space="preserve">peer-reviewed validation are not yet established. Finally, the panel</w:t>
+      </w:r>
+      <w:r>
+        <w:t xml:space="preserve"> </w:t>
+      </w:r>
+      <w:r>
+        <w:t xml:space="preserve">mixes thread counts: the deacon and AUTO runs used 16 threads, while the</w:t>
+      </w:r>
+      <w:r>
+        <w:t xml:space="preserve"> </w:t>
+      </w:r>
+      <w:r>
+        <w:t xml:space="preserve">KneadData and Hostile figures are the 8-thread runs. A same-thread</w:t>
+      </w:r>
+      <w:r>
+        <w:t xml:space="preserve"> </w:t>
+      </w:r>
+      <w:r>
+        <w:t xml:space="preserve">comparison would narrow the speed ratios by at most the thread-count</w:t>
+      </w:r>
+      <w:r>
+        <w:t xml:space="preserve"> </w:t>
+      </w:r>
+      <w:r>
+        <w:t xml:space="preserve">factor (~2×), far smaller than the observed 44–130× gap for the deacon</w:t>
+      </w:r>
+      <w:r>
+        <w:t xml:space="preserve"> </w:t>
+      </w:r>
+      <w:r>
+        <w:t xml:space="preserve">depletion step, but we note the asymmetry for completeness.</w:t>
+      </w:r>
+    </w:p>
+    <w:bookmarkEnd w:id="44"/>
+    <w:bookmarkStart w:id="45" w:name="software-and-data-availability"/>
     <w:p>
       <w:pPr>
         <w:pStyle w:val="Heading2"/>
@@ -13350,8 +8469,8 @@
         <w:t xml:space="preserve">original data-access agreements.</w:t>
       </w:r>
     </w:p>
-    <w:bookmarkEnd w:id="50"/>
-    <w:bookmarkStart w:id="53" w:name="X5e7fc9a2bba330cc343b13bfe4d5c9bdb134d21"/>
+    <w:bookmarkEnd w:id="45"/>
+    <w:bookmarkStart w:id="48" w:name="X5e7fc9a2bba330cc343b13bfe4d5c9bdb134d21"/>
     <w:p>
       <w:pPr>
         <w:pStyle w:val="Heading2"/>
@@ -13374,7 +8493,7 @@
         <w:t xml:space="preserve">converted to a cover letter before submission.]</w:t>
       </w:r>
     </w:p>
-    <w:bookmarkStart w:id="51" w:name="suggested-target-venues"/>
+    <w:bookmarkStart w:id="46" w:name="suggested-target-venues"/>
     <w:p>
       <w:pPr>
         <w:pStyle w:val="Heading3"/>
@@ -13388,7 +8507,7 @@
         <w:pStyle w:val="Compact"/>
         <w:numPr>
           <w:ilvl w:val="0"/>
-          <w:numId w:val="1006"/>
+          <w:numId w:val="1005"/>
         </w:numPr>
       </w:pPr>
       <w:r>
@@ -13434,7 +8553,7 @@
         <w:pStyle w:val="Compact"/>
         <w:numPr>
           <w:ilvl w:val="0"/>
-          <w:numId w:val="1006"/>
+          <w:numId w:val="1005"/>
         </w:numPr>
       </w:pPr>
       <w:r>
@@ -13474,7 +8593,7 @@
         <w:pStyle w:val="Compact"/>
         <w:numPr>
           <w:ilvl w:val="0"/>
-          <w:numId w:val="1006"/>
+          <w:numId w:val="1005"/>
         </w:numPr>
       </w:pPr>
       <w:r>
@@ -13508,7 +8627,7 @@
         <w:pStyle w:val="Compact"/>
         <w:numPr>
           <w:ilvl w:val="0"/>
-          <w:numId w:val="1006"/>
+          <w:numId w:val="1005"/>
         </w:numPr>
       </w:pPr>
       <w:r>
@@ -13542,7 +8661,7 @@
         <w:pStyle w:val="Compact"/>
         <w:numPr>
           <w:ilvl w:val="0"/>
-          <w:numId w:val="1006"/>
+          <w:numId w:val="1005"/>
         </w:numPr>
       </w:pPr>
       <w:r>
@@ -13577,8 +8696,8 @@
         <w:t xml:space="preserve">good matches.</w:t>
       </w:r>
     </w:p>
-    <w:bookmarkEnd w:id="51"/>
-    <w:bookmarkStart w:id="52" w:name="Xe4ce7175756d72f51ca3648006be2d8103f8e26"/>
+    <w:bookmarkEnd w:id="46"/>
+    <w:bookmarkStart w:id="47" w:name="Xe4ce7175756d72f51ca3648006be2d8103f8e26"/>
     <w:p>
       <w:pPr>
         <w:pStyle w:val="Heading3"/>
@@ -13660,162 +8779,6 @@
                 <w:i/>
                 <w:iCs/>
               </w:rPr>
-              <w:t xml:space="preserve">Why was Kraken2 demoted from the default backend?</w:t>
-            </w:r>
-          </w:p>
-        </w:tc>
-        <w:tc>
-          <w:tcPr/>
-          <w:p>
-            <w:pPr>
-              <w:pStyle w:val="Compact"/>
-            </w:pPr>
-            <w:r>
-              <w:t xml:space="preserve">Measured on the same panel, the deacon backend is faster (depletion step 44–130× vs KneadData), 3.4× lower in memory (4.76 GB vs ~16 GB resident Kraken2 database), and more accurate (F1 0.99845–1.00000 with zero carry-over on high-host samples). Kraken2 remains as a documented fallback for deployments without a deacon index, chiefly because deacon is not yet peer-reviewed (Sections 2.10, 3.1 and 3.5).</w:t>
-            </w:r>
-          </w:p>
-        </w:tc>
-      </w:tr>
-      <w:tr>
-        <w:tc>
-          <w:tcPr/>
-          <w:p>
-            <w:pPr>
-              <w:pStyle w:val="Compact"/>
-            </w:pPr>
-            <w:r>
-              <w:t xml:space="preserve">2</w:t>
-            </w:r>
-          </w:p>
-        </w:tc>
-        <w:tc>
-          <w:tcPr/>
-          <w:p>
-            <w:pPr>
-              <w:pStyle w:val="Compact"/>
-            </w:pPr>
-            <w:r>
-              <w:rPr>
-                <w:i/>
-                <w:iCs/>
-              </w:rPr>
-              <w:t xml:space="preserve">Why is legacy Kraken2 memory so much larger than Hostile?</w:t>
-            </w:r>
-          </w:p>
-        </w:tc>
-        <w:tc>
-          <w:tcPr/>
-          <w:p>
-            <w:pPr>
-              <w:pStyle w:val="Compact"/>
-            </w:pPr>
-            <w:r>
-              <w:t xml:space="preserve">The legacy Kraken2 path uses a T2T-only human index (~15.5 GB). The current deacon-based default requires 4.8 GB; KneadData remains lowest at 1.16 GB. Memory is bounded by index size, not sample size, and the memory-aware worker cap prevents overload (Section 2.7). Users can force the Bowtie2 path for low-memory environments.</w:t>
-            </w:r>
-          </w:p>
-        </w:tc>
-      </w:tr>
-      <w:tr>
-        <w:tc>
-          <w:tcPr/>
-          <w:p>
-            <w:pPr>
-              <w:pStyle w:val="Compact"/>
-            </w:pPr>
-            <w:r>
-              <w:t xml:space="preserve">3</w:t>
-            </w:r>
-          </w:p>
-        </w:tc>
-        <w:tc>
-          <w:tcPr/>
-          <w:p>
-            <w:pPr>
-              <w:pStyle w:val="Compact"/>
-            </w:pPr>
-            <w:r>
-              <w:rPr>
-                <w:i/>
-                <w:iCs/>
-              </w:rPr>
-              <w:t xml:space="preserve">The 99% host F1 drop of the legacy backend looks concerning.</w:t>
-            </w:r>
-          </w:p>
-        </w:tc>
-        <w:tc>
-          <w:tcPr/>
-          <w:p>
-            <w:pPr>
-              <w:pStyle w:val="Compact"/>
-            </w:pPr>
-            <w:r>
-              <w:t xml:space="preserve">Expected behaviour of the legacy classification path: when microbial reads are rare, retained host reads dominate the F1 denominator. The absolute host carry-over remains modest, and the default deacon-based mode is not subject to this failure mode (Sections 3.1 and 3.5).</w:t>
-            </w:r>
-          </w:p>
-        </w:tc>
-      </w:tr>
-      <w:tr>
-        <w:tc>
-          <w:tcPr/>
-          <w:p>
-            <w:pPr>
-              <w:pStyle w:val="Compact"/>
-            </w:pPr>
-            <w:r>
-              <w:t xml:space="preserve">4</w:t>
-            </w:r>
-          </w:p>
-        </w:tc>
-        <w:tc>
-          <w:tcPr/>
-          <w:p>
-            <w:pPr>
-              <w:pStyle w:val="Compact"/>
-            </w:pPr>
-            <w:r>
-              <w:rPr>
-                <w:i/>
-                <w:iCs/>
-              </w:rPr>
-              <w:t xml:space="preserve">The legacy routing thresholds (10% / 30%) seem arbitrary.</w:t>
-            </w:r>
-          </w:p>
-        </w:tc>
-        <w:tc>
-          <w:tcPr/>
-          <w:p>
-            <w:pPr>
-              <w:pStyle w:val="Compact"/>
-            </w:pPr>
-            <w:r>
-              <w:t xml:space="preserve">They apply only to the legacy fallback (no deacon index), and were set from measured runtime crossover of the two backends; conservative routing sends borderline samples to the safer alignment path (Section 2.10). The default deacon-based mode does not route at all; it uses a single 0.3 verification threshold on deacon’s removed proportion.</w:t>
-            </w:r>
-          </w:p>
-        </w:tc>
-      </w:tr>
-      <w:tr>
-        <w:tc>
-          <w:tcPr/>
-          <w:p>
-            <w:pPr>
-              <w:pStyle w:val="Compact"/>
-            </w:pPr>
-            <w:r>
-              <w:t xml:space="preserve">5</w:t>
-            </w:r>
-          </w:p>
-        </w:tc>
-        <w:tc>
-          <w:tcPr/>
-          <w:p>
-            <w:pPr>
-              <w:pStyle w:val="Compact"/>
-            </w:pPr>
-            <w:r>
-              <w:rPr>
-                <w:i/>
-                <w:iCs/>
-              </w:rPr>
               <w:t xml:space="preserve">KneadData includes Trimmomatic and repeat masking; the comparison is not like-for-like.</w:t>
             </w:r>
           </w:p>
@@ -13855,7 +8818,7 @@
               <w:pStyle w:val="Compact"/>
             </w:pPr>
             <w:r>
-              <w:t xml:space="preserve">6</w:t>
+              <w:t xml:space="preserve">2</w:t>
             </w:r>
           </w:p>
         </w:tc>
@@ -13881,7 +8844,7 @@
               <w:pStyle w:val="Compact"/>
             </w:pPr>
             <w:r>
-              <w:t xml:space="preserve">Matched panel was run for all four conditions; full 18-dataset panel is RustyClean-only for computational cost. Cross-species and real-data validation extend generalisability.</w:t>
+              <w:t xml:space="preserve">Matched panel was run for all four conditions; the full 18-dataset panel is RustyClean-only for computational cost. Cross-species and real-data validation extend generalisability.</w:t>
             </w:r>
           </w:p>
         </w:tc>
@@ -13894,7 +8857,7 @@
               <w:pStyle w:val="Compact"/>
             </w:pPr>
             <w:r>
-              <w:t xml:space="preserve">7</w:t>
+              <w:t xml:space="preserve">3</w:t>
             </w:r>
           </w:p>
         </w:tc>
@@ -13933,7 +8896,7 @@
               <w:pStyle w:val="Compact"/>
             </w:pPr>
             <w:r>
-              <w:t xml:space="preserve">8</w:t>
+              <w:t xml:space="preserve">4</w:t>
             </w:r>
           </w:p>
         </w:tc>
@@ -13972,7 +8935,7 @@
               <w:pStyle w:val="Compact"/>
             </w:pPr>
             <w:r>
-              <w:t xml:space="preserve">9</w:t>
+              <w:t xml:space="preserve">5</w:t>
             </w:r>
           </w:p>
         </w:tc>
@@ -13987,18 +8950,18 @@
                 <w:i/>
                 <w:iCs/>
               </w:rPr>
-              <w:t xml:space="preserve">The legacy auto-survey estimator was inaccurate on the skewed 30M dataset.</w:t>
-            </w:r>
-          </w:p>
-        </w:tc>
-        <w:tc>
-          <w:tcPr/>
-          <w:p>
-            <w:pPr>
-              <w:pStyle w:val="Compact"/>
-            </w:pPr>
-            <w:r>
-              <w:t xml:space="preserve">Legacy-fallback routing tolerates estimation error because it only needs the estimate to be on the correct side of a threshold. This is a designed property, not a bug (Section 3.5). The default deacon-based mode does not use the survey.</w:t>
+              <w:t xml:space="preserve">Does the pipeline handle very large cohorts?</w:t>
+            </w:r>
+          </w:p>
+        </w:tc>
+        <w:tc>
+          <w:tcPr/>
+          <w:p>
+            <w:pPr>
+              <w:pStyle w:val="Compact"/>
+            </w:pPr>
+            <w:r>
+              <w:t xml:space="preserve">Cohort-level throughput scales near-linearly with concurrent workers at flat per-worker memory (7.84× on 8 workers; Section 3.4); the memory-aware worker cap protects RAM on shared nodes (Section 2.7).</w:t>
             </w:r>
           </w:p>
         </w:tc>
@@ -14011,85 +8974,7 @@
               <w:pStyle w:val="Compact"/>
             </w:pPr>
             <w:r>
-              <w:t xml:space="preserve">10</w:t>
-            </w:r>
-          </w:p>
-        </w:tc>
-        <w:tc>
-          <w:tcPr/>
-          <w:p>
-            <w:pPr>
-              <w:pStyle w:val="Compact"/>
-            </w:pPr>
-            <w:r>
-              <w:rPr>
-                <w:i/>
-                <w:iCs/>
-              </w:rPr>
-              <w:t xml:space="preserve">Why is Centrifuge included if it performs poorly?</w:t>
-            </w:r>
-          </w:p>
-        </w:tc>
-        <w:tc>
-          <w:tcPr/>
-          <w:p>
-            <w:pPr>
-              <w:pStyle w:val="Compact"/>
-            </w:pPr>
-            <w:r>
-              <w:t xml:space="preserve">Evaluated as an alternative backend and rejected; included to show that the backend is interchangeable and that not all classifiers are suitable (Sections 2.11 and 3.6).</w:t>
-            </w:r>
-          </w:p>
-        </w:tc>
-      </w:tr>
-      <w:tr>
-        <w:tc>
-          <w:tcPr/>
-          <w:p>
-            <w:pPr>
-              <w:pStyle w:val="Compact"/>
-            </w:pPr>
-            <w:r>
-              <w:t xml:space="preserve">11</w:t>
-            </w:r>
-          </w:p>
-        </w:tc>
-        <w:tc>
-          <w:tcPr/>
-          <w:p>
-            <w:pPr>
-              <w:pStyle w:val="Compact"/>
-            </w:pPr>
-            <w:r>
-              <w:rPr>
-                <w:i/>
-                <w:iCs/>
-              </w:rPr>
-              <w:t xml:space="preserve">Does the pipeline handle ultra-high host fractions (&gt;99%) or very large cohorts?</w:t>
-            </w:r>
-          </w:p>
-        </w:tc>
-        <w:tc>
-          <w:tcPr/>
-          <w:p>
-            <w:pPr>
-              <w:pStyle w:val="Compact"/>
-            </w:pPr>
-            <w:r>
-              <w:t xml:space="preserve">99% host tested on the legacy backend. Cohort-level throughput scales near-linearly with concurrent workers at flat per-worker memory (7.84× on 8 workers; Section 3.4); the memory-aware worker cap protects RAM on shared nodes (Section 2.7).</w:t>
-            </w:r>
-          </w:p>
-        </w:tc>
-      </w:tr>
-      <w:tr>
-        <w:tc>
-          <w:tcPr/>
-          <w:p>
-            <w:pPr>
-              <w:pStyle w:val="Compact"/>
-            </w:pPr>
-            <w:r>
-              <w:t xml:space="preserve">12</w:t>
+              <w:t xml:space="preserve">6</w:t>
             </w:r>
           </w:p>
         </w:tc>
@@ -14115,7 +9000,7 @@
               <w:pStyle w:val="Compact"/>
             </w:pPr>
             <w:r>
-              <w:t xml:space="preserve">Default is the deacon panhuman-1 index for human data, with a validated species-matched index set for human (T2T), monkey, mouse, pig, rat and rice; the human panhuman-1 index must not be used for non-human hosts (Section 3.2). Legacy Kraken2/Bowtie2 index options remain available (Section 2.10).</w:t>
+              <w:t xml:space="preserve">Default is the deacon panhuman-1 index for human data, with a validated species-matched index set for human (T2T), monkey, mouse, pig, rat and rice; the human panhuman-1 index must not be used for non-human hosts (Section 3.2).</w:t>
             </w:r>
           </w:p>
         </w:tc>
@@ -14128,7 +9013,7 @@
               <w:pStyle w:val="Compact"/>
             </w:pPr>
             <w:r>
-              <w:t xml:space="preserve">13</w:t>
+              <w:t xml:space="preserve">7</w:t>
             </w:r>
           </w:p>
         </w:tc>
@@ -14154,15 +9039,66 @@
               <w:pStyle w:val="Compact"/>
             </w:pPr>
             <w:r>
-              <w:t xml:space="preserve">RustyClean integrates QC, adaptive verification (0.0035–0.0042% → 0.0000% host carry on high-host samples), pan-host index support, checkpointing, validation, and bounded concurrency in one binary; on the five-way panel the full pipeline is 1.3–2.2× faster than fastp + Hostile with equal-or-better F1 and zero carry-over (Section 3.1). deacon alone lacks the verification tier, QC and orchestration (Discussion).</w:t>
+              <w:t xml:space="preserve">RustyClean integrates QC, adaptive verification (0.0035–0.0042% → 0.0000% host carry on high-host samples), pan-host index support, checkpointing, validation, and bounded concurrency in one binary; on the panel the full pipeline is 1.3–2.2× faster than fastp + Hostile with equal-or-better F1 and zero carry-over (Section 3.1). deacon alone lacks the verification tier, QC and orchestration (Discussion).</w:t>
+            </w:r>
+          </w:p>
+        </w:tc>
+      </w:tr>
+      <w:tr>
+        <w:tc>
+          <w:tcPr/>
+          <w:p>
+            <w:pPr>
+              <w:pStyle w:val="Compact"/>
+            </w:pPr>
+            <w:r>
+              <w:t xml:space="preserve">8</w:t>
+            </w:r>
+          </w:p>
+        </w:tc>
+        <w:tc>
+          <w:tcPr/>
+          <w:p>
+            <w:pPr>
+              <w:pStyle w:val="Compact"/>
+            </w:pPr>
+            <w:r>
+              <w:rPr>
+                <w:i/>
+                <w:iCs/>
+              </w:rPr>
+              <w:t xml:space="preserve">Why rely on deacon, which is not yet peer-reviewed?</w:t>
+            </w:r>
+          </w:p>
+        </w:tc>
+        <w:tc>
+          <w:tcPr/>
+          <w:p>
+            <w:pPr>
+              <w:pStyle w:val="Compact"/>
+            </w:pPr>
+            <w:r>
+              <w:t xml:space="preserve">It is the fastest available engine by an order of magnitude and we replicate its reported behaviour on an independent panel with pinned v0.17.0. Alternative peer-reviewed backends (Bowtie2, minimap2, Kraken2) remain selectable via</w:t>
+            </w:r>
+            <w:r>
+              <w:t xml:space="preserve"> </w:t>
+            </w:r>
+            <w:r>
+              <w:rPr>
+                <w:rStyle w:val="VerbatimChar"/>
+              </w:rPr>
+              <w:t xml:space="preserve">--host-removal-mode</w:t>
+            </w:r>
+            <w:r>
+              <w:t xml:space="preserve">, so the pipeline does not hard-depend on deacon (Sections 2.1 and 3.5).</w:t>
             </w:r>
           </w:p>
         </w:tc>
       </w:tr>
     </w:tbl>
-    <w:bookmarkEnd w:id="52"/>
-    <w:bookmarkEnd w:id="53"/>
-    <w:bookmarkStart w:id="54" w:name="references"/>
+    <w:bookmarkEnd w:id="47"/>
+    <w:bookmarkEnd w:id="48"/>
+    <w:bookmarkStart w:id="49" w:name="references"/>
     <w:p>
       <w:pPr>
         <w:pStyle w:val="Heading2"/>
@@ -14176,7 +9112,7 @@
         <w:pStyle w:val="Compact"/>
         <w:numPr>
           <w:ilvl w:val="0"/>
-          <w:numId w:val="1007"/>
+          <w:numId w:val="1006"/>
         </w:numPr>
       </w:pPr>
       <w:r>
@@ -14219,7 +9155,7 @@
         <w:pStyle w:val="Compact"/>
         <w:numPr>
           <w:ilvl w:val="0"/>
-          <w:numId w:val="1007"/>
+          <w:numId w:val="1006"/>
         </w:numPr>
       </w:pPr>
       <w:r>
@@ -14250,7 +9186,7 @@
         <w:pStyle w:val="Compact"/>
         <w:numPr>
           <w:ilvl w:val="0"/>
-          <w:numId w:val="1007"/>
+          <w:numId w:val="1006"/>
         </w:numPr>
       </w:pPr>
       <w:r>
@@ -14281,7 +9217,7 @@
         <w:pStyle w:val="Compact"/>
         <w:numPr>
           <w:ilvl w:val="0"/>
-          <w:numId w:val="1007"/>
+          <w:numId w:val="1006"/>
         </w:numPr>
       </w:pPr>
       <w:r>
@@ -14306,7 +9242,7 @@
         <w:pStyle w:val="Compact"/>
         <w:numPr>
           <w:ilvl w:val="0"/>
-          <w:numId w:val="1007"/>
+          <w:numId w:val="1006"/>
         </w:numPr>
       </w:pPr>
       <w:r>
@@ -14343,7 +9279,7 @@
         <w:pStyle w:val="Compact"/>
         <w:numPr>
           <w:ilvl w:val="0"/>
-          <w:numId w:val="1007"/>
+          <w:numId w:val="1006"/>
         </w:numPr>
       </w:pPr>
       <w:r>
@@ -14374,7 +9310,7 @@
         <w:pStyle w:val="Compact"/>
         <w:numPr>
           <w:ilvl w:val="0"/>
-          <w:numId w:val="1007"/>
+          <w:numId w:val="1006"/>
         </w:numPr>
       </w:pPr>
       <w:r>
@@ -14399,7 +9335,7 @@
         <w:pStyle w:val="Compact"/>
         <w:numPr>
           <w:ilvl w:val="0"/>
-          <w:numId w:val="1007"/>
+          <w:numId w:val="1006"/>
         </w:numPr>
       </w:pPr>
       <w:r>
@@ -14436,7 +9372,7 @@
         <w:pStyle w:val="Compact"/>
         <w:numPr>
           <w:ilvl w:val="0"/>
-          <w:numId w:val="1007"/>
+          <w:numId w:val="1006"/>
         </w:numPr>
       </w:pPr>
       <w:r>
@@ -14468,8 +9404,8 @@
         <w:t xml:space="preserve">doi:10.1101/2025.06.09.658732. Preprint: not peer reviewed.</w:t>
       </w:r>
     </w:p>
-    <w:bookmarkEnd w:id="54"/>
-    <w:bookmarkStart w:id="67" w:name="supplementary-material"/>
+    <w:bookmarkEnd w:id="49"/>
+    <w:bookmarkStart w:id="53" w:name="supplementary-material"/>
     <w:p>
       <w:pPr>
         <w:pStyle w:val="Heading2"/>
@@ -14487,18 +9423,18 @@
           <wp:inline>
             <wp:extent cx="5334000" cy="5334000"/>
             <wp:effectExtent b="0" l="0" r="0" t="0"/>
-            <wp:docPr descr="" title="" id="56" name="Picture"/>
+            <wp:docPr descr="" title="" id="51" name="Picture"/>
             <a:graphic>
               <a:graphicData uri="http://schemas.openxmlformats.org/drawingml/2006/picture">
                 <pic:pic>
                   <pic:nvPicPr>
-                    <pic:cNvPr descr="figures/figS1_backend_comparison.png" id="57" name="Picture"/>
+                    <pic:cNvPr descr="figures/figS1_backend_comparison.png" id="52" name="Picture"/>
                     <pic:cNvPicPr>
                       <a:picLocks noChangeArrowheads="1" noChangeAspect="1"/>
                     </pic:cNvPicPr>
                   </pic:nvPicPr>
                   <pic:blipFill>
-                    <a:blip r:embed="rId55"/>
+                    <a:blip r:embed="rId50"/>
                     <a:stretch>
                       <a:fillRect/>
                     </a:stretch>
@@ -15515,352 +10451,7 @@
         <w:t xml:space="preserve"> </w:t>
       </w:r>
       <w:r>
-        <w:t xml:space="preserve">and memory). Runtime is described in the text of Section 3.6.</w:t>
-      </w:r>
-    </w:p>
-    <w:p>
-      <w:pPr>
-        <w:pStyle w:val="BodyText"/>
-      </w:pPr>
-      <w:r>
-        <w:drawing>
-          <wp:inline>
-            <wp:extent cx="5334000" cy="2917371"/>
-            <wp:effectExtent b="0" l="0" r="0" t="0"/>
-            <wp:docPr descr="" title="" id="59" name="Picture"/>
-            <a:graphic>
-              <a:graphicData uri="http://schemas.openxmlformats.org/drawingml/2006/picture">
-                <pic:pic>
-                  <pic:nvPicPr>
-                    <pic:cNvPr descr="figures/fig2_matched_panel.png" id="60" name="Picture"/>
-                    <pic:cNvPicPr>
-                      <a:picLocks noChangeArrowheads="1" noChangeAspect="1"/>
-                    </pic:cNvPicPr>
-                  </pic:nvPicPr>
-                  <pic:blipFill>
-                    <a:blip r:embed="rId58"/>
-                    <a:stretch>
-                      <a:fillRect/>
-                    </a:stretch>
-                  </pic:blipFill>
-                  <pic:spPr bwMode="auto">
-                    <a:xfrm>
-                      <a:off x="0" y="0"/>
-                      <a:ext cx="5334000" cy="2917371"/>
-                    </a:xfrm>
-                    <a:prstGeom prst="rect">
-                      <a:avLst/>
-                    </a:prstGeom>
-                    <a:noFill/>
-                    <a:ln w="9525">
-                      <a:noFill/>
-                      <a:headEnd/>
-                      <a:tailEnd/>
-                    </a:ln>
-                  </pic:spPr>
-                </pic:pic>
-              </a:graphicData>
-            </a:graphic>
-          </wp:inline>
-        </w:drawing>
-      </w:r>
-    </w:p>
-    <w:p>
-      <w:pPr>
-        <w:pStyle w:val="BodyText"/>
-      </w:pPr>
-      <w:r>
-        <w:rPr>
-          <w:b/>
-          <w:bCs/>
-        </w:rPr>
-        <w:t xml:space="preserve">Figure S2.</w:t>
-      </w:r>
-      <w:r>
-        <w:t xml:space="preserve"> </w:t>
-      </w:r>
-      <w:r>
-        <w:t xml:space="preserve">Matched-panel runtime and memory comparison, legacy</w:t>
-      </w:r>
-      <w:r>
-        <w:t xml:space="preserve"> </w:t>
-      </w:r>
-      <w:r>
-        <w:t xml:space="preserve">Kraken2-based auto configuration. (a) Host-depletion runtime on four</w:t>
-      </w:r>
-      <w:r>
-        <w:t xml:space="preserve"> </w:t>
-      </w:r>
-      <w:r>
-        <w:t xml:space="preserve">single-end simulated datasets (30–100 M reads, 50–90% host);</w:t>
-      </w:r>
-      <w:r>
-        <w:t xml:space="preserve"> </w:t>
-      </w:r>
-      <w:r>
-        <w:t xml:space="preserve">RustyClean was run with</w:t>
-      </w:r>
-      <w:r>
-        <w:t xml:space="preserve"> </w:t>
-      </w:r>
-      <w:r>
-        <w:rPr>
-          <w:rStyle w:val="VerbatimChar"/>
-        </w:rPr>
-        <w:t xml:space="preserve">--skip-qc</w:t>
-      </w:r>
-      <w:r>
-        <w:t xml:space="preserve"> </w:t>
-      </w:r>
-      <w:r>
-        <w:t xml:space="preserve">so that only the depletion step is</w:t>
-      </w:r>
-      <w:r>
-        <w:t xml:space="preserve"> </w:t>
-      </w:r>
-      <w:r>
-        <w:t xml:space="preserve">timed; error bars show standard deviation across three technical</w:t>
-      </w:r>
-      <w:r>
-        <w:t xml:space="preserve"> </w:t>
-      </w:r>
-      <w:r>
-        <w:t xml:space="preserve">replicates. (b) Peak resident set size of the largest single process.</w:t>
-      </w:r>
-    </w:p>
-    <w:p>
-      <w:pPr>
-        <w:pStyle w:val="BodyText"/>
-      </w:pPr>
-      <w:r>
-        <w:drawing>
-          <wp:inline>
-            <wp:extent cx="3250860" cy="3119357"/>
-            <wp:effectExtent b="0" l="0" r="0" t="0"/>
-            <wp:docPr descr="" title="" id="62" name="Picture"/>
-            <a:graphic>
-              <a:graphicData uri="http://schemas.openxmlformats.org/drawingml/2006/picture">
-                <pic:pic>
-                  <pic:nvPicPr>
-                    <pic:cNvPr descr="figures/fig4_speedup.png" id="63" name="Picture"/>
-                    <pic:cNvPicPr>
-                      <a:picLocks noChangeArrowheads="1" noChangeAspect="1"/>
-                    </pic:cNvPicPr>
-                  </pic:nvPicPr>
-                  <pic:blipFill>
-                    <a:blip r:embed="rId61"/>
-                    <a:stretch>
-                      <a:fillRect/>
-                    </a:stretch>
-                  </pic:blipFill>
-                  <pic:spPr bwMode="auto">
-                    <a:xfrm>
-                      <a:off x="0" y="0"/>
-                      <a:ext cx="3250860" cy="3119357"/>
-                    </a:xfrm>
-                    <a:prstGeom prst="rect">
-                      <a:avLst/>
-                    </a:prstGeom>
-                    <a:noFill/>
-                    <a:ln w="9525">
-                      <a:noFill/>
-                      <a:headEnd/>
-                      <a:tailEnd/>
-                    </a:ln>
-                  </pic:spPr>
-                </pic:pic>
-              </a:graphicData>
-            </a:graphic>
-          </wp:inline>
-        </w:drawing>
-      </w:r>
-    </w:p>
-    <w:p>
-      <w:pPr>
-        <w:pStyle w:val="BodyText"/>
-      </w:pPr>
-      <w:r>
-        <w:rPr>
-          <w:b/>
-          <w:bCs/>
-        </w:rPr>
-        <w:t xml:space="preserve">Figure S3.</w:t>
-      </w:r>
-      <w:r>
-        <w:t xml:space="preserve"> </w:t>
-      </w:r>
-      <w:r>
-        <w:t xml:space="preserve">RustyClean speedup on the matched panel, legacy</w:t>
-      </w:r>
-      <w:r>
-        <w:t xml:space="preserve"> </w:t>
-      </w:r>
-      <w:r>
-        <w:t xml:space="preserve">configuration. Speedup is relative to Hostile (red) and KneadData (tan)</w:t>
-      </w:r>
-      <w:r>
-        <w:t xml:space="preserve"> </w:t>
-      </w:r>
-      <w:r>
-        <w:t xml:space="preserve">for the depletion-only step; values are annotated above each bar.</w:t>
-      </w:r>
-    </w:p>
-    <w:p>
-      <w:pPr>
-        <w:pStyle w:val="BodyText"/>
-      </w:pPr>
-      <w:r>
-        <w:drawing>
-          <wp:inline>
-            <wp:extent cx="5334000" cy="2393116"/>
-            <wp:effectExtent b="0" l="0" r="0" t="0"/>
-            <wp:docPr descr="" title="" id="65" name="Picture"/>
-            <a:graphic>
-              <a:graphicData uri="http://schemas.openxmlformats.org/drawingml/2006/picture">
-                <pic:pic>
-                  <pic:nvPicPr>
-                    <pic:cNvPr descr="figures/fig3_accuracy.png" id="66" name="Picture"/>
-                    <pic:cNvPicPr>
-                      <a:picLocks noChangeArrowheads="1" noChangeAspect="1"/>
-                    </pic:cNvPicPr>
-                  </pic:nvPicPr>
-                  <pic:blipFill>
-                    <a:blip r:embed="rId64"/>
-                    <a:stretch>
-                      <a:fillRect/>
-                    </a:stretch>
-                  </pic:blipFill>
-                  <pic:spPr bwMode="auto">
-                    <a:xfrm>
-                      <a:off x="0" y="0"/>
-                      <a:ext cx="5334000" cy="2393116"/>
-                    </a:xfrm>
-                    <a:prstGeom prst="rect">
-                      <a:avLst/>
-                    </a:prstGeom>
-                    <a:noFill/>
-                    <a:ln w="9525">
-                      <a:noFill/>
-                      <a:headEnd/>
-                      <a:tailEnd/>
-                    </a:ln>
-                  </pic:spPr>
-                </pic:pic>
-              </a:graphicData>
-            </a:graphic>
-          </wp:inline>
-        </w:drawing>
-      </w:r>
-    </w:p>
-    <w:p>
-      <w:pPr>
-        <w:pStyle w:val="BodyText"/>
-      </w:pPr>
-      <w:r>
-        <w:rPr>
-          <w:b/>
-          <w:bCs/>
-        </w:rPr>
-        <w:t xml:space="preserve">Figure S4.</w:t>
-      </w:r>
-      <w:r>
-        <w:t xml:space="preserve"> </w:t>
-      </w:r>
-      <w:r>
-        <w:t xml:space="preserve">Accuracy of the legacy Kraken2-based auto backend across</w:t>
-      </w:r>
-      <w:r>
-        <w:t xml:space="preserve"> </w:t>
-      </w:r>
-      <w:r>
-        <w:t xml:space="preserve">host fractions from 0% to 99% on the full enhanced panel. The dashed</w:t>
-      </w:r>
-      <w:r>
-        <w:t xml:space="preserve"> </w:t>
-      </w:r>
-      <w:r>
-        <w:t xml:space="preserve">grey line marks F1 = 0.99; the value at each anchor point is annotated.</w:t>
-      </w:r>
-      <w:r>
-        <w:t xml:space="preserve"> </w:t>
-      </w:r>
-      <w:r>
-        <w:t xml:space="preserve">The drop at 99% host reflects the increased impact of retained host</w:t>
-      </w:r>
-      <w:r>
-        <w:t xml:space="preserve"> </w:t>
-      </w:r>
-      <w:r>
-        <w:t xml:space="preserve">reads when microbial reads are rare.</w:t>
-      </w:r>
-    </w:p>
-    <w:p>
-      <w:pPr>
-        <w:pStyle w:val="BodyText"/>
-      </w:pPr>
-      <w:r>
-        <w:rPr>
-          <w:b/>
-          <w:bCs/>
-        </w:rPr>
-        <w:t xml:space="preserve">Supplementary Table S2.</w:t>
-      </w:r>
-      <w:r>
-        <w:t xml:space="preserve"> </w:t>
-      </w:r>
-      <w:r>
-        <w:t xml:space="preserve">Per-dataset results of the legacy</w:t>
-      </w:r>
-      <w:r>
-        <w:t xml:space="preserve"> </w:t>
-      </w:r>
-      <w:r>
-        <w:t xml:space="preserve">Kraken2-based auto backend on the full 18-dataset enhanced panel</w:t>
-      </w:r>
-      <w:r>
-        <w:t xml:space="preserve"> </w:t>
-      </w:r>
-      <w:r>
-        <w:t xml:space="preserve">(accuracy and runtime, three replicates for timing) are provided in the</w:t>
-      </w:r>
-      <w:r>
-        <w:t xml:space="preserve"> </w:t>
-      </w:r>
-      <w:r>
-        <w:t xml:space="preserve">repository file</w:t>
-      </w:r>
-      <w:r>
-        <w:t xml:space="preserve"> </w:t>
-      </w:r>
-      <w:r>
-        <w:rPr>
-          <w:rStyle w:val="VerbatimChar"/>
-        </w:rPr>
-        <w:t xml:space="preserve">data/accuracy_rc_mm_bt_cf_v4.csv</w:t>
-      </w:r>
-      <w:r>
-        <w:t xml:space="preserve"> </w:t>
-      </w:r>
-      <w:r>
-        <w:t xml:space="preserve">together with the</w:t>
-      </w:r>
-      <w:r>
-        <w:t xml:space="preserve"> </w:t>
-      </w:r>
-      <w:r>
-        <w:t xml:space="preserve">performance summary</w:t>
-      </w:r>
-      <w:r>
-        <w:t xml:space="preserve"> </w:t>
-      </w:r>
-      <w:r>
-        <w:rPr>
-          <w:rStyle w:val="VerbatimChar"/>
-        </w:rPr>
-        <w:t xml:space="preserve">data/performance_rc_mm_bt_cf_v4_corrected.csv</w:t>
-      </w:r>
-      <w:r>
-        <w:t xml:space="preserve">.</w:t>
+        <w:t xml:space="preserve">and memory). Runtime is described in the text of Section 3.5.</w:t>
       </w:r>
     </w:p>
     <w:p>
@@ -15911,7 +10502,7 @@
         <w:t xml:space="preserve"> </w:t>
       </w:r>
       <w:r>
-        <w:t xml:space="preserve">(the five-way means of Table 2),</w:t>
+        <w:t xml:space="preserve">(the four-way means of Table 2),</w:t>
       </w:r>
       <w:r>
         <w:t xml:space="preserve"> </w:t>
@@ -15989,7 +10580,7 @@
         <w:t xml:space="preserve"> </w:t>
       </w:r>
       <w:r>
-        <w:t xml:space="preserve">build time, memory and size),</w:t>
+        <w:t xml:space="preserve">build time, memory and size), and</w:t>
       </w:r>
       <w:r>
         <w:t xml:space="preserve"> </w:t>
@@ -16004,7 +10595,7 @@
         <w:t xml:space="preserve"> </w:t>
       </w:r>
       <w:r>
-        <w:t xml:space="preserve">and the</w:t>
+        <w:t xml:space="preserve">with the</w:t>
       </w:r>
       <w:r>
         <w:t xml:space="preserve"> </w:t>
@@ -16025,47 +10616,11 @@
         <w:t xml:space="preserve"> </w:t>
       </w:r>
       <w:r>
-        <w:t xml:space="preserve">(Figure 5),</w:t>
-      </w:r>
-      <w:r>
-        <w:t xml:space="preserve"> </w:t>
-      </w:r>
-      <w:r>
-        <w:rPr>
-          <w:rStyle w:val="VerbatimChar"/>
-        </w:rPr>
-        <w:t xml:space="preserve">sketch_build_metrics.csv</w:t>
-      </w:r>
-      <w:r>
-        <w:t xml:space="preserve"> </w:t>
-      </w:r>
-      <w:r>
-        <w:t xml:space="preserve">(FracMinHash sketch builds) and</w:t>
-      </w:r>
-      <w:r>
-        <w:t xml:space="preserve"> </w:t>
-      </w:r>
-      <w:r>
-        <w:rPr>
-          <w:rStyle w:val="VerbatimChar"/>
-        </w:rPr>
-        <w:t xml:space="preserve">fmh_metrics_partial.csv.bak</w:t>
-      </w:r>
-      <w:r>
-        <w:t xml:space="preserve"> </w:t>
-      </w:r>
-      <w:r>
-        <w:t xml:space="preserve">(the partial FracMinHash evaluation of</w:t>
-      </w:r>
-      <w:r>
-        <w:t xml:space="preserve"> </w:t>
-      </w:r>
-      <w:r>
-        <w:t xml:space="preserve">Section 2.11, covering the 5M/1%, 10M/10% and 30M/50% datasets).</w:t>
-      </w:r>
-    </w:p>
-    <w:bookmarkEnd w:id="67"/>
-    <w:bookmarkEnd w:id="68"/>
+        <w:t xml:space="preserve">(Figure 5).</w:t>
+      </w:r>
+    </w:p>
+    <w:bookmarkEnd w:id="53"/>
+    <w:bookmarkEnd w:id="54"/>
     <w:sectPr>
       <w:footnotePr>
         <w:numRestart w:val="eachSect"/>
@@ -16437,9 +10992,6 @@
     <w:abstractNumId w:val="991"/>
   </w:num>
   <w:num w:numId="1006">
-    <w:abstractNumId w:val="991"/>
-  </w:num>
-  <w:num w:numId="1007">
     <w:abstractNumId w:val="99411"/>
     <w:lvlOverride w:ilvl="0">
       <w:startOverride w:val="1"/>

--- a/manuscript/RustyClean_Manuscript_Draft.docx
+++ b/manuscript/RustyClean_Manuscript_Draft.docx
@@ -183,7 +183,7 @@
         <w:t xml:space="preserve"> </w:t>
       </w:r>
       <w:r>
-        <w:t xml:space="preserve">3.7–10× faster than KneadData and 1.3–2.2× faster than</w:t>
+        <w:t xml:space="preserve">3.7–10× faster than KneadData and 1.3–2.3× faster than</w:t>
       </w:r>
       <w:r>
         <w:t xml:space="preserve"> </w:t>
@@ -1068,13 +1068,13 @@
         </w:numPr>
       </w:pPr>
       <w:r>
-        <w:t xml:space="preserve">An evaluation across 18 simulated datasets with per-read ground</w:t>
-      </w:r>
-      <w:r>
-        <w:t xml:space="preserve"> </w:t>
-      </w:r>
-      <w:r>
-        <w:t xml:space="preserve">truth spanning ten host fractions and six sequencing depths, a</w:t>
+        <w:t xml:space="preserve">An evaluation on simulated metagenomes with per-read ground</w:t>
+      </w:r>
+      <w:r>
+        <w:t xml:space="preserve"> </w:t>
+      </w:r>
+      <w:r>
+        <w:t xml:space="preserve">truth spanning 1–90% host content and 5–100 M reads, a</w:t>
       </w:r>
       <w:r>
         <w:t xml:space="preserve"> </w:t>
@@ -2486,7 +2486,7 @@
         <w:t xml:space="preserve"> </w:t>
       </w:r>
       <w:r>
-        <w:t xml:space="preserve">Selected simulated datasets used for the main accuracy</w:t>
+        <w:t xml:space="preserve">The simulated datasets used for the main accuracy</w:t>
       </w:r>
       <w:r>
         <w:t xml:space="preserve"> </w:t>
@@ -2504,7 +2504,25 @@
         <w:t xml:space="preserve"> </w:t>
       </w:r>
       <w:r>
-        <w:t xml:space="preserve">communities. The full evaluation panel comprises 18 datasets.</w:t>
+        <w:t xml:space="preserve">communities. The panel varies host fraction (0.9–91.4%), sequencing</w:t>
+      </w:r>
+      <w:r>
+        <w:t xml:space="preserve"> </w:t>
+      </w:r>
+      <w:r>
+        <w:t xml:space="preserve">depth (5–100 M reads), community complexity (low, medium, high) and</w:t>
+      </w:r>
+      <w:r>
+        <w:t xml:space="preserve"> </w:t>
+      </w:r>
+      <w:r>
+        <w:t xml:space="preserve">abundance distribution (even, skewed, lognormal); all datasets are</w:t>
+      </w:r>
+      <w:r>
+        <w:t xml:space="preserve"> </w:t>
+      </w:r>
+      <w:r>
+        <w:t xml:space="preserve">single-end.</w:t>
       </w:r>
     </w:p>
     <w:tbl>
@@ -3031,155 +3049,21 @@
         <w:pStyle w:val="BodyText"/>
       </w:pPr>
       <w:r>
-        <w:t xml:space="preserve">We evaluated RustyClean against KneadData v0.12.3 on 18 simulated</w:t>
-      </w:r>
-      <w:r>
-        <w:t xml:space="preserve"> </w:t>
-      </w:r>
-      <w:r>
-        <w:t xml:space="preserve">metagenomes with per-read ground truth, generated with InSilicoSeq</w:t>
-      </w:r>
-      <w:r>
-        <w:t xml:space="preserve"> </w:t>
-      </w:r>
-      <w:r>
-        <w:t xml:space="preserve">v2.0.0 (Gourlé et al., 2019). The design varied four factors:</w:t>
-      </w:r>
-    </w:p>
-    <w:tbl>
-      <w:tblPr>
-        <w:tblStyle w:val="Table"/>
-        <w:tblW w:type="auto" w:w="0"/>
-        <w:tblLook w:firstRow="1" w:lastRow="0" w:firstColumn="0" w:lastColumn="0" w:noHBand="0" w:noVBand="0" w:val="0020"/>
-      </w:tblPr>
-      <w:tblGrid>
-        <w:gridCol w:w="3960"/>
-        <w:gridCol w:w="3960"/>
-      </w:tblGrid>
-      <w:tr>
-        <w:trPr>
-          <w:tblHeader w:val="on"/>
-        </w:trPr>
-        <w:tc>
-          <w:tcPr/>
-          <w:p>
-            <w:pPr>
-              <w:pStyle w:val="Compact"/>
-            </w:pPr>
-            <w:r>
-              <w:t xml:space="preserve">Factor</w:t>
-            </w:r>
-          </w:p>
-        </w:tc>
-        <w:tc>
-          <w:tcPr/>
-          <w:p>
-            <w:pPr>
-              <w:pStyle w:val="Compact"/>
-            </w:pPr>
-            <w:r>
-              <w:t xml:space="preserve">Levels</w:t>
-            </w:r>
-          </w:p>
-        </w:tc>
-      </w:tr>
-      <w:tr>
-        <w:tc>
-          <w:tcPr/>
-          <w:p>
-            <w:pPr>
-              <w:pStyle w:val="Compact"/>
-            </w:pPr>
-            <w:r>
-              <w:t xml:space="preserve">Host fraction</w:t>
-            </w:r>
-          </w:p>
-        </w:tc>
-        <w:tc>
-          <w:tcPr/>
-          <w:p>
-            <w:pPr>
-              <w:pStyle w:val="Compact"/>
-            </w:pPr>
-            <w:r>
-              <w:t xml:space="preserve">0, 1, 5, 10, 30, 50, 70, 90, 99, 100 %</w:t>
-            </w:r>
-          </w:p>
-        </w:tc>
-      </w:tr>
-      <w:tr>
-        <w:tc>
-          <w:tcPr/>
-          <w:p>
-            <w:pPr>
-              <w:pStyle w:val="Compact"/>
-            </w:pPr>
-            <w:r>
-              <w:t xml:space="preserve">Sequencing depth</w:t>
-            </w:r>
-          </w:p>
-        </w:tc>
-        <w:tc>
-          <w:tcPr/>
-          <w:p>
-            <w:pPr>
-              <w:pStyle w:val="Compact"/>
-            </w:pPr>
-            <w:r>
-              <w:t xml:space="preserve">5, 10, 20, 30, 60, 100 M reads</w:t>
-            </w:r>
-          </w:p>
-        </w:tc>
-      </w:tr>
-      <w:tr>
-        <w:tc>
-          <w:tcPr/>
-          <w:p>
-            <w:pPr>
-              <w:pStyle w:val="Compact"/>
-            </w:pPr>
-            <w:r>
-              <w:t xml:space="preserve">Community composition</w:t>
-            </w:r>
-          </w:p>
-        </w:tc>
-        <w:tc>
-          <w:tcPr/>
-          <w:p>
-            <w:pPr>
-              <w:pStyle w:val="Compact"/>
-            </w:pPr>
-            <w:r>
-              <w:t xml:space="preserve">even, lognormal, skewed</w:t>
-            </w:r>
-          </w:p>
-        </w:tc>
-      </w:tr>
-      <w:tr>
-        <w:tc>
-          <w:tcPr/>
-          <w:p>
-            <w:pPr>
-              <w:pStyle w:val="Compact"/>
-            </w:pPr>
-            <w:r>
-              <w:t xml:space="preserve">Read layout</w:t>
-            </w:r>
-          </w:p>
-        </w:tc>
-        <w:tc>
-          <w:tcPr/>
-          <w:p>
-            <w:pPr>
-              <w:pStyle w:val="Compact"/>
-            </w:pPr>
-            <w:r>
-              <w:t xml:space="preserve">single-end, paired-end</w:t>
-            </w:r>
-          </w:p>
-        </w:tc>
-      </w:tr>
-    </w:tbl>
+        <w:t xml:space="preserve">We evaluated RustyClean against KneadData v0.12.3 on the simulated</w:t>
+      </w:r>
+      <w:r>
+        <w:t xml:space="preserve"> </w:t>
+      </w:r>
+      <w:r>
+        <w:t xml:space="preserve">panel of Table 1 with per-read ground truth, generated with InSilicoSeq</w:t>
+      </w:r>
+      <w:r>
+        <w:t xml:space="preserve"> </w:t>
+      </w:r>
+      <w:r>
+        <w:t xml:space="preserve">v2.0.0 (Gourlé et al., 2019).</w:t>
+      </w:r>
+    </w:p>
     <w:p>
       <w:pPr>
         <w:pStyle w:val="BodyText"/>
@@ -3197,13 +3081,7 @@
         <w:t xml:space="preserve"> </w:t>
       </w:r>
       <w:r>
-        <w:t xml:space="preserve">are reported stratified by host fraction and read layout; no grand mean</w:t>
-      </w:r>
-      <w:r>
-        <w:t xml:space="preserve"> </w:t>
-      </w:r>
-      <w:r>
-        <w:t xml:space="preserve">is reported across the full panel.</w:t>
+        <w:t xml:space="preserve">are reported per dataset; no grand mean is reported across the panel.</w:t>
       </w:r>
     </w:p>
     <w:p>
@@ -3727,7 +3605,7 @@
         <w:t xml:space="preserve"> </w:t>
       </w:r>
       <w:r>
-        <w:t xml:space="preserve">On the 100 M matched panel this sensor-based approach did not improve</w:t>
+        <w:t xml:space="preserve">On the 100 M-read datasets this sensor-based approach did not improve</w:t>
       </w:r>
       <w:r>
         <w:t xml:space="preserve"> </w:t>
@@ -5836,7 +5714,7 @@
         <w:t xml:space="preserve"> </w:t>
       </w:r>
       <w:r>
-        <w:t xml:space="preserve">(90.4–1684.9 s) was 3.7–10.2× faster than KneadData and 1.3–2.2×</w:t>
+        <w:t xml:space="preserve">(90.4–1684.9 s) was 3.7–10.2× faster than KneadData and 1.3–2.3×</w:t>
       </w:r>
       <w:r>
         <w:t xml:space="preserve"> </w:t>
@@ -5872,13 +5750,13 @@
         <w:t xml:space="preserve"> </w:t>
       </w:r>
       <w:r>
-        <w:t xml:space="preserve">stage over-trims genuine microbial reads — and was zero on three of</w:t>
-      </w:r>
-      <w:r>
-        <w:t xml:space="preserve"> </w:t>
-      </w:r>
-      <w:r>
-        <w:t xml:space="preserve">the four AUTO datasets.</w:t>
+        <w:t xml:space="preserve">stage over-trims genuine microbial reads — and was essentially zero</w:t>
+      </w:r>
+      <w:r>
+        <w:t xml:space="preserve"> </w:t>
+      </w:r>
+      <w:r>
+        <w:t xml:space="preserve">(&lt;0.001%) on the 5M/1% and 30M/50% datasets.</w:t>
       </w:r>
     </w:p>
     <w:p>
@@ -7594,7 +7472,7 @@
       <w:r>
         <w:drawing>
           <wp:inline>
-            <wp:extent cx="5334000" cy="1584831"/>
+            <wp:extent cx="5334000" cy="1544052"/>
             <wp:effectExtent b="0" l="0" r="0" t="0"/>
             <wp:docPr descr="" title="" id="39" name="Picture"/>
             <a:graphic>
@@ -7615,7 +7493,7 @@
                   <pic:spPr bwMode="auto">
                     <a:xfrm>
                       <a:off x="0" y="0"/>
-                      <a:ext cx="5334000" cy="1584831"/>
+                      <a:ext cx="5334000" cy="1544052"/>
                     </a:xfrm>
                     <a:prstGeom prst="rect">
                       <a:avLst/>
@@ -7765,25 +7643,25 @@
         <w:t xml:space="preserve"> </w:t>
       </w:r>
       <w:r>
-        <w:t xml:space="preserve">on the full enhanced panel. Bowtie2 and minimap2 were closely matched on</w:t>
-      </w:r>
-      <w:r>
-        <w:t xml:space="preserve"> </w:t>
-      </w:r>
-      <w:r>
-        <w:t xml:space="preserve">accuracy, while Centrifuge showed substantially higher host carry-over</w:t>
-      </w:r>
-      <w:r>
-        <w:t xml:space="preserve"> </w:t>
-      </w:r>
-      <w:r>
-        <w:t xml:space="preserve">at high host fractions (F1 0.745 at 99% host) and was not retained as a</w:t>
-      </w:r>
-      <w:r>
-        <w:t xml:space="preserve"> </w:t>
-      </w:r>
-      <w:r>
-        <w:t xml:space="preserve">recommended backend (Figure S1). Peak memory differed substantially</w:t>
+        <w:t xml:space="preserve">on the four simulated datasets of Figure S1. Bowtie2 and minimap2 were</w:t>
+      </w:r>
+      <w:r>
+        <w:t xml:space="preserve"> </w:t>
+      </w:r>
+      <w:r>
+        <w:t xml:space="preserve">closely matched on accuracy, while Centrifuge showed substantially</w:t>
+      </w:r>
+      <w:r>
+        <w:t xml:space="preserve"> </w:t>
+      </w:r>
+      <w:r>
+        <w:t xml:space="preserve">higher host carry-over at every host fraction (Figure S1b) and was not</w:t>
+      </w:r>
+      <w:r>
+        <w:t xml:space="preserve"> </w:t>
+      </w:r>
+      <w:r>
+        <w:t xml:space="preserve">retained as a recommended backend. Peak memory differed substantially</w:t>
       </w:r>
       <w:r>
         <w:t xml:space="preserve"> </w:t>
@@ -7986,7 +7864,7 @@
         <w:t xml:space="preserve"> </w:t>
       </w:r>
       <w:r>
-        <w:t xml:space="preserve">axes: the full AUTO pipeline is 1.3–2.2× faster than fastp + Hostile</w:t>
+        <w:t xml:space="preserve">axes: the full AUTO pipeline is 1.3–2.3× faster than fastp + Hostile</w:t>
       </w:r>
       <w:r>
         <w:t xml:space="preserve"> </w:t>
@@ -8833,18 +8711,18 @@
                 <w:i/>
                 <w:iCs/>
               </w:rPr>
-              <w:t xml:space="preserve">Why not compare with Hostile on all 18 datasets?</w:t>
-            </w:r>
-          </w:p>
-        </w:tc>
-        <w:tc>
-          <w:tcPr/>
-          <w:p>
-            <w:pPr>
-              <w:pStyle w:val="Compact"/>
-            </w:pPr>
-            <w:r>
-              <w:t xml:space="preserve">Matched panel was run for all four conditions; the full 18-dataset panel is RustyClean-only for computational cost. Cross-species and real-data validation extend generalisability.</w:t>
+              <w:t xml:space="preserve">Why is the comparator panel limited to six datasets?</w:t>
+            </w:r>
+          </w:p>
+        </w:tc>
+        <w:tc>
+          <w:tcPr/>
+          <w:p>
+            <w:pPr>
+              <w:pStyle w:val="Compact"/>
+            </w:pPr>
+            <w:r>
+              <w:t xml:space="preserve">KneadData runs at 100 M reads cost ~4 h each, so the panel concentrates on the host-fraction and depth range that spans the practical use cases (1–90% host, 5–100 M reads). The cross-species panel and the real-data cohort extend generalisability beyond it.</w:t>
             </w:r>
           </w:p>
         </w:tc>
@@ -9039,7 +8917,7 @@
               <w:pStyle w:val="Compact"/>
             </w:pPr>
             <w:r>
-              <w:t xml:space="preserve">RustyClean integrates QC, adaptive verification (0.0035–0.0042% → 0.0000% host carry on high-host samples), pan-host index support, checkpointing, validation, and bounded concurrency in one binary; on the panel the full pipeline is 1.3–2.2× faster than fastp + Hostile with equal-or-better F1 and zero carry-over (Section 3.1). deacon alone lacks the verification tier, QC and orchestration (Discussion).</w:t>
+              <w:t xml:space="preserve">RustyClean integrates QC, adaptive verification (0.0035–0.0042% → 0.0000% host carry on high-host samples), pan-host index support, checkpointing, validation, and bounded concurrency in one binary; on the panel the full pipeline is 1.3–2.3× faster than fastp + Hostile with equal-or-better F1 and zero carry-over (Section 3.1). deacon alone lacks the verification tier, QC and orchestration (Discussion).</w:t>
             </w:r>
           </w:p>
         </w:tc>
@@ -9488,19 +9366,19 @@
         <w:t xml:space="preserve"> </w:t>
       </w:r>
       <w:r>
-        <w:t xml:space="preserve">reads retained (%), (c) microbial reads lost (%), (d) peak memory (GB).</w:t>
-      </w:r>
-      <w:r>
-        <w:t xml:space="preserve"> </w:t>
-      </w:r>
-      <w:r>
-        <w:t xml:space="preserve">Runtime is reported in Supplementary Table S1 and excluded here because</w:t>
-      </w:r>
-      <w:r>
-        <w:t xml:space="preserve"> </w:t>
-      </w:r>
-      <w:r>
-        <w:t xml:space="preserve">one measurement (minimap2, 5M dataset) is a cold-start outlier.</w:t>
+        <w:t xml:space="preserve">carry-over (% of retained output), (c) microbial reads lost (%), (d)</w:t>
+      </w:r>
+      <w:r>
+        <w:t xml:space="preserve"> </w:t>
+      </w:r>
+      <w:r>
+        <w:t xml:space="preserve">peak memory (GB). Runtime is excluded because one measurement (minimap2,</w:t>
+      </w:r>
+      <w:r>
+        <w:t xml:space="preserve"> </w:t>
+      </w:r>
+      <w:r>
+        <w:t xml:space="preserve">5M dataset) is a cold-start outlier.</w:t>
       </w:r>
     </w:p>
     <w:tbl>
@@ -9654,7 +9532,7 @@
               <w:pStyle w:val="Compact"/>
             </w:pPr>
             <w:r>
-              <w:t xml:space="preserve">0.055</w:t>
+              <w:t xml:space="preserve">0.001</w:t>
             </w:r>
           </w:p>
         </w:tc>
@@ -9722,7 +9600,7 @@
               <w:pStyle w:val="Compact"/>
             </w:pPr>
             <w:r>
-              <w:t xml:space="preserve">0.053</w:t>
+              <w:t xml:space="preserve">0.006</w:t>
             </w:r>
           </w:p>
         </w:tc>
@@ -9790,7 +9668,7 @@
               <w:pStyle w:val="Compact"/>
             </w:pPr>
             <w:r>
-              <w:t xml:space="preserve">0.049</w:t>
+              <w:t xml:space="preserve">0.073</w:t>
             </w:r>
           </w:p>
         </w:tc>
@@ -9858,7 +9736,7 @@
               <w:pStyle w:val="Compact"/>
             </w:pPr>
             <w:r>
-              <w:t xml:space="preserve">0.049</w:t>
+              <w:t xml:space="preserve">0.521</w:t>
             </w:r>
           </w:p>
         </w:tc>
@@ -9926,7 +9804,7 @@
               <w:pStyle w:val="Compact"/>
             </w:pPr>
             <w:r>
-              <w:t xml:space="preserve">0.021</w:t>
+              <w:t xml:space="preserve">0.000</w:t>
             </w:r>
           </w:p>
         </w:tc>
@@ -9994,7 +9872,7 @@
               <w:pStyle w:val="Compact"/>
             </w:pPr>
             <w:r>
-              <w:t xml:space="preserve">0.026</w:t>
+              <w:t xml:space="preserve">0.003</w:t>
             </w:r>
           </w:p>
         </w:tc>
@@ -10062,7 +9940,7 @@
               <w:pStyle w:val="Compact"/>
             </w:pPr>
             <w:r>
-              <w:t xml:space="preserve">0.030</w:t>
+              <w:t xml:space="preserve">0.044</w:t>
             </w:r>
           </w:p>
         </w:tc>
@@ -10130,7 +10008,7 @@
               <w:pStyle w:val="Compact"/>
             </w:pPr>
             <w:r>
-              <w:t xml:space="preserve">0.029</w:t>
+              <w:t xml:space="preserve">0.313</w:t>
             </w:r>
           </w:p>
         </w:tc>
@@ -10198,7 +10076,7 @@
               <w:pStyle w:val="Compact"/>
             </w:pPr>
             <w:r>
-              <w:t xml:space="preserve">1.090</w:t>
+              <w:t xml:space="preserve">0.010</w:t>
             </w:r>
           </w:p>
         </w:tc>
@@ -10266,7 +10144,7 @@
               <w:pStyle w:val="Compact"/>
             </w:pPr>
             <w:r>
-              <w:t xml:space="preserve">1.179</w:t>
+              <w:t xml:space="preserve">0.132</w:t>
             </w:r>
           </w:p>
         </w:tc>
@@ -10334,7 +10212,7 @@
               <w:pStyle w:val="Compact"/>
             </w:pPr>
             <w:r>
-              <w:t xml:space="preserve">1.173</w:t>
+              <w:t xml:space="preserve">1.721</w:t>
             </w:r>
           </w:p>
         </w:tc>
@@ -10402,7 +10280,7 @@
               <w:pStyle w:val="Compact"/>
             </w:pPr>
             <w:r>
-              <w:t xml:space="preserve">1.171</w:t>
+              <w:t xml:space="preserve">11.140</w:t>
             </w:r>
           </w:p>
         </w:tc>
@@ -10445,13 +10323,55 @@
         <w:t xml:space="preserve"> </w:t>
       </w:r>
       <w:r>
-        <w:t xml:space="preserve">Backend comparison of Figure S1 (accuracy</w:t>
-      </w:r>
-      <w:r>
-        <w:t xml:space="preserve"> </w:t>
-      </w:r>
-      <w:r>
-        <w:t xml:space="preserve">and memory). Runtime is described in the text of Section 3.5.</w:t>
+        <w:t xml:space="preserve">Backend comparison of Figure S1. Host</w:t>
+      </w:r>
+      <w:r>
+        <w:t xml:space="preserve"> </w:t>
+      </w:r>
+      <w:r>
+        <w:t xml:space="preserve">carry-over is the percentage of retained output that is host (Section</w:t>
+      </w:r>
+      <w:r>
+        <w:t xml:space="preserve"> </w:t>
+      </w:r>
+      <w:r>
+        <w:t xml:space="preserve">2.9); accuracy values are per-run counts from the backend-comparison</w:t>
+      </w:r>
+      <w:r>
+        <w:t xml:space="preserve"> </w:t>
+      </w:r>
+      <w:r>
+        <w:t xml:space="preserve">experiments (per-read counts in</w:t>
+      </w:r>
+      <w:r>
+        <w:t xml:space="preserve"> </w:t>
+      </w:r>
+      <w:r>
+        <w:rPr>
+          <w:rStyle w:val="VerbatimChar"/>
+        </w:rPr>
+        <w:t xml:space="preserve">archive/v1/data/accuracy_rc_mm_bt_cf_v4.csv</w:t>
+      </w:r>
+      <w:r>
+        <w:t xml:space="preserve">,</w:t>
+      </w:r>
+      <w:r>
+        <w:t xml:space="preserve"> </w:t>
+      </w:r>
+      <w:r>
+        <w:t xml:space="preserve">peak memory in</w:t>
+      </w:r>
+      <w:r>
+        <w:t xml:space="preserve"> </w:t>
+      </w:r>
+      <w:r>
+        <w:rPr>
+          <w:rStyle w:val="VerbatimChar"/>
+        </w:rPr>
+        <w:t xml:space="preserve">archive/v1/data/performance_rc_mm_bt_cf_v4_corrected.csv</w:t>
+      </w:r>
+      <w:r>
+        <w:t xml:space="preserve">).</w:t>
       </w:r>
     </w:p>
     <w:p>

--- a/manuscript/RustyClean_Manuscript_Draft.docx
+++ b/manuscript/RustyClean_Manuscript_Draft.docx
@@ -2,7 +2,7 @@
 <file path=word/document.xml><?xml version="1.0" encoding="utf-8"?>
 <w:document xmlns:w="http://schemas.openxmlformats.org/wordprocessingml/2006/main" xmlns:m="http://schemas.openxmlformats.org/officeDocument/2006/math" xmlns:r="http://schemas.openxmlformats.org/officeDocument/2006/relationships" xmlns:o="urn:schemas-microsoft-com:office:office" xmlns:v="urn:schemas-microsoft-com:vml" xmlns:w10="urn:schemas-microsoft-com:office:word" xmlns:a="http://schemas.openxmlformats.org/drawingml/2006/main" xmlns:pic="http://schemas.openxmlformats.org/drawingml/2006/picture" xmlns:wp="http://schemas.openxmlformats.org/drawingml/2006/wordprocessingDrawing">
   <w:body>
-    <w:bookmarkStart w:id="54" w:name="X1f41abe522e2527c906708466c70b4418eacb53"/>
+    <w:bookmarkStart w:id="51" w:name="X1f41abe522e2527c906708466c70b4418eacb53"/>
     <w:p>
       <w:pPr>
         <w:pStyle w:val="Heading1"/>
@@ -171,7 +171,7 @@
         <w:t xml:space="preserve"> </w:t>
       </w:r>
       <w:r>
-        <w:t xml:space="preserve">the deacon depletion step alone was 44–130× faster than the complete</w:t>
+        <w:t xml:space="preserve">the deacon depletion step alone was 41–130× faster than the complete</w:t>
       </w:r>
       <w:r>
         <w:t xml:space="preserve"> </w:t>
@@ -183,31 +183,31 @@
         <w:t xml:space="preserve"> </w:t>
       </w:r>
       <w:r>
-        <w:t xml:space="preserve">3.7–10× faster than KneadData and 1.3–2.3× faster than</w:t>
-      </w:r>
-      <w:r>
-        <w:t xml:space="preserve"> </w:t>
-      </w:r>
-      <w:r>
-        <w:t xml:space="preserve">fastp + Hostile while matching or exceeding their accuracy (F1 ≥ 0.998</w:t>
-      </w:r>
-      <w:r>
-        <w:t xml:space="preserve"> </w:t>
-      </w:r>
-      <w:r>
-        <w:t xml:space="preserve">on high-host samples), reducing host carry-over to 0.0000% of retained</w:t>
-      </w:r>
-      <w:r>
-        <w:t xml:space="preserve"> </w:t>
-      </w:r>
-      <w:r>
-        <w:t xml:space="preserve">output on every high-host dataset tested — against ~0.67% for</w:t>
-      </w:r>
-      <w:r>
-        <w:t xml:space="preserve"> </w:t>
-      </w:r>
-      <w:r>
-        <w:t xml:space="preserve">Hostile and ~0.25% for KneadData — and discarding at most 0.31% of</w:t>
+        <w:t xml:space="preserve">3.45–10.19× faster than KneadData and 1.29–2.30× faster than</w:t>
+      </w:r>
+      <w:r>
+        <w:t xml:space="preserve"> </w:t>
+      </w:r>
+      <w:r>
+        <w:t xml:space="preserve">fastp + Hostile across all six libraries,</w:t>
+      </w:r>
+      <w:r>
+        <w:t xml:space="preserve"> </w:t>
+      </w:r>
+      <w:r>
+        <w:t xml:space="preserve">with high-host F1 ≥ 0.998 and host carry-over reduced to 0.0000% of retained</w:t>
+      </w:r>
+      <w:r>
+        <w:t xml:space="preserve"> </w:t>
+      </w:r>
+      <w:r>
+        <w:t xml:space="preserve">output on every high-host dataset tested — against 0.17–0.68% for</w:t>
+      </w:r>
+      <w:r>
+        <w:t xml:space="preserve"> </w:t>
+      </w:r>
+      <w:r>
+        <w:t xml:space="preserve">Hostile and 0.25% for KneadData — and discarding at most 0.31% of</w:t>
       </w:r>
       <w:r>
         <w:t xml:space="preserve"> </w:t>
@@ -219,7 +219,7 @@
         <w:t xml:space="preserve"> </w:t>
       </w:r>
       <w:r>
-        <w:t xml:space="preserve">4.8 GB, above KneadData’s 1.2 GB but bounded by index size rather</w:t>
+        <w:t xml:space="preserve">4.54 GiB, above KneadData’s 1.09 GiB but bounded by index size rather</w:t>
       </w:r>
       <w:r>
         <w:t xml:space="preserve"> </w:t>
@@ -1293,34 +1293,19 @@
         <w:t xml:space="preserve"> </w:t>
       </w:r>
       <w:r>
-        <w:t xml:space="preserve">and handled throughout. Alternative depletion backends (Bowtie2,</w:t>
-      </w:r>
-      <w:r>
-        <w:t xml:space="preserve"> </w:t>
-      </w:r>
-      <w:r>
-        <w:t xml:space="preserve">minimap2, Kraken2, sylph, Centrifuge) remain available as explicit</w:t>
-      </w:r>
-      <w:r>
-        <w:t xml:space="preserve"> </w:t>
-      </w:r>
-      <w:r>
-        <w:t xml:space="preserve">options (</w:t>
-      </w:r>
-      <w:r>
-        <w:rPr>
-          <w:rStyle w:val="VerbatimChar"/>
-        </w:rPr>
-        <w:t xml:space="preserve">--host-removal-mode</w:t>
-      </w:r>
-      <w:r>
-        <w:t xml:space="preserve">) but are not used by the default</w:t>
-      </w:r>
-      <w:r>
-        <w:t xml:space="preserve"> </w:t>
-      </w:r>
-      <w:r>
-        <w:t xml:space="preserve">AUTO configuration (Sections 2.10 and 3.5).</w:t>
+        <w:t xml:space="preserve">and handled throughout. Alternative depletion backends were benchmarked separately</w:t>
+      </w:r>
+      <w:r>
+        <w:t xml:space="preserve"> </w:t>
+      </w:r>
+      <w:r>
+        <w:t xml:space="preserve">(Sections 2.10 and 3.5), but the streamlined production CLI exposes only</w:t>
+      </w:r>
+      <w:r>
+        <w:t xml:space="preserve"> </w:t>
+      </w:r>
+      <w:r>
+        <w:t xml:space="preserve">the default AUTO pipeline and a deacon-only benchmarking mode.</w:t>
       </w:r>
     </w:p>
     <w:bookmarkEnd w:id="11"/>
@@ -1739,13 +1724,37 @@
         <w:t xml:space="preserve"> </w:t>
       </w:r>
       <w:r>
-        <w:t xml:space="preserve">(</w:t>
+        <w:t xml:space="preserve">(enabled by default in AUTO and controlled</w:t>
+      </w:r>
+      <w:r>
+        <w:t xml:space="preserve"> </w:t>
+      </w:r>
+      <w:r>
+        <w:t xml:space="preserve">by</w:t>
+      </w:r>
+      <w:r>
+        <w:t xml:space="preserve"> </w:t>
       </w:r>
       <w:r>
         <w:rPr>
           <w:rStyle w:val="VerbatimChar"/>
         </w:rPr>
-        <w:t xml:space="preserve">--bowtie2-recheck</w:t>
+        <w:t xml:space="preserve">--recheck-threshold</w:t>
+      </w:r>
+      <w:r>
+        <w:t xml:space="preserve"> </w:t>
+      </w:r>
+      <w:r>
+        <w:t xml:space="preserve">/</w:t>
+      </w:r>
+      <w:r>
+        <w:t xml:space="preserve"> </w:t>
+      </w:r>
+      <w:r>
+        <w:rPr>
+          <w:rStyle w:val="VerbatimChar"/>
+        </w:rPr>
+        <w:t xml:space="preserve">--no-bowtie2-recheck</w:t>
       </w:r>
       <w:r>
         <w:t xml:space="preserve">) in which the reads retained by the Tier-1 backend</w:t>
@@ -2435,13 +2444,13 @@
         <w:t xml:space="preserve"> </w:t>
       </w:r>
       <w:r>
-        <w:t xml:space="preserve">language runtime dependency. External dependencies are the fastp,</w:t>
-      </w:r>
-      <w:r>
-        <w:t xml:space="preserve"> </w:t>
-      </w:r>
-      <w:r>
-        <w:t xml:space="preserve">deacon, Kraken2, and Bowtie2 executables. Source is available at</w:t>
+        <w:t xml:space="preserve">language runtime dependency. External dependencies are the fastp, deacon,</w:t>
+      </w:r>
+      <w:r>
+        <w:t xml:space="preserve"> </w:t>
+      </w:r>
+      <w:r>
+        <w:t xml:space="preserve">Bowtie2 and samtools executables. Source is available at</w:t>
       </w:r>
       <w:r>
         <w:t xml:space="preserve"> </w:t>
@@ -3635,13 +3644,13 @@
         <w:t xml:space="preserve"> </w:t>
       </w:r>
       <w:r>
-        <w:t xml:space="preserve">backend. Consequently, sylph is retained only as an optional explicit</w:t>
-      </w:r>
-      <w:r>
-        <w:t xml:space="preserve"> </w:t>
-      </w:r>
-      <w:r>
-        <w:t xml:space="preserve">backend and is not used by the default auto-mode router.</w:t>
+        <w:t xml:space="preserve">backend. Consequently, sylph is not exposed in the streamlined</w:t>
+      </w:r>
+      <w:r>
+        <w:t xml:space="preserve"> </w:t>
+      </w:r>
+      <w:r>
+        <w:t xml:space="preserve">production CLI and is not used by AUTO.</w:t>
       </w:r>
     </w:p>
     <w:p>
@@ -3764,7 +3773,7 @@
     </w:p>
     <w:bookmarkEnd w:id="21"/>
     <w:bookmarkEnd w:id="22"/>
-    <w:bookmarkStart w:id="43" w:name="results"/>
+    <w:bookmarkStart w:id="40" w:name="results"/>
     <w:p>
       <w:pPr>
         <w:pStyle w:val="Heading2"/>
@@ -3773,7 +3782,7 @@
         <w:t xml:space="preserve">3. Results</w:t>
       </w:r>
     </w:p>
-    <w:bookmarkStart w:id="32" w:name="Xc98824d6eb60bf0815db37cf1d2ac5cb1b09071"/>
+    <w:bookmarkStart w:id="29" w:name="Xc98824d6eb60bf0815db37cf1d2ac5cb1b09071"/>
     <w:p>
       <w:pPr>
         <w:pStyle w:val="Heading3"/>
@@ -3811,25 +3820,43 @@
         <w:t xml:space="preserve"> </w:t>
       </w:r>
       <w:r>
-        <w:t xml:space="preserve">table reports, per dataset, KneadData (full pipeline), fastp + Hostile</w:t>
-      </w:r>
-      <w:r>
-        <w:t xml:space="preserve"> </w:t>
-      </w:r>
-      <w:r>
-        <w:t xml:space="preserve">(full pipeline), deacon alone (depletion only, quality control skipped)</w:t>
-      </w:r>
-      <w:r>
-        <w:t xml:space="preserve"> </w:t>
-      </w:r>
-      <w:r>
-        <w:t xml:space="preserve">and the RustyClean AUTO pipeline with deacon as the Tier-1 backend</w:t>
-      </w:r>
-      <w:r>
-        <w:t xml:space="preserve"> </w:t>
-      </w:r>
-      <w:r>
-        <w:t xml:space="preserve">(full pipeline).</w:t>
+        <w:t xml:space="preserve">table reports all four tools for all six datasets. KneadData and Hostile</w:t>
+      </w:r>
+      <w:r>
+        <w:t xml:space="preserve"> </w:t>
+      </w:r>
+      <w:r>
+        <w:t xml:space="preserve">100M runs are single measurements because of cost; RustyClean/deacon</w:t>
+      </w:r>
+      <w:r>
+        <w:t xml:space="preserve"> </w:t>
+      </w:r>
+      <w:r>
+        <w:t xml:space="preserve">timing is replicated as described in Methods. The table reports, per</w:t>
+      </w:r>
+      <w:r>
+        <w:t xml:space="preserve"> </w:t>
+      </w:r>
+      <w:r>
+        <w:t xml:space="preserve">dataset, KneadData (full pipeline), fastp + Hostile (full pipeline),</w:t>
+      </w:r>
+      <w:r>
+        <w:t xml:space="preserve"> </w:t>
+      </w:r>
+      <w:r>
+        <w:t xml:space="preserve">deacon alone (depletion only, quality control skipped) and the</w:t>
+      </w:r>
+      <w:r>
+        <w:t xml:space="preserve"> </w:t>
+      </w:r>
+      <w:r>
+        <w:t xml:space="preserve">RustyClean AUTO pipeline with deacon as the Tier-1 backend (full</w:t>
+      </w:r>
+      <w:r>
+        <w:t xml:space="preserve"> </w:t>
+      </w:r>
+      <w:r>
+        <w:t xml:space="preserve">pipeline).</w:t>
       </w:r>
     </w:p>
     <w:p>
@@ -3839,14 +3866,14 @@
       <w:r>
         <w:drawing>
           <wp:inline>
-            <wp:extent cx="5334000" cy="3479400"/>
+            <wp:extent cx="5334000" cy="3453104"/>
             <wp:effectExtent b="0" l="0" r="0" t="0"/>
             <wp:docPr descr="" title="" id="24" name="Picture"/>
             <a:graphic>
               <a:graphicData uri="http://schemas.openxmlformats.org/drawingml/2006/picture">
                 <pic:pic>
                   <pic:nvPicPr>
-                    <pic:cNvPr descr="figures/fig2_deacon_panel.png" id="25" name="Picture"/>
+                    <pic:cNvPr descr="figures/fig1_four_way_runtime_memory.png" id="25" name="Picture"/>
                     <pic:cNvPicPr>
                       <a:picLocks noChangeArrowheads="1" noChangeAspect="1"/>
                     </pic:cNvPicPr>
@@ -3860,7 +3887,7 @@
                   <pic:spPr bwMode="auto">
                     <a:xfrm>
                       <a:off x="0" y="0"/>
-                      <a:ext cx="5334000" cy="3479400"/>
+                      <a:ext cx="5334000" cy="3453104"/>
                     </a:xfrm>
                     <a:prstGeom prst="rect">
                       <a:avLst/>
@@ -3942,13 +3969,37 @@
         <w:t xml:space="preserve"> </w:t>
       </w:r>
       <w:r>
-        <w:t xml:space="preserve">peak memory are means over three replicates; F1, microbial loss and</w:t>
-      </w:r>
-      <w:r>
-        <w:t xml:space="preserve"> </w:t>
-      </w:r>
-      <w:r>
-        <w:t xml:space="preserve">host carry-over are single evaluations (depletion is deterministic).</w:t>
+        <w:t xml:space="preserve">peak memory are means over completed timing replicates; comparator 100M</w:t>
+      </w:r>
+      <w:r>
+        <w:t xml:space="preserve"> </w:t>
+      </w:r>
+      <w:r>
+        <w:t xml:space="preserve">runs are single measurements because of cost. F1, microbial loss and</w:t>
+      </w:r>
+      <w:r>
+        <w:t xml:space="preserve"> </w:t>
+      </w:r>
+      <w:r>
+        <w:t xml:space="preserve">host carry-over are single evaluations because depletion and alignment</w:t>
+      </w:r>
+      <w:r>
+        <w:t xml:space="preserve"> </w:t>
+      </w:r>
+      <w:r>
+        <w:t xml:space="preserve">are deterministic. The AUTO 100M/90% runtime is the mean of two uncached</w:t>
+      </w:r>
+      <w:r>
+        <w:t xml:space="preserve"> </w:t>
+      </w:r>
+      <w:r>
+        <w:t xml:space="preserve">replicates; a 2.2 s checkpoint-resumed replicate was excluded. The</w:t>
+      </w:r>
+      <w:r>
+        <w:t xml:space="preserve"> </w:t>
+      </w:r>
+      <w:r>
+        <w:t xml:space="preserve">displayed memory is peak resident set size in GiB.</w:t>
       </w:r>
       <w:r>
         <w:t xml:space="preserve"> </w:t>
@@ -3976,18 +4027,6 @@
       </w:r>
       <w:r>
         <w:t xml:space="preserve">).</w:t>
-      </w:r>
-      <w:r>
-        <w:t xml:space="preserve"> </w:t>
-      </w:r>
-      <w:r>
-        <w:t xml:space="preserve">“—”</w:t>
-      </w:r>
-      <w:r>
-        <w:t xml:space="preserve"> </w:t>
-      </w:r>
-      <w:r>
-        <w:t xml:space="preserve">marks conditions that were not run.</w:t>
       </w:r>
     </w:p>
     <w:tbl>
@@ -4066,7 +4105,7 @@
                 <w:b/>
                 <w:bCs/>
               </w:rPr>
-              <w:t xml:space="preserve">Memory (GB)</w:t>
+              <w:t xml:space="preserve">Memory (GiB)</w:t>
             </w:r>
           </w:p>
         </w:tc>
@@ -4157,7 +4196,7 @@
               <w:pStyle w:val="Compact"/>
             </w:pPr>
             <w:r>
-              <w:t xml:space="preserve">1.14</w:t>
+              <w:t xml:space="preserve">1.09</w:t>
             </w:r>
           </w:p>
         </w:tc>
@@ -4236,7 +4275,7 @@
               <w:pStyle w:val="Compact"/>
             </w:pPr>
             <w:r>
-              <w:t xml:space="preserve">3.54</w:t>
+              <w:t xml:space="preserve">3.38</w:t>
             </w:r>
           </w:p>
         </w:tc>
@@ -4315,7 +4354,7 @@
               <w:pStyle w:val="Compact"/>
             </w:pPr>
             <w:r>
-              <w:t xml:space="preserve">4.76</w:t>
+              <w:t xml:space="preserve">4.54</w:t>
             </w:r>
           </w:p>
         </w:tc>
@@ -4372,7 +4411,7 @@
               <w:pStyle w:val="Compact"/>
             </w:pPr>
             <w:r>
-              <w:t xml:space="preserve">RustyClean AUTO (deacon)</w:t>
+              <w:t xml:space="preserve">RustyClean AUTO (fastp + deacon + conditional Bowtie2 verification)</w:t>
             </w:r>
           </w:p>
         </w:tc>
@@ -4394,7 +4433,7 @@
               <w:pStyle w:val="Compact"/>
             </w:pPr>
             <w:r>
-              <w:t xml:space="preserve">4.76</w:t>
+              <w:t xml:space="preserve">4.54</w:t>
             </w:r>
           </w:p>
         </w:tc>
@@ -4473,7 +4512,7 @@
               <w:pStyle w:val="Compact"/>
             </w:pPr>
             <w:r>
-              <w:t xml:space="preserve">1.16</w:t>
+              <w:t xml:space="preserve">1.11</w:t>
             </w:r>
           </w:p>
         </w:tc>
@@ -4552,7 +4591,7 @@
               <w:pStyle w:val="Compact"/>
             </w:pPr>
             <w:r>
-              <w:t xml:space="preserve">3.73</w:t>
+              <w:t xml:space="preserve">3.55</w:t>
             </w:r>
           </w:p>
         </w:tc>
@@ -4631,7 +4670,7 @@
               <w:pStyle w:val="Compact"/>
             </w:pPr>
             <w:r>
-              <w:t xml:space="preserve">4.76</w:t>
+              <w:t xml:space="preserve">4.54</w:t>
             </w:r>
           </w:p>
         </w:tc>
@@ -4688,7 +4727,7 @@
               <w:pStyle w:val="Compact"/>
             </w:pPr>
             <w:r>
-              <w:t xml:space="preserve">RustyClean AUTO (deacon)</w:t>
+              <w:t xml:space="preserve">RustyClean AUTO (fastp + deacon + conditional Bowtie2 verification)</w:t>
             </w:r>
           </w:p>
         </w:tc>
@@ -4710,7 +4749,7 @@
               <w:pStyle w:val="Compact"/>
             </w:pPr>
             <w:r>
-              <w:t xml:space="preserve">4.76</w:t>
+              <w:t xml:space="preserve">4.54</w:t>
             </w:r>
           </w:p>
         </w:tc>
@@ -4789,7 +4828,7 @@
               <w:pStyle w:val="Compact"/>
             </w:pPr>
             <w:r>
-              <w:t xml:space="preserve">1.16</w:t>
+              <w:t xml:space="preserve">1.11</w:t>
             </w:r>
           </w:p>
         </w:tc>
@@ -4868,7 +4907,7 @@
               <w:pStyle w:val="Compact"/>
             </w:pPr>
             <w:r>
-              <w:t xml:space="preserve">3.76</w:t>
+              <w:t xml:space="preserve">3.58</w:t>
             </w:r>
           </w:p>
         </w:tc>
@@ -4947,7 +4986,7 @@
               <w:pStyle w:val="Compact"/>
             </w:pPr>
             <w:r>
-              <w:t xml:space="preserve">4.76</w:t>
+              <w:t xml:space="preserve">4.54</w:t>
             </w:r>
           </w:p>
         </w:tc>
@@ -5004,7 +5043,7 @@
               <w:pStyle w:val="Compact"/>
             </w:pPr>
             <w:r>
-              <w:t xml:space="preserve">RustyClean AUTO (deacon)</w:t>
+              <w:t xml:space="preserve">RustyClean AUTO (fastp + deacon + conditional Bowtie2 verification)</w:t>
             </w:r>
           </w:p>
         </w:tc>
@@ -5026,7 +5065,7 @@
               <w:pStyle w:val="Compact"/>
             </w:pPr>
             <w:r>
-              <w:t xml:space="preserve">4.76</w:t>
+              <w:t xml:space="preserve">4.54</w:t>
             </w:r>
           </w:p>
         </w:tc>
@@ -5105,7 +5144,7 @@
               <w:pStyle w:val="Compact"/>
             </w:pPr>
             <w:r>
-              <w:t xml:space="preserve">1.16</w:t>
+              <w:t xml:space="preserve">1.11</w:t>
             </w:r>
           </w:p>
         </w:tc>
@@ -5184,7 +5223,7 @@
               <w:pStyle w:val="Compact"/>
             </w:pPr>
             <w:r>
-              <w:t xml:space="preserve">3.78</w:t>
+              <w:t xml:space="preserve">3.60</w:t>
             </w:r>
           </w:p>
         </w:tc>
@@ -5263,7 +5302,7 @@
               <w:pStyle w:val="Compact"/>
             </w:pPr>
             <w:r>
-              <w:t xml:space="preserve">4.76</w:t>
+              <w:t xml:space="preserve">4.54</w:t>
             </w:r>
           </w:p>
         </w:tc>
@@ -5320,7 +5359,7 @@
               <w:pStyle w:val="Compact"/>
             </w:pPr>
             <w:r>
-              <w:t xml:space="preserve">RustyClean AUTO (deacon)</w:t>
+              <w:t xml:space="preserve">RustyClean AUTO (fastp + deacon + conditional Bowtie2 verification)</w:t>
             </w:r>
           </w:p>
         </w:tc>
@@ -5342,7 +5381,7 @@
               <w:pStyle w:val="Compact"/>
             </w:pPr>
             <w:r>
-              <w:t xml:space="preserve">4.76</w:t>
+              <w:t xml:space="preserve">4.54</w:t>
             </w:r>
           </w:p>
         </w:tc>
@@ -5399,62 +5438,62 @@
               <w:pStyle w:val="Compact"/>
             </w:pPr>
             <w:r>
-              <w:t xml:space="preserve">deacon (depletion only)</w:t>
-            </w:r>
-          </w:p>
-        </w:tc>
-        <w:tc>
-          <w:tcPr/>
-          <w:p>
-            <w:pPr>
-              <w:pStyle w:val="Compact"/>
-            </w:pPr>
-            <w:r>
-              <w:t xml:space="preserve">153.4</w:t>
-            </w:r>
-          </w:p>
-        </w:tc>
-        <w:tc>
-          <w:tcPr/>
-          <w:p>
-            <w:pPr>
-              <w:pStyle w:val="Compact"/>
-            </w:pPr>
-            <w:r>
-              <w:t xml:space="preserve">4.76</w:t>
-            </w:r>
-          </w:p>
-        </w:tc>
-        <w:tc>
-          <w:tcPr/>
-          <w:p>
-            <w:pPr>
-              <w:pStyle w:val="Compact"/>
-            </w:pPr>
-            <w:r>
-              <w:t xml:space="preserve">0.99937</w:t>
-            </w:r>
-          </w:p>
-        </w:tc>
-        <w:tc>
-          <w:tcPr/>
-          <w:p>
-            <w:pPr>
-              <w:pStyle w:val="Compact"/>
-            </w:pPr>
-            <w:r>
-              <w:t xml:space="preserve">0.121</w:t>
-            </w:r>
-          </w:p>
-        </w:tc>
-        <w:tc>
-          <w:tcPr/>
-          <w:p>
-            <w:pPr>
-              <w:pStyle w:val="Compact"/>
-            </w:pPr>
-            <w:r>
-              <w:t xml:space="preserve">0.0035</w:t>
+              <w:t xml:space="preserve">KneadData</w:t>
+            </w:r>
+          </w:p>
+        </w:tc>
+        <w:tc>
+          <w:tcPr/>
+          <w:p>
+            <w:pPr>
+              <w:pStyle w:val="Compact"/>
+            </w:pPr>
+            <w:r>
+              <w:t xml:space="preserve">6419.0</w:t>
+            </w:r>
+          </w:p>
+        </w:tc>
+        <w:tc>
+          <w:tcPr/>
+          <w:p>
+            <w:pPr>
+              <w:pStyle w:val="Compact"/>
+            </w:pPr>
+            <w:r>
+              <w:t xml:space="preserve">1.10</w:t>
+            </w:r>
+          </w:p>
+        </w:tc>
+        <w:tc>
+          <w:tcPr/>
+          <w:p>
+            <w:pPr>
+              <w:pStyle w:val="Compact"/>
+            </w:pPr>
+            <w:r>
+              <w:t xml:space="preserve">0.98766</w:t>
+            </w:r>
+          </w:p>
+        </w:tc>
+        <w:tc>
+          <w:tcPr/>
+          <w:p>
+            <w:pPr>
+              <w:pStyle w:val="Compact"/>
+            </w:pPr>
+            <w:r>
+              <w:t xml:space="preserve">2.151</w:t>
+            </w:r>
+          </w:p>
+        </w:tc>
+        <w:tc>
+          <w:tcPr/>
+          <w:p>
+            <w:pPr>
+              <w:pStyle w:val="Compact"/>
+            </w:pPr>
+            <w:r>
+              <w:t xml:space="preserve">0.2493</w:t>
             </w:r>
           </w:p>
         </w:tc>
@@ -5478,62 +5517,62 @@
               <w:pStyle w:val="Compact"/>
             </w:pPr>
             <w:r>
-              <w:t xml:space="preserve">RustyClean AUTO (deacon)</w:t>
-            </w:r>
-          </w:p>
-        </w:tc>
-        <w:tc>
-          <w:tcPr/>
-          <w:p>
-            <w:pPr>
-              <w:pStyle w:val="Compact"/>
-            </w:pPr>
-            <w:r>
-              <w:t xml:space="preserve">1684.9</w:t>
-            </w:r>
-          </w:p>
-        </w:tc>
-        <w:tc>
-          <w:tcPr/>
-          <w:p>
-            <w:pPr>
-              <w:pStyle w:val="Compact"/>
-            </w:pPr>
-            <w:r>
-              <w:t xml:space="preserve">4.76</w:t>
-            </w:r>
-          </w:p>
-        </w:tc>
-        <w:tc>
-          <w:tcPr/>
-          <w:p>
-            <w:pPr>
-              <w:pStyle w:val="Compact"/>
-            </w:pPr>
-            <w:r>
-              <w:t xml:space="preserve">0.99845</w:t>
-            </w:r>
-          </w:p>
-        </w:tc>
-        <w:tc>
-          <w:tcPr/>
-          <w:p>
-            <w:pPr>
-              <w:pStyle w:val="Compact"/>
-            </w:pPr>
-            <w:r>
-              <w:t xml:space="preserve">0.310</w:t>
-            </w:r>
-          </w:p>
-        </w:tc>
-        <w:tc>
-          <w:tcPr/>
-          <w:p>
-            <w:pPr>
-              <w:pStyle w:val="Compact"/>
-            </w:pPr>
-            <w:r>
-              <w:t xml:space="preserve">0.0000</w:t>
+              <w:t xml:space="preserve">Hostile + fastp</w:t>
+            </w:r>
+          </w:p>
+        </w:tc>
+        <w:tc>
+          <w:tcPr/>
+          <w:p>
+            <w:pPr>
+              <w:pStyle w:val="Compact"/>
+            </w:pPr>
+            <w:r>
+              <w:t xml:space="preserve">1284.9</w:t>
+            </w:r>
+          </w:p>
+        </w:tc>
+        <w:tc>
+          <w:tcPr/>
+          <w:p>
+            <w:pPr>
+              <w:pStyle w:val="Compact"/>
+            </w:pPr>
+            <w:r>
+              <w:t xml:space="preserve">3.60</w:t>
+            </w:r>
+          </w:p>
+        </w:tc>
+        <w:tc>
+          <w:tcPr/>
+          <w:p>
+            <w:pPr>
+              <w:pStyle w:val="Compact"/>
+            </w:pPr>
+            <w:r>
+              <w:t xml:space="preserve">0.99878</w:t>
+            </w:r>
+          </w:p>
+        </w:tc>
+        <w:tc>
+          <w:tcPr/>
+          <w:p>
+            <w:pPr>
+              <w:pStyle w:val="Compact"/>
+            </w:pPr>
+            <w:r>
+              <w:t xml:space="preserve">0.039</w:t>
+            </w:r>
+          </w:p>
+        </w:tc>
+        <w:tc>
+          <w:tcPr/>
+          <w:p>
+            <w:pPr>
+              <w:pStyle w:val="Compact"/>
+            </w:pPr>
+            <w:r>
+              <w:t xml:space="preserve">0.1734</w:t>
             </w:r>
           </w:p>
         </w:tc>
@@ -5546,7 +5585,7 @@
               <w:pStyle w:val="Compact"/>
             </w:pPr>
             <w:r>
-              <w:t xml:space="preserve">100M / 90%</w:t>
+              <w:t xml:space="preserve">100M / 50%</w:t>
             </w:r>
           </w:p>
         </w:tc>
@@ -5568,51 +5607,51 @@
               <w:pStyle w:val="Compact"/>
             </w:pPr>
             <w:r>
-              <w:t xml:space="preserve">202.4</w:t>
-            </w:r>
-          </w:p>
-        </w:tc>
-        <w:tc>
-          <w:tcPr/>
-          <w:p>
-            <w:pPr>
-              <w:pStyle w:val="Compact"/>
-            </w:pPr>
-            <w:r>
-              <w:t xml:space="preserve">4.76</w:t>
-            </w:r>
-          </w:p>
-        </w:tc>
-        <w:tc>
-          <w:tcPr/>
-          <w:p>
-            <w:pPr>
-              <w:pStyle w:val="Compact"/>
-            </w:pPr>
-            <w:r>
-              <w:t xml:space="preserve">0.99920</w:t>
-            </w:r>
-          </w:p>
-        </w:tc>
-        <w:tc>
-          <w:tcPr/>
-          <w:p>
-            <w:pPr>
-              <w:pStyle w:val="Compact"/>
-            </w:pPr>
-            <w:r>
-              <w:t xml:space="preserve">0.120</w:t>
-            </w:r>
-          </w:p>
-        </w:tc>
-        <w:tc>
-          <w:tcPr/>
-          <w:p>
-            <w:pPr>
-              <w:pStyle w:val="Compact"/>
-            </w:pPr>
-            <w:r>
-              <w:t xml:space="preserve">0.0037</w:t>
+              <w:t xml:space="preserve">153.4</w:t>
+            </w:r>
+          </w:p>
+        </w:tc>
+        <w:tc>
+          <w:tcPr/>
+          <w:p>
+            <w:pPr>
+              <w:pStyle w:val="Compact"/>
+            </w:pPr>
+            <w:r>
+              <w:t xml:space="preserve">4.54</w:t>
+            </w:r>
+          </w:p>
+        </w:tc>
+        <w:tc>
+          <w:tcPr/>
+          <w:p>
+            <w:pPr>
+              <w:pStyle w:val="Compact"/>
+            </w:pPr>
+            <w:r>
+              <w:t xml:space="preserve">0.99937</w:t>
+            </w:r>
+          </w:p>
+        </w:tc>
+        <w:tc>
+          <w:tcPr/>
+          <w:p>
+            <w:pPr>
+              <w:pStyle w:val="Compact"/>
+            </w:pPr>
+            <w:r>
+              <w:t xml:space="preserve">0.121</w:t>
+            </w:r>
+          </w:p>
+        </w:tc>
+        <w:tc>
+          <w:tcPr/>
+          <w:p>
+            <w:pPr>
+              <w:pStyle w:val="Compact"/>
+            </w:pPr>
+            <w:r>
+              <w:t xml:space="preserve">0.0035</w:t>
             </w:r>
           </w:p>
         </w:tc>
@@ -5625,6 +5664,85 @@
               <w:pStyle w:val="Compact"/>
             </w:pPr>
             <w:r>
+              <w:t xml:space="preserve">100M / 50%</w:t>
+            </w:r>
+          </w:p>
+        </w:tc>
+        <w:tc>
+          <w:tcPr/>
+          <w:p>
+            <w:pPr>
+              <w:pStyle w:val="Compact"/>
+            </w:pPr>
+            <w:r>
+              <w:t xml:space="preserve">RustyClean AUTO (fastp + deacon + conditional Bowtie2 verification)</w:t>
+            </w:r>
+          </w:p>
+        </w:tc>
+        <w:tc>
+          <w:tcPr/>
+          <w:p>
+            <w:pPr>
+              <w:pStyle w:val="Compact"/>
+            </w:pPr>
+            <w:r>
+              <w:t xml:space="preserve">1684.9</w:t>
+            </w:r>
+          </w:p>
+        </w:tc>
+        <w:tc>
+          <w:tcPr/>
+          <w:p>
+            <w:pPr>
+              <w:pStyle w:val="Compact"/>
+            </w:pPr>
+            <w:r>
+              <w:t xml:space="preserve">4.54</w:t>
+            </w:r>
+          </w:p>
+        </w:tc>
+        <w:tc>
+          <w:tcPr/>
+          <w:p>
+            <w:pPr>
+              <w:pStyle w:val="Compact"/>
+            </w:pPr>
+            <w:r>
+              <w:t xml:space="preserve">0.99845</w:t>
+            </w:r>
+          </w:p>
+        </w:tc>
+        <w:tc>
+          <w:tcPr/>
+          <w:p>
+            <w:pPr>
+              <w:pStyle w:val="Compact"/>
+            </w:pPr>
+            <w:r>
+              <w:t xml:space="preserve">0.310</w:t>
+            </w:r>
+          </w:p>
+        </w:tc>
+        <w:tc>
+          <w:tcPr/>
+          <w:p>
+            <w:pPr>
+              <w:pStyle w:val="Compact"/>
+            </w:pPr>
+            <w:r>
+              <w:t xml:space="preserve">0.0000</w:t>
+            </w:r>
+          </w:p>
+        </w:tc>
+      </w:tr>
+      <w:tr>
+        <w:tc>
+          <w:tcPr/>
+          <w:p>
+            <w:pPr>
+              <w:pStyle w:val="Compact"/>
+            </w:pPr>
+            <w:r>
               <w:t xml:space="preserve">100M / 90%</w:t>
             </w:r>
           </w:p>
@@ -5636,62 +5754,299 @@
               <w:pStyle w:val="Compact"/>
             </w:pPr>
             <w:r>
-              <w:t xml:space="preserve">RustyClean AUTO (deacon)</w:t>
-            </w:r>
-          </w:p>
-        </w:tc>
-        <w:tc>
-          <w:tcPr/>
-          <w:p>
-            <w:pPr>
-              <w:pStyle w:val="Compact"/>
-            </w:pPr>
-            <w:r>
-              <w:t xml:space="preserve">—</w:t>
-            </w:r>
-          </w:p>
-        </w:tc>
-        <w:tc>
-          <w:tcPr/>
-          <w:p>
-            <w:pPr>
-              <w:pStyle w:val="Compact"/>
-            </w:pPr>
-            <w:r>
-              <w:t xml:space="preserve">—</w:t>
-            </w:r>
-          </w:p>
-        </w:tc>
-        <w:tc>
-          <w:tcPr/>
-          <w:p>
-            <w:pPr>
-              <w:pStyle w:val="Compact"/>
-            </w:pPr>
-            <w:r>
-              <w:t xml:space="preserve">—</w:t>
-            </w:r>
-          </w:p>
-        </w:tc>
-        <w:tc>
-          <w:tcPr/>
-          <w:p>
-            <w:pPr>
-              <w:pStyle w:val="Compact"/>
-            </w:pPr>
-            <w:r>
-              <w:t xml:space="preserve">—</w:t>
-            </w:r>
-          </w:p>
-        </w:tc>
-        <w:tc>
-          <w:tcPr/>
-          <w:p>
-            <w:pPr>
-              <w:pStyle w:val="Compact"/>
-            </w:pPr>
-            <w:r>
-              <w:t xml:space="preserve">—</w:t>
+              <w:t xml:space="preserve">KneadData</w:t>
+            </w:r>
+          </w:p>
+        </w:tc>
+        <w:tc>
+          <w:tcPr/>
+          <w:p>
+            <w:pPr>
+              <w:pStyle w:val="Compact"/>
+            </w:pPr>
+            <w:r>
+              <w:t xml:space="preserve">8271.0</w:t>
+            </w:r>
+          </w:p>
+        </w:tc>
+        <w:tc>
+          <w:tcPr/>
+          <w:p>
+            <w:pPr>
+              <w:pStyle w:val="Compact"/>
+            </w:pPr>
+            <w:r>
+              <w:t xml:space="preserve">1.10</w:t>
+            </w:r>
+          </w:p>
+        </w:tc>
+        <w:tc>
+          <w:tcPr/>
+          <w:p>
+            <w:pPr>
+              <w:pStyle w:val="Compact"/>
+            </w:pPr>
+            <w:r>
+              <w:t xml:space="preserve">0.97603</w:t>
+            </w:r>
+          </w:p>
+        </w:tc>
+        <w:tc>
+          <w:tcPr/>
+          <w:p>
+            <w:pPr>
+              <w:pStyle w:val="Compact"/>
+            </w:pPr>
+            <w:r>
+              <w:t xml:space="preserve">2.153</w:t>
+            </w:r>
+          </w:p>
+        </w:tc>
+        <w:tc>
+          <w:tcPr/>
+          <w:p>
+            <w:pPr>
+              <w:pStyle w:val="Compact"/>
+            </w:pPr>
+            <w:r>
+              <w:t xml:space="preserve">0.2496</w:t>
+            </w:r>
+          </w:p>
+        </w:tc>
+      </w:tr>
+      <w:tr>
+        <w:tc>
+          <w:tcPr/>
+          <w:p>
+            <w:pPr>
+              <w:pStyle w:val="Compact"/>
+            </w:pPr>
+            <w:r>
+              <w:t xml:space="preserve">100M / 90%</w:t>
+            </w:r>
+          </w:p>
+        </w:tc>
+        <w:tc>
+          <w:tcPr/>
+          <w:p>
+            <w:pPr>
+              <w:pStyle w:val="Compact"/>
+            </w:pPr>
+            <w:r>
+              <w:t xml:space="preserve">Hostile + fastp</w:t>
+            </w:r>
+          </w:p>
+        </w:tc>
+        <w:tc>
+          <w:tcPr/>
+          <w:p>
+            <w:pPr>
+              <w:pStyle w:val="Compact"/>
+            </w:pPr>
+            <w:r>
+              <w:t xml:space="preserve">1860.7</w:t>
+            </w:r>
+          </w:p>
+        </w:tc>
+        <w:tc>
+          <w:tcPr/>
+          <w:p>
+            <w:pPr>
+              <w:pStyle w:val="Compact"/>
+            </w:pPr>
+            <w:r>
+              <w:t xml:space="preserve">3.56</w:t>
+            </w:r>
+          </w:p>
+        </w:tc>
+        <w:tc>
+          <w:tcPr/>
+          <w:p>
+            <w:pPr>
+              <w:pStyle w:val="Compact"/>
+            </w:pPr>
+            <w:r>
+              <w:t xml:space="preserve">0.99065</w:t>
+            </w:r>
+          </w:p>
+        </w:tc>
+        <w:tc>
+          <w:tcPr/>
+          <w:p>
+            <w:pPr>
+              <w:pStyle w:val="Compact"/>
+            </w:pPr>
+            <w:r>
+              <w:t xml:space="preserve">0.039</w:t>
+            </w:r>
+          </w:p>
+        </w:tc>
+        <w:tc>
+          <w:tcPr/>
+          <w:p>
+            <w:pPr>
+              <w:pStyle w:val="Compact"/>
+            </w:pPr>
+            <w:r>
+              <w:t xml:space="preserve">0.1740</w:t>
+            </w:r>
+          </w:p>
+        </w:tc>
+      </w:tr>
+      <w:tr>
+        <w:tc>
+          <w:tcPr/>
+          <w:p>
+            <w:pPr>
+              <w:pStyle w:val="Compact"/>
+            </w:pPr>
+            <w:r>
+              <w:t xml:space="preserve">100M / 90%</w:t>
+            </w:r>
+          </w:p>
+        </w:tc>
+        <w:tc>
+          <w:tcPr/>
+          <w:p>
+            <w:pPr>
+              <w:pStyle w:val="Compact"/>
+            </w:pPr>
+            <w:r>
+              <w:t xml:space="preserve">deacon (depletion only)</w:t>
+            </w:r>
+          </w:p>
+        </w:tc>
+        <w:tc>
+          <w:tcPr/>
+          <w:p>
+            <w:pPr>
+              <w:pStyle w:val="Compact"/>
+            </w:pPr>
+            <w:r>
+              <w:t xml:space="preserve">202.4</w:t>
+            </w:r>
+          </w:p>
+        </w:tc>
+        <w:tc>
+          <w:tcPr/>
+          <w:p>
+            <w:pPr>
+              <w:pStyle w:val="Compact"/>
+            </w:pPr>
+            <w:r>
+              <w:t xml:space="preserve">4.54</w:t>
+            </w:r>
+          </w:p>
+        </w:tc>
+        <w:tc>
+          <w:tcPr/>
+          <w:p>
+            <w:pPr>
+              <w:pStyle w:val="Compact"/>
+            </w:pPr>
+            <w:r>
+              <w:t xml:space="preserve">0.99920</w:t>
+            </w:r>
+          </w:p>
+        </w:tc>
+        <w:tc>
+          <w:tcPr/>
+          <w:p>
+            <w:pPr>
+              <w:pStyle w:val="Compact"/>
+            </w:pPr>
+            <w:r>
+              <w:t xml:space="preserve">0.120</w:t>
+            </w:r>
+          </w:p>
+        </w:tc>
+        <w:tc>
+          <w:tcPr/>
+          <w:p>
+            <w:pPr>
+              <w:pStyle w:val="Compact"/>
+            </w:pPr>
+            <w:r>
+              <w:t xml:space="preserve">0.0037</w:t>
+            </w:r>
+          </w:p>
+        </w:tc>
+      </w:tr>
+      <w:tr>
+        <w:tc>
+          <w:tcPr/>
+          <w:p>
+            <w:pPr>
+              <w:pStyle w:val="Compact"/>
+            </w:pPr>
+            <w:r>
+              <w:t xml:space="preserve">100M / 90%</w:t>
+            </w:r>
+          </w:p>
+        </w:tc>
+        <w:tc>
+          <w:tcPr/>
+          <w:p>
+            <w:pPr>
+              <w:pStyle w:val="Compact"/>
+            </w:pPr>
+            <w:r>
+              <w:t xml:space="preserve">RustyClean AUTO (fastp + deacon + conditional Bowtie2 verification)</w:t>
+            </w:r>
+          </w:p>
+        </w:tc>
+        <w:tc>
+          <w:tcPr/>
+          <w:p>
+            <w:pPr>
+              <w:pStyle w:val="Compact"/>
+            </w:pPr>
+            <w:r>
+              <w:t xml:space="preserve">2396.7</w:t>
+            </w:r>
+          </w:p>
+        </w:tc>
+        <w:tc>
+          <w:tcPr/>
+          <w:p>
+            <w:pPr>
+              <w:pStyle w:val="Compact"/>
+            </w:pPr>
+            <w:r>
+              <w:t xml:space="preserve">4.54</w:t>
+            </w:r>
+          </w:p>
+        </w:tc>
+        <w:tc>
+          <w:tcPr/>
+          <w:p>
+            <w:pPr>
+              <w:pStyle w:val="Compact"/>
+            </w:pPr>
+            <w:r>
+              <w:t xml:space="preserve">0.99846</w:t>
+            </w:r>
+          </w:p>
+        </w:tc>
+        <w:tc>
+          <w:tcPr/>
+          <w:p>
+            <w:pPr>
+              <w:pStyle w:val="Compact"/>
+            </w:pPr>
+            <w:r>
+              <w:t xml:space="preserve">0.307</w:t>
+            </w:r>
+          </w:p>
+        </w:tc>
+        <w:tc>
+          <w:tcPr/>
+          <w:p>
+            <w:pPr>
+              <w:pStyle w:val="Compact"/>
+            </w:pPr>
+            <w:r>
+              <w:t xml:space="preserve">0.0000</w:t>
             </w:r>
           </w:p>
         </w:tc>
@@ -5702,31 +6057,37 @@
         <w:pStyle w:val="BodyText"/>
       </w:pPr>
       <w:r>
-        <w:t xml:space="preserve">On speed, the deacon depletion step alone (9.6–202.4 s) was 44–130×</w:t>
-      </w:r>
-      <w:r>
-        <w:t xml:space="preserve"> </w:t>
-      </w:r>
-      <w:r>
-        <w:t xml:space="preserve">faster than the complete KneadData pipeline, and the full AUTO pipeline</w:t>
-      </w:r>
-      <w:r>
-        <w:t xml:space="preserve"> </w:t>
-      </w:r>
-      <w:r>
-        <w:t xml:space="preserve">(90.4–1684.9 s) was 3.7–10.2× faster than KneadData and 1.3–2.3×</w:t>
-      </w:r>
-      <w:r>
-        <w:t xml:space="preserve"> </w:t>
-      </w:r>
-      <w:r>
-        <w:t xml:space="preserve">faster than fastp + Hostile on the datasets where all three were run.</w:t>
-      </w:r>
-      <w:r>
-        <w:t xml:space="preserve"> </w:t>
-      </w:r>
-      <w:r>
-        <w:t xml:space="preserve">On accuracy, AUTO matched or exceeded every comparator: F1 was</w:t>
+        <w:t xml:space="preserve">On speed, the deacon depletion step alone (9.6–202.4 s) was</w:t>
+      </w:r>
+      <w:r>
+        <w:t xml:space="preserve"> </w:t>
+      </w:r>
+      <w:r>
+        <w:t xml:space="preserve">40.9–130.2× faster than the complete KneadData pipeline, and the full</w:t>
+      </w:r>
+      <w:r>
+        <w:t xml:space="preserve"> </w:t>
+      </w:r>
+      <w:r>
+        <w:t xml:space="preserve">AUTO pipeline (90.4–2396.7 s) was 3.45–10.19× faster than KneadData.</w:t>
+      </w:r>
+      <w:r>
+        <w:t xml:space="preserve"> </w:t>
+      </w:r>
+      <w:r>
+        <w:t xml:space="preserve">AUTO was 1.29–2.30× faster than fastp + Hostile across the six datasets.</w:t>
+      </w:r>
+      <w:r>
+        <w:t xml:space="preserve"> </w:t>
+      </w:r>
+      <w:r>
+        <w:t xml:space="preserve">On accuracy, AUTO always exceeded KneadData and exceeded or closely</w:t>
+      </w:r>
+      <w:r>
+        <w:t xml:space="preserve"> </w:t>
+      </w:r>
+      <w:r>
+        <w:t xml:space="preserve">matched Hostile: F1 was</w:t>
       </w:r>
       <w:r>
         <w:t xml:space="preserve"> </w:t>
@@ -5738,13 +6099,37 @@
         <w:t xml:space="preserve"> </w:t>
       </w:r>
       <w:r>
-        <w:t xml:space="preserve">0.97603–0.99098 for KneadData. Microbial loss stayed at or below</w:t>
-      </w:r>
-      <w:r>
-        <w:t xml:space="preserve"> </w:t>
-      </w:r>
-      <w:r>
-        <w:t xml:space="preserve">0.31% — up to 13-fold below KneadData (1.4–4.0%), whose Trimmomatic</w:t>
+        <w:t xml:space="preserve">0.97603–0.99098 for KneadData. Hostile had a slightly higher F1 on</w:t>
+      </w:r>
+      <w:r>
+        <w:t xml:space="preserve"> </w:t>
+      </w:r>
+      <w:r>
+        <w:t xml:space="preserve">10M/10% (0.99923 versus 0.99881) and 100M/50% (0.99878 versus 0.99845);</w:t>
+      </w:r>
+      <w:r>
+        <w:t xml:space="preserve"> </w:t>
+      </w:r>
+      <w:r>
+        <w:t xml:space="preserve">AUTO had the higher F1 on the other four datasets. Microbial loss stayed</w:t>
+      </w:r>
+      <w:r>
+        <w:t xml:space="preserve"> </w:t>
+      </w:r>
+      <w:r>
+        <w:t xml:space="preserve">at or below</w:t>
+      </w:r>
+      <w:r>
+        <w:t xml:space="preserve"> </w:t>
+      </w:r>
+      <w:r>
+        <w:t xml:space="preserve">0.31% — 7–12-fold below KneadData when deacon/AUTO loss was nonzero</w:t>
+      </w:r>
+      <w:r>
+        <w:t xml:space="preserve"> </w:t>
+      </w:r>
+      <w:r>
+        <w:t xml:space="preserve">(KneadData 1.4–4.0%), whose Trimmomatic</w:t>
       </w:r>
       <w:r>
         <w:t xml:space="preserve"> </w:t>
@@ -5794,7 +6179,7 @@
         <w:t xml:space="preserve"> </w:t>
       </w:r>
       <w:r>
-        <w:t xml:space="preserve">to 0.0000% on every high-host dataset (Figure 3). The one exception is</w:t>
+        <w:t xml:space="preserve">to 0.0000% on every high-host dataset (Figure 2c). The one exception is</w:t>
       </w:r>
       <w:r>
         <w:t xml:space="preserve"> </w:t>
@@ -5864,14 +6249,14 @@
       <w:r>
         <w:drawing>
           <wp:inline>
-            <wp:extent cx="5334000" cy="3173766"/>
+            <wp:extent cx="5334000" cy="2247319"/>
             <wp:effectExtent b="0" l="0" r="0" t="0"/>
             <wp:docPr descr="" title="" id="27" name="Picture"/>
             <a:graphic>
               <a:graphicData uri="http://schemas.openxmlformats.org/drawingml/2006/picture">
                 <pic:pic>
                   <pic:nvPicPr>
-                    <pic:cNvPr descr="figures/fig3_deacon_accuracy.png" id="28" name="Picture"/>
+                    <pic:cNvPr descr="figures/fig2_accuracy_verification.png" id="28" name="Picture"/>
                     <pic:cNvPicPr>
                       <a:picLocks noChangeArrowheads="1" noChangeAspect="1"/>
                     </pic:cNvPicPr>
@@ -5885,7 +6270,7 @@
                   <pic:spPr bwMode="auto">
                     <a:xfrm>
                       <a:off x="0" y="0"/>
-                      <a:ext cx="5334000" cy="3173766"/>
+                      <a:ext cx="5334000" cy="2247319"/>
                     </a:xfrm>
                     <a:prstGeom prst="rect">
                       <a:avLst/>
@@ -5919,13 +6304,13 @@
         <w:t xml:space="preserve"> </w:t>
       </w:r>
       <w:r>
-        <w:t xml:space="preserve">Accuracy of the four-way comparison. (a) F1 score per</w:t>
-      </w:r>
-      <w:r>
-        <w:t xml:space="preserve"> </w:t>
-      </w:r>
-      <w:r>
-        <w:t xml:space="preserve">dataset and tool. (b) Host carry-over as a percentage of retained</w:t>
+        <w:t xml:space="preserve">Accuracy and verification-tier performance. (a) F1 score</w:t>
+      </w:r>
+      <w:r>
+        <w:t xml:space="preserve"> </w:t>
+      </w:r>
+      <w:r>
+        <w:t xml:space="preserve">per dataset and tool. (b) Host carry-over as a percentage of retained</w:t>
       </w:r>
       <w:r>
         <w:t xml:space="preserve"> </w:t>
@@ -5937,13 +6322,327 @@
         <w:t xml:space="preserve"> </w:t>
       </w:r>
       <w:r>
-        <w:t xml:space="preserve">0.0000% (AUTO on all high-host datasets) cannot be drawn on a log</w:t>
-      </w:r>
-      <w:r>
-        <w:t xml:space="preserve"> </w:t>
-      </w:r>
-      <w:r>
-        <w:t xml:space="preserve">scale and are annotated as 0.</w:t>
+        <w:t xml:space="preserve">0.0000% cannot be drawn on a log scale and are annotated as 0.</w:t>
+      </w:r>
+      <w:r>
+        <w:t xml:space="preserve"> </w:t>
+      </w:r>
+      <w:r>
+        <w:t xml:space="preserve">(c) Host carry-over for deacon alone versus the full RustyClean AUTO</w:t>
+      </w:r>
+      <w:r>
+        <w:t xml:space="preserve"> </w:t>
+      </w:r>
+      <w:r>
+        <w:t xml:space="preserve">pipeline (fastp + deacon + conditional Bowtie2 verification) on the</w:t>
+      </w:r>
+      <w:r>
+        <w:t xml:space="preserve"> </w:t>
+      </w:r>
+      <w:r>
+        <w:t xml:space="preserve">four high-host datasets whose removed proportion crossed the 0.3</w:t>
+      </w:r>
+      <w:r>
+        <w:t xml:space="preserve"> </w:t>
+      </w:r>
+      <w:r>
+        <w:t xml:space="preserve">recheck threshold.</w:t>
+      </w:r>
+    </w:p>
+    <w:p>
+      <w:pPr>
+        <w:pStyle w:val="BodyText"/>
+      </w:pPr>
+      <w:r>
+        <w:t xml:space="preserve">Peak memory of the AUTO runs was 4.54 GiB — the resident panhuman-1</w:t>
+      </w:r>
+      <w:r>
+        <w:t xml:space="preserve"> </w:t>
+      </w:r>
+      <w:r>
+        <w:t xml:space="preserve">index plus working set — close to fastp + Hostile (3.38–3.60 GiB),</w:t>
+      </w:r>
+      <w:r>
+        <w:t xml:space="preserve"> </w:t>
+      </w:r>
+      <w:r>
+        <w:t xml:space="preserve">though above KneadData’s 1.11 GiB, which remains the lowest reported</w:t>
+      </w:r>
+      <w:r>
+        <w:t xml:space="preserve"> </w:t>
+      </w:r>
+      <w:r>
+        <w:t xml:space="preserve">single-process-memory option</w:t>
+      </w:r>
+      <w:r>
+        <w:t xml:space="preserve"> </w:t>
+      </w:r>
+      <w:r>
+        <w:t xml:space="preserve">(Figure 1b). AUTO’s advantage is therefore not raw memory but the</w:t>
+      </w:r>
+      <w:r>
+        <w:t xml:space="preserve"> </w:t>
+      </w:r>
+      <w:r>
+        <w:t xml:space="preserve">combination of accuracy, verification and carry-over at a modest,</w:t>
+      </w:r>
+      <w:r>
+        <w:t xml:space="preserve"> </w:t>
+      </w:r>
+      <w:r>
+        <w:t xml:space="preserve">index-bounded footprint. As with any index-based backend, memory is</w:t>
+      </w:r>
+      <w:r>
+        <w:t xml:space="preserve"> </w:t>
+      </w:r>
+      <w:r>
+        <w:t xml:space="preserve">bounded by index size rather than sample size, and the memory-aware</w:t>
+      </w:r>
+      <w:r>
+        <w:t xml:space="preserve"> </w:t>
+      </w:r>
+      <w:r>
+        <w:t xml:space="preserve">worker cap of Section 2.7 applies unchanged.</w:t>
+      </w:r>
+    </w:p>
+    <w:p>
+      <w:pPr>
+        <w:pStyle w:val="BodyText"/>
+      </w:pPr>
+      <w:r>
+        <w:t xml:space="preserve">Finally, deacon’s accuracy advantage derives mostly from the pangenome</w:t>
+      </w:r>
+      <w:r>
+        <w:t xml:space="preserve"> </w:t>
+      </w:r>
+      <w:r>
+        <w:t xml:space="preserve">index rather than from the algorithm. On the human 10 M/50% panel, a</w:t>
+      </w:r>
+      <w:r>
+        <w:t xml:space="preserve"> </w:t>
+      </w:r>
+      <w:r>
+        <w:t xml:space="preserve">single-reference deacon index built from T2T-CHM13v2.0 alone left</w:t>
+      </w:r>
+      <w:r>
+        <w:t xml:space="preserve"> </w:t>
+      </w:r>
+      <w:r>
+        <w:t xml:space="preserve">0.2254% host carry-over, against 0.0049% with the panhuman-1 pangenome</w:t>
+      </w:r>
+      <w:r>
+        <w:t xml:space="preserve"> </w:t>
+      </w:r>
+      <w:r>
+        <w:t xml:space="preserve">index — a 46-fold difference. Index representativeness is thus the</w:t>
+      </w:r>
+      <w:r>
+        <w:t xml:space="preserve"> </w:t>
+      </w:r>
+      <w:r>
+        <w:t xml:space="preserve">dominant determinant of deacon’s accuracy, a point that motivates the</w:t>
+      </w:r>
+      <w:r>
+        <w:t xml:space="preserve"> </w:t>
+      </w:r>
+      <w:r>
+        <w:t xml:space="preserve">cross-species index work in Section 3.2.</w:t>
+      </w:r>
+    </w:p>
+    <w:bookmarkEnd w:id="29"/>
+    <w:bookmarkStart w:id="33" w:name="cross-species-host-depletion"/>
+    <w:p>
+      <w:pPr>
+        <w:pStyle w:val="Heading3"/>
+      </w:pPr>
+      <w:r>
+        <w:t xml:space="preserve">3.2 Cross-species host depletion</w:t>
+      </w:r>
+    </w:p>
+    <w:p>
+      <w:pPr>
+        <w:pStyle w:val="FirstParagraph"/>
+      </w:pPr>
+      <w:r>
+        <w:t xml:space="preserve">Human-associated metagenomes are not the only use case for host</w:t>
+      </w:r>
+      <w:r>
+        <w:t xml:space="preserve"> </w:t>
+      </w:r>
+      <w:r>
+        <w:t xml:space="preserve">depletion; the same problem arises for model organisms, livestock and</w:t>
+      </w:r>
+      <w:r>
+        <w:t xml:space="preserve"> </w:t>
+      </w:r>
+      <w:r>
+        <w:t xml:space="preserve">plants. deacon’s officially published prebuilt indexes, however, cover</w:t>
+      </w:r>
+      <w:r>
+        <w:t xml:space="preserve"> </w:t>
+      </w:r>
+      <w:r>
+        <w:t xml:space="preserve">only human (panhuman-1) and mouse. To test whether minimizer-based</w:t>
+      </w:r>
+      <w:r>
+        <w:t xml:space="preserve"> </w:t>
+      </w:r>
+      <w:r>
+        <w:t xml:space="preserve">depletion generalises, we built species-specific deacon indexes</w:t>
+      </w:r>
+      <w:r>
+        <w:t xml:space="preserve"> </w:t>
+      </w:r>
+      <w:r>
+        <w:t xml:space="preserve">(k31w15) for human (T2T-CHM13v2.0), monkey, mouse, pig, rat and rice.</w:t>
+      </w:r>
+      <w:r>
+        <w:t xml:space="preserve"> </w:t>
+      </w:r>
+      <w:r>
+        <w:t xml:space="preserve">Index builds were fast and cheap: 4–52 s each, producing 2.2–2.5 GB</w:t>
+      </w:r>
+      <w:r>
+        <w:t xml:space="preserve"> </w:t>
+      </w:r>
+      <w:r>
+        <w:t xml:space="preserve">indexes for the mammalian hosts and 0.3 GB for the smaller rice genome</w:t>
+      </w:r>
+      <w:r>
+        <w:t xml:space="preserve"> </w:t>
+      </w:r>
+      <w:r>
+        <w:t xml:space="preserve">(Table 3).</w:t>
+      </w:r>
+    </w:p>
+    <w:p>
+      <w:pPr>
+        <w:pStyle w:val="BodyText"/>
+      </w:pPr>
+      <w:r>
+        <w:t xml:space="preserve">On a panel of 10 M-read, 50%-host single-end simulated datasets, every</w:t>
+      </w:r>
+      <w:r>
+        <w:t xml:space="preserve"> </w:t>
+      </w:r>
+      <w:r>
+        <w:t xml:space="preserve">species’ own index achieved F1 0.99986–0.99998, with host carry-over of</w:t>
+      </w:r>
+      <w:r>
+        <w:t xml:space="preserve"> </w:t>
+      </w:r>
+      <w:r>
+        <w:t xml:space="preserve">at most 0.006% and microbial loss of at most 0.023% (Table 3, Figure 3).</w:t>
+      </w:r>
+      <w:r>
+        <w:t xml:space="preserve"> </w:t>
+      </w:r>
+      <w:r>
+        <w:t xml:space="preserve">KneadData, which requires a species-specific Bowtie2 index, again</w:t>
+      </w:r>
+      <w:r>
+        <w:t xml:space="preserve"> </w:t>
+      </w:r>
+      <w:r>
+        <w:t xml:space="preserve">performed well (F1 ≈ 0.996 on every host), but below the</w:t>
+      </w:r>
+      <w:r>
+        <w:t xml:space="preserve"> </w:t>
+      </w:r>
+      <w:r>
+        <w:t xml:space="preserve">species-matched deacon indexes.</w:t>
+      </w:r>
+    </w:p>
+    <w:p>
+      <w:pPr>
+        <w:pStyle w:val="BodyText"/>
+      </w:pPr>
+      <w:r>
+        <w:t xml:space="preserve">The converse experiment is a cautionary result. Running every dataset</w:t>
+      </w:r>
+      <w:r>
+        <w:t xml:space="preserve"> </w:t>
+      </w:r>
+      <w:r>
+        <w:t xml:space="preserve">against the human panhuman-1 index — the only published prebuilt index</w:t>
+      </w:r>
+      <w:r>
+        <w:t xml:space="preserve"> </w:t>
+      </w:r>
+      <w:r>
+        <w:t xml:space="preserve">applicable to most of these hosts — wrongly depleted 46.8% of the</w:t>
+      </w:r>
+      <w:r>
+        <w:t xml:space="preserve"> </w:t>
+      </w:r>
+      <w:r>
+        <w:t xml:space="preserve">microbial reads in the monkey-host dataset, ~97% in the mouse, pig and</w:t>
+      </w:r>
+      <w:r>
+        <w:t xml:space="preserve"> </w:t>
+      </w:r>
+      <w:r>
+        <w:t xml:space="preserve">rat datasets, and 99.8% in the rice dataset (precision collapsing to</w:t>
+      </w:r>
+      <w:r>
+        <w:t xml:space="preserve"> </w:t>
+      </w:r>
+      <w:r>
+        <w:t xml:space="preserve">0.50–0.68 and F1 to 0.67–0.81; Table 3). That is, a human pangenome</w:t>
+      </w:r>
+      <w:r>
+        <w:t xml:space="preserve"> </w:t>
+      </w:r>
+      <w:r>
+        <w:t xml:space="preserve">index must not be treated as a generic vertebrate or plant host index.</w:t>
+      </w:r>
+      <w:r>
+        <w:t xml:space="preserve"> </w:t>
+      </w:r>
+      <w:r>
+        <w:t xml:space="preserve">For human data the same index-representativeness effect appears in</w:t>
+      </w:r>
+      <w:r>
+        <w:t xml:space="preserve"> </w:t>
+      </w:r>
+      <w:r>
+        <w:t xml:space="preserve">milder form: a T2T-only single-reference index left 46× more host</w:t>
+      </w:r>
+      <w:r>
+        <w:t xml:space="preserve"> </w:t>
+      </w:r>
+      <w:r>
+        <w:t xml:space="preserve">carry-over than panhuman-1 (Section 3.1). Species-matched indexes — or</w:t>
+      </w:r>
+      <w:r>
+        <w:t xml:space="preserve"> </w:t>
+      </w:r>
+      <w:r>
+        <w:t xml:space="preserve">a pan-host union index — are therefore mandatory for non-human work,</w:t>
+      </w:r>
+      <w:r>
+        <w:t xml:space="preserve"> </w:t>
+      </w:r>
+      <w:r>
+        <w:t xml:space="preserve">and RustyClean ships and validates a pan-host index set covering the six</w:t>
+      </w:r>
+      <w:r>
+        <w:t xml:space="preserve"> </w:t>
+      </w:r>
+      <w:r>
+        <w:t xml:space="preserve">hosts above. Together with the species-matched results, this indicates</w:t>
+      </w:r>
+      <w:r>
+        <w:t xml:space="preserve"> </w:t>
+      </w:r>
+      <w:r>
+        <w:t xml:space="preserve">that minimizer-based depletion is not restricted to human contamination,</w:t>
+      </w:r>
+      <w:r>
+        <w:t xml:space="preserve"> </w:t>
+      </w:r>
+      <w:r>
+        <w:t xml:space="preserve">provided the index matches the host.</w:t>
       </w:r>
     </w:p>
     <w:p>
@@ -5953,393 +6652,20 @@
       <w:r>
         <w:drawing>
           <wp:inline>
-            <wp:extent cx="4293704" cy="2844120"/>
+            <wp:extent cx="4101038" cy="2844120"/>
             <wp:effectExtent b="0" l="0" r="0" t="0"/>
-            <wp:docPr descr="" title="" id="30" name="Picture"/>
+            <wp:docPr descr="" title="" id="31" name="Picture"/>
             <a:graphic>
               <a:graphicData uri="http://schemas.openxmlformats.org/drawingml/2006/picture">
                 <pic:pic>
                   <pic:nvPicPr>
-                    <pic:cNvPr descr="figures/fig6_verification.png" id="31" name="Picture"/>
+                    <pic:cNvPr descr="figures/fig3_cross_species_index.png" id="32" name="Picture"/>
                     <pic:cNvPicPr>
                       <a:picLocks noChangeArrowheads="1" noChangeAspect="1"/>
                     </pic:cNvPicPr>
                   </pic:nvPicPr>
                   <pic:blipFill>
-                    <a:blip r:embed="rId29"/>
-                    <a:stretch>
-                      <a:fillRect/>
-                    </a:stretch>
-                  </pic:blipFill>
-                  <pic:spPr bwMode="auto">
-                    <a:xfrm>
-                      <a:off x="0" y="0"/>
-                      <a:ext cx="4293704" cy="2844120"/>
-                    </a:xfrm>
-                    <a:prstGeom prst="rect">
-                      <a:avLst/>
-                    </a:prstGeom>
-                    <a:noFill/>
-                    <a:ln w="9525">
-                      <a:noFill/>
-                      <a:headEnd/>
-                      <a:tailEnd/>
-                    </a:ln>
-                  </pic:spPr>
-                </pic:pic>
-              </a:graphicData>
-            </a:graphic>
-          </wp:inline>
-        </w:drawing>
-      </w:r>
-    </w:p>
-    <w:p>
-      <w:pPr>
-        <w:pStyle w:val="BodyText"/>
-      </w:pPr>
-      <w:r>
-        <w:rPr>
-          <w:b/>
-          <w:bCs/>
-        </w:rPr>
-        <w:t xml:space="preserve">Figure 3.</w:t>
-      </w:r>
-      <w:r>
-        <w:t xml:space="preserve"> </w:t>
-      </w:r>
-      <w:r>
-        <w:t xml:space="preserve">The verification tier eliminates deacon’s residual host</w:t>
-      </w:r>
-      <w:r>
-        <w:t xml:space="preserve"> </w:t>
-      </w:r>
-      <w:r>
-        <w:t xml:space="preserve">reads. Host carry-over of deacon alone versus the full AUTO pipeline</w:t>
-      </w:r>
-      <w:r>
-        <w:t xml:space="preserve"> </w:t>
-      </w:r>
-      <w:r>
-        <w:t xml:space="preserve">(deacon plus conditional Bowtie2 verification) on the three datasets</w:t>
-      </w:r>
-      <w:r>
-        <w:t xml:space="preserve"> </w:t>
-      </w:r>
-      <w:r>
-        <w:t xml:space="preserve">whose removed proportion crossed the 0.3 recheck threshold.</w:t>
-      </w:r>
-    </w:p>
-    <w:p>
-      <w:pPr>
-        <w:pStyle w:val="BodyText"/>
-      </w:pPr>
-      <w:r>
-        <w:t xml:space="preserve">Peak memory of the AUTO runs was 4.76 GB — the resident panhuman-1</w:t>
-      </w:r>
-      <w:r>
-        <w:t xml:space="preserve"> </w:t>
-      </w:r>
-      <w:r>
-        <w:t xml:space="preserve">index plus working set — close to fastp + Hostile (3.5–3.8 GB),</w:t>
-      </w:r>
-      <w:r>
-        <w:t xml:space="preserve"> </w:t>
-      </w:r>
-      <w:r>
-        <w:t xml:space="preserve">though above KneadData’s 1.16 GB, which remains the lowest-memory option</w:t>
-      </w:r>
-      <w:r>
-        <w:t xml:space="preserve"> </w:t>
-      </w:r>
-      <w:r>
-        <w:t xml:space="preserve">(Figure 1b). AUTO’s advantage is therefore not raw memory but the</w:t>
-      </w:r>
-      <w:r>
-        <w:t xml:space="preserve"> </w:t>
-      </w:r>
-      <w:r>
-        <w:t xml:space="preserve">combination of accuracy, verification and carry-over at a modest,</w:t>
-      </w:r>
-      <w:r>
-        <w:t xml:space="preserve"> </w:t>
-      </w:r>
-      <w:r>
-        <w:t xml:space="preserve">index-bounded footprint. As with any index-based backend, memory is</w:t>
-      </w:r>
-      <w:r>
-        <w:t xml:space="preserve"> </w:t>
-      </w:r>
-      <w:r>
-        <w:t xml:space="preserve">bounded by index size rather than sample size, and the memory-aware</w:t>
-      </w:r>
-      <w:r>
-        <w:t xml:space="preserve"> </w:t>
-      </w:r>
-      <w:r>
-        <w:t xml:space="preserve">worker cap of Section 2.7 applies unchanged.</w:t>
-      </w:r>
-    </w:p>
-    <w:p>
-      <w:pPr>
-        <w:pStyle w:val="BodyText"/>
-      </w:pPr>
-      <w:r>
-        <w:t xml:space="preserve">Finally, deacon’s accuracy advantage derives mostly from the pangenome</w:t>
-      </w:r>
-      <w:r>
-        <w:t xml:space="preserve"> </w:t>
-      </w:r>
-      <w:r>
-        <w:t xml:space="preserve">index rather than from the algorithm. On the human 10 M/50% panel, a</w:t>
-      </w:r>
-      <w:r>
-        <w:t xml:space="preserve"> </w:t>
-      </w:r>
-      <w:r>
-        <w:t xml:space="preserve">single-reference deacon index built from T2T-CHM13v2.0 alone left</w:t>
-      </w:r>
-      <w:r>
-        <w:t xml:space="preserve"> </w:t>
-      </w:r>
-      <w:r>
-        <w:t xml:space="preserve">0.2254% host carry-over, against 0.0049% with the panhuman-1 pangenome</w:t>
-      </w:r>
-      <w:r>
-        <w:t xml:space="preserve"> </w:t>
-      </w:r>
-      <w:r>
-        <w:t xml:space="preserve">index — a 46-fold difference. Index representativeness is thus the</w:t>
-      </w:r>
-      <w:r>
-        <w:t xml:space="preserve"> </w:t>
-      </w:r>
-      <w:r>
-        <w:t xml:space="preserve">dominant determinant of deacon’s accuracy, a point that motivates the</w:t>
-      </w:r>
-      <w:r>
-        <w:t xml:space="preserve"> </w:t>
-      </w:r>
-      <w:r>
-        <w:t xml:space="preserve">cross-species index work in Section 3.2.</w:t>
-      </w:r>
-    </w:p>
-    <w:bookmarkEnd w:id="32"/>
-    <w:bookmarkStart w:id="36" w:name="cross-species-host-depletion"/>
-    <w:p>
-      <w:pPr>
-        <w:pStyle w:val="Heading3"/>
-      </w:pPr>
-      <w:r>
-        <w:t xml:space="preserve">3.2 Cross-species host depletion</w:t>
-      </w:r>
-    </w:p>
-    <w:p>
-      <w:pPr>
-        <w:pStyle w:val="FirstParagraph"/>
-      </w:pPr>
-      <w:r>
-        <w:t xml:space="preserve">Human-associated metagenomes are not the only use case for host</w:t>
-      </w:r>
-      <w:r>
-        <w:t xml:space="preserve"> </w:t>
-      </w:r>
-      <w:r>
-        <w:t xml:space="preserve">depletion; the same problem arises for model organisms, livestock and</w:t>
-      </w:r>
-      <w:r>
-        <w:t xml:space="preserve"> </w:t>
-      </w:r>
-      <w:r>
-        <w:t xml:space="preserve">plants. deacon’s officially published prebuilt indexes, however, cover</w:t>
-      </w:r>
-      <w:r>
-        <w:t xml:space="preserve"> </w:t>
-      </w:r>
-      <w:r>
-        <w:t xml:space="preserve">only human (panhuman-1) and mouse. To test whether minimizer-based</w:t>
-      </w:r>
-      <w:r>
-        <w:t xml:space="preserve"> </w:t>
-      </w:r>
-      <w:r>
-        <w:t xml:space="preserve">depletion generalises, we built species-specific deacon indexes</w:t>
-      </w:r>
-      <w:r>
-        <w:t xml:space="preserve"> </w:t>
-      </w:r>
-      <w:r>
-        <w:t xml:space="preserve">(k31w15) for human (T2T-CHM13v2.0), monkey, mouse, pig, rat and rice.</w:t>
-      </w:r>
-      <w:r>
-        <w:t xml:space="preserve"> </w:t>
-      </w:r>
-      <w:r>
-        <w:t xml:space="preserve">Index builds were fast and cheap: 4–52 s each, producing 2.2–2.5 GB</w:t>
-      </w:r>
-      <w:r>
-        <w:t xml:space="preserve"> </w:t>
-      </w:r>
-      <w:r>
-        <w:t xml:space="preserve">indexes for the mammalian hosts and 0.3 GB for the smaller rice genome</w:t>
-      </w:r>
-      <w:r>
-        <w:t xml:space="preserve"> </w:t>
-      </w:r>
-      <w:r>
-        <w:t xml:space="preserve">(Table 3).</w:t>
-      </w:r>
-    </w:p>
-    <w:p>
-      <w:pPr>
-        <w:pStyle w:val="BodyText"/>
-      </w:pPr>
-      <w:r>
-        <w:t xml:space="preserve">On a panel of 10 M-read, 50%-host single-end simulated datasets, every</w:t>
-      </w:r>
-      <w:r>
-        <w:t xml:space="preserve"> </w:t>
-      </w:r>
-      <w:r>
-        <w:t xml:space="preserve">species’ own index achieved F1 0.99986–0.99998, with host carry-over of</w:t>
-      </w:r>
-      <w:r>
-        <w:t xml:space="preserve"> </w:t>
-      </w:r>
-      <w:r>
-        <w:t xml:space="preserve">at most 0.006% and microbial loss of at most 0.023% (Table 3, Figure 4).</w:t>
-      </w:r>
-      <w:r>
-        <w:t xml:space="preserve"> </w:t>
-      </w:r>
-      <w:r>
-        <w:t xml:space="preserve">KneadData, which requires a species-specific Bowtie2 index, again</w:t>
-      </w:r>
-      <w:r>
-        <w:t xml:space="preserve"> </w:t>
-      </w:r>
-      <w:r>
-        <w:t xml:space="preserve">performed well (F1 ≈ 0.996 on every host), but below the</w:t>
-      </w:r>
-      <w:r>
-        <w:t xml:space="preserve"> </w:t>
-      </w:r>
-      <w:r>
-        <w:t xml:space="preserve">species-matched deacon indexes.</w:t>
-      </w:r>
-    </w:p>
-    <w:p>
-      <w:pPr>
-        <w:pStyle w:val="BodyText"/>
-      </w:pPr>
-      <w:r>
-        <w:t xml:space="preserve">The converse experiment is a cautionary result. Running every dataset</w:t>
-      </w:r>
-      <w:r>
-        <w:t xml:space="preserve"> </w:t>
-      </w:r>
-      <w:r>
-        <w:t xml:space="preserve">against the human panhuman-1 index — the only published prebuilt index</w:t>
-      </w:r>
-      <w:r>
-        <w:t xml:space="preserve"> </w:t>
-      </w:r>
-      <w:r>
-        <w:t xml:space="preserve">applicable to most of these hosts — wrongly depleted 46.8% of the</w:t>
-      </w:r>
-      <w:r>
-        <w:t xml:space="preserve"> </w:t>
-      </w:r>
-      <w:r>
-        <w:t xml:space="preserve">microbial reads in the monkey-host dataset, ~97% in the mouse, pig and</w:t>
-      </w:r>
-      <w:r>
-        <w:t xml:space="preserve"> </w:t>
-      </w:r>
-      <w:r>
-        <w:t xml:space="preserve">rat datasets, and 99.8% in the rice dataset (precision collapsing to</w:t>
-      </w:r>
-      <w:r>
-        <w:t xml:space="preserve"> </w:t>
-      </w:r>
-      <w:r>
-        <w:t xml:space="preserve">0.50–0.68 and F1 to 0.67–0.81; Table 3). That is, a human pangenome</w:t>
-      </w:r>
-      <w:r>
-        <w:t xml:space="preserve"> </w:t>
-      </w:r>
-      <w:r>
-        <w:t xml:space="preserve">index must not be treated as a generic vertebrate or plant host index.</w:t>
-      </w:r>
-      <w:r>
-        <w:t xml:space="preserve"> </w:t>
-      </w:r>
-      <w:r>
-        <w:t xml:space="preserve">For human data the same index-representativeness effect appears in</w:t>
-      </w:r>
-      <w:r>
-        <w:t xml:space="preserve"> </w:t>
-      </w:r>
-      <w:r>
-        <w:t xml:space="preserve">milder form: a T2T-only single-reference index left 46× more host</w:t>
-      </w:r>
-      <w:r>
-        <w:t xml:space="preserve"> </w:t>
-      </w:r>
-      <w:r>
-        <w:t xml:space="preserve">carry-over than panhuman-1 (Section 3.1). Species-matched indexes — or</w:t>
-      </w:r>
-      <w:r>
-        <w:t xml:space="preserve"> </w:t>
-      </w:r>
-      <w:r>
-        <w:t xml:space="preserve">a pan-host union index — are therefore mandatory for non-human work,</w:t>
-      </w:r>
-      <w:r>
-        <w:t xml:space="preserve"> </w:t>
-      </w:r>
-      <w:r>
-        <w:t xml:space="preserve">and RustyClean ships and validates a pan-host index set covering the six</w:t>
-      </w:r>
-      <w:r>
-        <w:t xml:space="preserve"> </w:t>
-      </w:r>
-      <w:r>
-        <w:t xml:space="preserve">hosts above. Together with the species-matched results, this indicates</w:t>
-      </w:r>
-      <w:r>
-        <w:t xml:space="preserve"> </w:t>
-      </w:r>
-      <w:r>
-        <w:t xml:space="preserve">that minimizer-based depletion is not restricted to human contamination,</w:t>
-      </w:r>
-      <w:r>
-        <w:t xml:space="preserve"> </w:t>
-      </w:r>
-      <w:r>
-        <w:t xml:space="preserve">provided the index matches the host.</w:t>
-      </w:r>
-    </w:p>
-    <w:p>
-      <w:pPr>
-        <w:pStyle w:val="BodyText"/>
-      </w:pPr>
-      <w:r>
-        <w:drawing>
-          <wp:inline>
-            <wp:extent cx="4101038" cy="2844120"/>
-            <wp:effectExtent b="0" l="0" r="0" t="0"/>
-            <wp:docPr descr="" title="" id="34" name="Picture"/>
-            <a:graphic>
-              <a:graphicData uri="http://schemas.openxmlformats.org/drawingml/2006/picture">
-                <pic:pic>
-                  <pic:nvPicPr>
-                    <pic:cNvPr descr="figures/fig5_cross_species.png" id="35" name="Picture"/>
-                    <pic:cNvPicPr>
-                      <a:picLocks noChangeArrowheads="1" noChangeAspect="1"/>
-                    </pic:cNvPicPr>
-                  </pic:nvPicPr>
-                  <pic:blipFill>
-                    <a:blip r:embed="rId33"/>
+                    <a:blip r:embed="rId30"/>
                     <a:stretch>
                       <a:fillRect/>
                     </a:stretch>
@@ -6375,7 +6701,7 @@
           <w:b/>
           <w:bCs/>
         </w:rPr>
-        <w:t xml:space="preserve">Figure 4.</w:t>
+        <w:t xml:space="preserve">Figure 3.</w:t>
       </w:r>
       <w:r>
         <w:t xml:space="preserve"> </w:t>
@@ -7087,8 +7413,8 @@
         </w:tc>
       </w:tr>
     </w:tbl>
-    <w:bookmarkEnd w:id="36"/>
-    <w:bookmarkStart w:id="37" w:name="real-data-performance"/>
+    <w:bookmarkEnd w:id="33"/>
+    <w:bookmarkStart w:id="34" w:name="real-data-performance"/>
     <w:p>
       <w:pPr>
         <w:pStyle w:val="Heading3"/>
@@ -7165,8 +7491,8 @@
         <w:t xml:space="preserve">ready for production cohorts.</w:t>
       </w:r>
     </w:p>
-    <w:bookmarkEnd w:id="37"/>
-    <w:bookmarkStart w:id="41" w:name="Xaa73ed9a56919e0c56c8b121598818ff89279a6"/>
+    <w:bookmarkEnd w:id="34"/>
+    <w:bookmarkStart w:id="38" w:name="Xaa73ed9a56919e0c56c8b121598818ff89279a6"/>
     <w:p>
       <w:pPr>
         <w:pStyle w:val="Heading3"/>
@@ -7288,7 +7614,7 @@
         <w:pStyle w:val="BodyText"/>
       </w:pPr>
       <w:r>
-        <w:t xml:space="preserve">Throughput scaled near-linearly (Figure 5): wall clock for the 16-sample</w:t>
+        <w:t xml:space="preserve">Throughput scaled near-linearly (Figure 4): wall clock for the 16-sample</w:t>
       </w:r>
       <w:r>
         <w:t xml:space="preserve"> </w:t>
@@ -7376,19 +7702,13 @@
         <w:t xml:space="preserve"> </w:t>
       </w:r>
       <w:r>
-        <w:t xml:space="preserve">resident set of each deacon process was ~3.1–3.7 GB at every worker</w:t>
-      </w:r>
-      <w:r>
-        <w:t xml:space="preserve"> </w:t>
-      </w:r>
-      <w:r>
-        <w:t xml:space="preserve">count — the memory-mapped 3.3 GB panhuman-1 index plus a small private</w:t>
-      </w:r>
-      <w:r>
-        <w:t xml:space="preserve"> </w:t>
-      </w:r>
-      <w:r>
-        <w:t xml:space="preserve">workspace. Because all workers map the same read-only index file, the</w:t>
+        <w:t xml:space="preserve">resident set of each deacon process was ~4.52 GiB at every worker count</w:t>
+      </w:r>
+      <w:r>
+        <w:t xml:space="preserve"> </w:t>
+      </w:r>
+      <w:r>
+        <w:t xml:space="preserve">— the memory-mapped 3.3 GB panhuman-1 index plus private workspace. Because all workers map the same read-only index file, the</w:t>
       </w:r>
       <w:r>
         <w:t xml:space="preserve"> </w:t>
@@ -7406,7 +7726,7 @@
         <w:t xml:space="preserve"> </w:t>
       </w:r>
       <w:r>
-        <w:t xml:space="preserve">Figure 5c therefore overcounts physical memory; it is shown to make the</w:t>
+        <w:t xml:space="preserve">Figure 4c therefore overcounts physical memory; it is shown to make the</w:t>
       </w:r>
       <w:r>
         <w:t xml:space="preserve"> </w:t>
@@ -7456,13 +7776,13 @@
         <w:t xml:space="preserve"> </w:t>
       </w:r>
       <w:r>
-        <w:t xml:space="preserve">shared-nothing nodes: 16 samples complete in 5 minutes at under 40 GB</w:t>
-      </w:r>
-      <w:r>
-        <w:t xml:space="preserve"> </w:t>
-      </w:r>
-      <w:r>
-        <w:t xml:space="preserve">aggregate per-process RSS.</w:t>
+        <w:t xml:space="preserve">shared-nothing nodes: 16 samples complete in 5 minutes with an active per-process RSS sum</w:t>
+      </w:r>
+      <w:r>
+        <w:t xml:space="preserve"> </w:t>
+      </w:r>
+      <w:r>
+        <w:t xml:space="preserve">below 34 GiB.</w:t>
       </w:r>
     </w:p>
     <w:p>
@@ -7474,18 +7794,18 @@
           <wp:inline>
             <wp:extent cx="5334000" cy="1544052"/>
             <wp:effectExtent b="0" l="0" r="0" t="0"/>
-            <wp:docPr descr="" title="" id="39" name="Picture"/>
+            <wp:docPr descr="" title="" id="36" name="Picture"/>
             <a:graphic>
               <a:graphicData uri="http://schemas.openxmlformats.org/drawingml/2006/picture">
                 <pic:pic>
                   <pic:nvPicPr>
-                    <pic:cNvPr descr="figures/fig7_parallel_scaling.png" id="40" name="Picture"/>
+                    <pic:cNvPr descr="figures/fig4_parallel_scaling.png" id="37" name="Picture"/>
                     <pic:cNvPicPr>
                       <a:picLocks noChangeArrowheads="1" noChangeAspect="1"/>
                     </pic:cNvPicPr>
                   </pic:nvPicPr>
                   <pic:blipFill>
-                    <a:blip r:embed="rId38"/>
+                    <a:blip r:embed="rId35"/>
                     <a:stretch>
                       <a:fillRect/>
                     </a:stretch>
@@ -7521,7 +7841,7 @@
           <w:b/>
           <w:bCs/>
         </w:rPr>
-        <w:t xml:space="preserve">Figure 5.</w:t>
+        <w:t xml:space="preserve">Figure 4.</w:t>
       </w:r>
       <w:r>
         <w:t xml:space="preserve"> </w:t>
@@ -7589,7 +7909,7 @@
         <w:t xml:space="preserve"> </w:t>
       </w:r>
       <w:r>
-        <w:t xml:space="preserve">~3.1–3.7 GB) and the sum over all workers (green). Because every worker</w:t>
+        <w:t xml:space="preserve">~4.52 GiB) and the sum over all workers (green). Because every worker</w:t>
       </w:r>
       <w:r>
         <w:t xml:space="preserve"> </w:t>
@@ -7610,8 +7930,8 @@
         <w:t xml:space="preserve">physical usage.</w:t>
       </w:r>
     </w:p>
-    <w:bookmarkEnd w:id="41"/>
-    <w:bookmarkStart w:id="42" w:name="the-depletion-backend-is-interchangeable"/>
+    <w:bookmarkEnd w:id="38"/>
+    <w:bookmarkStart w:id="39" w:name="the-depletion-backend-is-interchangeable"/>
     <w:p>
       <w:pPr>
         <w:pStyle w:val="Heading3"/>
@@ -7688,9 +8008,9 @@
         <w:t xml:space="preserve">FracMinHash sketching was evaluated and rejected (Section 2.10).</w:t>
       </w:r>
     </w:p>
-    <w:bookmarkEnd w:id="42"/>
-    <w:bookmarkEnd w:id="43"/>
-    <w:bookmarkStart w:id="44" w:name="discussion"/>
+    <w:bookmarkEnd w:id="39"/>
+    <w:bookmarkEnd w:id="40"/>
+    <w:bookmarkStart w:id="41" w:name="discussion"/>
     <w:p>
       <w:pPr>
         <w:pStyle w:val="Heading2"/>
@@ -7858,37 +8178,49 @@
         <w:t xml:space="preserve"> </w:t>
       </w:r>
       <w:r>
-        <w:t xml:space="preserve">more demanding baseline, and the deacon-based default meets it on both</w:t>
-      </w:r>
-      <w:r>
-        <w:t xml:space="preserve"> </w:t>
-      </w:r>
-      <w:r>
-        <w:t xml:space="preserve">axes: the full AUTO pipeline is 1.3–2.3× faster than fastp + Hostile</w:t>
-      </w:r>
-      <w:r>
-        <w:t xml:space="preserve"> </w:t>
-      </w:r>
-      <w:r>
-        <w:t xml:space="preserve">with equal-or-better F1 and zero host carry-over on high-host samples,</w:t>
-      </w:r>
-      <w:r>
-        <w:t xml:space="preserve"> </w:t>
-      </w:r>
-      <w:r>
-        <w:t xml:space="preserve">where fastp + Hostile retains ~0.67% (Table 2). KneadData, meanwhile,</w:t>
-      </w:r>
-      <w:r>
-        <w:t xml:space="preserve"> </w:t>
-      </w:r>
-      <w:r>
-        <w:t xml:space="preserve">retains the lowest memory footprint of any tool tested (1.16 GB); the</w:t>
-      </w:r>
-      <w:r>
-        <w:t xml:space="preserve"> </w:t>
-      </w:r>
-      <w:r>
-        <w:t xml:space="preserve">AUTO advantage is accuracy, verification and carry-over at 4.8 GB —</w:t>
+        <w:t xml:space="preserve">more demanding baseline, but the deacon-based default remains</w:t>
+      </w:r>
+      <w:r>
+        <w:t xml:space="preserve"> </w:t>
+      </w:r>
+      <w:r>
+        <w:t xml:space="preserve">1.29–2.30× faster across the full panel with comparable F1 on</w:t>
+      </w:r>
+      <w:r>
+        <w:t xml:space="preserve"> </w:t>
+      </w:r>
+      <w:r>
+        <w:t xml:space="preserve">high-host samples (maximum difference 0.00033) and zero host carry-over</w:t>
+      </w:r>
+      <w:r>
+        <w:t xml:space="preserve"> </w:t>
+      </w:r>
+      <w:r>
+        <w:t xml:space="preserve">where verification fires;</w:t>
+      </w:r>
+      <w:r>
+        <w:t xml:space="preserve"> </w:t>
+      </w:r>
+      <w:r>
+        <w:t xml:space="preserve">fastp + Hostile retains 0.17–0.68% host (Table 2). KneadData, meanwhile,</w:t>
+      </w:r>
+      <w:r>
+        <w:t xml:space="preserve"> </w:t>
+      </w:r>
+      <w:r>
+        <w:t xml:space="preserve">retains the lowest reported single-process memory footprint in our</w:t>
+      </w:r>
+      <w:r>
+        <w:t xml:space="preserve"> </w:t>
+      </w:r>
+      <w:r>
+        <w:t xml:space="preserve">benchmark (1.11 GiB); the AUTO advantage is accuracy, verification and</w:t>
+      </w:r>
+      <w:r>
+        <w:t xml:space="preserve"> </w:t>
+      </w:r>
+      <w:r>
+        <w:t xml:space="preserve">carry-over at 4.54 GiB —</w:t>
       </w:r>
       <w:r>
         <w:t xml:space="preserve"> </w:t>
@@ -8272,7 +8604,7 @@
         <w:t xml:space="preserve"> </w:t>
       </w:r>
       <w:r>
-        <w:t xml:space="preserve">factor (~2×), far smaller than the observed 44–130× gap for the deacon</w:t>
+        <w:t xml:space="preserve">factor (~2×), far smaller than the observed 41–130× gap for the deacon</w:t>
       </w:r>
       <w:r>
         <w:t xml:space="preserve"> </w:t>
@@ -8281,8 +8613,8 @@
         <w:t xml:space="preserve">depletion step, but we note the asymmetry for completeness.</w:t>
       </w:r>
     </w:p>
-    <w:bookmarkEnd w:id="44"/>
-    <w:bookmarkStart w:id="45" w:name="software-and-data-availability"/>
+    <w:bookmarkEnd w:id="41"/>
+    <w:bookmarkStart w:id="42" w:name="software-and-data-availability"/>
     <w:p>
       <w:pPr>
         <w:pStyle w:val="Heading2"/>
@@ -8347,8 +8679,8 @@
         <w:t xml:space="preserve">original data-access agreements.</w:t>
       </w:r>
     </w:p>
-    <w:bookmarkEnd w:id="45"/>
-    <w:bookmarkStart w:id="48" w:name="X5e7fc9a2bba330cc343b13bfe4d5c9bdb134d21"/>
+    <w:bookmarkEnd w:id="42"/>
+    <w:bookmarkStart w:id="45" w:name="X5e7fc9a2bba330cc343b13bfe4d5c9bdb134d21"/>
     <w:p>
       <w:pPr>
         <w:pStyle w:val="Heading2"/>
@@ -8371,7 +8703,7 @@
         <w:t xml:space="preserve">converted to a cover letter before submission.]</w:t>
       </w:r>
     </w:p>
-    <w:bookmarkStart w:id="46" w:name="suggested-target-venues"/>
+    <w:bookmarkStart w:id="43" w:name="suggested-target-venues"/>
     <w:p>
       <w:pPr>
         <w:pStyle w:val="Heading3"/>
@@ -8574,8 +8906,8 @@
         <w:t xml:space="preserve">good matches.</w:t>
       </w:r>
     </w:p>
-    <w:bookmarkEnd w:id="46"/>
-    <w:bookmarkStart w:id="47" w:name="Xe4ce7175756d72f51ca3648006be2d8103f8e26"/>
+    <w:bookmarkEnd w:id="43"/>
+    <w:bookmarkStart w:id="44" w:name="Xe4ce7175756d72f51ca3648006be2d8103f8e26"/>
     <w:p>
       <w:pPr>
         <w:pStyle w:val="Heading3"/>
@@ -8722,7 +9054,7 @@
               <w:pStyle w:val="Compact"/>
             </w:pPr>
             <w:r>
-              <w:t xml:space="preserve">KneadData runs at 100 M reads cost ~4 h each, so the panel concentrates on the host-fraction and depth range that spans the practical use cases (1–90% host, 5–100 M reads). The cross-species panel and the real-data cohort extend generalisability beyond it.</w:t>
+              <w:t xml:space="preserve">The six datasets span the practical host-fraction and depth range (1–90% host, 5–100 M reads). All four tools are reported for all six datasets; 100M comparator arms use single runs because KneadData costs ~2–4 h per run. The cross-species panel and the real-data cohort extend generalisability beyond it.</w:t>
             </w:r>
           </w:p>
         </w:tc>
@@ -8917,7 +9249,7 @@
               <w:pStyle w:val="Compact"/>
             </w:pPr>
             <w:r>
-              <w:t xml:space="preserve">RustyClean integrates QC, adaptive verification (0.0035–0.0042% → 0.0000% host carry on high-host samples), pan-host index support, checkpointing, validation, and bounded concurrency in one binary; on the panel the full pipeline is 1.3–2.3× faster than fastp + Hostile with equal-or-better F1 and zero carry-over (Section 3.1). deacon alone lacks the verification tier, QC and orchestration (Discussion).</w:t>
+              <w:t xml:space="preserve">RustyClean integrates QC, adaptive verification (0.0035–0.0042% → 0.0000% host carry on high-host samples), pan-host index support, checkpointing, validation, and bounded concurrency in one binary; across the six-dataset panel the full pipeline is 1.29–2.30× faster than fastp + Hostile with zero high-host carry-over and comparable-or-better F1 (Section 3.1). deacon alone lacks the verification tier, QC and orchestration (Discussion).</w:t>
             </w:r>
           </w:p>
         </w:tc>
@@ -8956,27 +9288,15 @@
               <w:pStyle w:val="Compact"/>
             </w:pPr>
             <w:r>
-              <w:t xml:space="preserve">It is the fastest available engine by an order of magnitude and we replicate its reported behaviour on an independent panel with pinned v0.17.0. Alternative peer-reviewed backends (Bowtie2, minimap2, Kraken2) remain selectable via</w:t>
-            </w:r>
-            <w:r>
-              <w:t xml:space="preserve"> </w:t>
-            </w:r>
-            <w:r>
-              <w:rPr>
-                <w:rStyle w:val="VerbatimChar"/>
-              </w:rPr>
-              <w:t xml:space="preserve">--host-removal-mode</w:t>
-            </w:r>
-            <w:r>
-              <w:t xml:space="preserve">, so the pipeline does not hard-depend on deacon (Sections 2.1 and 3.5).</w:t>
+              <w:t xml:space="preserve">It is the fastest available engine by an order of magnitude and we replicate its reported behaviour on an independent panel with pinned v0.17.0. Alternative peer-reviewed backends were benchmarked in a separate pre-simplification research build; the streamlined production CLI is intentionally deacon/AUTO-focused (Sections 2.1 and 3.5).</w:t>
             </w:r>
           </w:p>
         </w:tc>
       </w:tr>
     </w:tbl>
-    <w:bookmarkEnd w:id="47"/>
-    <w:bookmarkEnd w:id="48"/>
-    <w:bookmarkStart w:id="49" w:name="references"/>
+    <w:bookmarkEnd w:id="44"/>
+    <w:bookmarkEnd w:id="45"/>
+    <w:bookmarkStart w:id="46" w:name="references"/>
     <w:p>
       <w:pPr>
         <w:pStyle w:val="Heading2"/>
@@ -9282,8 +9602,8 @@
         <w:t xml:space="preserve">doi:10.1101/2025.06.09.658732. Preprint: not peer reviewed.</w:t>
       </w:r>
     </w:p>
-    <w:bookmarkEnd w:id="49"/>
-    <w:bookmarkStart w:id="53" w:name="supplementary-material"/>
+    <w:bookmarkEnd w:id="46"/>
+    <w:bookmarkStart w:id="50" w:name="supplementary-material"/>
     <w:p>
       <w:pPr>
         <w:pStyle w:val="Heading2"/>
@@ -9301,18 +9621,18 @@
           <wp:inline>
             <wp:extent cx="5334000" cy="5334000"/>
             <wp:effectExtent b="0" l="0" r="0" t="0"/>
-            <wp:docPr descr="" title="" id="51" name="Picture"/>
+            <wp:docPr descr="" title="" id="48" name="Picture"/>
             <a:graphic>
               <a:graphicData uri="http://schemas.openxmlformats.org/drawingml/2006/picture">
                 <pic:pic>
                   <pic:nvPicPr>
-                    <pic:cNvPr descr="figures/figS1_backend_comparison.png" id="52" name="Picture"/>
+                    <pic:cNvPr descr="figures/figS1_backend_comparison.png" id="49" name="Picture"/>
                     <pic:cNvPicPr>
                       <a:picLocks noChangeArrowheads="1" noChangeAspect="1"/>
                     </pic:cNvPicPr>
                   </pic:nvPicPr>
                   <pic:blipFill>
-                    <a:blip r:embed="rId50"/>
+                    <a:blip r:embed="rId47"/>
                     <a:stretch>
                       <a:fillRect/>
                     </a:stretch>
@@ -10389,13 +10709,13 @@
         <w:t xml:space="preserve"> </w:t>
       </w:r>
       <w:r>
-        <w:t xml:space="preserve">The machine-readable tables behind</w:t>
-      </w:r>
-      <w:r>
-        <w:t xml:space="preserve"> </w:t>
-      </w:r>
-      <w:r>
-        <w:t xml:space="preserve">the deacon-based evaluation are available under</w:t>
+        <w:t xml:space="preserve">Per-figure summary tables used</w:t>
+      </w:r>
+      <w:r>
+        <w:t xml:space="preserve"> </w:t>
+      </w:r>
+      <w:r>
+        <w:t xml:space="preserve">directly by the plotting code are under</w:t>
       </w:r>
       <w:r>
         <w:t xml:space="preserve"> </w:t>
@@ -10404,10 +10724,16 @@
         <w:rPr>
           <w:rStyle w:val="VerbatimChar"/>
         </w:rPr>
-        <w:t xml:space="preserve">data/deacon_panel/</w:t>
-      </w:r>
-      <w:r>
-        <w:t xml:space="preserve">:</w:t>
+        <w:t xml:space="preserve">data/main_figures/</w:t>
+      </w:r>
+      <w:r>
+        <w:t xml:space="preserve">. Replicate-</w:t>
+      </w:r>
+      <w:r>
+        <w:t xml:space="preserve"> </w:t>
+      </w:r>
+      <w:r>
+        <w:t xml:space="preserve">and comparator-level source tables are under</w:t>
       </w:r>
       <w:r>
         <w:t xml:space="preserve"> </w:t>
@@ -10416,13 +10742,10 @@
         <w:rPr>
           <w:rStyle w:val="VerbatimChar"/>
         </w:rPr>
-        <w:t xml:space="preserve">five_way_summary.csv</w:t>
-      </w:r>
-      <w:r>
-        <w:t xml:space="preserve"> </w:t>
-      </w:r>
-      <w:r>
-        <w:t xml:space="preserve">(the four-way means of Table 2),</w:t>
+        <w:t xml:space="preserve">runs/deacon_panel/metrics/</w:t>
+      </w:r>
+      <w:r>
+        <w:t xml:space="preserve">:</w:t>
       </w:r>
       <w:r>
         <w:t xml:space="preserve"> </w:t>
@@ -10467,19 +10790,34 @@
         <w:rPr>
           <w:rStyle w:val="VerbatimChar"/>
         </w:rPr>
+        <w:t xml:space="preserve">fill_100m_comparators.csv</w:t>
+      </w:r>
+      <w:r>
+        <w:t xml:space="preserve"> </w:t>
+      </w:r>
+      <w:r>
+        <w:t xml:space="preserve">(single-run KneadData and</w:t>
+      </w:r>
+      <w:r>
+        <w:t xml:space="preserve"> </w:t>
+      </w:r>
+      <w:r>
+        <w:t xml:space="preserve">fastp + Hostile 100M measurements),</w:t>
+      </w:r>
+      <w:r>
+        <w:t xml:space="preserve"> </w:t>
+      </w:r>
+      <w:r>
+        <w:rPr>
+          <w:rStyle w:val="VerbatimChar"/>
+        </w:rPr>
         <w:t xml:space="preserve">cross_species_metrics.csv</w:t>
       </w:r>
       <w:r>
         <w:t xml:space="preserve"> </w:t>
       </w:r>
       <w:r>
-        <w:t xml:space="preserve">(per-species index runs behind</w:t>
-      </w:r>
-      <w:r>
-        <w:t xml:space="preserve"> </w:t>
-      </w:r>
-      <w:r>
-        <w:t xml:space="preserve">Table 3 and Figure 4),</w:t>
+        <w:t xml:space="preserve">(per-species index runs behind Table 3 and Figure 3),</w:t>
       </w:r>
       <w:r>
         <w:t xml:space="preserve"> </w:t>
@@ -10494,13 +10832,13 @@
         <w:t xml:space="preserve"> </w:t>
       </w:r>
       <w:r>
-        <w:t xml:space="preserve">(species-matched index</w:t>
-      </w:r>
-      <w:r>
-        <w:t xml:space="preserve"> </w:t>
-      </w:r>
-      <w:r>
-        <w:t xml:space="preserve">build time, memory and size), and</w:t>
+        <w:t xml:space="preserve">(species-matched index build time, memory and</w:t>
+      </w:r>
+      <w:r>
+        <w:t xml:space="preserve"> </w:t>
+      </w:r>
+      <w:r>
+        <w:t xml:space="preserve">size), and</w:t>
       </w:r>
       <w:r>
         <w:t xml:space="preserve"> </w:t>
@@ -10515,32 +10853,11 @@
         <w:t xml:space="preserve"> </w:t>
       </w:r>
       <w:r>
-        <w:t xml:space="preserve">with the</w:t>
-      </w:r>
-      <w:r>
-        <w:t xml:space="preserve"> </w:t>
-      </w:r>
-      <w:r>
-        <w:t xml:space="preserve">per-worker RSS samples under</w:t>
-      </w:r>
-      <w:r>
-        <w:t xml:space="preserve"> </w:t>
-      </w:r>
-      <w:r>
-        <w:rPr>
-          <w:rStyle w:val="VerbatimChar"/>
-        </w:rPr>
-        <w:t xml:space="preserve">parscale/</w:t>
-      </w:r>
-      <w:r>
-        <w:t xml:space="preserve"> </w:t>
-      </w:r>
-      <w:r>
-        <w:t xml:space="preserve">(Figure 5).</w:t>
-      </w:r>
-    </w:p>
-    <w:bookmarkEnd w:id="53"/>
-    <w:bookmarkEnd w:id="54"/>
+        <w:t xml:space="preserve">(Figure 4 scaling summary).</w:t>
+      </w:r>
+    </w:p>
+    <w:bookmarkEnd w:id="50"/>
+    <w:bookmarkEnd w:id="51"/>
     <w:sectPr>
       <w:footnotePr>
         <w:numRestart w:val="eachSect"/>
